--- a/eng/docx/010.content.docx
+++ b/eng/docx/010.content.docx
@@ -1763,7 +1763,7 @@
         <w:rPr>
           <w:lang w:val="en_US" w:bidi="en_US"/>
         </w:rPr>
-        <w:t>, the Jews who returned from exile married people who worshipped other gods. Ezra's solution was divorce but this is not a rule for Christians today. Under the new covenant with Jesus, the faith of a believer makes his or her marriage and children holy. So, marrying an unbeliever does not threaten the identity or purity of God's community (</w:t>
+        <w:t>, the Jews who returned from exile married people who worshipped other gods. Ezra's solution was divorce, but this is not a rule for Christians today. In the new covenant under Christ, the faith of a Christian makes his or her marriage and children acceptable before God. Because of this, marriage to an unbeliever does not threaten the identity or purity of God’s people (</w:t>
       </w:r>
       <w:hyperlink r:id="rId73">
         <w:r>
@@ -1781,7 +1781,7 @@
         <w:rPr>
           <w:lang w:val="en_US" w:bidi="en_US"/>
         </w:rPr>
-        <w:t>). The apostle Paul understood that divorce might happen if believers married non-believers. But he did not advise believers to divorce in such cases (</w:t>
+        <w:t>). Paul recognized that marriage between believers and unbelievers could be difficult and might end in separation. However, he told Christians not to seek divorce if the unbelieving spouse was willing to remain married (</w:t>
       </w:r>
       <w:hyperlink r:id="rId74">
         <w:r>

--- a/eng/docx/010.content.docx
+++ b/eng/docx/010.content.docx
@@ -150,26 +150,6 @@
           <w:lang w:val="en_US" w:bidi="en_US"/>
         </w:rPr>
         <w:t>I</w:t>
-      </w:r>
-      <w:r>
-        <w:rPr>
-          <w:lang w:val="en_US" w:bidi="en_US"/>
-        </w:rPr>
-      </w:r>
-    </w:p>
-    <w:p>
-      <w:pPr/>
-      <w:r>
-        <w:rPr>
-          <w:lang w:val="en_US" w:bidi="en_US"/>
-        </w:rPr>
-      </w:r>
-      <w:r>
-        <w:rPr>
-          <w:i/>
-          <w:lang w:val="en_US" w:bidi="en_US"/>
-        </w:rPr>
-        <w:t>Infertility, Inheriting the Land, Intermarriage and Divorce, Invasion, Israel’s Geography as Theology</w:t>
       </w:r>
       <w:r>
         <w:rPr>

--- a/eng/docx/010.content.docx
+++ b/eng/docx/010.content.docx
@@ -19,7 +19,7 @@
         <w:rPr>
           <w:lang w:val="en_US" w:bidi="en_US"/>
         </w:rPr>
-        <w:t>Resource: Study Notes - Themes (Tyndale)</w:t>
+        <w:t>Resource: Tyndale Open Study Notes</w:t>
       </w:r>
       <w:r>
         <w:rPr>
@@ -112,7 +112,7 @@
         <w:rPr>
           <w:lang w:val="en_US" w:bidi="en_US"/>
         </w:rPr>
-        <w:t>Study Notes - Themes (Tyndale)</w:t>
+        <w:t>Tyndale Open Study Notes</w:t>
       </w:r>
     </w:p>
     <w:p>

--- a/eng/docx/010.content.docx
+++ b/eng/docx/010.content.docx
@@ -149,7 +149,7 @@
         <w:rPr>
           <w:lang w:val="en_US" w:bidi="en_US"/>
         </w:rPr>
-        <w:t>I</w:t>
+        <w:t>J</w:t>
       </w:r>
       <w:r>
         <w:rPr>
@@ -212,7 +212,7 @@
         <w:rPr>
           <w:lang w:val="en_US" w:bidi="en_US"/>
         </w:rPr>
-        <w:t>Infertility</w:t>
+        <w:t>Jerusalem</w:t>
       </w:r>
       <w:r>
         <w:rPr>
@@ -231,7 +231,7 @@
         <w:rPr>
           <w:lang w:val="en_US" w:bidi="en_US"/>
         </w:rPr>
-        <w:t>Almost all of the wives of the patriarchs suffered infertility (they were unable to have children) before eventually having children. The only possible exception was Leah, and even she could not have children for some time (</w:t>
+        <w:t>Jerusalem was an active city as early as four hundred years before the time of King David. The Israelites never fully captured it when they conquered Canaan or during the time of the judges (</w:t>
       </w:r>
       <w:hyperlink r:id="rId13">
         <w:r>
@@ -242,7 +242,7 @@
             <w:color w:val="0000EE"/>
             <w:u w:val="single"/>
           </w:rPr>
-          <w:t>Genesis 11:30</w:t>
+          <w:t>Joshua 15:63</w:t>
         </w:r>
       </w:hyperlink>
       <w:r>
@@ -260,14 +260,14 @@
             <w:color w:val="0000EE"/>
             <w:u w:val="single"/>
           </w:rPr>
-          <w:t>25:21</w:t>
-        </w:r>
-      </w:hyperlink>
-      <w:r>
-        <w:rPr>
-          <w:lang w:val="en_US" w:bidi="en_US"/>
-        </w:rPr>
-        <w:t xml:space="preserve">; </w:t>
+          <w:t>Judges 1:8</w:t>
+        </w:r>
+      </w:hyperlink>
+      <w:r>
+        <w:rPr>
+          <w:lang w:val="en_US" w:bidi="en_US"/>
+        </w:rPr>
+        <w:t xml:space="preserve">, </w:t>
       </w:r>
       <w:hyperlink r:id="rId15">
         <w:r>
@@ -278,14 +278,14 @@
             <w:color w:val="0000EE"/>
             <w:u w:val="single"/>
           </w:rPr>
-          <w:t>29:31</w:t>
-        </w:r>
-      </w:hyperlink>
-      <w:r>
-        <w:rPr>
-          <w:lang w:val="en_US" w:bidi="en_US"/>
-        </w:rPr>
-        <w:t xml:space="preserve">; see also </w:t>
+          <w:t>21</w:t>
+        </w:r>
+      </w:hyperlink>
+      <w:r>
+        <w:rPr>
+          <w:lang w:val="en_US" w:bidi="en_US"/>
+        </w:rPr>
+        <w:t>). Israel established peaceful relations with the independent area of the Jebusites (</w:t>
       </w:r>
       <w:hyperlink r:id="rId16">
         <w:r>
@@ -296,14 +296,50 @@
             <w:color w:val="0000EE"/>
             <w:u w:val="single"/>
           </w:rPr>
-          <w:t>1 Samuel 1:1–18</w:t>
-        </w:r>
-      </w:hyperlink>
-      <w:r>
-        <w:rPr>
-          <w:lang w:val="en_US" w:bidi="en_US"/>
-        </w:rPr>
-        <w:t xml:space="preserve">). Children continued the family line, protected the tribe, and provided labor. They guaranteed that property stayed within the family, they had help in old age, and performed proper funeral ceremonies. </w:t>
+          <w:t>Judges 19:10–12</w:t>
+        </w:r>
+      </w:hyperlink>
+      <w:r>
+        <w:rPr>
+          <w:lang w:val="en_US" w:bidi="en_US"/>
+        </w:rPr>
+        <w:t>). Jerusalem was so difficult to capture that the Old Testament mentions only three successful invaders: David, Jehoash, and Nebuchadnezzar of Babylon (</w:t>
+      </w:r>
+      <w:hyperlink r:id="rId17">
+        <w:r>
+          <w:rPr>
+            <w:lang w:val="en_US" w:bidi="en_US"/>
+          </w:rPr>
+          <w:rPr>
+            <w:color w:val="0000EE"/>
+            <w:u w:val="single"/>
+          </w:rPr>
+          <w:t>2 Kings 14:11–14</w:t>
+        </w:r>
+      </w:hyperlink>
+      <w:r>
+        <w:rPr>
+          <w:lang w:val="en_US" w:bidi="en_US"/>
+        </w:rPr>
+        <w:t xml:space="preserve">; </w:t>
+      </w:r>
+      <w:hyperlink r:id="rId18">
+        <w:r>
+          <w:rPr>
+            <w:lang w:val="en_US" w:bidi="en_US"/>
+          </w:rPr>
+          <w:rPr>
+            <w:color w:val="0000EE"/>
+            <w:u w:val="single"/>
+          </w:rPr>
+          <w:t>2 Kings 25:1–10</w:t>
+        </w:r>
+      </w:hyperlink>
+      <w:r>
+        <w:rPr>
+          <w:lang w:val="en_US" w:bidi="en_US"/>
+        </w:rPr>
+        <w:t>).</w:t>
       </w:r>
     </w:p>
     <w:p>
@@ -317,43 +353,19 @@
         <w:rPr>
           <w:lang w:val="en_US" w:bidi="en_US"/>
         </w:rPr>
-        <w:t>Therefore, infertility was a serious disgrace for a woman in that culture (</w:t>
-      </w:r>
-      <w:hyperlink r:id="rId17">
-        <w:r>
-          <w:rPr>
-            <w:lang w:val="en_US" w:bidi="en_US"/>
-          </w:rPr>
-          <w:rPr>
-            <w:color w:val="0000EE"/>
-            <w:u w:val="single"/>
-          </w:rPr>
-          <w:t>Psalm 113:9</w:t>
-        </w:r>
-      </w:hyperlink>
-      <w:r>
-        <w:rPr>
-          <w:lang w:val="en_US" w:bidi="en_US"/>
-        </w:rPr>
-        <w:t xml:space="preserve">; </w:t>
-      </w:r>
-      <w:hyperlink r:id="rId18">
-        <w:r>
-          <w:rPr>
-            <w:lang w:val="en_US" w:bidi="en_US"/>
-          </w:rPr>
-          <w:rPr>
-            <w:color w:val="0000EE"/>
-            <w:u w:val="single"/>
-          </w:rPr>
-          <w:t>Proverbs 30:15–16</w:t>
-        </w:r>
-      </w:hyperlink>
-      <w:r>
-        <w:rPr>
-          <w:lang w:val="en_US" w:bidi="en_US"/>
-        </w:rPr>
-        <w:t xml:space="preserve">; </w:t>
+        <w:t xml:space="preserve">King David captured Jerusalem, possibly through a water tunnel (see </w:t>
+      </w:r>
+      <w:r>
+        <w:rPr>
+          <w:lang w:val="en_US" w:bidi="en_US"/>
+        </w:rPr>
+        <w:t>study note on 5:8</w:t>
+      </w:r>
+      <w:r>
+        <w:rPr>
+          <w:lang w:val="en_US" w:bidi="en_US"/>
+        </w:rPr>
+        <w:t xml:space="preserve">). He made Jerusalem the political capital of Israel. Then later it became the spiritual capital. </w:t>
       </w:r>
       <w:hyperlink r:id="rId19">
         <w:r>
@@ -364,14 +376,14 @@
             <w:color w:val="0000EE"/>
             <w:u w:val="single"/>
           </w:rPr>
-          <w:t>Isaiah 54:1</w:t>
-        </w:r>
-      </w:hyperlink>
-      <w:r>
-        <w:rPr>
-          <w:lang w:val="en_US" w:bidi="en_US"/>
-        </w:rPr>
-        <w:t>). She understood herself to be created as a vessel of life (</w:t>
+          <w:t>Psalm 48</w:t>
+        </w:r>
+      </w:hyperlink>
+      <w:r>
+        <w:rPr>
+          <w:lang w:val="en_US" w:bidi="en_US"/>
+        </w:rPr>
+        <w:t xml:space="preserve"> gives a beautiful and powerful description of Jerusalem as a fortress. It had towers, walls (bulwarks), and easily defended heights (citadels) on rugged terrain. This could have deceived those living there with a false sense of security or even idolatry. </w:t>
       </w:r>
       <w:hyperlink r:id="rId20">
         <w:r>
@@ -382,104 +394,14 @@
             <w:color w:val="0000EE"/>
             <w:u w:val="single"/>
           </w:rPr>
-          <w:t>Genesis 1:28</w:t>
-        </w:r>
-      </w:hyperlink>
-      <w:r>
-        <w:rPr>
-          <w:lang w:val="en_US" w:bidi="en_US"/>
-        </w:rPr>
-        <w:t xml:space="preserve">; </w:t>
-      </w:r>
-      <w:hyperlink r:id="rId21">
-        <w:r>
-          <w:rPr>
-            <w:lang w:val="en_US" w:bidi="en_US"/>
-          </w:rPr>
-          <w:rPr>
-            <w:color w:val="0000EE"/>
-            <w:u w:val="single"/>
-          </w:rPr>
-          <w:t>3:20</w:t>
-        </w:r>
-      </w:hyperlink>
-      <w:r>
-        <w:rPr>
-          <w:lang w:val="en_US" w:bidi="en_US"/>
-        </w:rPr>
-        <w:t>). So, people considered it as a denial of blessing, purpose, and desire (</w:t>
-      </w:r>
-      <w:hyperlink r:id="rId20">
-        <w:r>
-          <w:rPr>
-            <w:lang w:val="en_US" w:bidi="en_US"/>
-          </w:rPr>
-          <w:rPr>
-            <w:color w:val="0000EE"/>
-            <w:u w:val="single"/>
-          </w:rPr>
-          <w:t>1:28</w:t>
-        </w:r>
-      </w:hyperlink>
-      <w:r>
-        <w:rPr>
-          <w:lang w:val="en_US" w:bidi="en_US"/>
-        </w:rPr>
-        <w:t>). Infertility brought shame, ridicule, and intense jealousy (</w:t>
-      </w:r>
-      <w:hyperlink r:id="rId22">
-        <w:r>
-          <w:rPr>
-            <w:lang w:val="en_US" w:bidi="en_US"/>
-          </w:rPr>
-          <w:rPr>
-            <w:color w:val="0000EE"/>
-            <w:u w:val="single"/>
-          </w:rPr>
-          <w:t>1 Samuel 1:7</w:t>
-        </w:r>
-      </w:hyperlink>
-      <w:r>
-        <w:rPr>
-          <w:lang w:val="en_US" w:bidi="en_US"/>
-        </w:rPr>
-        <w:t xml:space="preserve"> </w:t>
-      </w:r>
-      <w:hyperlink r:id="rId23">
-        <w:r>
-          <w:rPr>
-            <w:lang w:val="en_US" w:bidi="en_US"/>
-          </w:rPr>
-          <w:rPr>
-            <w:color w:val="0000EE"/>
-            <w:u w:val="single"/>
-          </w:rPr>
-          <w:t>Genesis 16:4</w:t>
-        </w:r>
-      </w:hyperlink>
-      <w:r>
-        <w:rPr>
-          <w:lang w:val="en_US" w:bidi="en_US"/>
-        </w:rPr>
-        <w:t xml:space="preserve">; </w:t>
-      </w:r>
-      <w:hyperlink r:id="rId24">
-        <w:r>
-          <w:rPr>
-            <w:lang w:val="en_US" w:bidi="en_US"/>
-          </w:rPr>
-          <w:rPr>
-            <w:color w:val="0000EE"/>
-            <w:u w:val="single"/>
-          </w:rPr>
-          <w:t>30:1</w:t>
-        </w:r>
-      </w:hyperlink>
-      <w:r>
-        <w:rPr>
-          <w:lang w:val="en_US" w:bidi="en_US"/>
-        </w:rPr>
-        <w:t>).</w:t>
+          <w:t>Psalm 48:1–3</w:t>
+        </w:r>
+      </w:hyperlink>
+      <w:r>
+        <w:rPr>
+          <w:lang w:val="en_US" w:bidi="en_US"/>
+        </w:rPr>
+        <w:t xml:space="preserve"> reminds readers that Jerusalem's landscape did not make it safe, but because God was present.</w:t>
       </w:r>
     </w:p>
     <w:p>
@@ -493,7 +415,79 @@
         <w:rPr>
           <w:lang w:val="en_US" w:bidi="en_US"/>
         </w:rPr>
-        <w:t>In the Old Testament, childlessness is an issue related to God. The creator controls fertility (</w:t>
+        <w:t xml:space="preserve">Both the Old Testament and the New Testament call Jerusalem a "holy city" (see </w:t>
+      </w:r>
+      <w:hyperlink r:id="rId21">
+        <w:r>
+          <w:rPr>
+            <w:lang w:val="en_US" w:bidi="en_US"/>
+          </w:rPr>
+          <w:rPr>
+            <w:color w:val="0000EE"/>
+            <w:u w:val="single"/>
+          </w:rPr>
+          <w:t>Nehemiah 11:1</w:t>
+        </w:r>
+      </w:hyperlink>
+      <w:r>
+        <w:rPr>
+          <w:lang w:val="en_US" w:bidi="en_US"/>
+        </w:rPr>
+        <w:t xml:space="preserve">, </w:t>
+      </w:r>
+      <w:hyperlink r:id="rId22">
+        <w:r>
+          <w:rPr>
+            <w:lang w:val="en_US" w:bidi="en_US"/>
+          </w:rPr>
+          <w:rPr>
+            <w:color w:val="0000EE"/>
+            <w:u w:val="single"/>
+          </w:rPr>
+          <w:t>18</w:t>
+        </w:r>
+      </w:hyperlink>
+      <w:r>
+        <w:rPr>
+          <w:lang w:val="en_US" w:bidi="en_US"/>
+        </w:rPr>
+        <w:t xml:space="preserve">; </w:t>
+      </w:r>
+      <w:hyperlink r:id="rId23">
+        <w:r>
+          <w:rPr>
+            <w:lang w:val="en_US" w:bidi="en_US"/>
+          </w:rPr>
+          <w:rPr>
+            <w:color w:val="0000EE"/>
+            <w:u w:val="single"/>
+          </w:rPr>
+          <w:t>Isaiah 52:1</w:t>
+        </w:r>
+      </w:hyperlink>
+      <w:r>
+        <w:rPr>
+          <w:lang w:val="en_US" w:bidi="en_US"/>
+        </w:rPr>
+        <w:t xml:space="preserve">; </w:t>
+      </w:r>
+      <w:hyperlink r:id="rId24">
+        <w:r>
+          <w:rPr>
+            <w:lang w:val="en_US" w:bidi="en_US"/>
+          </w:rPr>
+          <w:rPr>
+            <w:color w:val="0000EE"/>
+            <w:u w:val="single"/>
+          </w:rPr>
+          <w:t>Daniel 9:24</w:t>
+        </w:r>
+      </w:hyperlink>
+      <w:r>
+        <w:rPr>
+          <w:lang w:val="en_US" w:bidi="en_US"/>
+        </w:rPr>
+        <w:t xml:space="preserve">; </w:t>
       </w:r>
       <w:hyperlink r:id="rId25">
         <w:r>
@@ -504,7 +498,7 @@
             <w:color w:val="0000EE"/>
             <w:u w:val="single"/>
           </w:rPr>
-          <w:t>Genesis 20:17–18</w:t>
+          <w:t>Matthew 4:5</w:t>
         </w:r>
       </w:hyperlink>
       <w:r>
@@ -522,14 +516,14 @@
             <w:color w:val="0000EE"/>
             <w:u w:val="single"/>
           </w:rPr>
-          <w:t>30:2</w:t>
-        </w:r>
-      </w:hyperlink>
-      <w:r>
-        <w:rPr>
-          <w:lang w:val="en_US" w:bidi="en_US"/>
-        </w:rPr>
-        <w:t xml:space="preserve">, </w:t>
+          <w:t>27:53</w:t>
+        </w:r>
+      </w:hyperlink>
+      <w:r>
+        <w:rPr>
+          <w:lang w:val="en_US" w:bidi="en_US"/>
+        </w:rPr>
+        <w:t xml:space="preserve">; </w:t>
       </w:r>
       <w:hyperlink r:id="rId27">
         <w:r>
@@ -540,140 +534,14 @@
             <w:color w:val="0000EE"/>
             <w:u w:val="single"/>
           </w:rPr>
-          <w:t>22–23</w:t>
-        </w:r>
-      </w:hyperlink>
-      <w:r>
-        <w:rPr>
-          <w:lang w:val="en_US" w:bidi="en_US"/>
-        </w:rPr>
-        <w:t xml:space="preserve">; </w:t>
-      </w:r>
-      <w:hyperlink r:id="rId28">
-        <w:r>
-          <w:rPr>
-            <w:lang w:val="en_US" w:bidi="en_US"/>
-          </w:rPr>
-          <w:rPr>
-            <w:color w:val="0000EE"/>
-            <w:u w:val="single"/>
-          </w:rPr>
-          <w:t>1 Samuel 1:6</w:t>
-        </w:r>
-      </w:hyperlink>
-      <w:r>
-        <w:rPr>
-          <w:lang w:val="en_US" w:bidi="en_US"/>
-        </w:rPr>
-        <w:t xml:space="preserve">, </w:t>
-      </w:r>
-      <w:hyperlink r:id="rId29">
-        <w:r>
-          <w:rPr>
-            <w:lang w:val="en_US" w:bidi="en_US"/>
-          </w:rPr>
-          <w:rPr>
-            <w:color w:val="0000EE"/>
-            <w:u w:val="single"/>
-          </w:rPr>
-          <w:t>27</w:t>
-        </w:r>
-      </w:hyperlink>
-      <w:r>
-        <w:rPr>
-          <w:lang w:val="en_US" w:bidi="en_US"/>
-        </w:rPr>
-        <w:t>). He decides who can have children based on his plans and promises (</w:t>
-      </w:r>
-      <w:hyperlink r:id="rId30">
-        <w:r>
-          <w:rPr>
-            <w:lang w:val="en_US" w:bidi="en_US"/>
-          </w:rPr>
-          <w:rPr>
-            <w:color w:val="0000EE"/>
-            <w:u w:val="single"/>
-          </w:rPr>
-          <w:t>Genesis 17:19</w:t>
-        </w:r>
-      </w:hyperlink>
-      <w:r>
-        <w:rPr>
-          <w:lang w:val="en_US" w:bidi="en_US"/>
-        </w:rPr>
-        <w:t xml:space="preserve">; </w:t>
-      </w:r>
-      <w:hyperlink r:id="rId26">
-        <w:r>
-          <w:rPr>
-            <w:lang w:val="en_US" w:bidi="en_US"/>
-          </w:rPr>
-          <w:rPr>
-            <w:color w:val="0000EE"/>
-            <w:u w:val="single"/>
-          </w:rPr>
-          <w:t>30:2</w:t>
-        </w:r>
-      </w:hyperlink>
-      <w:r>
-        <w:rPr>
-          <w:lang w:val="en_US" w:bidi="en_US"/>
-        </w:rPr>
-        <w:t xml:space="preserve">; </w:t>
-      </w:r>
-      <w:hyperlink r:id="rId17">
-        <w:r>
-          <w:rPr>
-            <w:lang w:val="en_US" w:bidi="en_US"/>
-          </w:rPr>
-          <w:rPr>
-            <w:color w:val="0000EE"/>
-            <w:u w:val="single"/>
-          </w:rPr>
-          <w:t>Psalm 113:9</w:t>
-        </w:r>
-      </w:hyperlink>
-      <w:r>
-        <w:rPr>
-          <w:lang w:val="en_US" w:bidi="en_US"/>
-        </w:rPr>
-        <w:t xml:space="preserve">; </w:t>
-      </w:r>
-      <w:hyperlink r:id="rId31">
-        <w:r>
-          <w:rPr>
-            <w:lang w:val="en_US" w:bidi="en_US"/>
-          </w:rPr>
-          <w:rPr>
-            <w:color w:val="0000EE"/>
-            <w:u w:val="single"/>
-          </w:rPr>
-          <w:t>Luke 1:11–20</w:t>
-        </w:r>
-      </w:hyperlink>
-      <w:r>
-        <w:rPr>
-          <w:lang w:val="en_US" w:bidi="en_US"/>
-        </w:rPr>
-        <w:t xml:space="preserve">; </w:t>
-      </w:r>
-      <w:hyperlink r:id="rId32">
-        <w:r>
-          <w:rPr>
-            <w:lang w:val="en_US" w:bidi="en_US"/>
-          </w:rPr>
-          <w:rPr>
-            <w:color w:val="0000EE"/>
-            <w:u w:val="single"/>
-          </w:rPr>
-          <w:t>Romans 4:19</w:t>
-        </w:r>
-      </w:hyperlink>
-      <w:r>
-        <w:rPr>
-          <w:lang w:val="en_US" w:bidi="en_US"/>
-        </w:rPr>
-        <w:t xml:space="preserve">). God often used infertility before the birth of a promised or special child, to show it was his work. </w:t>
+          <w:t>Revelation 21:2</w:t>
+        </w:r>
+      </w:hyperlink>
+      <w:r>
+        <w:rPr>
+          <w:lang w:val="en_US" w:bidi="en_US"/>
+        </w:rPr>
+        <w:t xml:space="preserve">). It is the only city described this way in the Bible. Why is this city considered holy? It is certainly not because of the holiness of its people. In fact, the Babylonians destroyed the city in 586 BC because the people were so unholy. </w:t>
       </w:r>
     </w:p>
     <w:p>
@@ -687,18 +555,90 @@
         <w:rPr>
           <w:lang w:val="en_US" w:bidi="en_US"/>
         </w:rPr>
-        <w:t>Not being able to have children tests patience and encourages prayer and faith (</w:t>
-      </w:r>
-      <w:hyperlink r:id="rId14">
-        <w:r>
-          <w:rPr>
-            <w:lang w:val="en_US" w:bidi="en_US"/>
-          </w:rPr>
-          <w:rPr>
-            <w:color w:val="0000EE"/>
-            <w:u w:val="single"/>
-          </w:rPr>
-          <w:t>Genesis 25:21</w:t>
+        <w:t>It was also not holy because it was Israel's capital for many centuries. Jerusalem was a holy city because God chose it (</w:t>
+      </w:r>
+      <w:hyperlink r:id="rId28">
+        <w:r>
+          <w:rPr>
+            <w:lang w:val="en_US" w:bidi="en_US"/>
+          </w:rPr>
+          <w:rPr>
+            <w:color w:val="0000EE"/>
+            <w:u w:val="single"/>
+          </w:rPr>
+          <w:t>1 Kings 8:44</w:t>
+        </w:r>
+      </w:hyperlink>
+      <w:r>
+        <w:rPr>
+          <w:lang w:val="en_US" w:bidi="en_US"/>
+        </w:rPr>
+        <w:t xml:space="preserve">, </w:t>
+      </w:r>
+      <w:hyperlink r:id="rId29">
+        <w:r>
+          <w:rPr>
+            <w:lang w:val="en_US" w:bidi="en_US"/>
+          </w:rPr>
+          <w:rPr>
+            <w:color w:val="0000EE"/>
+            <w:u w:val="single"/>
+          </w:rPr>
+          <w:t>48</w:t>
+        </w:r>
+      </w:hyperlink>
+      <w:r>
+        <w:rPr>
+          <w:lang w:val="en_US" w:bidi="en_US"/>
+        </w:rPr>
+        <w:t xml:space="preserve">; </w:t>
+      </w:r>
+      <w:hyperlink r:id="rId30">
+        <w:r>
+          <w:rPr>
+            <w:lang w:val="en_US" w:bidi="en_US"/>
+          </w:rPr>
+          <w:rPr>
+            <w:color w:val="0000EE"/>
+            <w:u w:val="single"/>
+          </w:rPr>
+          <w:t>11:13</w:t>
+        </w:r>
+      </w:hyperlink>
+      <w:r>
+        <w:rPr>
+          <w:lang w:val="en_US" w:bidi="en_US"/>
+        </w:rPr>
+        <w:t xml:space="preserve">, </w:t>
+      </w:r>
+      <w:hyperlink r:id="rId31">
+        <w:r>
+          <w:rPr>
+            <w:lang w:val="en_US" w:bidi="en_US"/>
+          </w:rPr>
+          <w:rPr>
+            <w:color w:val="0000EE"/>
+            <w:u w:val="single"/>
+          </w:rPr>
+          <w:t>32</w:t>
+        </w:r>
+      </w:hyperlink>
+      <w:r>
+        <w:rPr>
+          <w:lang w:val="en_US" w:bidi="en_US"/>
+        </w:rPr>
+        <w:t xml:space="preserve">, </w:t>
+      </w:r>
+      <w:hyperlink r:id="rId32">
+        <w:r>
+          <w:rPr>
+            <w:lang w:val="en_US" w:bidi="en_US"/>
+          </w:rPr>
+          <w:rPr>
+            <w:color w:val="0000EE"/>
+            <w:u w:val="single"/>
+          </w:rPr>
+          <w:t>36</w:t>
         </w:r>
       </w:hyperlink>
       <w:r>
@@ -716,14 +656,14 @@
             <w:color w:val="0000EE"/>
             <w:u w:val="single"/>
           </w:rPr>
-          <w:t>1 Samuel 1:11</w:t>
-        </w:r>
-      </w:hyperlink>
-      <w:r>
-        <w:rPr>
-          <w:lang w:val="en_US" w:bidi="en_US"/>
-        </w:rPr>
-        <w:t>). Abraham learned to trust God's promise long before his child was born (</w:t>
+          <w:t>2 Chronicles 6:5</w:t>
+        </w:r>
+      </w:hyperlink>
+      <w:r>
+        <w:rPr>
+          <w:lang w:val="en_US" w:bidi="en_US"/>
+        </w:rPr>
+        <w:t xml:space="preserve">, </w:t>
       </w:r>
       <w:hyperlink r:id="rId34">
         <w:r>
@@ -734,14 +674,14 @@
             <w:color w:val="0000EE"/>
             <w:u w:val="single"/>
           </w:rPr>
-          <w:t>Genesis 15:4–6</w:t>
-        </w:r>
-      </w:hyperlink>
-      <w:r>
-        <w:rPr>
-          <w:lang w:val="en_US" w:bidi="en_US"/>
-        </w:rPr>
-        <w:t xml:space="preserve">; </w:t>
+          <w:t>34</w:t>
+        </w:r>
+      </w:hyperlink>
+      <w:r>
+        <w:rPr>
+          <w:lang w:val="en_US" w:bidi="en_US"/>
+        </w:rPr>
+        <w:t xml:space="preserve">). Because he chose it, he placed his glory and his name there (see </w:t>
       </w:r>
       <w:hyperlink r:id="rId35">
         <w:r>
@@ -752,7 +692,7 @@
             <w:color w:val="0000EE"/>
             <w:u w:val="single"/>
           </w:rPr>
-          <w:t>17:15–21</w:t>
+          <w:t>1 Kings 14:21</w:t>
         </w:r>
       </w:hyperlink>
       <w:r>
@@ -770,14 +710,50 @@
             <w:color w:val="0000EE"/>
             <w:u w:val="single"/>
           </w:rPr>
-          <w:t>Romans 4:20–22</w:t>
-        </w:r>
-      </w:hyperlink>
-      <w:r>
-        <w:rPr>
-          <w:lang w:val="en_US" w:bidi="en_US"/>
-        </w:rPr>
-        <w:t>). When an infertile couple has a child, it shows God's faithfulness and creative power.</w:t>
+          <w:t>2 Chronicles 12:13</w:t>
+        </w:r>
+      </w:hyperlink>
+      <w:r>
+        <w:rPr>
+          <w:lang w:val="en_US" w:bidi="en_US"/>
+        </w:rPr>
+        <w:t xml:space="preserve">; </w:t>
+      </w:r>
+      <w:hyperlink r:id="rId37">
+        <w:r>
+          <w:rPr>
+            <w:lang w:val="en_US" w:bidi="en_US"/>
+          </w:rPr>
+          <w:rPr>
+            <w:color w:val="0000EE"/>
+            <w:u w:val="single"/>
+          </w:rPr>
+          <w:t>Ezekiel 8–10</w:t>
+        </w:r>
+      </w:hyperlink>
+      <w:r>
+        <w:rPr>
+          <w:lang w:val="en_US" w:bidi="en_US"/>
+        </w:rPr>
+        <w:t xml:space="preserve">; </w:t>
+      </w:r>
+      <w:hyperlink r:id="rId38">
+        <w:r>
+          <w:rPr>
+            <w:lang w:val="en_US" w:bidi="en_US"/>
+          </w:rPr>
+          <w:rPr>
+            <w:color w:val="0000EE"/>
+            <w:u w:val="single"/>
+          </w:rPr>
+          <w:t>43:1–27</w:t>
+        </w:r>
+      </w:hyperlink>
+      <w:r>
+        <w:rPr>
+          <w:lang w:val="en_US" w:bidi="en_US"/>
+        </w:rPr>
+        <w:t>).</w:t>
       </w:r>
     </w:p>
     <w:p>
@@ -791,7 +767,61 @@
         <w:rPr>
           <w:lang w:val="en_US" w:bidi="en_US"/>
         </w:rPr>
-        <w:t>God's delays do not always mean denial. They remind people to use challenges for growth and to appreciate children as gifts. A childless home can focus on devotion to God, accepting his will. Some couples may remain unable to have children for their entire lives. God's people should not isolate those experiencing infertility. Instead, they should offer love and support.</w:t>
+        <w:t xml:space="preserve">In the gospels and book of Acts, Jerusalem remained very important. Herod the Great was king of Judea from 37–4 BC. He expanded the city of Jerusalem and led major building projects, including the temple. It was still the center of Israel’s spiritual life (see, for example, </w:t>
+      </w:r>
+      <w:hyperlink r:id="rId39">
+        <w:r>
+          <w:rPr>
+            <w:lang w:val="en_US" w:bidi="en_US"/>
+          </w:rPr>
+          <w:rPr>
+            <w:color w:val="0000EE"/>
+            <w:u w:val="single"/>
+          </w:rPr>
+          <w:t>Acts 2:46</w:t>
+        </w:r>
+      </w:hyperlink>
+      <w:r>
+        <w:rPr>
+          <w:lang w:val="en_US" w:bidi="en_US"/>
+        </w:rPr>
+        <w:t xml:space="preserve">; </w:t>
+      </w:r>
+      <w:hyperlink r:id="rId40">
+        <w:r>
+          <w:rPr>
+            <w:lang w:val="en_US" w:bidi="en_US"/>
+          </w:rPr>
+          <w:rPr>
+            <w:color w:val="0000EE"/>
+            <w:u w:val="single"/>
+          </w:rPr>
+          <w:t>3:1–26</w:t>
+        </w:r>
+      </w:hyperlink>
+      <w:r>
+        <w:rPr>
+          <w:lang w:val="en_US" w:bidi="en_US"/>
+        </w:rPr>
+        <w:t xml:space="preserve">; </w:t>
+      </w:r>
+      <w:hyperlink r:id="rId41">
+        <w:r>
+          <w:rPr>
+            <w:lang w:val="en_US" w:bidi="en_US"/>
+          </w:rPr>
+          <w:rPr>
+            <w:color w:val="0000EE"/>
+            <w:u w:val="single"/>
+          </w:rPr>
+          <w:t>5:12</w:t>
+        </w:r>
+      </w:hyperlink>
+      <w:r>
+        <w:rPr>
+          <w:lang w:val="en_US" w:bidi="en_US"/>
+        </w:rPr>
+        <w:t xml:space="preserve">). Many events in the lives of Jesus and his followers happened in Jerusalem. </w:t>
       </w:r>
     </w:p>
     <w:p>
@@ -803,10 +833,63 @@
       </w:r>
       <w:r>
         <w:rPr>
-          <w:u w:val="single"/>
-          <w:lang w:val="en_US" w:bidi="en_US"/>
-        </w:rPr>
-        <w:t>Passages for Further Study</w:t>
+          <w:lang w:val="en_US" w:bidi="en_US"/>
+        </w:rPr>
+        <w:t xml:space="preserve">Jesus spoke harshly about Jerusalem (see </w:t>
+      </w:r>
+      <w:hyperlink r:id="rId42">
+        <w:r>
+          <w:rPr>
+            <w:lang w:val="en_US" w:bidi="en_US"/>
+          </w:rPr>
+          <w:rPr>
+            <w:color w:val="0000EE"/>
+            <w:u w:val="single"/>
+          </w:rPr>
+          <w:t>Matthew 23:37–39</w:t>
+        </w:r>
+      </w:hyperlink>
+      <w:r>
+        <w:rPr>
+          <w:lang w:val="en_US" w:bidi="en_US"/>
+        </w:rPr>
+        <w:t xml:space="preserve">). He was especially harsh towards its leaders. They eventually killed him in Jerusalem. Jesus warned that God would judge the city (see </w:t>
+      </w:r>
+      <w:hyperlink r:id="rId43">
+        <w:r>
+          <w:rPr>
+            <w:lang w:val="en_US" w:bidi="en_US"/>
+          </w:rPr>
+          <w:rPr>
+            <w:color w:val="0000EE"/>
+            <w:u w:val="single"/>
+          </w:rPr>
+          <w:t>Mark 13:1–2</w:t>
+        </w:r>
+      </w:hyperlink>
+      <w:r>
+        <w:rPr>
+          <w:lang w:val="en_US" w:bidi="en_US"/>
+        </w:rPr>
+        <w:t xml:space="preserve">; </w:t>
+      </w:r>
+      <w:hyperlink r:id="rId44">
+        <w:r>
+          <w:rPr>
+            <w:lang w:val="en_US" w:bidi="en_US"/>
+          </w:rPr>
+          <w:rPr>
+            <w:color w:val="0000EE"/>
+            <w:u w:val="single"/>
+          </w:rPr>
+          <w:t>Luke 21:20–24</w:t>
+        </w:r>
+      </w:hyperlink>
+      <w:r>
+        <w:rPr>
+          <w:lang w:val="en_US" w:bidi="en_US"/>
+        </w:rPr>
+        <w:t>). His words came true when the Romans destroyed Jerusalem in AD 70.</w:t>
       </w:r>
     </w:p>
     <w:p>
@@ -816,221 +899,11 @@
           <w:lang w:val="en_US" w:bidi="en_US"/>
         </w:rPr>
       </w:r>
-      <w:hyperlink r:id="rId37">
-        <w:r>
-          <w:rPr>
-            <w:lang w:val="en_US" w:bidi="en_US"/>
-          </w:rPr>
-          <w:rPr>
-            <w:color w:val="0000EE"/>
-            <w:u w:val="single"/>
-          </w:rPr>
-          <w:t>Genesis 16:1–6</w:t>
-        </w:r>
-      </w:hyperlink>
-      <w:r>
-        <w:rPr>
-          <w:lang w:val="en_US" w:bidi="en_US"/>
-        </w:rPr>
-        <w:t xml:space="preserve">; </w:t>
-      </w:r>
-      <w:hyperlink r:id="rId35">
-        <w:r>
-          <w:rPr>
-            <w:lang w:val="en_US" w:bidi="en_US"/>
-          </w:rPr>
-          <w:rPr>
-            <w:color w:val="0000EE"/>
-            <w:u w:val="single"/>
-          </w:rPr>
-          <w:t>17:15–21</w:t>
-        </w:r>
-      </w:hyperlink>
-      <w:r>
-        <w:rPr>
-          <w:lang w:val="en_US" w:bidi="en_US"/>
-        </w:rPr>
-        <w:t xml:space="preserve">; </w:t>
-      </w:r>
-      <w:hyperlink r:id="rId25">
-        <w:r>
-          <w:rPr>
-            <w:lang w:val="en_US" w:bidi="en_US"/>
-          </w:rPr>
-          <w:rPr>
-            <w:color w:val="0000EE"/>
-            <w:u w:val="single"/>
-          </w:rPr>
-          <w:t>20:17–18</w:t>
-        </w:r>
-      </w:hyperlink>
-      <w:r>
-        <w:rPr>
-          <w:lang w:val="en_US" w:bidi="en_US"/>
-        </w:rPr>
-        <w:t xml:space="preserve">; </w:t>
-      </w:r>
-      <w:hyperlink r:id="rId14">
-        <w:r>
-          <w:rPr>
-            <w:lang w:val="en_US" w:bidi="en_US"/>
-          </w:rPr>
-          <w:rPr>
-            <w:color w:val="0000EE"/>
-            <w:u w:val="single"/>
-          </w:rPr>
-          <w:t>25:21</w:t>
-        </w:r>
-      </w:hyperlink>
-      <w:r>
-        <w:rPr>
-          <w:lang w:val="en_US" w:bidi="en_US"/>
-        </w:rPr>
-        <w:t xml:space="preserve">; </w:t>
-      </w:r>
-      <w:hyperlink r:id="rId15">
-        <w:r>
-          <w:rPr>
-            <w:lang w:val="en_US" w:bidi="en_US"/>
-          </w:rPr>
-          <w:rPr>
-            <w:color w:val="0000EE"/>
-            <w:u w:val="single"/>
-          </w:rPr>
-          <w:t>29:31</w:t>
-        </w:r>
-      </w:hyperlink>
-      <w:r>
-        <w:rPr>
-          <w:lang w:val="en_US" w:bidi="en_US"/>
-        </w:rPr>
-        <w:t xml:space="preserve">; </w:t>
-      </w:r>
-      <w:hyperlink r:id="rId38">
-        <w:r>
-          <w:rPr>
-            <w:lang w:val="en_US" w:bidi="en_US"/>
-          </w:rPr>
-          <w:rPr>
-            <w:color w:val="0000EE"/>
-            <w:u w:val="single"/>
-          </w:rPr>
-          <w:t>30:1–2</w:t>
-        </w:r>
-      </w:hyperlink>
-      <w:r>
-        <w:rPr>
-          <w:lang w:val="en_US" w:bidi="en_US"/>
-        </w:rPr>
-        <w:t xml:space="preserve">, </w:t>
-      </w:r>
-      <w:hyperlink r:id="rId39">
-        <w:r>
-          <w:rPr>
-            <w:lang w:val="en_US" w:bidi="en_US"/>
-          </w:rPr>
-          <w:rPr>
-            <w:color w:val="0000EE"/>
-            <w:u w:val="single"/>
-          </w:rPr>
-          <w:t>22–24</w:t>
-        </w:r>
-      </w:hyperlink>
-      <w:r>
-        <w:rPr>
-          <w:lang w:val="en_US" w:bidi="en_US"/>
-        </w:rPr>
-        <w:t xml:space="preserve">; </w:t>
-      </w:r>
-      <w:hyperlink r:id="rId40">
-        <w:r>
-          <w:rPr>
-            <w:lang w:val="en_US" w:bidi="en_US"/>
-          </w:rPr>
-          <w:rPr>
-            <w:color w:val="0000EE"/>
-            <w:u w:val="single"/>
-          </w:rPr>
-          <w:t>Exodus 23:25–26</w:t>
-        </w:r>
-      </w:hyperlink>
-      <w:r>
-        <w:rPr>
-          <w:lang w:val="en_US" w:bidi="en_US"/>
-        </w:rPr>
-        <w:t xml:space="preserve">; </w:t>
-      </w:r>
-      <w:hyperlink r:id="rId41">
-        <w:r>
-          <w:rPr>
-            <w:lang w:val="en_US" w:bidi="en_US"/>
-          </w:rPr>
-          <w:rPr>
-            <w:color w:val="0000EE"/>
-            <w:u w:val="single"/>
-          </w:rPr>
-          <w:t>Deuteronomy 7:12–15</w:t>
-        </w:r>
-      </w:hyperlink>
-      <w:r>
-        <w:rPr>
-          <w:lang w:val="en_US" w:bidi="en_US"/>
-        </w:rPr>
-        <w:t xml:space="preserve">; </w:t>
-      </w:r>
-      <w:hyperlink r:id="rId42">
-        <w:r>
-          <w:rPr>
-            <w:lang w:val="en_US" w:bidi="en_US"/>
-          </w:rPr>
-          <w:rPr>
-            <w:color w:val="0000EE"/>
-            <w:u w:val="single"/>
-          </w:rPr>
-          <w:t>Judges 13:2–5</w:t>
-        </w:r>
-      </w:hyperlink>
-      <w:r>
-        <w:rPr>
-          <w:lang w:val="en_US" w:bidi="en_US"/>
-        </w:rPr>
-        <w:t xml:space="preserve">; </w:t>
-      </w:r>
-      <w:hyperlink r:id="rId43">
-        <w:r>
-          <w:rPr>
-            <w:lang w:val="en_US" w:bidi="en_US"/>
-          </w:rPr>
-          <w:rPr>
-            <w:color w:val="0000EE"/>
-            <w:u w:val="single"/>
-          </w:rPr>
-          <w:t>1 Samuel 1:2–28</w:t>
-        </w:r>
-      </w:hyperlink>
-      <w:r>
-        <w:rPr>
-          <w:lang w:val="en_US" w:bidi="en_US"/>
-        </w:rPr>
-        <w:t xml:space="preserve">; </w:t>
-      </w:r>
-      <w:hyperlink r:id="rId44">
-        <w:r>
-          <w:rPr>
-            <w:lang w:val="en_US" w:bidi="en_US"/>
-          </w:rPr>
-          <w:rPr>
-            <w:color w:val="0000EE"/>
-            <w:u w:val="single"/>
-          </w:rPr>
-          <w:t>2:5–7</w:t>
-        </w:r>
-      </w:hyperlink>
-      <w:r>
-        <w:rPr>
-          <w:lang w:val="en_US" w:bidi="en_US"/>
-        </w:rPr>
-        <w:t xml:space="preserve">; </w:t>
+      <w:r>
+        <w:rPr>
+          <w:lang w:val="en_US" w:bidi="en_US"/>
+        </w:rPr>
+        <w:t>The New Testament also introduces "the new Jerusalem," a heavenly city formed by God's holy people (</w:t>
       </w:r>
       <w:hyperlink r:id="rId45">
         <w:r>
@@ -1041,7 +914,7 @@
             <w:color w:val="0000EE"/>
             <w:u w:val="single"/>
           </w:rPr>
-          <w:t>Psalm 113:5–9</w:t>
+          <w:t>Hebrews 11:10</w:t>
         </w:r>
       </w:hyperlink>
       <w:r>
@@ -1059,14 +932,32 @@
             <w:color w:val="0000EE"/>
             <w:u w:val="single"/>
           </w:rPr>
-          <w:t>Isaiah 54:1–3</w:t>
-        </w:r>
-      </w:hyperlink>
-      <w:r>
-        <w:rPr>
-          <w:lang w:val="en_US" w:bidi="en_US"/>
-        </w:rPr>
-        <w:t xml:space="preserve">; </w:t>
+          <w:t>Revelation 3:12</w:t>
+        </w:r>
+      </w:hyperlink>
+      <w:r>
+        <w:rPr>
+          <w:lang w:val="en_US" w:bidi="en_US"/>
+        </w:rPr>
+        <w:t xml:space="preserve">; </w:t>
+      </w:r>
+      <w:hyperlink r:id="rId27">
+        <w:r>
+          <w:rPr>
+            <w:lang w:val="en_US" w:bidi="en_US"/>
+          </w:rPr>
+          <w:rPr>
+            <w:color w:val="0000EE"/>
+            <w:u w:val="single"/>
+          </w:rPr>
+          <w:t>21:2</w:t>
+        </w:r>
+      </w:hyperlink>
+      <w:r>
+        <w:rPr>
+          <w:lang w:val="en_US" w:bidi="en_US"/>
+        </w:rPr>
+        <w:t xml:space="preserve">). The earthly Jerusalem was where God and his rule were partly present through King David and his successors. The new Jerusalem represents the government of Jesus Christ, the final royal heir of David. The New Jerusalem also represents Jesus' eternal presence with his people (compare </w:t>
       </w:r>
       <w:hyperlink r:id="rId47">
         <w:r>
@@ -1077,7 +968,7 @@
             <w:color w:val="0000EE"/>
             <w:u w:val="single"/>
           </w:rPr>
-          <w:t>Luke 1:5–25</w:t>
+          <w:t>John 1:14</w:t>
         </w:r>
       </w:hyperlink>
       <w:r>
@@ -1095,54 +986,14 @@
             <w:color w:val="0000EE"/>
             <w:u w:val="single"/>
           </w:rPr>
-          <w:t>Romans 4:19–22</w:t>
-        </w:r>
-      </w:hyperlink>
-      <w:r>
-        <w:rPr>
-          <w:lang w:val="en_US" w:bidi="en_US"/>
-        </w:rPr>
-        <w:t xml:space="preserve">; </w:t>
-      </w:r>
-      <w:hyperlink r:id="rId49">
-        <w:r>
-          <w:rPr>
-            <w:lang w:val="en_US" w:bidi="en_US"/>
-          </w:rPr>
-          <w:rPr>
-            <w:color w:val="0000EE"/>
-            <w:u w:val="single"/>
-          </w:rPr>
-          <w:t>Galatians 4:24–28</w:t>
-        </w:r>
-      </w:hyperlink>
-      <w:r>
-        <w:rPr>
-          <w:lang w:val="en_US" w:bidi="en_US"/>
-        </w:rPr>
-        <w:t xml:space="preserve">; </w:t>
-      </w:r>
-      <w:hyperlink r:id="rId50">
-        <w:r>
-          <w:rPr>
-            <w:lang w:val="en_US" w:bidi="en_US"/>
-          </w:rPr>
-          <w:rPr>
-            <w:color w:val="0000EE"/>
-            <w:u w:val="single"/>
-          </w:rPr>
-          <w:t>Hebrews 11:11–12</w:t>
-        </w:r>
-      </w:hyperlink>
-      <w:r>
-        <w:rPr>
-          <w:lang w:val="en_US" w:bidi="en_US"/>
-        </w:rPr>
-      </w:r>
-      <w:r>
-        <w:rPr>
-          <w:lang w:val="en_US" w:bidi="en_US"/>
-        </w:rPr>
+          <w:t>Revelation 21:3</w:t>
+        </w:r>
+      </w:hyperlink>
+      <w:r>
+        <w:rPr>
+          <w:lang w:val="en_US" w:bidi="en_US"/>
+        </w:rPr>
+        <w:t>).</w:t>
       </w:r>
     </w:p>
     <w:p>
@@ -1152,21 +1003,12 @@
           <w:lang w:val="en_US" w:bidi="en_US"/>
         </w:rPr>
       </w:r>
-    </w:p>
-    <w:p>
-      <w:pPr>
-        <w:pStyle w:val="Heading2"/>
-      </w:pPr>
-      <w:r>
-        <w:rPr>
-          <w:lang w:val="en_US" w:bidi="en_US"/>
-        </w:rPr>
-        <w:t>Inheriting the Land</w:t>
-      </w:r>
-      <w:r>
-        <w:rPr>
-          <w:lang w:val="en_US" w:bidi="en_US"/>
-        </w:rPr>
+      <w:r>
+        <w:rPr>
+          <w:u w:val="single"/>
+          <w:lang w:val="en_US" w:bidi="en_US"/>
+        </w:rPr>
+        <w:t>Passages for Further Study</w:t>
       </w:r>
     </w:p>
     <w:p>
@@ -1176,11 +1018,387 @@
           <w:lang w:val="en_US" w:bidi="en_US"/>
         </w:rPr>
       </w:r>
-      <w:r>
-        <w:rPr>
-          <w:lang w:val="en_US" w:bidi="en_US"/>
-        </w:rPr>
-        <w:t>Is the physical world bad? Are spirit, soul, and energy the pure good we seek on our life journey? Will we only be truly spiritual and happy when we are free from our earthly bodies?</w:t>
+      <w:hyperlink r:id="rId13">
+        <w:r>
+          <w:rPr>
+            <w:lang w:val="en_US" w:bidi="en_US"/>
+          </w:rPr>
+          <w:rPr>
+            <w:color w:val="0000EE"/>
+            <w:u w:val="single"/>
+          </w:rPr>
+          <w:t>Joshua 15:63</w:t>
+        </w:r>
+      </w:hyperlink>
+      <w:r>
+        <w:rPr>
+          <w:lang w:val="en_US" w:bidi="en_US"/>
+        </w:rPr>
+        <w:t xml:space="preserve">; </w:t>
+      </w:r>
+      <w:hyperlink r:id="rId14">
+        <w:r>
+          <w:rPr>
+            <w:lang w:val="en_US" w:bidi="en_US"/>
+          </w:rPr>
+          <w:rPr>
+            <w:color w:val="0000EE"/>
+            <w:u w:val="single"/>
+          </w:rPr>
+          <w:t>Judges 1:8</w:t>
+        </w:r>
+      </w:hyperlink>
+      <w:r>
+        <w:rPr>
+          <w:lang w:val="en_US" w:bidi="en_US"/>
+        </w:rPr>
+        <w:t xml:space="preserve">, </w:t>
+      </w:r>
+      <w:hyperlink r:id="rId15">
+        <w:r>
+          <w:rPr>
+            <w:lang w:val="en_US" w:bidi="en_US"/>
+          </w:rPr>
+          <w:rPr>
+            <w:color w:val="0000EE"/>
+            <w:u w:val="single"/>
+          </w:rPr>
+          <w:t>21</w:t>
+        </w:r>
+      </w:hyperlink>
+      <w:r>
+        <w:rPr>
+          <w:lang w:val="en_US" w:bidi="en_US"/>
+        </w:rPr>
+        <w:t xml:space="preserve">; </w:t>
+      </w:r>
+      <w:hyperlink r:id="rId49">
+        <w:r>
+          <w:rPr>
+            <w:lang w:val="en_US" w:bidi="en_US"/>
+          </w:rPr>
+          <w:rPr>
+            <w:color w:val="0000EE"/>
+            <w:u w:val="single"/>
+          </w:rPr>
+          <w:t>2 Samuel 5:6–9</w:t>
+        </w:r>
+      </w:hyperlink>
+      <w:r>
+        <w:rPr>
+          <w:lang w:val="en_US" w:bidi="en_US"/>
+        </w:rPr>
+        <w:t xml:space="preserve">; </w:t>
+      </w:r>
+      <w:hyperlink r:id="rId50">
+        <w:r>
+          <w:rPr>
+            <w:lang w:val="en_US" w:bidi="en_US"/>
+          </w:rPr>
+          <w:rPr>
+            <w:color w:val="0000EE"/>
+            <w:u w:val="single"/>
+          </w:rPr>
+          <w:t>1 Kings 8:1</w:t>
+        </w:r>
+      </w:hyperlink>
+      <w:r>
+        <w:rPr>
+          <w:lang w:val="en_US" w:bidi="en_US"/>
+        </w:rPr>
+        <w:t xml:space="preserve">; </w:t>
+      </w:r>
+      <w:hyperlink r:id="rId51">
+        <w:r>
+          <w:rPr>
+            <w:lang w:val="en_US" w:bidi="en_US"/>
+          </w:rPr>
+          <w:rPr>
+            <w:color w:val="0000EE"/>
+            <w:u w:val="single"/>
+          </w:rPr>
+          <w:t>2 Kings 18:13–17</w:t>
+        </w:r>
+      </w:hyperlink>
+      <w:r>
+        <w:rPr>
+          <w:lang w:val="en_US" w:bidi="en_US"/>
+        </w:rPr>
+        <w:t xml:space="preserve">; </w:t>
+      </w:r>
+      <w:hyperlink r:id="rId18">
+        <w:r>
+          <w:rPr>
+            <w:lang w:val="en_US" w:bidi="en_US"/>
+          </w:rPr>
+          <w:rPr>
+            <w:color w:val="0000EE"/>
+            <w:u w:val="single"/>
+          </w:rPr>
+          <w:t>25:1–10</w:t>
+        </w:r>
+      </w:hyperlink>
+      <w:r>
+        <w:rPr>
+          <w:lang w:val="en_US" w:bidi="en_US"/>
+        </w:rPr>
+        <w:t xml:space="preserve">; </w:t>
+      </w:r>
+      <w:hyperlink r:id="rId52">
+        <w:r>
+          <w:rPr>
+            <w:lang w:val="en_US" w:bidi="en_US"/>
+          </w:rPr>
+          <w:rPr>
+            <w:color w:val="0000EE"/>
+            <w:u w:val="single"/>
+          </w:rPr>
+          <w:t>2 Chronicles 3:1</w:t>
+        </w:r>
+      </w:hyperlink>
+      <w:r>
+        <w:rPr>
+          <w:lang w:val="en_US" w:bidi="en_US"/>
+        </w:rPr>
+        <w:t xml:space="preserve">; </w:t>
+      </w:r>
+      <w:hyperlink r:id="rId53">
+        <w:r>
+          <w:rPr>
+            <w:lang w:val="en_US" w:bidi="en_US"/>
+          </w:rPr>
+          <w:rPr>
+            <w:color w:val="0000EE"/>
+            <w:u w:val="single"/>
+          </w:rPr>
+          <w:t>12:1–12</w:t>
+        </w:r>
+      </w:hyperlink>
+      <w:r>
+        <w:rPr>
+          <w:lang w:val="en_US" w:bidi="en_US"/>
+        </w:rPr>
+        <w:t xml:space="preserve">; </w:t>
+      </w:r>
+      <w:hyperlink r:id="rId54">
+        <w:r>
+          <w:rPr>
+            <w:lang w:val="en_US" w:bidi="en_US"/>
+          </w:rPr>
+          <w:rPr>
+            <w:color w:val="0000EE"/>
+            <w:u w:val="single"/>
+          </w:rPr>
+          <w:t>26:9</w:t>
+        </w:r>
+      </w:hyperlink>
+      <w:r>
+        <w:rPr>
+          <w:lang w:val="en_US" w:bidi="en_US"/>
+        </w:rPr>
+        <w:t xml:space="preserve">, </w:t>
+      </w:r>
+      <w:hyperlink r:id="rId55">
+        <w:r>
+          <w:rPr>
+            <w:lang w:val="en_US" w:bidi="en_US"/>
+          </w:rPr>
+          <w:rPr>
+            <w:color w:val="0000EE"/>
+            <w:u w:val="single"/>
+          </w:rPr>
+          <w:t>15</w:t>
+        </w:r>
+      </w:hyperlink>
+      <w:r>
+        <w:rPr>
+          <w:lang w:val="en_US" w:bidi="en_US"/>
+        </w:rPr>
+        <w:t xml:space="preserve">; </w:t>
+      </w:r>
+      <w:hyperlink r:id="rId56">
+        <w:r>
+          <w:rPr>
+            <w:lang w:val="en_US" w:bidi="en_US"/>
+          </w:rPr>
+          <w:rPr>
+            <w:color w:val="0000EE"/>
+            <w:u w:val="single"/>
+          </w:rPr>
+          <w:t>32:1–5</w:t>
+        </w:r>
+      </w:hyperlink>
+      <w:r>
+        <w:rPr>
+          <w:lang w:val="en_US" w:bidi="en_US"/>
+        </w:rPr>
+        <w:t xml:space="preserve">, </w:t>
+      </w:r>
+      <w:hyperlink r:id="rId57">
+        <w:r>
+          <w:rPr>
+            <w:lang w:val="en_US" w:bidi="en_US"/>
+          </w:rPr>
+          <w:rPr>
+            <w:color w:val="0000EE"/>
+            <w:u w:val="single"/>
+          </w:rPr>
+          <w:t>27–30</w:t>
+        </w:r>
+      </w:hyperlink>
+      <w:r>
+        <w:rPr>
+          <w:lang w:val="en_US" w:bidi="en_US"/>
+        </w:rPr>
+        <w:t xml:space="preserve">; </w:t>
+      </w:r>
+      <w:hyperlink r:id="rId58">
+        <w:r>
+          <w:rPr>
+            <w:lang w:val="en_US" w:bidi="en_US"/>
+          </w:rPr>
+          <w:rPr>
+            <w:color w:val="0000EE"/>
+            <w:u w:val="single"/>
+          </w:rPr>
+          <w:t>Ezra 1:1–6</w:t>
+        </w:r>
+      </w:hyperlink>
+      <w:r>
+        <w:rPr>
+          <w:lang w:val="en_US" w:bidi="en_US"/>
+        </w:rPr>
+        <w:t xml:space="preserve">; </w:t>
+      </w:r>
+      <w:hyperlink r:id="rId59">
+        <w:r>
+          <w:rPr>
+            <w:lang w:val="en_US" w:bidi="en_US"/>
+          </w:rPr>
+          <w:rPr>
+            <w:color w:val="0000EE"/>
+            <w:u w:val="single"/>
+          </w:rPr>
+          <w:t>Nehemiah 1:1–6:19</w:t>
+        </w:r>
+      </w:hyperlink>
+      <w:r>
+        <w:rPr>
+          <w:lang w:val="en_US" w:bidi="en_US"/>
+        </w:rPr>
+        <w:t xml:space="preserve">; </w:t>
+      </w:r>
+      <w:hyperlink r:id="rId20">
+        <w:r>
+          <w:rPr>
+            <w:lang w:val="en_US" w:bidi="en_US"/>
+          </w:rPr>
+          <w:rPr>
+            <w:color w:val="0000EE"/>
+            <w:u w:val="single"/>
+          </w:rPr>
+          <w:t>Psalm 48:1–3</w:t>
+        </w:r>
+      </w:hyperlink>
+      <w:r>
+        <w:rPr>
+          <w:lang w:val="en_US" w:bidi="en_US"/>
+        </w:rPr>
+        <w:t xml:space="preserve">; </w:t>
+      </w:r>
+      <w:hyperlink r:id="rId60">
+        <w:r>
+          <w:rPr>
+            <w:lang w:val="en_US" w:bidi="en_US"/>
+          </w:rPr>
+          <w:rPr>
+            <w:color w:val="0000EE"/>
+            <w:u w:val="single"/>
+          </w:rPr>
+          <w:t>125:2</w:t>
+        </w:r>
+      </w:hyperlink>
+      <w:r>
+        <w:rPr>
+          <w:lang w:val="en_US" w:bidi="en_US"/>
+        </w:rPr>
+        <w:t xml:space="preserve">; </w:t>
+      </w:r>
+      <w:hyperlink r:id="rId61">
+        <w:r>
+          <w:rPr>
+            <w:lang w:val="en_US" w:bidi="en_US"/>
+          </w:rPr>
+          <w:rPr>
+            <w:color w:val="0000EE"/>
+            <w:u w:val="single"/>
+          </w:rPr>
+          <w:t>Isaiah 14:32</w:t>
+        </w:r>
+      </w:hyperlink>
+      <w:r>
+        <w:rPr>
+          <w:lang w:val="en_US" w:bidi="en_US"/>
+        </w:rPr>
+        <w:t xml:space="preserve">; </w:t>
+      </w:r>
+      <w:hyperlink r:id="rId62">
+        <w:r>
+          <w:rPr>
+            <w:lang w:val="en_US" w:bidi="en_US"/>
+          </w:rPr>
+          <w:rPr>
+            <w:color w:val="0000EE"/>
+            <w:u w:val="single"/>
+          </w:rPr>
+          <w:t>52:1–3</w:t>
+        </w:r>
+      </w:hyperlink>
+      <w:r>
+        <w:rPr>
+          <w:lang w:val="en_US" w:bidi="en_US"/>
+        </w:rPr>
+        <w:t xml:space="preserve">; </w:t>
+      </w:r>
+      <w:hyperlink r:id="rId63">
+        <w:r>
+          <w:rPr>
+            <w:lang w:val="en_US" w:bidi="en_US"/>
+          </w:rPr>
+          <w:rPr>
+            <w:color w:val="0000EE"/>
+            <w:u w:val="single"/>
+          </w:rPr>
+          <w:t>Galatians 4:25–26</w:t>
+        </w:r>
+      </w:hyperlink>
+      <w:r>
+        <w:rPr>
+          <w:lang w:val="en_US" w:bidi="en_US"/>
+        </w:rPr>
+        <w:t xml:space="preserve">; </w:t>
+      </w:r>
+      <w:hyperlink r:id="rId64">
+        <w:r>
+          <w:rPr>
+            <w:lang w:val="en_US" w:bidi="en_US"/>
+          </w:rPr>
+          <w:rPr>
+            <w:color w:val="0000EE"/>
+            <w:u w:val="single"/>
+          </w:rPr>
+          <w:t>Hebrews 12:22–24</w:t>
+        </w:r>
+      </w:hyperlink>
+      <w:r>
+        <w:rPr>
+          <w:lang w:val="en_US" w:bidi="en_US"/>
+        </w:rPr>
+      </w:r>
+      <w:r>
+        <w:rPr>
+          <w:lang w:val="en_US" w:bidi="en_US"/>
+        </w:rPr>
       </w:r>
     </w:p>
     <w:p>
@@ -1190,47 +1408,21 @@
           <w:lang w:val="en_US" w:bidi="en_US"/>
         </w:rPr>
       </w:r>
-      <w:r>
-        <w:rPr>
-          <w:lang w:val="en_US" w:bidi="en_US"/>
-        </w:rPr>
-        <w:t>The Bible answers these and similar questions with an emphatic "No!" The universe, including earth and all living creatures, came from the skilled hand of a loving creator. He considered it "very good" (</w:t>
-      </w:r>
-      <w:hyperlink r:id="rId51">
-        <w:r>
-          <w:rPr>
-            <w:lang w:val="en_US" w:bidi="en_US"/>
-          </w:rPr>
-          <w:rPr>
-            <w:color w:val="0000EE"/>
-            <w:u w:val="single"/>
-          </w:rPr>
-          <w:t>Genesis 1:31</w:t>
-        </w:r>
-      </w:hyperlink>
-      <w:r>
-        <w:rPr>
-          <w:lang w:val="en_US" w:bidi="en_US"/>
-        </w:rPr>
-        <w:t xml:space="preserve">). Because of human sin, this physical world needs redemption. By God's grace, it will share in God's redemption at the end of time (see </w:t>
-      </w:r>
-      <w:hyperlink r:id="rId52">
-        <w:r>
-          <w:rPr>
-            <w:lang w:val="en_US" w:bidi="en_US"/>
-          </w:rPr>
-          <w:rPr>
-            <w:color w:val="0000EE"/>
-            <w:u w:val="single"/>
-          </w:rPr>
-          <w:t>Romans 8:19–21</w:t>
-        </w:r>
-      </w:hyperlink>
-      <w:r>
-        <w:rPr>
-          <w:lang w:val="en_US" w:bidi="en_US"/>
-        </w:rPr>
-        <w:t>).</w:t>
+    </w:p>
+    <w:p>
+      <w:pPr>
+        <w:pStyle w:val="Heading2"/>
+      </w:pPr>
+      <w:r>
+        <w:rPr>
+          <w:lang w:val="en_US" w:bidi="en_US"/>
+        </w:rPr>
+        <w:t>Jesus and Satan</w:t>
+      </w:r>
+      <w:r>
+        <w:rPr>
+          <w:lang w:val="en_US" w:bidi="en_US"/>
+        </w:rPr>
       </w:r>
     </w:p>
     <w:p>
@@ -1244,7 +1436,25 @@
         <w:rPr>
           <w:lang w:val="en_US" w:bidi="en_US"/>
         </w:rPr>
-        <w:t>Scripture shows the goodness and importance of the world with a focus on what God says about land. All land belongs to God. God removed the Canaanite people from the promised land because of their evil. He brought Israel into that land because of his promises to the Israelite patriarchs. He also wants humans to care for the earth in harmony with its creator.</w:t>
+        <w:t>Satan is a personal agent of sin and evil who opposed Jesus (</w:t>
+      </w:r>
+      <w:hyperlink r:id="rId65">
+        <w:r>
+          <w:rPr>
+            <w:lang w:val="en_US" w:bidi="en_US"/>
+          </w:rPr>
+          <w:rPr>
+            <w:color w:val="0000EE"/>
+            <w:u w:val="single"/>
+          </w:rPr>
+          <w:t>Matthew 4:1–11</w:t>
+        </w:r>
+      </w:hyperlink>
+      <w:r>
+        <w:rPr>
+          <w:lang w:val="en_US" w:bidi="en_US"/>
+        </w:rPr>
+        <w:t xml:space="preserve">). </w:t>
       </w:r>
     </w:p>
     <w:p>
@@ -1258,7 +1468,333 @@
         <w:rPr>
           <w:lang w:val="en_US" w:bidi="en_US"/>
         </w:rPr>
-        <w:t xml:space="preserve">In ancient Israel, each household received a portion on which to live. God's assignment of the land, not the land itself, was what he entrusted for them to manage. Fathers passed this land assignment to their sons as the main part of family inheritances. </w:t>
+        <w:t xml:space="preserve">The Gospel of Matthew refers to this being as: </w:t>
+      </w:r>
+    </w:p>
+    <w:p>
+      <w:pPr>
+        <w:pStyle w:val="ListBullet"/>
+        <w:spacing w:line="240" w:lineRule="auto"/>
+        <w:ind w:left="720"/>
+      </w:pPr>
+      <w:r>
+        <w:rPr>
+          <w:lang w:val="en_US" w:bidi="en_US"/>
+        </w:rPr>
+      </w:r>
+      <w:r>
+        <w:rPr>
+          <w:lang w:val="en_US" w:bidi="en_US"/>
+        </w:rPr>
+        <w:t xml:space="preserve">“Satan,” which means </w:t>
+      </w:r>
+      <w:r>
+        <w:rPr>
+          <w:i/>
+          <w:lang w:val="en_US" w:bidi="en_US"/>
+        </w:rPr>
+        <w:t xml:space="preserve">adversary </w:t>
+      </w:r>
+      <w:r>
+        <w:rPr>
+          <w:lang w:val="en_US" w:bidi="en_US"/>
+        </w:rPr>
+        <w:t>or</w:t>
+      </w:r>
+      <w:r>
+        <w:rPr>
+          <w:i/>
+          <w:lang w:val="en_US" w:bidi="en_US"/>
+        </w:rPr>
+        <w:t xml:space="preserve"> opponent </w:t>
+      </w:r>
+      <w:r>
+        <w:rPr>
+          <w:lang w:val="en_US" w:bidi="en_US"/>
+        </w:rPr>
+        <w:t>(</w:t>
+      </w:r>
+      <w:hyperlink r:id="rId66">
+        <w:r>
+          <w:rPr>
+            <w:lang w:val="en_US" w:bidi="en_US"/>
+          </w:rPr>
+          <w:rPr>
+            <w:color w:val="0000EE"/>
+            <w:u w:val="single"/>
+          </w:rPr>
+          <w:t>4:10</w:t>
+        </w:r>
+      </w:hyperlink>
+      <w:r>
+        <w:rPr>
+          <w:lang w:val="en_US" w:bidi="en_US"/>
+        </w:rPr>
+        <w:t>)</w:t>
+      </w:r>
+    </w:p>
+    <w:p>
+      <w:pPr>
+        <w:pStyle w:val="ListBullet"/>
+        <w:spacing w:line="240" w:lineRule="auto"/>
+        <w:ind w:left="720"/>
+      </w:pPr>
+      <w:r>
+        <w:rPr>
+          <w:lang w:val="en_US" w:bidi="en_US"/>
+        </w:rPr>
+      </w:r>
+      <w:r>
+        <w:rPr>
+          <w:lang w:val="en_US" w:bidi="en_US"/>
+        </w:rPr>
+        <w:t>the "devil” (</w:t>
+      </w:r>
+      <w:hyperlink r:id="rId65">
+        <w:r>
+          <w:rPr>
+            <w:lang w:val="en_US" w:bidi="en_US"/>
+          </w:rPr>
+          <w:rPr>
+            <w:color w:val="0000EE"/>
+            <w:u w:val="single"/>
+          </w:rPr>
+          <w:t>4:1–11</w:t>
+        </w:r>
+      </w:hyperlink>
+      <w:r>
+        <w:rPr>
+          <w:lang w:val="en_US" w:bidi="en_US"/>
+        </w:rPr>
+        <w:t xml:space="preserve">; </w:t>
+      </w:r>
+      <w:hyperlink r:id="rId67">
+        <w:r>
+          <w:rPr>
+            <w:lang w:val="en_US" w:bidi="en_US"/>
+          </w:rPr>
+          <w:rPr>
+            <w:color w:val="0000EE"/>
+            <w:u w:val="single"/>
+          </w:rPr>
+          <w:t>13:39</w:t>
+        </w:r>
+      </w:hyperlink>
+      <w:r>
+        <w:rPr>
+          <w:lang w:val="en_US" w:bidi="en_US"/>
+        </w:rPr>
+        <w:t>)</w:t>
+      </w:r>
+    </w:p>
+    <w:p>
+      <w:pPr>
+        <w:pStyle w:val="ListBullet"/>
+        <w:spacing w:line="240" w:lineRule="auto"/>
+        <w:ind w:left="720"/>
+      </w:pPr>
+      <w:r>
+        <w:rPr>
+          <w:lang w:val="en_US" w:bidi="en_US"/>
+        </w:rPr>
+      </w:r>
+      <w:r>
+        <w:rPr>
+          <w:lang w:val="en_US" w:bidi="en_US"/>
+        </w:rPr>
+        <w:t>the "tempter” (</w:t>
+      </w:r>
+      <w:hyperlink r:id="rId68">
+        <w:r>
+          <w:rPr>
+            <w:lang w:val="en_US" w:bidi="en_US"/>
+          </w:rPr>
+          <w:rPr>
+            <w:color w:val="0000EE"/>
+            <w:u w:val="single"/>
+          </w:rPr>
+          <w:t>4:3</w:t>
+        </w:r>
+      </w:hyperlink>
+      <w:r>
+        <w:rPr>
+          <w:lang w:val="en_US" w:bidi="en_US"/>
+        </w:rPr>
+        <w:t>)</w:t>
+      </w:r>
+    </w:p>
+    <w:p>
+      <w:pPr>
+        <w:pStyle w:val="ListBullet"/>
+        <w:spacing w:line="240" w:lineRule="auto"/>
+        <w:ind w:left="720"/>
+      </w:pPr>
+      <w:r>
+        <w:rPr>
+          <w:lang w:val="en_US" w:bidi="en_US"/>
+        </w:rPr>
+      </w:r>
+      <w:r>
+        <w:rPr>
+          <w:lang w:val="en_US" w:bidi="en_US"/>
+        </w:rPr>
+        <w:t xml:space="preserve"> the "prince of demons” (</w:t>
+      </w:r>
+      <w:hyperlink r:id="rId69">
+        <w:r>
+          <w:rPr>
+            <w:lang w:val="en_US" w:bidi="en_US"/>
+          </w:rPr>
+          <w:rPr>
+            <w:color w:val="0000EE"/>
+            <w:u w:val="single"/>
+          </w:rPr>
+          <w:t>9:34</w:t>
+        </w:r>
+      </w:hyperlink>
+      <w:r>
+        <w:rPr>
+          <w:lang w:val="en_US" w:bidi="en_US"/>
+        </w:rPr>
+        <w:t>)</w:t>
+      </w:r>
+    </w:p>
+    <w:p>
+      <w:pPr>
+        <w:pStyle w:val="ListBullet"/>
+        <w:spacing w:line="240" w:lineRule="auto"/>
+        <w:ind w:left="720"/>
+      </w:pPr>
+      <w:r>
+        <w:rPr>
+          <w:lang w:val="en_US" w:bidi="en_US"/>
+        </w:rPr>
+      </w:r>
+      <w:r>
+        <w:rPr>
+          <w:lang w:val="en_US" w:bidi="en_US"/>
+        </w:rPr>
+        <w:t>“</w:t>
+      </w:r>
+      <w:r>
+        <w:rPr>
+          <w:lang w:val="en_US" w:bidi="en_US"/>
+        </w:rPr>
+        <w:t>Beelzebul</w:t>
+      </w:r>
+      <w:r>
+        <w:rPr>
+          <w:lang w:val="en_US" w:bidi="en_US"/>
+        </w:rPr>
+        <w:t>” (</w:t>
+      </w:r>
+      <w:hyperlink r:id="rId70">
+        <w:r>
+          <w:rPr>
+            <w:lang w:val="en_US" w:bidi="en_US"/>
+          </w:rPr>
+          <w:rPr>
+            <w:color w:val="0000EE"/>
+            <w:u w:val="single"/>
+          </w:rPr>
+          <w:t>12:24</w:t>
+        </w:r>
+      </w:hyperlink>
+      <w:r>
+        <w:rPr>
+          <w:lang w:val="en_US" w:bidi="en_US"/>
+        </w:rPr>
+        <w:t>)</w:t>
+      </w:r>
+    </w:p>
+    <w:p>
+      <w:pPr>
+        <w:pStyle w:val="ListBullet"/>
+        <w:spacing w:line="240" w:lineRule="auto"/>
+        <w:ind w:left="720"/>
+      </w:pPr>
+      <w:r>
+        <w:rPr>
+          <w:lang w:val="en_US" w:bidi="en_US"/>
+        </w:rPr>
+      </w:r>
+      <w:r>
+        <w:rPr>
+          <w:lang w:val="en_US" w:bidi="en_US"/>
+        </w:rPr>
+        <w:t>the "evil one” (</w:t>
+      </w:r>
+      <w:hyperlink r:id="rId71">
+        <w:r>
+          <w:rPr>
+            <w:lang w:val="en_US" w:bidi="en_US"/>
+          </w:rPr>
+          <w:rPr>
+            <w:color w:val="0000EE"/>
+            <w:u w:val="single"/>
+          </w:rPr>
+          <w:t>6:13</w:t>
+        </w:r>
+      </w:hyperlink>
+      <w:r>
+        <w:rPr>
+          <w:lang w:val="en_US" w:bidi="en_US"/>
+        </w:rPr>
+        <w:t xml:space="preserve">; </w:t>
+      </w:r>
+      <w:hyperlink r:id="rId72">
+        <w:r>
+          <w:rPr>
+            <w:lang w:val="en_US" w:bidi="en_US"/>
+          </w:rPr>
+          <w:rPr>
+            <w:color w:val="0000EE"/>
+            <w:u w:val="single"/>
+          </w:rPr>
+          <w:t>13:19</w:t>
+        </w:r>
+      </w:hyperlink>
+      <w:r>
+        <w:rPr>
+          <w:lang w:val="en_US" w:bidi="en_US"/>
+        </w:rPr>
+        <w:t>)</w:t>
+      </w:r>
+    </w:p>
+    <w:p>
+      <w:pPr>
+        <w:pStyle w:val="ListBullet"/>
+        <w:spacing w:line="240" w:lineRule="auto"/>
+        <w:ind w:left="720"/>
+      </w:pPr>
+      <w:r>
+        <w:rPr>
+          <w:lang w:val="en_US" w:bidi="en_US"/>
+        </w:rPr>
+      </w:r>
+      <w:r>
+        <w:rPr>
+          <w:lang w:val="en_US" w:bidi="en_US"/>
+        </w:rPr>
+        <w:t>“the enemy” (</w:t>
+      </w:r>
+      <w:hyperlink r:id="rId67">
+        <w:r>
+          <w:rPr>
+            <w:lang w:val="en_US" w:bidi="en_US"/>
+          </w:rPr>
+          <w:rPr>
+            <w:color w:val="0000EE"/>
+            <w:u w:val="single"/>
+          </w:rPr>
+          <w:t>13:39</w:t>
+        </w:r>
+      </w:hyperlink>
+      <w:r>
+        <w:rPr>
+          <w:lang w:val="en_US" w:bidi="en_US"/>
+        </w:rPr>
+        <w:t>)</w:t>
       </w:r>
     </w:p>
     <w:p>
@@ -1272,7 +1808,169 @@
         <w:rPr>
           <w:lang w:val="en_US" w:bidi="en_US"/>
         </w:rPr>
-        <w:t>Following these principles and God's instructions, Joshua divided the land among the tribes. The tribes then divided it among clans, families, and individual households. God's gift of management over a specific land portion was essentially a gift of life to each household.</w:t>
+        <w:t xml:space="preserve">Jesus' mission to announce and bring the kingdom of God on earth led to conflicts with Satan's forces. This included removing demons who possessed people (exorcism) (see </w:t>
+      </w:r>
+      <w:hyperlink r:id="rId73">
+        <w:r>
+          <w:rPr>
+            <w:lang w:val="en_US" w:bidi="en_US"/>
+          </w:rPr>
+          <w:rPr>
+            <w:color w:val="0000EE"/>
+            <w:u w:val="single"/>
+          </w:rPr>
+          <w:t>Matthew 8:16–17</w:t>
+        </w:r>
+      </w:hyperlink>
+      <w:r>
+        <w:rPr>
+          <w:lang w:val="en_US" w:bidi="en_US"/>
+        </w:rPr>
+        <w:t xml:space="preserve">; </w:t>
+      </w:r>
+      <w:hyperlink r:id="rId74">
+        <w:r>
+          <w:rPr>
+            <w:lang w:val="en_US" w:bidi="en_US"/>
+          </w:rPr>
+          <w:rPr>
+            <w:color w:val="0000EE"/>
+            <w:u w:val="single"/>
+          </w:rPr>
+          <w:t>9:32–34</w:t>
+        </w:r>
+      </w:hyperlink>
+      <w:r>
+        <w:rPr>
+          <w:lang w:val="en_US" w:bidi="en_US"/>
+        </w:rPr>
+        <w:t xml:space="preserve">; </w:t>
+      </w:r>
+      <w:hyperlink r:id="rId75">
+        <w:r>
+          <w:rPr>
+            <w:lang w:val="en_US" w:bidi="en_US"/>
+          </w:rPr>
+          <w:rPr>
+            <w:color w:val="0000EE"/>
+            <w:u w:val="single"/>
+          </w:rPr>
+          <w:t>10:1</w:t>
+        </w:r>
+      </w:hyperlink>
+      <w:r>
+        <w:rPr>
+          <w:lang w:val="en_US" w:bidi="en_US"/>
+        </w:rPr>
+        <w:t xml:space="preserve">, </w:t>
+      </w:r>
+      <w:hyperlink r:id="rId76">
+        <w:r>
+          <w:rPr>
+            <w:lang w:val="en_US" w:bidi="en_US"/>
+          </w:rPr>
+          <w:rPr>
+            <w:color w:val="0000EE"/>
+            <w:u w:val="single"/>
+          </w:rPr>
+          <w:t>7–8</w:t>
+        </w:r>
+      </w:hyperlink>
+      <w:r>
+        <w:rPr>
+          <w:lang w:val="en_US" w:bidi="en_US"/>
+        </w:rPr>
+        <w:t xml:space="preserve">; </w:t>
+      </w:r>
+      <w:hyperlink r:id="rId77">
+        <w:r>
+          <w:rPr>
+            <w:lang w:val="en_US" w:bidi="en_US"/>
+          </w:rPr>
+          <w:rPr>
+            <w:color w:val="0000EE"/>
+            <w:u w:val="single"/>
+          </w:rPr>
+          <w:t>12:22–29</w:t>
+        </w:r>
+      </w:hyperlink>
+      <w:r>
+        <w:rPr>
+          <w:lang w:val="en_US" w:bidi="en_US"/>
+        </w:rPr>
+        <w:t xml:space="preserve">; </w:t>
+      </w:r>
+      <w:hyperlink r:id="rId78">
+        <w:r>
+          <w:rPr>
+            <w:lang w:val="en_US" w:bidi="en_US"/>
+          </w:rPr>
+          <w:rPr>
+            <w:color w:val="0000EE"/>
+            <w:u w:val="single"/>
+          </w:rPr>
+          <w:t>Mark 5:1–20</w:t>
+        </w:r>
+      </w:hyperlink>
+      <w:r>
+        <w:rPr>
+          <w:lang w:val="en_US" w:bidi="en_US"/>
+        </w:rPr>
+        <w:t>). Matthew notes that Satan has power over kingdoms (</w:t>
+      </w:r>
+      <w:hyperlink r:id="rId79">
+        <w:r>
+          <w:rPr>
+            <w:lang w:val="en_US" w:bidi="en_US"/>
+          </w:rPr>
+          <w:rPr>
+            <w:color w:val="0000EE"/>
+            <w:u w:val="single"/>
+          </w:rPr>
+          <w:t>Matthew 4:8–9</w:t>
+        </w:r>
+      </w:hyperlink>
+      <w:r>
+        <w:rPr>
+          <w:lang w:val="en_US" w:bidi="en_US"/>
+        </w:rPr>
+        <w:t xml:space="preserve">; </w:t>
+      </w:r>
+      <w:hyperlink r:id="rId80">
+        <w:r>
+          <w:rPr>
+            <w:lang w:val="en_US" w:bidi="en_US"/>
+          </w:rPr>
+          <w:rPr>
+            <w:color w:val="0000EE"/>
+            <w:u w:val="single"/>
+          </w:rPr>
+          <w:t>12:26</w:t>
+        </w:r>
+      </w:hyperlink>
+      <w:r>
+        <w:rPr>
+          <w:lang w:val="en_US" w:bidi="en_US"/>
+        </w:rPr>
+        <w:t>). He also commands angels (</w:t>
+      </w:r>
+      <w:hyperlink r:id="rId81">
+        <w:r>
+          <w:rPr>
+            <w:lang w:val="en_US" w:bidi="en_US"/>
+          </w:rPr>
+          <w:rPr>
+            <w:color w:val="0000EE"/>
+            <w:u w:val="single"/>
+          </w:rPr>
+          <w:t>25:41</w:t>
+        </w:r>
+      </w:hyperlink>
+      <w:r>
+        <w:rPr>
+          <w:lang w:val="en_US" w:bidi="en_US"/>
+        </w:rPr>
+        <w:t xml:space="preserve">). </w:t>
       </w:r>
     </w:p>
     <w:p>
@@ -1284,10 +1982,153 @@
       </w:r>
       <w:r>
         <w:rPr>
-          <w:u w:val="single"/>
-          <w:lang w:val="en_US" w:bidi="en_US"/>
-        </w:rPr>
-        <w:t>Passages for Further Study</w:t>
+          <w:lang w:val="en_US" w:bidi="en_US"/>
+        </w:rPr>
+        <w:t>Satan's main method of causing harm is temptation. His purpose is to make people disobey God (</w:t>
+      </w:r>
+      <w:hyperlink r:id="rId65">
+        <w:r>
+          <w:rPr>
+            <w:lang w:val="en_US" w:bidi="en_US"/>
+          </w:rPr>
+          <w:rPr>
+            <w:color w:val="0000EE"/>
+            <w:u w:val="single"/>
+          </w:rPr>
+          <w:t>Matthew 4:1–11</w:t>
+        </w:r>
+      </w:hyperlink>
+      <w:r>
+        <w:rPr>
+          <w:lang w:val="en_US" w:bidi="en_US"/>
+        </w:rPr>
+        <w:t xml:space="preserve">; </w:t>
+      </w:r>
+      <w:hyperlink r:id="rId71">
+        <w:r>
+          <w:rPr>
+            <w:lang w:val="en_US" w:bidi="en_US"/>
+          </w:rPr>
+          <w:rPr>
+            <w:color w:val="0000EE"/>
+            <w:u w:val="single"/>
+          </w:rPr>
+          <w:t>6:13</w:t>
+        </w:r>
+      </w:hyperlink>
+      <w:r>
+        <w:rPr>
+          <w:lang w:val="en_US" w:bidi="en_US"/>
+        </w:rPr>
+        <w:t xml:space="preserve">; </w:t>
+      </w:r>
+      <w:hyperlink r:id="rId82">
+        <w:r>
+          <w:rPr>
+            <w:lang w:val="en_US" w:bidi="en_US"/>
+          </w:rPr>
+          <w:rPr>
+            <w:color w:val="0000EE"/>
+            <w:u w:val="single"/>
+          </w:rPr>
+          <w:t>16:23</w:t>
+        </w:r>
+      </w:hyperlink>
+      <w:r>
+        <w:rPr>
+          <w:lang w:val="en_US" w:bidi="en_US"/>
+        </w:rPr>
+        <w:t>). As God's agent for human salvation, Jesus encountered strong attacks from Satan (</w:t>
+      </w:r>
+      <w:hyperlink r:id="rId65">
+        <w:r>
+          <w:rPr>
+            <w:lang w:val="en_US" w:bidi="en_US"/>
+          </w:rPr>
+          <w:rPr>
+            <w:color w:val="0000EE"/>
+            <w:u w:val="single"/>
+          </w:rPr>
+          <w:t>Matthew 4:1–11</w:t>
+        </w:r>
+      </w:hyperlink>
+      <w:r>
+        <w:rPr>
+          <w:lang w:val="en_US" w:bidi="en_US"/>
+        </w:rPr>
+        <w:t xml:space="preserve">; </w:t>
+      </w:r>
+      <w:hyperlink r:id="rId83">
+        <w:r>
+          <w:rPr>
+            <w:lang w:val="en_US" w:bidi="en_US"/>
+          </w:rPr>
+          <w:rPr>
+            <w:color w:val="0000EE"/>
+            <w:u w:val="single"/>
+          </w:rPr>
+          <w:t>John 13:27</w:t>
+        </w:r>
+      </w:hyperlink>
+      <w:r>
+        <w:rPr>
+          <w:lang w:val="en_US" w:bidi="en_US"/>
+        </w:rPr>
+        <w:t>). Yet, Jesus has defeated Satan and will eventually remove all his powers (</w:t>
+      </w:r>
+      <w:hyperlink r:id="rId81">
+        <w:r>
+          <w:rPr>
+            <w:lang w:val="en_US" w:bidi="en_US"/>
+          </w:rPr>
+          <w:rPr>
+            <w:color w:val="0000EE"/>
+            <w:u w:val="single"/>
+          </w:rPr>
+          <w:t>Matthew 25:41</w:t>
+        </w:r>
+      </w:hyperlink>
+      <w:r>
+        <w:rPr>
+          <w:lang w:val="en_US" w:bidi="en_US"/>
+        </w:rPr>
+        <w:t xml:space="preserve">; </w:t>
+      </w:r>
+      <w:hyperlink r:id="rId84">
+        <w:r>
+          <w:rPr>
+            <w:lang w:val="en_US" w:bidi="en_US"/>
+          </w:rPr>
+          <w:rPr>
+            <w:color w:val="0000EE"/>
+            <w:u w:val="single"/>
+          </w:rPr>
+          <w:t>John 12:31</w:t>
+        </w:r>
+      </w:hyperlink>
+      <w:r>
+        <w:rPr>
+          <w:lang w:val="en_US" w:bidi="en_US"/>
+        </w:rPr>
+        <w:t xml:space="preserve">; </w:t>
+      </w:r>
+      <w:hyperlink r:id="rId85">
+        <w:r>
+          <w:rPr>
+            <w:lang w:val="en_US" w:bidi="en_US"/>
+          </w:rPr>
+          <w:rPr>
+            <w:color w:val="0000EE"/>
+            <w:u w:val="single"/>
+          </w:rPr>
+          <w:t>Revelation 20:1–10</w:t>
+        </w:r>
+      </w:hyperlink>
+      <w:r>
+        <w:rPr>
+          <w:lang w:val="en_US" w:bidi="en_US"/>
+        </w:rPr>
+        <w:t>).</w:t>
       </w:r>
     </w:p>
     <w:p>
@@ -1297,207 +2138,12 @@
           <w:lang w:val="en_US" w:bidi="en_US"/>
         </w:rPr>
       </w:r>
-      <w:hyperlink r:id="rId51">
-        <w:r>
-          <w:rPr>
-            <w:lang w:val="en_US" w:bidi="en_US"/>
-          </w:rPr>
-          <w:rPr>
-            <w:color w:val="0000EE"/>
-            <w:u w:val="single"/>
-          </w:rPr>
-          <w:t>Genesis 1:31</w:t>
-        </w:r>
-      </w:hyperlink>
-      <w:r>
-        <w:rPr>
-          <w:lang w:val="en_US" w:bidi="en_US"/>
-        </w:rPr>
-        <w:t xml:space="preserve">; </w:t>
-      </w:r>
-      <w:hyperlink r:id="rId53">
-        <w:r>
-          <w:rPr>
-            <w:lang w:val="en_US" w:bidi="en_US"/>
-          </w:rPr>
-          <w:rPr>
-            <w:color w:val="0000EE"/>
-            <w:u w:val="single"/>
-          </w:rPr>
-          <w:t>12:7</w:t>
-        </w:r>
-      </w:hyperlink>
-      <w:r>
-        <w:rPr>
-          <w:lang w:val="en_US" w:bidi="en_US"/>
-        </w:rPr>
-        <w:t xml:space="preserve">; </w:t>
-      </w:r>
-      <w:hyperlink r:id="rId54">
-        <w:r>
-          <w:rPr>
-            <w:lang w:val="en_US" w:bidi="en_US"/>
-          </w:rPr>
-          <w:rPr>
-            <w:color w:val="0000EE"/>
-            <w:u w:val="single"/>
-          </w:rPr>
-          <w:t>13:14–17</w:t>
-        </w:r>
-      </w:hyperlink>
-      <w:r>
-        <w:rPr>
-          <w:lang w:val="en_US" w:bidi="en_US"/>
-        </w:rPr>
-        <w:t xml:space="preserve">; </w:t>
-      </w:r>
-      <w:hyperlink r:id="rId55">
-        <w:r>
-          <w:rPr>
-            <w:lang w:val="en_US" w:bidi="en_US"/>
-          </w:rPr>
-          <w:rPr>
-            <w:color w:val="0000EE"/>
-            <w:u w:val="single"/>
-          </w:rPr>
-          <w:t>15:12–21</w:t>
-        </w:r>
-      </w:hyperlink>
-      <w:r>
-        <w:rPr>
-          <w:lang w:val="en_US" w:bidi="en_US"/>
-        </w:rPr>
-        <w:t xml:space="preserve">; </w:t>
-      </w:r>
-      <w:hyperlink r:id="rId56">
-        <w:r>
-          <w:rPr>
-            <w:lang w:val="en_US" w:bidi="en_US"/>
-          </w:rPr>
-          <w:rPr>
-            <w:color w:val="0000EE"/>
-            <w:u w:val="single"/>
-          </w:rPr>
-          <w:t>17:7–8</w:t>
-        </w:r>
-      </w:hyperlink>
-      <w:r>
-        <w:rPr>
-          <w:lang w:val="en_US" w:bidi="en_US"/>
-        </w:rPr>
-        <w:t xml:space="preserve">; </w:t>
-      </w:r>
-      <w:hyperlink r:id="rId57">
-        <w:r>
-          <w:rPr>
-            <w:lang w:val="en_US" w:bidi="en_US"/>
-          </w:rPr>
-          <w:rPr>
-            <w:color w:val="0000EE"/>
-            <w:u w:val="single"/>
-          </w:rPr>
-          <w:t>35:11–13</w:t>
-        </w:r>
-      </w:hyperlink>
-      <w:r>
-        <w:rPr>
-          <w:lang w:val="en_US" w:bidi="en_US"/>
-        </w:rPr>
-        <w:t xml:space="preserve">; </w:t>
-      </w:r>
-      <w:hyperlink r:id="rId58">
-        <w:r>
-          <w:rPr>
-            <w:lang w:val="en_US" w:bidi="en_US"/>
-          </w:rPr>
-          <w:rPr>
-            <w:color w:val="0000EE"/>
-            <w:u w:val="single"/>
-          </w:rPr>
-          <w:t>50:24</w:t>
-        </w:r>
-      </w:hyperlink>
-      <w:r>
-        <w:rPr>
-          <w:lang w:val="en_US" w:bidi="en_US"/>
-        </w:rPr>
-        <w:t xml:space="preserve">; </w:t>
-      </w:r>
-      <w:hyperlink r:id="rId59">
-        <w:r>
-          <w:rPr>
-            <w:lang w:val="en_US" w:bidi="en_US"/>
-          </w:rPr>
-          <w:rPr>
-            <w:color w:val="0000EE"/>
-            <w:u w:val="single"/>
-          </w:rPr>
-          <w:t>Joshua 13:1–21:45</w:t>
-        </w:r>
-      </w:hyperlink>
-      <w:r>
-        <w:rPr>
-          <w:lang w:val="en_US" w:bidi="en_US"/>
-        </w:rPr>
-        <w:t xml:space="preserve">; </w:t>
-      </w:r>
-      <w:hyperlink r:id="rId60">
-        <w:r>
-          <w:rPr>
-            <w:lang w:val="en_US" w:bidi="en_US"/>
-          </w:rPr>
-          <w:rPr>
-            <w:color w:val="0000EE"/>
-            <w:u w:val="single"/>
-          </w:rPr>
-          <w:t>Psalm 37:9–34</w:t>
-        </w:r>
-      </w:hyperlink>
-      <w:r>
-        <w:rPr>
-          <w:lang w:val="en_US" w:bidi="en_US"/>
-        </w:rPr>
-        <w:t xml:space="preserve">; </w:t>
-      </w:r>
-      <w:hyperlink r:id="rId61">
-        <w:r>
-          <w:rPr>
-            <w:lang w:val="en_US" w:bidi="en_US"/>
-          </w:rPr>
-          <w:rPr>
-            <w:color w:val="0000EE"/>
-            <w:u w:val="single"/>
-          </w:rPr>
-          <w:t>Luke 12:22–34</w:t>
-        </w:r>
-      </w:hyperlink>
-      <w:r>
-        <w:rPr>
-          <w:lang w:val="en_US" w:bidi="en_US"/>
-        </w:rPr>
-        <w:t xml:space="preserve">; </w:t>
-      </w:r>
-      <w:hyperlink r:id="rId62">
-        <w:r>
-          <w:rPr>
-            <w:lang w:val="en_US" w:bidi="en_US"/>
-          </w:rPr>
-          <w:rPr>
-            <w:color w:val="0000EE"/>
-            <w:u w:val="single"/>
-          </w:rPr>
-          <w:t>16:9–11</w:t>
-        </w:r>
-      </w:hyperlink>
-      <w:r>
-        <w:rPr>
-          <w:lang w:val="en_US" w:bidi="en_US"/>
-        </w:rPr>
-      </w:r>
-      <w:r>
-        <w:rPr>
-          <w:lang w:val="en_US" w:bidi="en_US"/>
-        </w:rPr>
+      <w:r>
+        <w:rPr>
+          <w:u w:val="single"/>
+          <w:lang w:val="en_US" w:bidi="en_US"/>
+        </w:rPr>
+        <w:t>Passages for Further Study</w:t>
       </w:r>
     </w:p>
     <w:p>
@@ -1507,16 +2153,364 @@
           <w:lang w:val="en_US" w:bidi="en_US"/>
         </w:rPr>
       </w:r>
-    </w:p>
-    <w:p>
-      <w:pPr>
-        <w:pStyle w:val="Heading2"/>
-      </w:pPr>
-      <w:r>
-        <w:rPr>
-          <w:lang w:val="en_US" w:bidi="en_US"/>
-        </w:rPr>
-        <w:t>Intermarriage and Divorce</w:t>
+      <w:hyperlink r:id="rId86">
+        <w:r>
+          <w:rPr>
+            <w:lang w:val="en_US" w:bidi="en_US"/>
+          </w:rPr>
+          <w:rPr>
+            <w:color w:val="0000EE"/>
+            <w:u w:val="single"/>
+          </w:rPr>
+          <w:t>Job 1:6–12</w:t>
+        </w:r>
+      </w:hyperlink>
+      <w:r>
+        <w:rPr>
+          <w:lang w:val="en_US" w:bidi="en_US"/>
+        </w:rPr>
+        <w:t xml:space="preserve">; </w:t>
+      </w:r>
+      <w:hyperlink r:id="rId87">
+        <w:r>
+          <w:rPr>
+            <w:lang w:val="en_US" w:bidi="en_US"/>
+          </w:rPr>
+          <w:rPr>
+            <w:color w:val="0000EE"/>
+            <w:u w:val="single"/>
+          </w:rPr>
+          <w:t>2:1–7</w:t>
+        </w:r>
+      </w:hyperlink>
+      <w:r>
+        <w:rPr>
+          <w:lang w:val="en_US" w:bidi="en_US"/>
+        </w:rPr>
+        <w:t xml:space="preserve">; </w:t>
+      </w:r>
+      <w:hyperlink r:id="rId88">
+        <w:r>
+          <w:rPr>
+            <w:lang w:val="en_US" w:bidi="en_US"/>
+          </w:rPr>
+          <w:rPr>
+            <w:color w:val="0000EE"/>
+            <w:u w:val="single"/>
+          </w:rPr>
+          <w:t>Zechariah 3:1–2</w:t>
+        </w:r>
+      </w:hyperlink>
+      <w:r>
+        <w:rPr>
+          <w:lang w:val="en_US" w:bidi="en_US"/>
+        </w:rPr>
+        <w:t xml:space="preserve">; </w:t>
+      </w:r>
+      <w:hyperlink r:id="rId65">
+        <w:r>
+          <w:rPr>
+            <w:lang w:val="en_US" w:bidi="en_US"/>
+          </w:rPr>
+          <w:rPr>
+            <w:color w:val="0000EE"/>
+            <w:u w:val="single"/>
+          </w:rPr>
+          <w:t>Matthew 4:1–11</w:t>
+        </w:r>
+      </w:hyperlink>
+      <w:r>
+        <w:rPr>
+          <w:lang w:val="en_US" w:bidi="en_US"/>
+        </w:rPr>
+        <w:t xml:space="preserve">; </w:t>
+      </w:r>
+      <w:hyperlink r:id="rId72">
+        <w:r>
+          <w:rPr>
+            <w:lang w:val="en_US" w:bidi="en_US"/>
+          </w:rPr>
+          <w:rPr>
+            <w:color w:val="0000EE"/>
+            <w:u w:val="single"/>
+          </w:rPr>
+          <w:t>13:19</w:t>
+        </w:r>
+      </w:hyperlink>
+      <w:r>
+        <w:rPr>
+          <w:lang w:val="en_US" w:bidi="en_US"/>
+        </w:rPr>
+        <w:t xml:space="preserve">; </w:t>
+      </w:r>
+      <w:hyperlink r:id="rId82">
+        <w:r>
+          <w:rPr>
+            <w:lang w:val="en_US" w:bidi="en_US"/>
+          </w:rPr>
+          <w:rPr>
+            <w:color w:val="0000EE"/>
+            <w:u w:val="single"/>
+          </w:rPr>
+          <w:t>16:23</w:t>
+        </w:r>
+      </w:hyperlink>
+      <w:r>
+        <w:rPr>
+          <w:lang w:val="en_US" w:bidi="en_US"/>
+        </w:rPr>
+        <w:t xml:space="preserve">; </w:t>
+      </w:r>
+      <w:hyperlink r:id="rId89">
+        <w:r>
+          <w:rPr>
+            <w:lang w:val="en_US" w:bidi="en_US"/>
+          </w:rPr>
+          <w:rPr>
+            <w:color w:val="0000EE"/>
+            <w:u w:val="single"/>
+          </w:rPr>
+          <w:t>Luke 10:17–20</w:t>
+        </w:r>
+      </w:hyperlink>
+      <w:r>
+        <w:rPr>
+          <w:lang w:val="en_US" w:bidi="en_US"/>
+        </w:rPr>
+        <w:t xml:space="preserve">; </w:t>
+      </w:r>
+      <w:hyperlink r:id="rId90">
+        <w:r>
+          <w:rPr>
+            <w:lang w:val="en_US" w:bidi="en_US"/>
+          </w:rPr>
+          <w:rPr>
+            <w:color w:val="0000EE"/>
+            <w:u w:val="single"/>
+          </w:rPr>
+          <w:t>13:16</w:t>
+        </w:r>
+      </w:hyperlink>
+      <w:r>
+        <w:rPr>
+          <w:lang w:val="en_US" w:bidi="en_US"/>
+        </w:rPr>
+        <w:t xml:space="preserve">; </w:t>
+      </w:r>
+      <w:hyperlink r:id="rId91">
+        <w:r>
+          <w:rPr>
+            <w:lang w:val="en_US" w:bidi="en_US"/>
+          </w:rPr>
+          <w:rPr>
+            <w:color w:val="0000EE"/>
+            <w:u w:val="single"/>
+          </w:rPr>
+          <w:t>22:3</w:t>
+        </w:r>
+      </w:hyperlink>
+      <w:r>
+        <w:rPr>
+          <w:lang w:val="en_US" w:bidi="en_US"/>
+        </w:rPr>
+        <w:t xml:space="preserve">, </w:t>
+      </w:r>
+      <w:hyperlink r:id="rId92">
+        <w:r>
+          <w:rPr>
+            <w:lang w:val="en_US" w:bidi="en_US"/>
+          </w:rPr>
+          <w:rPr>
+            <w:color w:val="0000EE"/>
+            <w:u w:val="single"/>
+          </w:rPr>
+          <w:t>31–32</w:t>
+        </w:r>
+      </w:hyperlink>
+      <w:r>
+        <w:rPr>
+          <w:lang w:val="en_US" w:bidi="en_US"/>
+        </w:rPr>
+        <w:t xml:space="preserve">; </w:t>
+      </w:r>
+      <w:hyperlink r:id="rId84">
+        <w:r>
+          <w:rPr>
+            <w:lang w:val="en_US" w:bidi="en_US"/>
+          </w:rPr>
+          <w:rPr>
+            <w:color w:val="0000EE"/>
+            <w:u w:val="single"/>
+          </w:rPr>
+          <w:t>John 12:31</w:t>
+        </w:r>
+      </w:hyperlink>
+      <w:r>
+        <w:rPr>
+          <w:lang w:val="en_US" w:bidi="en_US"/>
+        </w:rPr>
+        <w:t xml:space="preserve">; </w:t>
+      </w:r>
+      <w:hyperlink r:id="rId83">
+        <w:r>
+          <w:rPr>
+            <w:lang w:val="en_US" w:bidi="en_US"/>
+          </w:rPr>
+          <w:rPr>
+            <w:color w:val="0000EE"/>
+            <w:u w:val="single"/>
+          </w:rPr>
+          <w:t>13:27</w:t>
+        </w:r>
+      </w:hyperlink>
+      <w:r>
+        <w:rPr>
+          <w:lang w:val="en_US" w:bidi="en_US"/>
+        </w:rPr>
+        <w:t xml:space="preserve">; </w:t>
+      </w:r>
+      <w:hyperlink r:id="rId93">
+        <w:r>
+          <w:rPr>
+            <w:lang w:val="en_US" w:bidi="en_US"/>
+          </w:rPr>
+          <w:rPr>
+            <w:color w:val="0000EE"/>
+            <w:u w:val="single"/>
+          </w:rPr>
+          <w:t>Acts 5:3</w:t>
+        </w:r>
+      </w:hyperlink>
+      <w:r>
+        <w:rPr>
+          <w:lang w:val="en_US" w:bidi="en_US"/>
+        </w:rPr>
+        <w:t xml:space="preserve">; </w:t>
+      </w:r>
+      <w:hyperlink r:id="rId94">
+        <w:r>
+          <w:rPr>
+            <w:lang w:val="en_US" w:bidi="en_US"/>
+          </w:rPr>
+          <w:rPr>
+            <w:color w:val="0000EE"/>
+            <w:u w:val="single"/>
+          </w:rPr>
+          <w:t>26:17–18</w:t>
+        </w:r>
+      </w:hyperlink>
+      <w:r>
+        <w:rPr>
+          <w:lang w:val="en_US" w:bidi="en_US"/>
+        </w:rPr>
+        <w:t xml:space="preserve">; </w:t>
+      </w:r>
+      <w:hyperlink r:id="rId95">
+        <w:r>
+          <w:rPr>
+            <w:lang w:val="en_US" w:bidi="en_US"/>
+          </w:rPr>
+          <w:rPr>
+            <w:color w:val="0000EE"/>
+            <w:u w:val="single"/>
+          </w:rPr>
+          <w:t>2 Corinthians 4:4</w:t>
+        </w:r>
+      </w:hyperlink>
+      <w:r>
+        <w:rPr>
+          <w:lang w:val="en_US" w:bidi="en_US"/>
+        </w:rPr>
+        <w:t xml:space="preserve">; </w:t>
+      </w:r>
+      <w:hyperlink r:id="rId96">
+        <w:r>
+          <w:rPr>
+            <w:lang w:val="en_US" w:bidi="en_US"/>
+          </w:rPr>
+          <w:rPr>
+            <w:color w:val="0000EE"/>
+            <w:u w:val="single"/>
+          </w:rPr>
+          <w:t>11:13–14</w:t>
+        </w:r>
+      </w:hyperlink>
+      <w:r>
+        <w:rPr>
+          <w:lang w:val="en_US" w:bidi="en_US"/>
+        </w:rPr>
+        <w:t xml:space="preserve">; </w:t>
+      </w:r>
+      <w:hyperlink r:id="rId97">
+        <w:r>
+          <w:rPr>
+            <w:lang w:val="en_US" w:bidi="en_US"/>
+          </w:rPr>
+          <w:rPr>
+            <w:color w:val="0000EE"/>
+            <w:u w:val="single"/>
+          </w:rPr>
+          <w:t>1 Timothy 2:14</w:t>
+        </w:r>
+      </w:hyperlink>
+      <w:r>
+        <w:rPr>
+          <w:lang w:val="en_US" w:bidi="en_US"/>
+        </w:rPr>
+        <w:t xml:space="preserve">; </w:t>
+      </w:r>
+      <w:hyperlink r:id="rId98">
+        <w:r>
+          <w:rPr>
+            <w:lang w:val="en_US" w:bidi="en_US"/>
+          </w:rPr>
+          <w:rPr>
+            <w:color w:val="0000EE"/>
+            <w:u w:val="single"/>
+          </w:rPr>
+          <w:t>5:15</w:t>
+        </w:r>
+      </w:hyperlink>
+      <w:r>
+        <w:rPr>
+          <w:lang w:val="en_US" w:bidi="en_US"/>
+        </w:rPr>
+        <w:t xml:space="preserve">; </w:t>
+      </w:r>
+      <w:hyperlink r:id="rId99">
+        <w:r>
+          <w:rPr>
+            <w:lang w:val="en_US" w:bidi="en_US"/>
+          </w:rPr>
+          <w:rPr>
+            <w:color w:val="0000EE"/>
+            <w:u w:val="single"/>
+          </w:rPr>
+          <w:t>Revelation 12:9</w:t>
+        </w:r>
+      </w:hyperlink>
+      <w:r>
+        <w:rPr>
+          <w:lang w:val="en_US" w:bidi="en_US"/>
+        </w:rPr>
+        <w:t xml:space="preserve">; </w:t>
+      </w:r>
+      <w:hyperlink r:id="rId85">
+        <w:r>
+          <w:rPr>
+            <w:lang w:val="en_US" w:bidi="en_US"/>
+          </w:rPr>
+          <w:rPr>
+            <w:color w:val="0000EE"/>
+            <w:u w:val="single"/>
+          </w:rPr>
+          <w:t>20:1–10</w:t>
+        </w:r>
+      </w:hyperlink>
+      <w:r>
+        <w:rPr>
+          <w:lang w:val="en_US" w:bidi="en_US"/>
+        </w:rPr>
       </w:r>
       <w:r>
         <w:rPr>
@@ -1531,101 +2525,21 @@
           <w:lang w:val="en_US" w:bidi="en_US"/>
         </w:rPr>
       </w:r>
-      <w:r>
-        <w:rPr>
-          <w:lang w:val="en_US" w:bidi="en_US"/>
-        </w:rPr>
-        <w:t>God had warned his people not to marry foreigners (</w:t>
-      </w:r>
-      <w:hyperlink r:id="rId63">
-        <w:r>
-          <w:rPr>
-            <w:lang w:val="en_US" w:bidi="en_US"/>
-          </w:rPr>
-          <w:rPr>
-            <w:color w:val="0000EE"/>
-            <w:u w:val="single"/>
-          </w:rPr>
-          <w:t>Deuteronomy 7:1–6</w:t>
-        </w:r>
-      </w:hyperlink>
-      <w:r>
-        <w:rPr>
-          <w:lang w:val="en_US" w:bidi="en_US"/>
-        </w:rPr>
-        <w:t>). The problem was not marrying someone from another country or race. The issue was marrying people who followed other gods. Moses himself married a Cushite woman (</w:t>
-      </w:r>
-      <w:hyperlink r:id="rId64">
-        <w:r>
-          <w:rPr>
-            <w:lang w:val="en_US" w:bidi="en_US"/>
-          </w:rPr>
-          <w:rPr>
-            <w:color w:val="0000EE"/>
-            <w:u w:val="single"/>
-          </w:rPr>
-          <w:t>Numbers 12:1</w:t>
-        </w:r>
-      </w:hyperlink>
-      <w:r>
-        <w:rPr>
-          <w:lang w:val="en_US" w:bidi="en_US"/>
-        </w:rPr>
-        <w:t xml:space="preserve">). Other foreigners joined Israel through marriage, like Rahab the Canaanite and Ruth the Moabite (see </w:t>
-      </w:r>
-      <w:hyperlink r:id="rId65">
-        <w:r>
-          <w:rPr>
-            <w:lang w:val="en_US" w:bidi="en_US"/>
-          </w:rPr>
-          <w:rPr>
-            <w:color w:val="0000EE"/>
-            <w:u w:val="single"/>
-          </w:rPr>
-          <w:t>Matthew 1:5</w:t>
-        </w:r>
-      </w:hyperlink>
-      <w:r>
-        <w:rPr>
-          <w:lang w:val="en_US" w:bidi="en_US"/>
-        </w:rPr>
-        <w:t xml:space="preserve">; </w:t>
-      </w:r>
-      <w:hyperlink r:id="rId66">
-        <w:r>
-          <w:rPr>
-            <w:lang w:val="en_US" w:bidi="en_US"/>
-          </w:rPr>
-          <w:rPr>
-            <w:color w:val="0000EE"/>
-            <w:u w:val="single"/>
-          </w:rPr>
-          <w:t>Ruth 4:1–22</w:t>
-        </w:r>
-      </w:hyperlink>
-      <w:r>
-        <w:rPr>
-          <w:lang w:val="en_US" w:bidi="en_US"/>
-        </w:rPr>
-        <w:t>). These women trusted in God, and God blessed them. However, King Solomon married many foreign wives. Their devotion to other gods influenced him to worship idols, just as God had previously warned his people would happen (</w:t>
-      </w:r>
-      <w:hyperlink r:id="rId67">
-        <w:r>
-          <w:rPr>
-            <w:lang w:val="en_US" w:bidi="en_US"/>
-          </w:rPr>
-          <w:rPr>
-            <w:color w:val="0000EE"/>
-            <w:u w:val="single"/>
-          </w:rPr>
-          <w:t>1 Kings 11:1–5</w:t>
-        </w:r>
-      </w:hyperlink>
-      <w:r>
-        <w:rPr>
-          <w:lang w:val="en_US" w:bidi="en_US"/>
-        </w:rPr>
-        <w:t>).</w:t>
+    </w:p>
+    <w:p>
+      <w:pPr>
+        <w:pStyle w:val="Heading2"/>
+      </w:pPr>
+      <w:r>
+        <w:rPr>
+          <w:lang w:val="en_US" w:bidi="en_US"/>
+        </w:rPr>
+        <w:t>Jesus’ Final Night</w:t>
+      </w:r>
+      <w:r>
+        <w:rPr>
+          <w:lang w:val="en_US" w:bidi="en_US"/>
+        </w:rPr>
       </w:r>
     </w:p>
     <w:p>
@@ -1639,79 +2553,25 @@
         <w:rPr>
           <w:lang w:val="en_US" w:bidi="en_US"/>
         </w:rPr>
-        <w:t xml:space="preserve">In the Bible, marriage is viewed as a binding promise (or covenant) made before God. This covenant includes commitments to faithfulness, love, and loyalty between the married couple. But it was even more important for Israel to remain faithful to the Lord's covenant with them as a people. Mixed marriages could produce children not fully committed to Israel's faith. They would become influenced by the idolatry of their foreign parent. This compromise would cause Israel to become totally unfaithful to God and embrace false religions, as they did before the exile to Babylon (see </w:t>
-      </w:r>
-      <w:hyperlink r:id="rId68">
-        <w:r>
-          <w:rPr>
-            <w:lang w:val="en_US" w:bidi="en_US"/>
-          </w:rPr>
-          <w:rPr>
-            <w:color w:val="0000EE"/>
-            <w:u w:val="single"/>
-          </w:rPr>
-          <w:t>Judges 3:3–7</w:t>
-        </w:r>
-      </w:hyperlink>
-      <w:r>
-        <w:rPr>
-          <w:lang w:val="en_US" w:bidi="en_US"/>
-        </w:rPr>
-        <w:t xml:space="preserve">; </w:t>
-      </w:r>
-      <w:hyperlink r:id="rId69">
-        <w:r>
-          <w:rPr>
-            <w:lang w:val="en_US" w:bidi="en_US"/>
-          </w:rPr>
-          <w:rPr>
-            <w:color w:val="0000EE"/>
-            <w:u w:val="single"/>
-          </w:rPr>
-          <w:t>14:1–9</w:t>
-        </w:r>
-      </w:hyperlink>
-      <w:r>
-        <w:rPr>
-          <w:lang w:val="en_US" w:bidi="en_US"/>
-        </w:rPr>
-        <w:t xml:space="preserve">; </w:t>
-      </w:r>
-      <w:hyperlink r:id="rId70">
-        <w:r>
-          <w:rPr>
-            <w:lang w:val="en_US" w:bidi="en_US"/>
-          </w:rPr>
-          <w:rPr>
-            <w:color w:val="0000EE"/>
-            <w:u w:val="single"/>
-          </w:rPr>
-          <w:t>1 Kings 11:1–8</w:t>
-        </w:r>
-      </w:hyperlink>
-      <w:r>
-        <w:rPr>
-          <w:lang w:val="en_US" w:bidi="en_US"/>
-        </w:rPr>
-        <w:t xml:space="preserve">; </w:t>
-      </w:r>
-      <w:hyperlink r:id="rId71">
-        <w:r>
-          <w:rPr>
-            <w:lang w:val="en_US" w:bidi="en_US"/>
-          </w:rPr>
-          <w:rPr>
-            <w:color w:val="0000EE"/>
-            <w:u w:val="single"/>
-          </w:rPr>
-          <w:t>2 Kings 17:7–17</w:t>
-        </w:r>
-      </w:hyperlink>
-      <w:r>
-        <w:rPr>
-          <w:lang w:val="en_US" w:bidi="en_US"/>
-        </w:rPr>
-        <w:t>).</w:t>
+        <w:t>When Jesus went to Jerusalem to celebrate the feast of Passover, he knew it was his last night before death. He came to Jerusalem to "suffer many things and … be killed" (</w:t>
+      </w:r>
+      <w:hyperlink r:id="rId100">
+        <w:r>
+          <w:rPr>
+            <w:lang w:val="en_US" w:bidi="en_US"/>
+          </w:rPr>
+          <w:rPr>
+            <w:color w:val="0000EE"/>
+            <w:u w:val="single"/>
+          </w:rPr>
+          <w:t>Mark 8:31</w:t>
+        </w:r>
+      </w:hyperlink>
+      <w:r>
+        <w:rPr>
+          <w:lang w:val="en_US" w:bidi="en_US"/>
+        </w:rPr>
+        <w:t>). His disciples prepared the meal, but he needed to prepare them for what was coming.</w:t>
       </w:r>
     </w:p>
     <w:p>
@@ -1725,61 +2585,61 @@
         <w:rPr>
           <w:lang w:val="en_US" w:bidi="en_US"/>
         </w:rPr>
-        <w:t xml:space="preserve">In </w:t>
-      </w:r>
-      <w:hyperlink r:id="rId72">
-        <w:r>
-          <w:rPr>
-            <w:lang w:val="en_US" w:bidi="en_US"/>
-          </w:rPr>
-          <w:rPr>
-            <w:color w:val="0000EE"/>
-            <w:u w:val="single"/>
-          </w:rPr>
-          <w:t>Ezra 9 and 10</w:t>
-        </w:r>
-      </w:hyperlink>
-      <w:r>
-        <w:rPr>
-          <w:lang w:val="en_US" w:bidi="en_US"/>
-        </w:rPr>
-        <w:t>, the Jews who returned from exile married people who worshipped other gods. Ezra's solution was divorce, but this is not a rule for Christians today. In the new covenant under Christ, the faith of a Christian makes his or her marriage and children acceptable before God. Because of this, marriage to an unbeliever does not threaten the identity or purity of God’s people (</w:t>
-      </w:r>
-      <w:hyperlink r:id="rId73">
-        <w:r>
-          <w:rPr>
-            <w:lang w:val="en_US" w:bidi="en_US"/>
-          </w:rPr>
-          <w:rPr>
-            <w:color w:val="0000EE"/>
-            <w:u w:val="single"/>
-          </w:rPr>
-          <w:t>1 Corinthians 7:14–16</w:t>
-        </w:r>
-      </w:hyperlink>
-      <w:r>
-        <w:rPr>
-          <w:lang w:val="en_US" w:bidi="en_US"/>
-        </w:rPr>
-        <w:t>). Paul recognized that marriage between believers and unbelievers could be difficult and might end in separation. However, he told Christians not to seek divorce if the unbelieving spouse was willing to remain married (</w:t>
-      </w:r>
-      <w:hyperlink r:id="rId74">
-        <w:r>
-          <w:rPr>
-            <w:lang w:val="en_US" w:bidi="en_US"/>
-          </w:rPr>
-          <w:rPr>
-            <w:color w:val="0000EE"/>
-            <w:u w:val="single"/>
-          </w:rPr>
-          <w:t>1 Corinthians 7:10–13</w:t>
-        </w:r>
-      </w:hyperlink>
-      <w:r>
-        <w:rPr>
-          <w:lang w:val="en_US" w:bidi="en_US"/>
-        </w:rPr>
-        <w:t xml:space="preserve">). </w:t>
+        <w:t>Jesus celebrated the Passover with his disciples. During this meal, he showed them what a true servant is by washing their feet (</w:t>
+      </w:r>
+      <w:hyperlink r:id="rId101">
+        <w:r>
+          <w:rPr>
+            <w:lang w:val="en_US" w:bidi="en_US"/>
+          </w:rPr>
+          <w:rPr>
+            <w:color w:val="0000EE"/>
+            <w:u w:val="single"/>
+          </w:rPr>
+          <w:t>John 13:1–20</w:t>
+        </w:r>
+      </w:hyperlink>
+      <w:r>
+        <w:rPr>
+          <w:lang w:val="en_US" w:bidi="en_US"/>
+        </w:rPr>
+        <w:t>). He gave them his final teachings, told them about the coming of the Holy Spirit, and prayed for his followers (</w:t>
+      </w:r>
+      <w:hyperlink r:id="rId102">
+        <w:r>
+          <w:rPr>
+            <w:lang w:val="en_US" w:bidi="en_US"/>
+          </w:rPr>
+          <w:rPr>
+            <w:color w:val="0000EE"/>
+            <w:u w:val="single"/>
+          </w:rPr>
+          <w:t>John 14:1–17:26</w:t>
+        </w:r>
+      </w:hyperlink>
+      <w:r>
+        <w:rPr>
+          <w:lang w:val="en_US" w:bidi="en_US"/>
+        </w:rPr>
+        <w:t>). Jesus also established the new covenant (</w:t>
+      </w:r>
+      <w:hyperlink r:id="rId103">
+        <w:r>
+          <w:rPr>
+            <w:lang w:val="en_US" w:bidi="en_US"/>
+          </w:rPr>
+          <w:rPr>
+            <w:color w:val="0000EE"/>
+            <w:u w:val="single"/>
+          </w:rPr>
+          <w:t>Mark 14:22–24</w:t>
+        </w:r>
+      </w:hyperlink>
+      <w:r>
+        <w:rPr>
+          <w:lang w:val="en_US" w:bidi="en_US"/>
+        </w:rPr>
+        <w:t>). Jesus replaced the Passover lamb. His body and blood became the sacrifice that saves God's people from judgment, just like the lamb at the first Passover.</w:t>
       </w:r>
     </w:p>
     <w:p>
@@ -1793,36 +2653,72 @@
         <w:rPr>
           <w:lang w:val="en_US" w:bidi="en_US"/>
         </w:rPr>
-        <w:t>To avoid these issues, it is wise to follow Paul's advice for believers not to marry unbelievers. God's people should stay separate from what is unholy: “For what partnership can righteousness have with wickedness? Or what fellowship does light have with darkness? What harmony is there between Christ and Belial? Or what does a believer have in common with an unbeliever?” (</w:t>
-      </w:r>
-      <w:hyperlink r:id="rId75">
-        <w:r>
-          <w:rPr>
-            <w:lang w:val="en_US" w:bidi="en_US"/>
-          </w:rPr>
-          <w:rPr>
-            <w:color w:val="0000EE"/>
-            <w:u w:val="single"/>
-          </w:rPr>
-          <w:t>2 Corinthians 6:14–15</w:t>
-        </w:r>
-      </w:hyperlink>
-      <w:r>
-        <w:rPr>
-          <w:lang w:val="en_US" w:bidi="en_US"/>
-        </w:rPr>
-        <w:t xml:space="preserve">). Yet, those married to an unbeliever today have God's assurance that God can use that difficult situation for his glory (see also </w:t>
-      </w:r>
-      <w:hyperlink r:id="rId76">
-        <w:r>
-          <w:rPr>
-            <w:lang w:val="en_US" w:bidi="en_US"/>
-          </w:rPr>
-          <w:rPr>
-            <w:color w:val="0000EE"/>
-            <w:u w:val="single"/>
-          </w:rPr>
-          <w:t>1 Peter 3:1–2</w:t>
+        <w:t xml:space="preserve">During Passover, God killed all the firstborn males of the Egyptians but spared those of Israel. Now, Jesus would become the sacrifice to save his people. The prophets predicted this would happen (for example, </w:t>
+      </w:r>
+      <w:hyperlink r:id="rId104">
+        <w:r>
+          <w:rPr>
+            <w:lang w:val="en_US" w:bidi="en_US"/>
+          </w:rPr>
+          <w:rPr>
+            <w:color w:val="0000EE"/>
+            <w:u w:val="single"/>
+          </w:rPr>
+          <w:t>Zechariah 12:10</w:t>
+        </w:r>
+      </w:hyperlink>
+      <w:r>
+        <w:rPr>
+          <w:lang w:val="en_US" w:bidi="en_US"/>
+        </w:rPr>
+        <w:t xml:space="preserve">; </w:t>
+      </w:r>
+      <w:hyperlink r:id="rId105">
+        <w:r>
+          <w:rPr>
+            <w:lang w:val="en_US" w:bidi="en_US"/>
+          </w:rPr>
+          <w:rPr>
+            <w:color w:val="0000EE"/>
+            <w:u w:val="single"/>
+          </w:rPr>
+          <w:t>13:7</w:t>
+        </w:r>
+      </w:hyperlink>
+      <w:r>
+        <w:rPr>
+          <w:lang w:val="en_US" w:bidi="en_US"/>
+        </w:rPr>
+        <w:t>). Jesus warned his disciples that this would soon happen and that they would abandon him (</w:t>
+      </w:r>
+      <w:hyperlink r:id="rId106">
+        <w:r>
+          <w:rPr>
+            <w:lang w:val="en_US" w:bidi="en_US"/>
+          </w:rPr>
+          <w:rPr>
+            <w:color w:val="0000EE"/>
+            <w:u w:val="single"/>
+          </w:rPr>
+          <w:t>Mark 14:27</w:t>
+        </w:r>
+      </w:hyperlink>
+      <w:r>
+        <w:rPr>
+          <w:lang w:val="en_US" w:bidi="en_US"/>
+        </w:rPr>
+        <w:t>). He also warned them that one of them would betray him (</w:t>
+      </w:r>
+      <w:hyperlink r:id="rId107">
+        <w:r>
+          <w:rPr>
+            <w:lang w:val="en_US" w:bidi="en_US"/>
+          </w:rPr>
+          <w:rPr>
+            <w:color w:val="0000EE"/>
+            <w:u w:val="single"/>
+          </w:rPr>
+          <w:t>Mark 14:18</w:t>
         </w:r>
       </w:hyperlink>
       <w:r>
@@ -1841,10 +2737,27 @@
       </w:r>
       <w:r>
         <w:rPr>
-          <w:u w:val="single"/>
-          <w:lang w:val="en_US" w:bidi="en_US"/>
-        </w:rPr>
-        <w:t>Passages for Further Study</w:t>
+          <w:lang w:val="en_US" w:bidi="en_US"/>
+        </w:rPr>
+        <w:t>After the meal, Jesus and his disciples walked to the garden of Gethsemane on the Mount of Olives. There, Jesus was deeply troubled as he prayed, accepting God's will (</w:t>
+      </w:r>
+      <w:hyperlink r:id="rId108">
+        <w:r>
+          <w:rPr>
+            <w:lang w:val="en_US" w:bidi="en_US"/>
+          </w:rPr>
+          <w:rPr>
+            <w:color w:val="0000EE"/>
+            <w:u w:val="single"/>
+          </w:rPr>
+          <w:t>Mark 14:26–42</w:t>
+        </w:r>
+      </w:hyperlink>
+      <w:r>
+        <w:rPr>
+          <w:lang w:val="en_US" w:bidi="en_US"/>
+        </w:rPr>
+        <w:t xml:space="preserve">). </w:t>
       </w:r>
     </w:p>
     <w:p>
@@ -1854,225 +2767,65 @@
           <w:lang w:val="en_US" w:bidi="en_US"/>
         </w:rPr>
       </w:r>
-      <w:hyperlink r:id="rId63">
-        <w:r>
-          <w:rPr>
-            <w:lang w:val="en_US" w:bidi="en_US"/>
-          </w:rPr>
-          <w:rPr>
-            <w:color w:val="0000EE"/>
-            <w:u w:val="single"/>
-          </w:rPr>
-          <w:t>Deuteronomy 7:1–6</w:t>
-        </w:r>
-      </w:hyperlink>
-      <w:r>
-        <w:rPr>
-          <w:lang w:val="en_US" w:bidi="en_US"/>
-        </w:rPr>
-        <w:t xml:space="preserve">; </w:t>
-      </w:r>
-      <w:hyperlink r:id="rId77">
-        <w:r>
-          <w:rPr>
-            <w:lang w:val="en_US" w:bidi="en_US"/>
-          </w:rPr>
-          <w:rPr>
-            <w:color w:val="0000EE"/>
-            <w:u w:val="single"/>
-          </w:rPr>
-          <w:t>Joshua 2:1–14</w:t>
-        </w:r>
-      </w:hyperlink>
-      <w:r>
-        <w:rPr>
-          <w:lang w:val="en_US" w:bidi="en_US"/>
-        </w:rPr>
-        <w:t xml:space="preserve">; </w:t>
-      </w:r>
-      <w:hyperlink r:id="rId78">
-        <w:r>
-          <w:rPr>
-            <w:lang w:val="en_US" w:bidi="en_US"/>
-          </w:rPr>
-          <w:rPr>
-            <w:color w:val="0000EE"/>
-            <w:u w:val="single"/>
-          </w:rPr>
-          <w:t>6:23–25</w:t>
-        </w:r>
-      </w:hyperlink>
-      <w:r>
-        <w:rPr>
-          <w:lang w:val="en_US" w:bidi="en_US"/>
-        </w:rPr>
-        <w:t xml:space="preserve">; </w:t>
-      </w:r>
-      <w:hyperlink r:id="rId68">
-        <w:r>
-          <w:rPr>
-            <w:lang w:val="en_US" w:bidi="en_US"/>
-          </w:rPr>
-          <w:rPr>
-            <w:color w:val="0000EE"/>
-            <w:u w:val="single"/>
-          </w:rPr>
-          <w:t>Judges 3:3–7</w:t>
-        </w:r>
-      </w:hyperlink>
-      <w:r>
-        <w:rPr>
-          <w:lang w:val="en_US" w:bidi="en_US"/>
-        </w:rPr>
-        <w:t xml:space="preserve">; </w:t>
-      </w:r>
-      <w:hyperlink r:id="rId69">
-        <w:r>
-          <w:rPr>
-            <w:lang w:val="en_US" w:bidi="en_US"/>
-          </w:rPr>
-          <w:rPr>
-            <w:color w:val="0000EE"/>
-            <w:u w:val="single"/>
-          </w:rPr>
-          <w:t>14:1–9</w:t>
-        </w:r>
-      </w:hyperlink>
-      <w:r>
-        <w:rPr>
-          <w:lang w:val="en_US" w:bidi="en_US"/>
-        </w:rPr>
-        <w:t xml:space="preserve">; </w:t>
-      </w:r>
-      <w:hyperlink r:id="rId66">
-        <w:r>
-          <w:rPr>
-            <w:lang w:val="en_US" w:bidi="en_US"/>
-          </w:rPr>
-          <w:rPr>
-            <w:color w:val="0000EE"/>
-            <w:u w:val="single"/>
-          </w:rPr>
-          <w:t>Ruth 4:1–22</w:t>
-        </w:r>
-      </w:hyperlink>
-      <w:r>
-        <w:rPr>
-          <w:lang w:val="en_US" w:bidi="en_US"/>
-        </w:rPr>
-        <w:t xml:space="preserve">; </w:t>
-      </w:r>
-      <w:hyperlink r:id="rId70">
-        <w:r>
-          <w:rPr>
-            <w:lang w:val="en_US" w:bidi="en_US"/>
-          </w:rPr>
-          <w:rPr>
-            <w:color w:val="0000EE"/>
-            <w:u w:val="single"/>
-          </w:rPr>
-          <w:t>1 Kings 11:1–8</w:t>
-        </w:r>
-      </w:hyperlink>
-      <w:r>
-        <w:rPr>
-          <w:lang w:val="en_US" w:bidi="en_US"/>
-        </w:rPr>
-        <w:t xml:space="preserve">; </w:t>
-      </w:r>
-      <w:hyperlink r:id="rId71">
-        <w:r>
-          <w:rPr>
-            <w:lang w:val="en_US" w:bidi="en_US"/>
-          </w:rPr>
-          <w:rPr>
-            <w:color w:val="0000EE"/>
-            <w:u w:val="single"/>
-          </w:rPr>
-          <w:t>2 Kings 17:7–17</w:t>
-        </w:r>
-      </w:hyperlink>
-      <w:r>
-        <w:rPr>
-          <w:lang w:val="en_US" w:bidi="en_US"/>
-        </w:rPr>
-        <w:t xml:space="preserve">; </w:t>
-      </w:r>
-      <w:hyperlink r:id="rId72">
-        <w:r>
-          <w:rPr>
-            <w:lang w:val="en_US" w:bidi="en_US"/>
-          </w:rPr>
-          <w:rPr>
-            <w:color w:val="0000EE"/>
-            <w:u w:val="single"/>
-          </w:rPr>
-          <w:t>Ezra 9:1–10:44</w:t>
-        </w:r>
-      </w:hyperlink>
-      <w:r>
-        <w:rPr>
-          <w:lang w:val="en_US" w:bidi="en_US"/>
-        </w:rPr>
-        <w:t xml:space="preserve">; </w:t>
-      </w:r>
-      <w:hyperlink r:id="rId79">
-        <w:r>
-          <w:rPr>
-            <w:lang w:val="en_US" w:bidi="en_US"/>
-          </w:rPr>
-          <w:rPr>
-            <w:color w:val="0000EE"/>
-            <w:u w:val="single"/>
-          </w:rPr>
-          <w:t>1 Corinthians 7:10–16</w:t>
-        </w:r>
-      </w:hyperlink>
-      <w:r>
-        <w:rPr>
-          <w:lang w:val="en_US" w:bidi="en_US"/>
-        </w:rPr>
-        <w:t xml:space="preserve">; </w:t>
-      </w:r>
-      <w:hyperlink r:id="rId75">
-        <w:r>
-          <w:rPr>
-            <w:lang w:val="en_US" w:bidi="en_US"/>
-          </w:rPr>
-          <w:rPr>
-            <w:color w:val="0000EE"/>
-            <w:u w:val="single"/>
-          </w:rPr>
-          <w:t>2 Corinthians 6:14–15</w:t>
-        </w:r>
-      </w:hyperlink>
-      <w:r>
-        <w:rPr>
-          <w:lang w:val="en_US" w:bidi="en_US"/>
-        </w:rPr>
-        <w:t xml:space="preserve">; </w:t>
-      </w:r>
-      <w:hyperlink r:id="rId80">
-        <w:r>
-          <w:rPr>
-            <w:lang w:val="en_US" w:bidi="en_US"/>
-          </w:rPr>
-          <w:rPr>
-            <w:color w:val="0000EE"/>
-            <w:u w:val="single"/>
-          </w:rPr>
-          <w:t>Hebrews 11:31</w:t>
-        </w:r>
-      </w:hyperlink>
-      <w:r>
-        <w:rPr>
-          <w:lang w:val="en_US" w:bidi="en_US"/>
-        </w:rPr>
-      </w:r>
-      <w:r>
-        <w:rPr>
-          <w:lang w:val="en_US" w:bidi="en_US"/>
-        </w:rPr>
+      <w:r>
+        <w:rPr>
+          <w:lang w:val="en_US" w:bidi="en_US"/>
+        </w:rPr>
+        <w:t>Judas was the disciple who betrayed Jesus. He arrived with soldiers who arrested Jesus (</w:t>
+      </w:r>
+      <w:hyperlink r:id="rId109">
+        <w:r>
+          <w:rPr>
+            <w:lang w:val="en_US" w:bidi="en_US"/>
+          </w:rPr>
+          <w:rPr>
+            <w:color w:val="0000EE"/>
+            <w:u w:val="single"/>
+          </w:rPr>
+          <w:t>Mark 14:43–49</w:t>
+        </w:r>
+      </w:hyperlink>
+      <w:r>
+        <w:rPr>
+          <w:lang w:val="en_US" w:bidi="en_US"/>
+        </w:rPr>
+        <w:t>). Jesus' disciples ran away (</w:t>
+      </w:r>
+      <w:hyperlink r:id="rId110">
+        <w:r>
+          <w:rPr>
+            <w:lang w:val="en_US" w:bidi="en_US"/>
+          </w:rPr>
+          <w:rPr>
+            <w:color w:val="0000EE"/>
+            <w:u w:val="single"/>
+          </w:rPr>
+          <w:t>Mark 14:50–52</w:t>
+        </w:r>
+      </w:hyperlink>
+      <w:r>
+        <w:rPr>
+          <w:lang w:val="en_US" w:bidi="en_US"/>
+        </w:rPr>
+        <w:t>). Then they took Jesus to the high priest's house for a trial at night. During this time, Peter denied knowing Jesus three times (</w:t>
+      </w:r>
+      <w:hyperlink r:id="rId111">
+        <w:r>
+          <w:rPr>
+            <w:lang w:val="en_US" w:bidi="en_US"/>
+          </w:rPr>
+          <w:rPr>
+            <w:color w:val="0000EE"/>
+            <w:u w:val="single"/>
+          </w:rPr>
+          <w:t>Mark 14:53–72</w:t>
+        </w:r>
+      </w:hyperlink>
+      <w:r>
+        <w:rPr>
+          <w:lang w:val="en_US" w:bidi="en_US"/>
+        </w:rPr>
+        <w:t>).</w:t>
       </w:r>
     </w:p>
     <w:p>
@@ -2082,21 +2835,11 @@
           <w:lang w:val="en_US" w:bidi="en_US"/>
         </w:rPr>
       </w:r>
-    </w:p>
-    <w:p>
-      <w:pPr>
-        <w:pStyle w:val="Heading2"/>
-      </w:pPr>
-      <w:r>
-        <w:rPr>
-          <w:lang w:val="en_US" w:bidi="en_US"/>
-        </w:rPr>
-        <w:t>Invasion</w:t>
-      </w:r>
-      <w:r>
-        <w:rPr>
-          <w:lang w:val="en_US" w:bidi="en_US"/>
-        </w:rPr>
+      <w:r>
+        <w:rPr>
+          <w:lang w:val="en_US" w:bidi="en_US"/>
+        </w:rPr>
+        <w:t>Jesus already knew what would happen on his last night, the good and bad. It all happened according to God's plan. These events were necessary to fulfill what Scripture prophesied and for what followed. This included his death and resurrection.</w:t>
       </w:r>
     </w:p>
     <w:p>
@@ -2108,9 +2851,10 @@
       </w:r>
       <w:r>
         <w:rPr>
-          <w:lang w:val="en_US" w:bidi="en_US"/>
-        </w:rPr>
-        <w:t>In the ancient world, foreign invasions were common. They caused great difficulty. If invaders succeeded, they brought destruction and suffering. Victorious invaders killed adult men, raped women, enslaved children, stole valuables, and destroyed everything else. The threat of invasion made the people afraid.</w:t>
+          <w:u w:val="single"/>
+          <w:lang w:val="en_US" w:bidi="en_US"/>
+        </w:rPr>
+        <w:t>Passages for Further Study</w:t>
       </w:r>
     </w:p>
     <w:p>
@@ -2120,11 +2864,99 @@
           <w:lang w:val="en_US" w:bidi="en_US"/>
         </w:rPr>
       </w:r>
-      <w:r>
-        <w:rPr>
-          <w:lang w:val="en_US" w:bidi="en_US"/>
-        </w:rPr>
-        <w:t>In the final decades of the kingdom, the people of Judah and Jerusalem lived under the threat of Babylon's conquest. Over a century earlier, the Assyrians had destroyed the northern kingdom of Israel, invaded Judah, and attacked Jerusalem. These events stayed clearly in the memories of the people of Judah. The prophet Jeremiah warned of another coming invasion and the destruction it would cause.</w:t>
+      <w:hyperlink r:id="rId112">
+        <w:r>
+          <w:rPr>
+            <w:lang w:val="en_US" w:bidi="en_US"/>
+          </w:rPr>
+          <w:rPr>
+            <w:color w:val="0000EE"/>
+            <w:u w:val="single"/>
+          </w:rPr>
+          <w:t>Matthew 26:17–56</w:t>
+        </w:r>
+      </w:hyperlink>
+      <w:r>
+        <w:rPr>
+          <w:lang w:val="en_US" w:bidi="en_US"/>
+        </w:rPr>
+        <w:t xml:space="preserve">; </w:t>
+      </w:r>
+      <w:hyperlink r:id="rId113">
+        <w:r>
+          <w:rPr>
+            <w:lang w:val="en_US" w:bidi="en_US"/>
+          </w:rPr>
+          <w:rPr>
+            <w:color w:val="0000EE"/>
+            <w:u w:val="single"/>
+          </w:rPr>
+          <w:t>Mark 14:12–52</w:t>
+        </w:r>
+      </w:hyperlink>
+      <w:r>
+        <w:rPr>
+          <w:lang w:val="en_US" w:bidi="en_US"/>
+        </w:rPr>
+        <w:t xml:space="preserve">; </w:t>
+      </w:r>
+      <w:hyperlink r:id="rId114">
+        <w:r>
+          <w:rPr>
+            <w:lang w:val="en_US" w:bidi="en_US"/>
+          </w:rPr>
+          <w:rPr>
+            <w:color w:val="0000EE"/>
+            <w:u w:val="single"/>
+          </w:rPr>
+          <w:t>Luke 22:7–46</w:t>
+        </w:r>
+      </w:hyperlink>
+      <w:r>
+        <w:rPr>
+          <w:lang w:val="en_US" w:bidi="en_US"/>
+        </w:rPr>
+        <w:t xml:space="preserve">; </w:t>
+      </w:r>
+      <w:hyperlink r:id="rId115">
+        <w:r>
+          <w:rPr>
+            <w:lang w:val="en_US" w:bidi="en_US"/>
+          </w:rPr>
+          <w:rPr>
+            <w:color w:val="0000EE"/>
+            <w:u w:val="single"/>
+          </w:rPr>
+          <w:t>John 13:1–18:11</w:t>
+        </w:r>
+      </w:hyperlink>
+      <w:r>
+        <w:rPr>
+          <w:lang w:val="en_US" w:bidi="en_US"/>
+        </w:rPr>
+        <w:t xml:space="preserve">; </w:t>
+      </w:r>
+      <w:hyperlink r:id="rId116">
+        <w:r>
+          <w:rPr>
+            <w:lang w:val="en_US" w:bidi="en_US"/>
+          </w:rPr>
+          <w:rPr>
+            <w:color w:val="0000EE"/>
+            <w:u w:val="single"/>
+          </w:rPr>
+          <w:t>1 Corinthians 11:23–34</w:t>
+        </w:r>
+      </w:hyperlink>
+      <w:r>
+        <w:rPr>
+          <w:lang w:val="en_US" w:bidi="en_US"/>
+        </w:rPr>
+      </w:r>
+      <w:r>
+        <w:rPr>
+          <w:lang w:val="en_US" w:bidi="en_US"/>
+        </w:rPr>
       </w:r>
     </w:p>
     <w:p>
@@ -2134,11 +2966,21 @@
           <w:lang w:val="en_US" w:bidi="en_US"/>
         </w:rPr>
       </w:r>
-      <w:r>
-        <w:rPr>
-          <w:lang w:val="en_US" w:bidi="en_US"/>
-        </w:rPr>
-        <w:t xml:space="preserve">When invasion threatened, people wanted to find ways to avoid the coming suffering. Prophets like Jeremiah urged God's people to abandon false gods and obey the Lord. They advised against relying on powerful allies for rescue. Instead, they encouraged seeking the Lord's protection. </w:t>
+    </w:p>
+    <w:p>
+      <w:pPr>
+        <w:pStyle w:val="Heading2"/>
+      </w:pPr>
+      <w:r>
+        <w:rPr>
+          <w:lang w:val="en_US" w:bidi="en_US"/>
+        </w:rPr>
+        <w:t>Jesus’ Prayers</w:t>
+      </w:r>
+      <w:r>
+        <w:rPr>
+          <w:lang w:val="en_US" w:bidi="en_US"/>
+        </w:rPr>
       </w:r>
     </w:p>
     <w:p>
@@ -2152,7 +2994,191 @@
         <w:rPr>
           <w:lang w:val="en_US" w:bidi="en_US"/>
         </w:rPr>
-        <w:t>The prophets sometimes described in detail what would happen during an invasion. Their goal was not to scare or discourage God's people. God sent them to encourage obedience to him. They wanted people to trust in the Lord for salvation and experience his rescue. This is how King Hezekiah reacted to the Assyrian invasion a century earlier. He trusted the Lord, and the Lord rescued him and his people.</w:t>
+        <w:t xml:space="preserve">In Luke’s gospel, Jesus prays during important moments in his life: </w:t>
+      </w:r>
+    </w:p>
+    <w:p>
+      <w:pPr>
+        <w:pStyle w:val="ListNumber"/>
+        <w:numPr>
+          <w:ilvl w:val="0"/>
+          <w:numId w:val="14"/>
+        </w:numPr>
+        <w:spacing w:line="240" w:lineRule="auto"/>
+        <w:ind w:left="720"/>
+      </w:pPr>
+      <w:r>
+        <w:rPr>
+          <w:lang w:val="en_US" w:bidi="en_US"/>
+        </w:rPr>
+      </w:r>
+      <w:r>
+        <w:rPr>
+          <w:lang w:val="en_US" w:bidi="en_US"/>
+        </w:rPr>
+        <w:t>At his baptism (</w:t>
+      </w:r>
+      <w:hyperlink r:id="rId117">
+        <w:r>
+          <w:rPr>
+            <w:lang w:val="en_US" w:bidi="en_US"/>
+          </w:rPr>
+          <w:rPr>
+            <w:color w:val="0000EE"/>
+            <w:u w:val="single"/>
+          </w:rPr>
+          <w:t>Luke 3:21</w:t>
+        </w:r>
+      </w:hyperlink>
+      <w:r>
+        <w:rPr>
+          <w:lang w:val="en_US" w:bidi="en_US"/>
+        </w:rPr>
+        <w:t>).</w:t>
+      </w:r>
+    </w:p>
+    <w:p>
+      <w:pPr>
+        <w:pStyle w:val="ListNumber"/>
+        <w:spacing w:line="240" w:lineRule="auto"/>
+        <w:ind w:left="720"/>
+      </w:pPr>
+      <w:r>
+        <w:rPr>
+          <w:lang w:val="en_US" w:bidi="en_US"/>
+        </w:rPr>
+      </w:r>
+      <w:r>
+        <w:rPr>
+          <w:lang w:val="en_US" w:bidi="en_US"/>
+        </w:rPr>
+        <w:t>Before choosing the twelve apostles (</w:t>
+      </w:r>
+      <w:hyperlink r:id="rId118">
+        <w:r>
+          <w:rPr>
+            <w:lang w:val="en_US" w:bidi="en_US"/>
+          </w:rPr>
+          <w:rPr>
+            <w:color w:val="0000EE"/>
+            <w:u w:val="single"/>
+          </w:rPr>
+          <w:t>6:12</w:t>
+        </w:r>
+      </w:hyperlink>
+      <w:r>
+        <w:rPr>
+          <w:lang w:val="en_US" w:bidi="en_US"/>
+        </w:rPr>
+        <w:t>).</w:t>
+      </w:r>
+    </w:p>
+    <w:p>
+      <w:pPr>
+        <w:pStyle w:val="ListNumber"/>
+        <w:spacing w:line="240" w:lineRule="auto"/>
+        <w:ind w:left="720"/>
+      </w:pPr>
+      <w:r>
+        <w:rPr>
+          <w:lang w:val="en_US" w:bidi="en_US"/>
+        </w:rPr>
+      </w:r>
+      <w:r>
+        <w:rPr>
+          <w:lang w:val="en_US" w:bidi="en_US"/>
+        </w:rPr>
+        <w:t>At the transfiguration, when Jesus' appearance changed to reveal his glory (</w:t>
+      </w:r>
+      <w:hyperlink r:id="rId119">
+        <w:r>
+          <w:rPr>
+            <w:lang w:val="en_US" w:bidi="en_US"/>
+          </w:rPr>
+          <w:rPr>
+            <w:color w:val="0000EE"/>
+            <w:u w:val="single"/>
+          </w:rPr>
+          <w:t>9:28–29</w:t>
+        </w:r>
+      </w:hyperlink>
+      <w:r>
+        <w:rPr>
+          <w:lang w:val="en_US" w:bidi="en_US"/>
+        </w:rPr>
+        <w:t>).</w:t>
+      </w:r>
+    </w:p>
+    <w:p>
+      <w:pPr>
+        <w:pStyle w:val="ListNumber"/>
+        <w:spacing w:line="240" w:lineRule="auto"/>
+        <w:ind w:left="720"/>
+      </w:pPr>
+      <w:r>
+        <w:rPr>
+          <w:lang w:val="en_US" w:bidi="en_US"/>
+        </w:rPr>
+      </w:r>
+      <w:r>
+        <w:rPr>
+          <w:lang w:val="en_US" w:bidi="en_US"/>
+        </w:rPr>
+        <w:t>On behalf of Peter before he denied Christ (</w:t>
+      </w:r>
+      <w:hyperlink r:id="rId120">
+        <w:r>
+          <w:rPr>
+            <w:lang w:val="en_US" w:bidi="en_US"/>
+          </w:rPr>
+          <w:rPr>
+            <w:color w:val="0000EE"/>
+            <w:u w:val="single"/>
+          </w:rPr>
+          <w:t>22:32</w:t>
+        </w:r>
+      </w:hyperlink>
+      <w:r>
+        <w:rPr>
+          <w:lang w:val="en_US" w:bidi="en_US"/>
+        </w:rPr>
+        <w:t>)</w:t>
+      </w:r>
+    </w:p>
+    <w:p>
+      <w:pPr>
+        <w:pStyle w:val="ListNumber"/>
+        <w:spacing w:line="240" w:lineRule="auto"/>
+        <w:ind w:left="720"/>
+      </w:pPr>
+      <w:r>
+        <w:rPr>
+          <w:lang w:val="en_US" w:bidi="en_US"/>
+        </w:rPr>
+      </w:r>
+      <w:r>
+        <w:rPr>
+          <w:lang w:val="en_US" w:bidi="en_US"/>
+        </w:rPr>
+        <w:t>On behalf of those who killed him while he hung on the cross (</w:t>
+      </w:r>
+      <w:hyperlink r:id="rId121">
+        <w:r>
+          <w:rPr>
+            <w:lang w:val="en_US" w:bidi="en_US"/>
+          </w:rPr>
+          <w:rPr>
+            <w:color w:val="0000EE"/>
+            <w:u w:val="single"/>
+          </w:rPr>
+          <w:t>23:34</w:t>
+        </w:r>
+      </w:hyperlink>
+      <w:r>
+        <w:rPr>
+          <w:lang w:val="en_US" w:bidi="en_US"/>
+        </w:rPr>
+        <w:t>)</w:t>
       </w:r>
     </w:p>
     <w:p>
@@ -2164,10 +3190,135 @@
       </w:r>
       <w:r>
         <w:rPr>
-          <w:u w:val="single"/>
-          <w:lang w:val="en_US" w:bidi="en_US"/>
-        </w:rPr>
-        <w:t>Passages for Further Study</w:t>
+          <w:lang w:val="en_US" w:bidi="en_US"/>
+        </w:rPr>
+        <w:t>Sometimes, Jesus went away from others to pray alone (</w:t>
+      </w:r>
+      <w:hyperlink r:id="rId122">
+        <w:r>
+          <w:rPr>
+            <w:lang w:val="en_US" w:bidi="en_US"/>
+          </w:rPr>
+          <w:rPr>
+            <w:color w:val="0000EE"/>
+            <w:u w:val="single"/>
+          </w:rPr>
+          <w:t>Matthew 14:23</w:t>
+        </w:r>
+      </w:hyperlink>
+      <w:r>
+        <w:rPr>
+          <w:lang w:val="en_US" w:bidi="en_US"/>
+        </w:rPr>
+        <w:t xml:space="preserve">; </w:t>
+      </w:r>
+      <w:hyperlink r:id="rId123">
+        <w:r>
+          <w:rPr>
+            <w:lang w:val="en_US" w:bidi="en_US"/>
+          </w:rPr>
+          <w:rPr>
+            <w:color w:val="0000EE"/>
+            <w:u w:val="single"/>
+          </w:rPr>
+          <w:t>Mark 1:35</w:t>
+        </w:r>
+      </w:hyperlink>
+      <w:r>
+        <w:rPr>
+          <w:lang w:val="en_US" w:bidi="en_US"/>
+        </w:rPr>
+        <w:t xml:space="preserve">; </w:t>
+      </w:r>
+      <w:hyperlink r:id="rId124">
+        <w:r>
+          <w:rPr>
+            <w:lang w:val="en_US" w:bidi="en_US"/>
+          </w:rPr>
+          <w:rPr>
+            <w:color w:val="0000EE"/>
+            <w:u w:val="single"/>
+          </w:rPr>
+          <w:t>Luke 5:16</w:t>
+        </w:r>
+      </w:hyperlink>
+      <w:r>
+        <w:rPr>
+          <w:lang w:val="en_US" w:bidi="en_US"/>
+        </w:rPr>
+        <w:t>). He also taught the disciples how to pray (</w:t>
+      </w:r>
+      <w:hyperlink r:id="rId125">
+        <w:r>
+          <w:rPr>
+            <w:lang w:val="en_US" w:bidi="en_US"/>
+          </w:rPr>
+          <w:rPr>
+            <w:color w:val="0000EE"/>
+            <w:u w:val="single"/>
+          </w:rPr>
+          <w:t>Luke 11:1–4</w:t>
+        </w:r>
+      </w:hyperlink>
+      <w:r>
+        <w:rPr>
+          <w:lang w:val="en_US" w:bidi="en_US"/>
+        </w:rPr>
+        <w:t xml:space="preserve">; see also </w:t>
+      </w:r>
+      <w:hyperlink r:id="rId126">
+        <w:r>
+          <w:rPr>
+            <w:lang w:val="en_US" w:bidi="en_US"/>
+          </w:rPr>
+          <w:rPr>
+            <w:color w:val="0000EE"/>
+            <w:u w:val="single"/>
+          </w:rPr>
+          <w:t>Matthew 6:5–13</w:t>
+        </w:r>
+      </w:hyperlink>
+      <w:r>
+        <w:rPr>
+          <w:lang w:val="en_US" w:bidi="en_US"/>
+        </w:rPr>
+        <w:t>). He shared stories about the importance of constant prayer (</w:t>
+      </w:r>
+      <w:hyperlink r:id="rId127">
+        <w:r>
+          <w:rPr>
+            <w:lang w:val="en_US" w:bidi="en_US"/>
+          </w:rPr>
+          <w:rPr>
+            <w:color w:val="0000EE"/>
+            <w:u w:val="single"/>
+          </w:rPr>
+          <w:t>Luke 11:5–13</w:t>
+        </w:r>
+      </w:hyperlink>
+      <w:r>
+        <w:rPr>
+          <w:lang w:val="en_US" w:bidi="en_US"/>
+        </w:rPr>
+        <w:t xml:space="preserve">; </w:t>
+      </w:r>
+      <w:hyperlink r:id="rId128">
+        <w:r>
+          <w:rPr>
+            <w:lang w:val="en_US" w:bidi="en_US"/>
+          </w:rPr>
+          <w:rPr>
+            <w:color w:val="0000EE"/>
+            <w:u w:val="single"/>
+          </w:rPr>
+          <w:t>18:1–8</w:t>
+        </w:r>
+      </w:hyperlink>
+      <w:r>
+        <w:rPr>
+          <w:lang w:val="en_US" w:bidi="en_US"/>
+        </w:rPr>
+        <w:t>).</w:t>
       </w:r>
     </w:p>
     <w:p>
@@ -2177,153 +3328,11 @@
           <w:lang w:val="en_US" w:bidi="en_US"/>
         </w:rPr>
       </w:r>
-      <w:hyperlink r:id="rId81">
-        <w:r>
-          <w:rPr>
-            <w:lang w:val="en_US" w:bidi="en_US"/>
-          </w:rPr>
-          <w:rPr>
-            <w:color w:val="0000EE"/>
-            <w:u w:val="single"/>
-          </w:rPr>
-          <w:t>Genesis 14:1–16</w:t>
-        </w:r>
-      </w:hyperlink>
-      <w:r>
-        <w:rPr>
-          <w:lang w:val="en_US" w:bidi="en_US"/>
-        </w:rPr>
-        <w:t xml:space="preserve">; </w:t>
-      </w:r>
-      <w:hyperlink r:id="rId82">
-        <w:r>
-          <w:rPr>
-            <w:lang w:val="en_US" w:bidi="en_US"/>
-          </w:rPr>
-          <w:rPr>
-            <w:color w:val="0000EE"/>
-            <w:u w:val="single"/>
-          </w:rPr>
-          <w:t>2 Kings 17:5–23</w:t>
-        </w:r>
-      </w:hyperlink>
-      <w:r>
-        <w:rPr>
-          <w:lang w:val="en_US" w:bidi="en_US"/>
-        </w:rPr>
-        <w:t xml:space="preserve">; </w:t>
-      </w:r>
-      <w:hyperlink r:id="rId83">
-        <w:r>
-          <w:rPr>
-            <w:lang w:val="en_US" w:bidi="en_US"/>
-          </w:rPr>
-          <w:rPr>
-            <w:color w:val="0000EE"/>
-            <w:u w:val="single"/>
-          </w:rPr>
-          <w:t>18:13–19:37</w:t>
-        </w:r>
-      </w:hyperlink>
-      <w:r>
-        <w:rPr>
-          <w:lang w:val="en_US" w:bidi="en_US"/>
-        </w:rPr>
-        <w:t xml:space="preserve">; </w:t>
-      </w:r>
-      <w:hyperlink r:id="rId84">
-        <w:r>
-          <w:rPr>
-            <w:lang w:val="en_US" w:bidi="en_US"/>
-          </w:rPr>
-          <w:rPr>
-            <w:color w:val="0000EE"/>
-            <w:u w:val="single"/>
-          </w:rPr>
-          <w:t>Isaiah 6:8–13</w:t>
-        </w:r>
-      </w:hyperlink>
-      <w:r>
-        <w:rPr>
-          <w:lang w:val="en_US" w:bidi="en_US"/>
-        </w:rPr>
-        <w:t xml:space="preserve">; </w:t>
-      </w:r>
-      <w:hyperlink r:id="rId85">
-        <w:r>
-          <w:rPr>
-            <w:lang w:val="en_US" w:bidi="en_US"/>
-          </w:rPr>
-          <w:rPr>
-            <w:color w:val="0000EE"/>
-            <w:u w:val="single"/>
-          </w:rPr>
-          <w:t>36:1–37:38</w:t>
-        </w:r>
-      </w:hyperlink>
-      <w:r>
-        <w:rPr>
-          <w:lang w:val="en_US" w:bidi="en_US"/>
-        </w:rPr>
-        <w:t xml:space="preserve">; </w:t>
-      </w:r>
-      <w:hyperlink r:id="rId86">
-        <w:r>
-          <w:rPr>
-            <w:lang w:val="en_US" w:bidi="en_US"/>
-          </w:rPr>
-          <w:rPr>
-            <w:color w:val="0000EE"/>
-            <w:u w:val="single"/>
-          </w:rPr>
-          <w:t>65:21–23</w:t>
-        </w:r>
-      </w:hyperlink>
-      <w:r>
-        <w:rPr>
-          <w:lang w:val="en_US" w:bidi="en_US"/>
-        </w:rPr>
-        <w:t xml:space="preserve">; </w:t>
-      </w:r>
-      <w:hyperlink r:id="rId87">
-        <w:r>
-          <w:rPr>
-            <w:lang w:val="en_US" w:bidi="en_US"/>
-          </w:rPr>
-          <w:rPr>
-            <w:color w:val="0000EE"/>
-            <w:u w:val="single"/>
-          </w:rPr>
-          <w:t>Jeremiah 6:22–26</w:t>
-        </w:r>
-      </w:hyperlink>
-      <w:r>
-        <w:rPr>
-          <w:lang w:val="en_US" w:bidi="en_US"/>
-        </w:rPr>
-        <w:t xml:space="preserve">; </w:t>
-      </w:r>
-      <w:hyperlink r:id="rId88">
-        <w:r>
-          <w:rPr>
-            <w:lang w:val="en_US" w:bidi="en_US"/>
-          </w:rPr>
-          <w:rPr>
-            <w:color w:val="0000EE"/>
-            <w:u w:val="single"/>
-          </w:rPr>
-          <w:t>19:7–15</w:t>
-        </w:r>
-      </w:hyperlink>
-      <w:r>
-        <w:rPr>
-          <w:lang w:val="en_US" w:bidi="en_US"/>
-        </w:rPr>
-      </w:r>
-      <w:r>
-        <w:rPr>
-          <w:lang w:val="en_US" w:bidi="en_US"/>
-        </w:rPr>
+      <w:r>
+        <w:rPr>
+          <w:lang w:val="en_US" w:bidi="en_US"/>
+        </w:rPr>
+        <w:t xml:space="preserve">In the Gospel of Luke, Jesus’ prayers emphasize the intimate relationship between the Father and the Son. Jesus lived in harmony with his Father, followed his purpose, and remained faithful to his will. </w:t>
       </w:r>
     </w:p>
     <w:p>
@@ -2333,21 +3342,71 @@
           <w:lang w:val="en_US" w:bidi="en_US"/>
         </w:rPr>
       </w:r>
-    </w:p>
-    <w:p>
-      <w:pPr>
-        <w:pStyle w:val="Heading2"/>
-      </w:pPr>
-      <w:r>
-        <w:rPr>
-          <w:lang w:val="en_US" w:bidi="en_US"/>
-        </w:rPr>
-        <w:t>Israel’s Geography as Theology</w:t>
-      </w:r>
-      <w:r>
-        <w:rPr>
-          <w:lang w:val="en_US" w:bidi="en_US"/>
-        </w:rPr>
+      <w:r>
+        <w:rPr>
+          <w:lang w:val="en_US" w:bidi="en_US"/>
+        </w:rPr>
+        <w:t>In Gethsemane, Jesus was deeply troubled about the suffering to come. But he prayed, “</w:t>
+      </w:r>
+      <w:r>
+        <w:rPr>
+          <w:lang w:val="en_US" w:bidi="en_US"/>
+        </w:rPr>
+        <w:t>not My will, but Yours be done</w:t>
+      </w:r>
+      <w:r>
+        <w:rPr>
+          <w:lang w:val="en_US" w:bidi="en_US"/>
+        </w:rPr>
+        <w:t>” (</w:t>
+      </w:r>
+      <w:hyperlink r:id="rId129">
+        <w:r>
+          <w:rPr>
+            <w:lang w:val="en_US" w:bidi="en_US"/>
+          </w:rPr>
+          <w:rPr>
+            <w:color w:val="0000EE"/>
+            <w:u w:val="single"/>
+          </w:rPr>
+          <w:t>Luke 22:42</w:t>
+        </w:r>
+      </w:hyperlink>
+      <w:r>
+        <w:rPr>
+          <w:lang w:val="en_US" w:bidi="en_US"/>
+        </w:rPr>
+        <w:t>). On the cross, he showed complete trust in the Father. His last words were, “</w:t>
+      </w:r>
+      <w:r>
+        <w:rPr>
+          <w:lang w:val="en_US" w:bidi="en_US"/>
+        </w:rPr>
+        <w:t>Father, into Your hands I commit My Spirit</w:t>
+      </w:r>
+      <w:r>
+        <w:rPr>
+          <w:lang w:val="en_US" w:bidi="en_US"/>
+        </w:rPr>
+        <w:t>” (</w:t>
+      </w:r>
+      <w:hyperlink r:id="rId130">
+        <w:r>
+          <w:rPr>
+            <w:lang w:val="en_US" w:bidi="en_US"/>
+          </w:rPr>
+          <w:rPr>
+            <w:color w:val="0000EE"/>
+            <w:u w:val="single"/>
+          </w:rPr>
+          <w:t>Luke 23:46</w:t>
+        </w:r>
+      </w:hyperlink>
+      <w:r>
+        <w:rPr>
+          <w:lang w:val="en_US" w:bidi="en_US"/>
+        </w:rPr>
+        <w:t>). Jesus showed us how to live a life of trust and dependence on our heavenly Father.</w:t>
       </w:r>
     </w:p>
     <w:p>
@@ -2361,43 +3420,25 @@
         <w:rPr>
           <w:lang w:val="en_US" w:bidi="en_US"/>
         </w:rPr>
-        <w:t xml:space="preserve">The division of the land in </w:t>
-      </w:r>
-      <w:hyperlink r:id="rId89">
-        <w:r>
-          <w:rPr>
-            <w:lang w:val="en_US" w:bidi="en_US"/>
-          </w:rPr>
-          <w:rPr>
-            <w:color w:val="0000EE"/>
-            <w:u w:val="single"/>
-          </w:rPr>
-          <w:t>Ezekiel 47:13–48:35</w:t>
-        </w:r>
-      </w:hyperlink>
-      <w:r>
-        <w:rPr>
-          <w:lang w:val="en_US" w:bidi="en_US"/>
-        </w:rPr>
-        <w:t xml:space="preserve"> combines spiritual ideals with a practical message. It reinforces themes from earlier parts of the vision (</w:t>
-      </w:r>
-      <w:hyperlink r:id="rId90">
-        <w:r>
-          <w:rPr>
-            <w:lang w:val="en_US" w:bidi="en_US"/>
-          </w:rPr>
-          <w:rPr>
-            <w:color w:val="0000EE"/>
-            <w:u w:val="single"/>
-          </w:rPr>
-          <w:t>Ezekiel 40–46</w:t>
-        </w:r>
-      </w:hyperlink>
-      <w:r>
-        <w:rPr>
-          <w:lang w:val="en_US" w:bidi="en_US"/>
-        </w:rPr>
-        <w:t>). The prophet Ezekiel envisioned a future closely linked to the past. The land of Israel remained the special land promised to Israel's patriarchs.</w:t>
+        <w:t>The apostle John writes about a prayer Jesus said on his last night with the disciples (</w:t>
+      </w:r>
+      <w:hyperlink r:id="rId131">
+        <w:r>
+          <w:rPr>
+            <w:lang w:val="en_US" w:bidi="en_US"/>
+          </w:rPr>
+          <w:rPr>
+            <w:color w:val="0000EE"/>
+            <w:u w:val="single"/>
+          </w:rPr>
+          <w:t>John 17:1–26</w:t>
+        </w:r>
+      </w:hyperlink>
+      <w:r>
+        <w:rPr>
+          <w:lang w:val="en_US" w:bidi="en_US"/>
+        </w:rPr>
+        <w:t>). This is often called the "high priestly prayer." In this prayer, Jesus prays to God on behalf of his followers. He asks God to protect them, help them understand, make them holy, and keep them united as one group.</w:t>
       </w:r>
     </w:p>
     <w:p>
@@ -2409,9 +3450,10 @@
       </w:r>
       <w:r>
         <w:rPr>
-          <w:lang w:val="en_US" w:bidi="en_US"/>
-        </w:rPr>
-        <w:t>The map in this vision is different from the earlier tribal divisions in Joshua’s time. In Ezekiel’s vision, each tribe receives an equal portion of land. These portions are in east-to-west strips. They align the entire land with the temple at its center. These strips do not match the actual geography of the land. They are symbolic. The idea is that old tribal rivalries and hatreds will disappear, as each tribe will have equal status.</w:t>
+          <w:u w:val="single"/>
+          <w:lang w:val="en_US" w:bidi="en_US"/>
+        </w:rPr>
+        <w:t>Passages for Further Study</w:t>
       </w:r>
     </w:p>
     <w:p>
@@ -2421,11 +3463,207 @@
           <w:lang w:val="en_US" w:bidi="en_US"/>
         </w:rPr>
       </w:r>
-      <w:r>
-        <w:rPr>
-          <w:lang w:val="en_US" w:bidi="en_US"/>
-        </w:rPr>
-        <w:t>The monarchy (the system of being ruled by God's chosen king) is not abolished in this vision, but it is transformed. The ruined city from earlier chapters of Ezekiel becomes a new holy city of unity and harmony for the tribes. A life-giving river restores, bringing blessings from God's temple to every part of the people's lives.</w:t>
+      <w:hyperlink r:id="rId132">
+        <w:r>
+          <w:rPr>
+            <w:lang w:val="en_US" w:bidi="en_US"/>
+          </w:rPr>
+          <w:rPr>
+            <w:color w:val="0000EE"/>
+            <w:u w:val="single"/>
+          </w:rPr>
+          <w:t>Matthew 6:9–13</w:t>
+        </w:r>
+      </w:hyperlink>
+      <w:r>
+        <w:rPr>
+          <w:lang w:val="en_US" w:bidi="en_US"/>
+        </w:rPr>
+        <w:t xml:space="preserve">; </w:t>
+      </w:r>
+      <w:hyperlink r:id="rId117">
+        <w:r>
+          <w:rPr>
+            <w:lang w:val="en_US" w:bidi="en_US"/>
+          </w:rPr>
+          <w:rPr>
+            <w:color w:val="0000EE"/>
+            <w:u w:val="single"/>
+          </w:rPr>
+          <w:t>Luke 3:21</w:t>
+        </w:r>
+      </w:hyperlink>
+      <w:r>
+        <w:rPr>
+          <w:lang w:val="en_US" w:bidi="en_US"/>
+        </w:rPr>
+        <w:t xml:space="preserve">; </w:t>
+      </w:r>
+      <w:hyperlink r:id="rId118">
+        <w:r>
+          <w:rPr>
+            <w:lang w:val="en_US" w:bidi="en_US"/>
+          </w:rPr>
+          <w:rPr>
+            <w:color w:val="0000EE"/>
+            <w:u w:val="single"/>
+          </w:rPr>
+          <w:t>6:12</w:t>
+        </w:r>
+      </w:hyperlink>
+      <w:r>
+        <w:rPr>
+          <w:lang w:val="en_US" w:bidi="en_US"/>
+        </w:rPr>
+        <w:t xml:space="preserve">; </w:t>
+      </w:r>
+      <w:hyperlink r:id="rId133">
+        <w:r>
+          <w:rPr>
+            <w:lang w:val="en_US" w:bidi="en_US"/>
+          </w:rPr>
+          <w:rPr>
+            <w:color w:val="0000EE"/>
+            <w:u w:val="single"/>
+          </w:rPr>
+          <w:t>9:28</w:t>
+        </w:r>
+      </w:hyperlink>
+      <w:r>
+        <w:rPr>
+          <w:lang w:val="en_US" w:bidi="en_US"/>
+        </w:rPr>
+        <w:t xml:space="preserve">; </w:t>
+      </w:r>
+      <w:hyperlink r:id="rId134">
+        <w:r>
+          <w:rPr>
+            <w:lang w:val="en_US" w:bidi="en_US"/>
+          </w:rPr>
+          <w:rPr>
+            <w:color w:val="0000EE"/>
+            <w:u w:val="single"/>
+          </w:rPr>
+          <w:t>11:1–13</w:t>
+        </w:r>
+      </w:hyperlink>
+      <w:r>
+        <w:rPr>
+          <w:lang w:val="en_US" w:bidi="en_US"/>
+        </w:rPr>
+        <w:t xml:space="preserve">; </w:t>
+      </w:r>
+      <w:hyperlink r:id="rId128">
+        <w:r>
+          <w:rPr>
+            <w:lang w:val="en_US" w:bidi="en_US"/>
+          </w:rPr>
+          <w:rPr>
+            <w:color w:val="0000EE"/>
+            <w:u w:val="single"/>
+          </w:rPr>
+          <w:t>18:1–8</w:t>
+        </w:r>
+      </w:hyperlink>
+      <w:r>
+        <w:rPr>
+          <w:lang w:val="en_US" w:bidi="en_US"/>
+        </w:rPr>
+        <w:t xml:space="preserve">; </w:t>
+      </w:r>
+      <w:hyperlink r:id="rId120">
+        <w:r>
+          <w:rPr>
+            <w:lang w:val="en_US" w:bidi="en_US"/>
+          </w:rPr>
+          <w:rPr>
+            <w:color w:val="0000EE"/>
+            <w:u w:val="single"/>
+          </w:rPr>
+          <w:t>22:32</w:t>
+        </w:r>
+      </w:hyperlink>
+      <w:r>
+        <w:rPr>
+          <w:lang w:val="en_US" w:bidi="en_US"/>
+        </w:rPr>
+        <w:t xml:space="preserve">, </w:t>
+      </w:r>
+      <w:hyperlink r:id="rId135">
+        <w:r>
+          <w:rPr>
+            <w:lang w:val="en_US" w:bidi="en_US"/>
+          </w:rPr>
+          <w:rPr>
+            <w:color w:val="0000EE"/>
+            <w:u w:val="single"/>
+          </w:rPr>
+          <w:t>39–46</w:t>
+        </w:r>
+      </w:hyperlink>
+      <w:r>
+        <w:rPr>
+          <w:lang w:val="en_US" w:bidi="en_US"/>
+        </w:rPr>
+        <w:t xml:space="preserve">; </w:t>
+      </w:r>
+      <w:hyperlink r:id="rId121">
+        <w:r>
+          <w:rPr>
+            <w:lang w:val="en_US" w:bidi="en_US"/>
+          </w:rPr>
+          <w:rPr>
+            <w:color w:val="0000EE"/>
+            <w:u w:val="single"/>
+          </w:rPr>
+          <w:t>23:34</w:t>
+        </w:r>
+      </w:hyperlink>
+      <w:r>
+        <w:rPr>
+          <w:lang w:val="en_US" w:bidi="en_US"/>
+        </w:rPr>
+        <w:t xml:space="preserve">, </w:t>
+      </w:r>
+      <w:hyperlink r:id="rId130">
+        <w:r>
+          <w:rPr>
+            <w:lang w:val="en_US" w:bidi="en_US"/>
+          </w:rPr>
+          <w:rPr>
+            <w:color w:val="0000EE"/>
+            <w:u w:val="single"/>
+          </w:rPr>
+          <w:t>46</w:t>
+        </w:r>
+      </w:hyperlink>
+      <w:r>
+        <w:rPr>
+          <w:lang w:val="en_US" w:bidi="en_US"/>
+        </w:rPr>
+        <w:t xml:space="preserve">; </w:t>
+      </w:r>
+      <w:hyperlink r:id="rId131">
+        <w:r>
+          <w:rPr>
+            <w:lang w:val="en_US" w:bidi="en_US"/>
+          </w:rPr>
+          <w:rPr>
+            <w:color w:val="0000EE"/>
+            <w:u w:val="single"/>
+          </w:rPr>
+          <w:t>John 17:1–26</w:t>
+        </w:r>
+      </w:hyperlink>
+      <w:r>
+        <w:rPr>
+          <w:lang w:val="en_US" w:bidi="en_US"/>
+        </w:rPr>
+      </w:r>
+      <w:r>
+        <w:rPr>
+          <w:lang w:val="en_US" w:bidi="en_US"/>
+        </w:rPr>
       </w:r>
     </w:p>
     <w:p>
@@ -2435,77 +3673,21 @@
           <w:lang w:val="en_US" w:bidi="en_US"/>
         </w:rPr>
       </w:r>
-      <w:r>
-        <w:rPr>
-          <w:lang w:val="en_US" w:bidi="en_US"/>
-        </w:rPr>
-        <w:t xml:space="preserve">The vision in </w:t>
-      </w:r>
-      <w:hyperlink r:id="rId91">
-        <w:r>
-          <w:rPr>
-            <w:lang w:val="en_US" w:bidi="en_US"/>
-          </w:rPr>
-          <w:rPr>
-            <w:color w:val="0000EE"/>
-            <w:u w:val="single"/>
-          </w:rPr>
-          <w:t>Ezekiel 40–48</w:t>
-        </w:r>
-      </w:hyperlink>
-      <w:r>
-        <w:rPr>
-          <w:lang w:val="en_US" w:bidi="en_US"/>
-        </w:rPr>
-        <w:t xml:space="preserve"> encourages people to repent for past sins, stay faithful in difficult times, and hope for a better future through God's power and grace. The final chapters of Revelation show this vision fulfilled in Jesus (</w:t>
-      </w:r>
-      <w:hyperlink r:id="rId92">
-        <w:r>
-          <w:rPr>
-            <w:lang w:val="en_US" w:bidi="en_US"/>
-          </w:rPr>
-          <w:rPr>
-            <w:color w:val="0000EE"/>
-            <w:u w:val="single"/>
-          </w:rPr>
-          <w:t>Revelation 21–22</w:t>
-        </w:r>
-      </w:hyperlink>
-      <w:r>
-        <w:rPr>
-          <w:lang w:val="en_US" w:bidi="en_US"/>
-        </w:rPr>
-        <w:t>). Jesus began the spiritual reality Ezekiel described. It is a heavenly city "</w:t>
-      </w:r>
-      <w:r>
-        <w:rPr>
-          <w:lang w:val="en_US" w:bidi="en_US"/>
-        </w:rPr>
-        <w:t>whose architect and builder is God</w:t>
-      </w:r>
-      <w:r>
-        <w:rPr>
-          <w:lang w:val="en_US" w:bidi="en_US"/>
-        </w:rPr>
-        <w:t>" (</w:t>
-      </w:r>
-      <w:hyperlink r:id="rId93">
-        <w:r>
-          <w:rPr>
-            <w:lang w:val="en_US" w:bidi="en_US"/>
-          </w:rPr>
-          <w:rPr>
-            <w:color w:val="0000EE"/>
-            <w:u w:val="single"/>
-          </w:rPr>
-          <w:t>Hebrews 11:10</w:t>
-        </w:r>
-      </w:hyperlink>
-      <w:r>
-        <w:rPr>
-          <w:lang w:val="en_US" w:bidi="en_US"/>
-        </w:rPr>
-        <w:t>).</w:t>
+    </w:p>
+    <w:p>
+      <w:pPr>
+        <w:pStyle w:val="Heading2"/>
+      </w:pPr>
+      <w:r>
+        <w:rPr>
+          <w:lang w:val="en_US" w:bidi="en_US"/>
+        </w:rPr>
+        <w:t>Jews and Gentiles (Non-Jews)</w:t>
+      </w:r>
+      <w:r>
+        <w:rPr>
+          <w:lang w:val="en_US" w:bidi="en_US"/>
+        </w:rPr>
       </w:r>
     </w:p>
     <w:p>
@@ -2517,10 +3699,401 @@
       </w:r>
       <w:r>
         <w:rPr>
-          <w:u w:val="single"/>
-          <w:lang w:val="en_US" w:bidi="en_US"/>
-        </w:rPr>
-        <w:t>Passages for Further Study</w:t>
+          <w:lang w:val="en_US" w:bidi="en_US"/>
+        </w:rPr>
+        <w:t xml:space="preserve">A key theme of the New Testament is that God has included non-Jewish people (called gentiles) in his people while keeping his promises to Israel. In </w:t>
+      </w:r>
+      <w:hyperlink r:id="rId136">
+        <w:r>
+          <w:rPr>
+            <w:lang w:val="en_US" w:bidi="en_US"/>
+          </w:rPr>
+          <w:rPr>
+            <w:color w:val="0000EE"/>
+            <w:u w:val="single"/>
+          </w:rPr>
+          <w:t>Romans 11:11–32</w:t>
+        </w:r>
+      </w:hyperlink>
+      <w:r>
+        <w:rPr>
+          <w:lang w:val="en_US" w:bidi="en_US"/>
+        </w:rPr>
+        <w:t>, the apostle Paul explains God's plan to save all nations in four clearly defined stages:</w:t>
+      </w:r>
+    </w:p>
+    <w:p>
+      <w:pPr>
+        <w:pStyle w:val="ListNumber"/>
+        <w:numPr>
+          <w:ilvl w:val="0"/>
+          <w:numId w:val="15"/>
+        </w:numPr>
+        <w:spacing w:line="240" w:lineRule="auto"/>
+        <w:ind w:left="720"/>
+      </w:pPr>
+      <w:r>
+        <w:rPr>
+          <w:lang w:val="en_US" w:bidi="en_US"/>
+        </w:rPr>
+      </w:r>
+      <w:r>
+        <w:rPr>
+          <w:lang w:val="en_US" w:bidi="en_US"/>
+        </w:rPr>
+        <w:t xml:space="preserve">The apostles share the good news about Jesus with the Jews. Most of them do not believe it. </w:t>
+        <w:br/>
+      </w:r>
+      <w:r>
+        <w:rPr>
+          <w:lang w:val="en_US" w:bidi="en_US"/>
+        </w:rPr>
+        <w:t>Paul uses an olive tree as a metaphor. He says, “some branches have been broken off” (</w:t>
+      </w:r>
+      <w:hyperlink r:id="rId137">
+        <w:r>
+          <w:rPr>
+            <w:lang w:val="en_US" w:bidi="en_US"/>
+          </w:rPr>
+          <w:rPr>
+            <w:color w:val="0000EE"/>
+            <w:u w:val="single"/>
+          </w:rPr>
+          <w:t>Romans 11:17</w:t>
+        </w:r>
+      </w:hyperlink>
+      <w:r>
+        <w:rPr>
+          <w:lang w:val="en_US" w:bidi="en_US"/>
+        </w:rPr>
+        <w:t xml:space="preserve">). This stage had already happened and Paul personally experienced it. He shared the good news with Jews in their places of worship (synagogues) across the eastern Mediterranean region. But, many Jews rejected Paul's message (see </w:t>
+      </w:r>
+      <w:hyperlink r:id="rId138">
+        <w:r>
+          <w:rPr>
+            <w:lang w:val="en_US" w:bidi="en_US"/>
+          </w:rPr>
+          <w:rPr>
+            <w:color w:val="0000EE"/>
+            <w:u w:val="single"/>
+          </w:rPr>
+          <w:t>Acts 13:42–49</w:t>
+        </w:r>
+      </w:hyperlink>
+      <w:r>
+        <w:rPr>
+          <w:lang w:val="en_US" w:bidi="en_US"/>
+        </w:rPr>
+        <w:t xml:space="preserve">; </w:t>
+      </w:r>
+      <w:hyperlink r:id="rId139">
+        <w:r>
+          <w:rPr>
+            <w:lang w:val="en_US" w:bidi="en_US"/>
+          </w:rPr>
+          <w:rPr>
+            <w:color w:val="0000EE"/>
+            <w:u w:val="single"/>
+          </w:rPr>
+          <w:t>18:4–6</w:t>
+        </w:r>
+      </w:hyperlink>
+      <w:r>
+        <w:rPr>
+          <w:lang w:val="en_US" w:bidi="en_US"/>
+        </w:rPr>
+        <w:t xml:space="preserve">; </w:t>
+      </w:r>
+      <w:hyperlink r:id="rId140">
+        <w:r>
+          <w:rPr>
+            <w:lang w:val="en_US" w:bidi="en_US"/>
+          </w:rPr>
+          <w:rPr>
+            <w:color w:val="0000EE"/>
+            <w:u w:val="single"/>
+          </w:rPr>
+          <w:t>28:23–28</w:t>
+        </w:r>
+      </w:hyperlink>
+      <w:r>
+        <w:rPr>
+          <w:lang w:val="en_US" w:bidi="en_US"/>
+        </w:rPr>
+        <w:t>).</w:t>
+      </w:r>
+    </w:p>
+    <w:p>
+      <w:pPr>
+        <w:pStyle w:val="ListNumber"/>
+        <w:spacing w:line="240" w:lineRule="auto"/>
+        <w:ind w:left="720"/>
+      </w:pPr>
+      <w:r>
+        <w:rPr>
+          <w:lang w:val="en_US" w:bidi="en_US"/>
+        </w:rPr>
+      </w:r>
+      <w:r>
+        <w:rPr>
+          <w:lang w:val="en_US" w:bidi="en_US"/>
+        </w:rPr>
+        <w:t xml:space="preserve">Many non-Jews accept the message and trust in Jesus. </w:t>
+        <w:br/>
+      </w:r>
+      <w:r>
+        <w:rPr>
+          <w:lang w:val="en_US" w:bidi="en_US"/>
+        </w:rPr>
+        <w:t>After God removes the "natural branches," he grafts in "a wild olive shoot” (</w:t>
+      </w:r>
+      <w:hyperlink r:id="rId137">
+        <w:r>
+          <w:rPr>
+            <w:lang w:val="en_US" w:bidi="en_US"/>
+          </w:rPr>
+          <w:rPr>
+            <w:color w:val="0000EE"/>
+            <w:u w:val="single"/>
+          </w:rPr>
+          <w:t>Romans 11:17</w:t>
+        </w:r>
+      </w:hyperlink>
+      <w:r>
+        <w:rPr>
+          <w:lang w:val="en_US" w:bidi="en_US"/>
+        </w:rPr>
+        <w:t xml:space="preserve">). Paul and the other apostles encountered resistance in the synagogues. So they preached to non-Jews, and many accepted the good news (see </w:t>
+      </w:r>
+      <w:hyperlink r:id="rId141">
+        <w:r>
+          <w:rPr>
+            <w:lang w:val="en_US" w:bidi="en_US"/>
+          </w:rPr>
+          <w:rPr>
+            <w:color w:val="0000EE"/>
+            <w:u w:val="single"/>
+          </w:rPr>
+          <w:t>Acts 13:48–49</w:t>
+        </w:r>
+      </w:hyperlink>
+      <w:r>
+        <w:rPr>
+          <w:lang w:val="en_US" w:bidi="en_US"/>
+        </w:rPr>
+        <w:t xml:space="preserve">; </w:t>
+      </w:r>
+      <w:hyperlink r:id="rId142">
+        <w:r>
+          <w:rPr>
+            <w:lang w:val="en_US" w:bidi="en_US"/>
+          </w:rPr>
+          <w:rPr>
+            <w:color w:val="0000EE"/>
+            <w:u w:val="single"/>
+          </w:rPr>
+          <w:t>26:15–18</w:t>
+        </w:r>
+      </w:hyperlink>
+      <w:r>
+        <w:rPr>
+          <w:lang w:val="en_US" w:bidi="en_US"/>
+        </w:rPr>
+        <w:t>). By the time Paul wrote the letter to the Romans, the church in Rome was mostly a non-Jewish community.</w:t>
+      </w:r>
+    </w:p>
+    <w:p>
+      <w:pPr>
+        <w:pStyle w:val="ListNumber"/>
+        <w:spacing w:line="240" w:lineRule="auto"/>
+        <w:ind w:left="720"/>
+      </w:pPr>
+      <w:r>
+        <w:rPr>
+          <w:lang w:val="en_US" w:bidi="en_US"/>
+        </w:rPr>
+      </w:r>
+      <w:r>
+        <w:rPr>
+          <w:lang w:val="en_US" w:bidi="en_US"/>
+        </w:rPr>
+        <w:t xml:space="preserve">Many Jews accept the good news and trust in Jesus. </w:t>
+        <w:br/>
+      </w:r>
+      <w:r>
+        <w:rPr>
+          <w:lang w:val="en_US" w:bidi="en_US"/>
+        </w:rPr>
+        <w:t>As for the "natural branches," God can "graft them again" (</w:t>
+      </w:r>
+      <w:hyperlink r:id="rId143">
+        <w:r>
+          <w:rPr>
+            <w:lang w:val="en_US" w:bidi="en_US"/>
+          </w:rPr>
+          <w:rPr>
+            <w:color w:val="0000EE"/>
+            <w:u w:val="single"/>
+          </w:rPr>
+          <w:t>Romans 11:23</w:t>
+        </w:r>
+      </w:hyperlink>
+      <w:r>
+        <w:rPr>
+          <w:lang w:val="en_US" w:bidi="en_US"/>
+        </w:rPr>
+        <w:t>). Paul argues that the Jews are not "beyond recovery" and can turn to Christ (</w:t>
+      </w:r>
+      <w:hyperlink r:id="rId144">
+        <w:r>
+          <w:rPr>
+            <w:lang w:val="en_US" w:bidi="en_US"/>
+          </w:rPr>
+          <w:rPr>
+            <w:color w:val="0000EE"/>
+            <w:u w:val="single"/>
+          </w:rPr>
+          <w:t>11:11</w:t>
+        </w:r>
+      </w:hyperlink>
+      <w:r>
+        <w:rPr>
+          <w:lang w:val="en_US" w:bidi="en_US"/>
+        </w:rPr>
+        <w:t>). Paul hopes that as non-Jews receive the blessings of salvation, Jews will feel inspired and respond to the good news (</w:t>
+      </w:r>
+      <w:hyperlink r:id="rId145">
+        <w:r>
+          <w:rPr>
+            <w:lang w:val="en_US" w:bidi="en_US"/>
+          </w:rPr>
+          <w:rPr>
+            <w:color w:val="0000EE"/>
+            <w:u w:val="single"/>
+          </w:rPr>
+          <w:t>11:11–15</w:t>
+        </w:r>
+      </w:hyperlink>
+      <w:r>
+        <w:rPr>
+          <w:lang w:val="en_US" w:bidi="en_US"/>
+        </w:rPr>
+        <w:t>).</w:t>
+      </w:r>
+    </w:p>
+    <w:p>
+      <w:pPr>
+        <w:pStyle w:val="ListNumber"/>
+        <w:spacing w:line="240" w:lineRule="auto"/>
+        <w:ind w:left="720"/>
+      </w:pPr>
+      <w:r>
+        <w:rPr>
+          <w:lang w:val="en_US" w:bidi="en_US"/>
+        </w:rPr>
+      </w:r>
+      <w:r>
+        <w:rPr>
+          <w:lang w:val="en_US" w:bidi="en_US"/>
+        </w:rPr>
+        <w:t xml:space="preserve">God gives great blessings to the world, including the resurrection of the dead. </w:t>
+        <w:br/>
+      </w:r>
+      <w:r>
+        <w:rPr>
+          <w:lang w:val="en_US" w:bidi="en_US"/>
+        </w:rPr>
+        <w:t>Paul suggests that when many Jews trust in Christ, it will greatly bless the world (</w:t>
+      </w:r>
+      <w:hyperlink r:id="rId146">
+        <w:r>
+          <w:rPr>
+            <w:lang w:val="en_US" w:bidi="en_US"/>
+          </w:rPr>
+          <w:rPr>
+            <w:color w:val="0000EE"/>
+            <w:u w:val="single"/>
+          </w:rPr>
+          <w:t>Romans 11:12</w:t>
+        </w:r>
+      </w:hyperlink>
+      <w:r>
+        <w:rPr>
+          <w:lang w:val="en_US" w:bidi="en_US"/>
+        </w:rPr>
+        <w:t xml:space="preserve">, </w:t>
+      </w:r>
+      <w:hyperlink r:id="rId147">
+        <w:r>
+          <w:rPr>
+            <w:lang w:val="en_US" w:bidi="en_US"/>
+          </w:rPr>
+          <w:rPr>
+            <w:color w:val="0000EE"/>
+            <w:u w:val="single"/>
+          </w:rPr>
+          <w:t>15</w:t>
+        </w:r>
+      </w:hyperlink>
+      <w:r>
+        <w:rPr>
+          <w:lang w:val="en_US" w:bidi="en_US"/>
+        </w:rPr>
+        <w:t xml:space="preserve">). Those who accept God's offer of salvation, whether Jews or non-Jews, experience "life from the dead" (see </w:t>
+      </w:r>
+      <w:hyperlink r:id="rId147">
+        <w:r>
+          <w:rPr>
+            <w:lang w:val="en_US" w:bidi="en_US"/>
+          </w:rPr>
+          <w:rPr>
+            <w:color w:val="0000EE"/>
+            <w:u w:val="single"/>
+          </w:rPr>
+          <w:t>11:15</w:t>
+        </w:r>
+      </w:hyperlink>
+      <w:r>
+        <w:rPr>
+          <w:lang w:val="en_US" w:bidi="en_US"/>
+        </w:rPr>
+        <w:t xml:space="preserve">). They will one day experience "the resurrection of the dead" (see </w:t>
+      </w:r>
+      <w:hyperlink r:id="rId148">
+        <w:r>
+          <w:rPr>
+            <w:lang w:val="en_US" w:bidi="en_US"/>
+          </w:rPr>
+          <w:rPr>
+            <w:color w:val="0000EE"/>
+            <w:u w:val="single"/>
+          </w:rPr>
+          <w:t>1 Corinthians 15:20–26</w:t>
+        </w:r>
+      </w:hyperlink>
+      <w:r>
+        <w:rPr>
+          <w:lang w:val="en_US" w:bidi="en_US"/>
+        </w:rPr>
+        <w:t>). At the end of history, a large community of Jews and non-Jews will praise God for his mercy. Then everyone will see and understand God's great wisdom and love (</w:t>
+      </w:r>
+      <w:hyperlink r:id="rId149">
+        <w:r>
+          <w:rPr>
+            <w:lang w:val="en_US" w:bidi="en_US"/>
+          </w:rPr>
+          <w:rPr>
+            <w:color w:val="0000EE"/>
+            <w:u w:val="single"/>
+          </w:rPr>
+          <w:t>Romans 11:33–36</w:t>
+        </w:r>
+      </w:hyperlink>
+      <w:r>
+        <w:rPr>
+          <w:lang w:val="en_US" w:bidi="en_US"/>
+        </w:rPr>
+        <w:t>).</w:t>
       </w:r>
     </w:p>
     <w:p>
@@ -2530,52 +4103,2538 @@
           <w:lang w:val="en_US" w:bidi="en_US"/>
         </w:rPr>
       </w:r>
-      <w:hyperlink r:id="rId90">
-        <w:r>
-          <w:rPr>
-            <w:lang w:val="en_US" w:bidi="en_US"/>
-          </w:rPr>
-          <w:rPr>
-            <w:color w:val="0000EE"/>
-            <w:u w:val="single"/>
-          </w:rPr>
-          <w:t>Ezekiel 40:1–46:24</w:t>
-        </w:r>
-      </w:hyperlink>
-      <w:r>
-        <w:rPr>
-          <w:lang w:val="en_US" w:bidi="en_US"/>
-        </w:rPr>
-        <w:t xml:space="preserve">; </w:t>
-      </w:r>
-      <w:hyperlink r:id="rId89">
-        <w:r>
-          <w:rPr>
-            <w:lang w:val="en_US" w:bidi="en_US"/>
-          </w:rPr>
-          <w:rPr>
-            <w:color w:val="0000EE"/>
-            <w:u w:val="single"/>
-          </w:rPr>
-          <w:t>47:13–48:35</w:t>
-        </w:r>
-      </w:hyperlink>
-      <w:r>
-        <w:rPr>
-          <w:lang w:val="en_US" w:bidi="en_US"/>
-        </w:rPr>
-        <w:t xml:space="preserve">; </w:t>
-      </w:r>
-      <w:hyperlink r:id="rId94">
-        <w:r>
-          <w:rPr>
-            <w:lang w:val="en_US" w:bidi="en_US"/>
-          </w:rPr>
-          <w:rPr>
-            <w:color w:val="0000EE"/>
-            <w:u w:val="single"/>
-          </w:rPr>
-          <w:t>Revelation 22:1–2</w:t>
+      <w:r>
+        <w:rPr>
+          <w:u w:val="single"/>
+          <w:lang w:val="en_US" w:bidi="en_US"/>
+        </w:rPr>
+        <w:t>Passages for Further Study</w:t>
+      </w:r>
+    </w:p>
+    <w:p>
+      <w:pPr/>
+      <w:r>
+        <w:rPr>
+          <w:lang w:val="en_US" w:bidi="en_US"/>
+        </w:rPr>
+      </w:r>
+      <w:hyperlink r:id="rId150">
+        <w:r>
+          <w:rPr>
+            <w:lang w:val="en_US" w:bidi="en_US"/>
+          </w:rPr>
+          <w:rPr>
+            <w:color w:val="0000EE"/>
+            <w:u w:val="single"/>
+          </w:rPr>
+          <w:t>Deuteronomy 7:7–8</w:t>
+        </w:r>
+      </w:hyperlink>
+      <w:r>
+        <w:rPr>
+          <w:lang w:val="en_US" w:bidi="en_US"/>
+        </w:rPr>
+        <w:t xml:space="preserve">; </w:t>
+      </w:r>
+      <w:hyperlink r:id="rId151">
+        <w:r>
+          <w:rPr>
+            <w:lang w:val="en_US" w:bidi="en_US"/>
+          </w:rPr>
+          <w:rPr>
+            <w:color w:val="0000EE"/>
+            <w:u w:val="single"/>
+          </w:rPr>
+          <w:t>32:19–21</w:t>
+        </w:r>
+      </w:hyperlink>
+      <w:r>
+        <w:rPr>
+          <w:lang w:val="en_US" w:bidi="en_US"/>
+        </w:rPr>
+        <w:t xml:space="preserve">; </w:t>
+      </w:r>
+      <w:hyperlink r:id="rId152">
+        <w:r>
+          <w:rPr>
+            <w:lang w:val="en_US" w:bidi="en_US"/>
+          </w:rPr>
+          <w:rPr>
+            <w:color w:val="0000EE"/>
+            <w:u w:val="single"/>
+          </w:rPr>
+          <w:t>Isaiah 9:1–3</w:t>
+        </w:r>
+      </w:hyperlink>
+      <w:r>
+        <w:rPr>
+          <w:lang w:val="en_US" w:bidi="en_US"/>
+        </w:rPr>
+        <w:t xml:space="preserve">; </w:t>
+      </w:r>
+      <w:hyperlink r:id="rId153">
+        <w:r>
+          <w:rPr>
+            <w:lang w:val="en_US" w:bidi="en_US"/>
+          </w:rPr>
+          <w:rPr>
+            <w:color w:val="0000EE"/>
+            <w:u w:val="single"/>
+          </w:rPr>
+          <w:t>49:6</w:t>
+        </w:r>
+      </w:hyperlink>
+      <w:r>
+        <w:rPr>
+          <w:lang w:val="en_US" w:bidi="en_US"/>
+        </w:rPr>
+        <w:t xml:space="preserve">; </w:t>
+      </w:r>
+      <w:hyperlink r:id="rId154">
+        <w:r>
+          <w:rPr>
+            <w:lang w:val="en_US" w:bidi="en_US"/>
+          </w:rPr>
+          <w:rPr>
+            <w:color w:val="0000EE"/>
+            <w:u w:val="single"/>
+          </w:rPr>
+          <w:t>Matthew 4:15–16</w:t>
+        </w:r>
+      </w:hyperlink>
+      <w:r>
+        <w:rPr>
+          <w:lang w:val="en_US" w:bidi="en_US"/>
+        </w:rPr>
+        <w:t xml:space="preserve">; </w:t>
+      </w:r>
+      <w:hyperlink r:id="rId155">
+        <w:r>
+          <w:rPr>
+            <w:lang w:val="en_US" w:bidi="en_US"/>
+          </w:rPr>
+          <w:rPr>
+            <w:color w:val="0000EE"/>
+            <w:u w:val="single"/>
+          </w:rPr>
+          <w:t>8:10–12</w:t>
+        </w:r>
+      </w:hyperlink>
+      <w:r>
+        <w:rPr>
+          <w:lang w:val="en_US" w:bidi="en_US"/>
+        </w:rPr>
+        <w:t xml:space="preserve">; </w:t>
+      </w:r>
+      <w:hyperlink r:id="rId156">
+        <w:r>
+          <w:rPr>
+            <w:lang w:val="en_US" w:bidi="en_US"/>
+          </w:rPr>
+          <w:rPr>
+            <w:color w:val="0000EE"/>
+            <w:u w:val="single"/>
+          </w:rPr>
+          <w:t>15:21–28</w:t>
+        </w:r>
+      </w:hyperlink>
+      <w:r>
+        <w:rPr>
+          <w:lang w:val="en_US" w:bidi="en_US"/>
+        </w:rPr>
+        <w:t xml:space="preserve">; </w:t>
+      </w:r>
+      <w:hyperlink r:id="rId44">
+        <w:r>
+          <w:rPr>
+            <w:lang w:val="en_US" w:bidi="en_US"/>
+          </w:rPr>
+          <w:rPr>
+            <w:color w:val="0000EE"/>
+            <w:u w:val="single"/>
+          </w:rPr>
+          <w:t>Luke 21:20–24</w:t>
+        </w:r>
+      </w:hyperlink>
+      <w:r>
+        <w:rPr>
+          <w:lang w:val="en_US" w:bidi="en_US"/>
+        </w:rPr>
+        <w:t xml:space="preserve">; </w:t>
+      </w:r>
+      <w:hyperlink r:id="rId157">
+        <w:r>
+          <w:rPr>
+            <w:lang w:val="en_US" w:bidi="en_US"/>
+          </w:rPr>
+          <w:rPr>
+            <w:color w:val="0000EE"/>
+            <w:u w:val="single"/>
+          </w:rPr>
+          <w:t>Acts 2:38–39</w:t>
+        </w:r>
+      </w:hyperlink>
+      <w:r>
+        <w:rPr>
+          <w:lang w:val="en_US" w:bidi="en_US"/>
+        </w:rPr>
+        <w:t xml:space="preserve">; </w:t>
+      </w:r>
+      <w:hyperlink r:id="rId158">
+        <w:r>
+          <w:rPr>
+            <w:lang w:val="en_US" w:bidi="en_US"/>
+          </w:rPr>
+          <w:rPr>
+            <w:color w:val="0000EE"/>
+            <w:u w:val="single"/>
+          </w:rPr>
+          <w:t>10:45–46</w:t>
+        </w:r>
+      </w:hyperlink>
+      <w:r>
+        <w:rPr>
+          <w:lang w:val="en_US" w:bidi="en_US"/>
+        </w:rPr>
+        <w:t xml:space="preserve">; </w:t>
+      </w:r>
+      <w:hyperlink r:id="rId159">
+        <w:r>
+          <w:rPr>
+            <w:lang w:val="en_US" w:bidi="en_US"/>
+          </w:rPr>
+          <w:rPr>
+            <w:color w:val="0000EE"/>
+            <w:u w:val="single"/>
+          </w:rPr>
+          <w:t>11:12–18</w:t>
+        </w:r>
+      </w:hyperlink>
+      <w:r>
+        <w:rPr>
+          <w:lang w:val="en_US" w:bidi="en_US"/>
+        </w:rPr>
+        <w:t xml:space="preserve">; </w:t>
+      </w:r>
+      <w:hyperlink r:id="rId138">
+        <w:r>
+          <w:rPr>
+            <w:lang w:val="en_US" w:bidi="en_US"/>
+          </w:rPr>
+          <w:rPr>
+            <w:color w:val="0000EE"/>
+            <w:u w:val="single"/>
+          </w:rPr>
+          <w:t>13:42–49</w:t>
+        </w:r>
+      </w:hyperlink>
+      <w:r>
+        <w:rPr>
+          <w:lang w:val="en_US" w:bidi="en_US"/>
+        </w:rPr>
+        <w:t xml:space="preserve">; </w:t>
+      </w:r>
+      <w:hyperlink r:id="rId139">
+        <w:r>
+          <w:rPr>
+            <w:lang w:val="en_US" w:bidi="en_US"/>
+          </w:rPr>
+          <w:rPr>
+            <w:color w:val="0000EE"/>
+            <w:u w:val="single"/>
+          </w:rPr>
+          <w:t>18:4–6</w:t>
+        </w:r>
+      </w:hyperlink>
+      <w:r>
+        <w:rPr>
+          <w:lang w:val="en_US" w:bidi="en_US"/>
+        </w:rPr>
+        <w:t xml:space="preserve">; </w:t>
+      </w:r>
+      <w:hyperlink r:id="rId142">
+        <w:r>
+          <w:rPr>
+            <w:lang w:val="en_US" w:bidi="en_US"/>
+          </w:rPr>
+          <w:rPr>
+            <w:color w:val="0000EE"/>
+            <w:u w:val="single"/>
+          </w:rPr>
+          <w:t>26:15–18</w:t>
+        </w:r>
+      </w:hyperlink>
+      <w:r>
+        <w:rPr>
+          <w:lang w:val="en_US" w:bidi="en_US"/>
+        </w:rPr>
+        <w:t xml:space="preserve">; </w:t>
+      </w:r>
+      <w:hyperlink r:id="rId140">
+        <w:r>
+          <w:rPr>
+            <w:lang w:val="en_US" w:bidi="en_US"/>
+          </w:rPr>
+          <w:rPr>
+            <w:color w:val="0000EE"/>
+            <w:u w:val="single"/>
+          </w:rPr>
+          <w:t>28:23–28</w:t>
+        </w:r>
+      </w:hyperlink>
+      <w:r>
+        <w:rPr>
+          <w:lang w:val="en_US" w:bidi="en_US"/>
+        </w:rPr>
+        <w:t xml:space="preserve">; </w:t>
+      </w:r>
+      <w:hyperlink r:id="rId160">
+        <w:r>
+          <w:rPr>
+            <w:lang w:val="en_US" w:bidi="en_US"/>
+          </w:rPr>
+          <w:rPr>
+            <w:color w:val="0000EE"/>
+            <w:u w:val="single"/>
+          </w:rPr>
+          <w:t>Romans 1:5–6</w:t>
+        </w:r>
+      </w:hyperlink>
+      <w:r>
+        <w:rPr>
+          <w:lang w:val="en_US" w:bidi="en_US"/>
+        </w:rPr>
+        <w:t xml:space="preserve">, </w:t>
+      </w:r>
+      <w:hyperlink r:id="rId161">
+        <w:r>
+          <w:rPr>
+            <w:lang w:val="en_US" w:bidi="en_US"/>
+          </w:rPr>
+          <w:rPr>
+            <w:color w:val="0000EE"/>
+            <w:u w:val="single"/>
+          </w:rPr>
+          <w:t>16–17</w:t>
+        </w:r>
+      </w:hyperlink>
+      <w:r>
+        <w:rPr>
+          <w:lang w:val="en_US" w:bidi="en_US"/>
+        </w:rPr>
+        <w:t xml:space="preserve">; </w:t>
+      </w:r>
+      <w:hyperlink r:id="rId162">
+        <w:r>
+          <w:rPr>
+            <w:lang w:val="en_US" w:bidi="en_US"/>
+          </w:rPr>
+          <w:rPr>
+            <w:color w:val="0000EE"/>
+            <w:u w:val="single"/>
+          </w:rPr>
+          <w:t>2:9–10</w:t>
+        </w:r>
+      </w:hyperlink>
+      <w:r>
+        <w:rPr>
+          <w:lang w:val="en_US" w:bidi="en_US"/>
+        </w:rPr>
+        <w:t xml:space="preserve">, </w:t>
+      </w:r>
+      <w:hyperlink r:id="rId163">
+        <w:r>
+          <w:rPr>
+            <w:lang w:val="en_US" w:bidi="en_US"/>
+          </w:rPr>
+          <w:rPr>
+            <w:color w:val="0000EE"/>
+            <w:u w:val="single"/>
+          </w:rPr>
+          <w:t>24–27</w:t>
+        </w:r>
+      </w:hyperlink>
+      <w:r>
+        <w:rPr>
+          <w:lang w:val="en_US" w:bidi="en_US"/>
+        </w:rPr>
+        <w:t xml:space="preserve">; </w:t>
+      </w:r>
+      <w:hyperlink r:id="rId164">
+        <w:r>
+          <w:rPr>
+            <w:lang w:val="en_US" w:bidi="en_US"/>
+          </w:rPr>
+          <w:rPr>
+            <w:color w:val="0000EE"/>
+            <w:u w:val="single"/>
+          </w:rPr>
+          <w:t>3:9</w:t>
+        </w:r>
+      </w:hyperlink>
+      <w:r>
+        <w:rPr>
+          <w:lang w:val="en_US" w:bidi="en_US"/>
+        </w:rPr>
+        <w:t xml:space="preserve">, </w:t>
+      </w:r>
+      <w:hyperlink r:id="rId165">
+        <w:r>
+          <w:rPr>
+            <w:lang w:val="en_US" w:bidi="en_US"/>
+          </w:rPr>
+          <w:rPr>
+            <w:color w:val="0000EE"/>
+            <w:u w:val="single"/>
+          </w:rPr>
+          <w:t>29–30</w:t>
+        </w:r>
+      </w:hyperlink>
+      <w:r>
+        <w:rPr>
+          <w:lang w:val="en_US" w:bidi="en_US"/>
+        </w:rPr>
+        <w:t xml:space="preserve">; </w:t>
+      </w:r>
+      <w:hyperlink r:id="rId166">
+        <w:r>
+          <w:rPr>
+            <w:lang w:val="en_US" w:bidi="en_US"/>
+          </w:rPr>
+          <w:rPr>
+            <w:color w:val="0000EE"/>
+            <w:u w:val="single"/>
+          </w:rPr>
+          <w:t>9:25–33</w:t>
+        </w:r>
+      </w:hyperlink>
+      <w:r>
+        <w:rPr>
+          <w:lang w:val="en_US" w:bidi="en_US"/>
+        </w:rPr>
+        <w:t xml:space="preserve">; </w:t>
+      </w:r>
+      <w:hyperlink r:id="rId167">
+        <w:r>
+          <w:rPr>
+            <w:lang w:val="en_US" w:bidi="en_US"/>
+          </w:rPr>
+          <w:rPr>
+            <w:color w:val="0000EE"/>
+            <w:u w:val="single"/>
+          </w:rPr>
+          <w:t>10:11–13</w:t>
+        </w:r>
+      </w:hyperlink>
+      <w:r>
+        <w:rPr>
+          <w:lang w:val="en_US" w:bidi="en_US"/>
+        </w:rPr>
+        <w:t xml:space="preserve">; </w:t>
+      </w:r>
+      <w:hyperlink r:id="rId168">
+        <w:r>
+          <w:rPr>
+            <w:lang w:val="en_US" w:bidi="en_US"/>
+          </w:rPr>
+          <w:rPr>
+            <w:color w:val="0000EE"/>
+            <w:u w:val="single"/>
+          </w:rPr>
+          <w:t>11:11–36</w:t>
+        </w:r>
+      </w:hyperlink>
+      <w:r>
+        <w:rPr>
+          <w:lang w:val="en_US" w:bidi="en_US"/>
+        </w:rPr>
+        <w:t xml:space="preserve">; </w:t>
+      </w:r>
+      <w:hyperlink r:id="rId169">
+        <w:r>
+          <w:rPr>
+            <w:lang w:val="en_US" w:bidi="en_US"/>
+          </w:rPr>
+          <w:rPr>
+            <w:color w:val="0000EE"/>
+            <w:u w:val="single"/>
+          </w:rPr>
+          <w:t>15:7–13</w:t>
+        </w:r>
+      </w:hyperlink>
+      <w:r>
+        <w:rPr>
+          <w:lang w:val="en_US" w:bidi="en_US"/>
+        </w:rPr>
+        <w:t xml:space="preserve">, </w:t>
+      </w:r>
+      <w:hyperlink r:id="rId170">
+        <w:r>
+          <w:rPr>
+            <w:lang w:val="en_US" w:bidi="en_US"/>
+          </w:rPr>
+          <w:rPr>
+            <w:color w:val="0000EE"/>
+            <w:u w:val="single"/>
+          </w:rPr>
+          <w:t>27</w:t>
+        </w:r>
+      </w:hyperlink>
+      <w:r>
+        <w:rPr>
+          <w:lang w:val="en_US" w:bidi="en_US"/>
+        </w:rPr>
+        <w:t xml:space="preserve">; </w:t>
+      </w:r>
+      <w:hyperlink r:id="rId171">
+        <w:r>
+          <w:rPr>
+            <w:lang w:val="en_US" w:bidi="en_US"/>
+          </w:rPr>
+          <w:rPr>
+            <w:color w:val="0000EE"/>
+            <w:u w:val="single"/>
+          </w:rPr>
+          <w:t>1 Corinthians 12:13</w:t>
+        </w:r>
+      </w:hyperlink>
+      <w:r>
+        <w:rPr>
+          <w:lang w:val="en_US" w:bidi="en_US"/>
+        </w:rPr>
+        <w:t xml:space="preserve">; </w:t>
+      </w:r>
+      <w:hyperlink r:id="rId172">
+        <w:r>
+          <w:rPr>
+            <w:lang w:val="en_US" w:bidi="en_US"/>
+          </w:rPr>
+          <w:rPr>
+            <w:color w:val="0000EE"/>
+            <w:u w:val="single"/>
+          </w:rPr>
+          <w:t>Galatians 2:8–21</w:t>
+        </w:r>
+      </w:hyperlink>
+      <w:r>
+        <w:rPr>
+          <w:lang w:val="en_US" w:bidi="en_US"/>
+        </w:rPr>
+        <w:t xml:space="preserve">; </w:t>
+      </w:r>
+      <w:hyperlink r:id="rId173">
+        <w:r>
+          <w:rPr>
+            <w:lang w:val="en_US" w:bidi="en_US"/>
+          </w:rPr>
+          <w:rPr>
+            <w:color w:val="0000EE"/>
+            <w:u w:val="single"/>
+          </w:rPr>
+          <w:t>3:8–9</w:t>
+        </w:r>
+      </w:hyperlink>
+      <w:r>
+        <w:rPr>
+          <w:lang w:val="en_US" w:bidi="en_US"/>
+        </w:rPr>
+        <w:t xml:space="preserve">, </w:t>
+      </w:r>
+      <w:hyperlink r:id="rId174">
+        <w:r>
+          <w:rPr>
+            <w:lang w:val="en_US" w:bidi="en_US"/>
+          </w:rPr>
+          <w:rPr>
+            <w:color w:val="0000EE"/>
+            <w:u w:val="single"/>
+          </w:rPr>
+          <w:t>26–29</w:t>
+        </w:r>
+      </w:hyperlink>
+      <w:r>
+        <w:rPr>
+          <w:lang w:val="en_US" w:bidi="en_US"/>
+        </w:rPr>
+        <w:t xml:space="preserve">; </w:t>
+      </w:r>
+      <w:hyperlink r:id="rId175">
+        <w:r>
+          <w:rPr>
+            <w:lang w:val="en_US" w:bidi="en_US"/>
+          </w:rPr>
+          <w:rPr>
+            <w:color w:val="0000EE"/>
+            <w:u w:val="single"/>
+          </w:rPr>
+          <w:t>Ephesians 2:11–22</w:t>
+        </w:r>
+      </w:hyperlink>
+      <w:r>
+        <w:rPr>
+          <w:lang w:val="en_US" w:bidi="en_US"/>
+        </w:rPr>
+        <w:t xml:space="preserve">; </w:t>
+      </w:r>
+      <w:hyperlink r:id="rId176">
+        <w:r>
+          <w:rPr>
+            <w:lang w:val="en_US" w:bidi="en_US"/>
+          </w:rPr>
+          <w:rPr>
+            <w:color w:val="0000EE"/>
+            <w:u w:val="single"/>
+          </w:rPr>
+          <w:t>3:6</w:t>
+        </w:r>
+      </w:hyperlink>
+      <w:r>
+        <w:rPr>
+          <w:lang w:val="en_US" w:bidi="en_US"/>
+        </w:rPr>
+        <w:t xml:space="preserve">; </w:t>
+      </w:r>
+      <w:hyperlink r:id="rId177">
+        <w:r>
+          <w:rPr>
+            <w:lang w:val="en_US" w:bidi="en_US"/>
+          </w:rPr>
+          <w:rPr>
+            <w:color w:val="0000EE"/>
+            <w:u w:val="single"/>
+          </w:rPr>
+          <w:t>Colossians 3:11</w:t>
+        </w:r>
+      </w:hyperlink>
+      <w:r>
+        <w:rPr>
+          <w:lang w:val="en_US" w:bidi="en_US"/>
+        </w:rPr>
+      </w:r>
+      <w:r>
+        <w:rPr>
+          <w:lang w:val="en_US" w:bidi="en_US"/>
+        </w:rPr>
+      </w:r>
+    </w:p>
+    <w:p>
+      <w:pPr/>
+      <w:r>
+        <w:rPr>
+          <w:lang w:val="en_US" w:bidi="en_US"/>
+        </w:rPr>
+      </w:r>
+    </w:p>
+    <w:p>
+      <w:pPr>
+        <w:pStyle w:val="Heading2"/>
+      </w:pPr>
+      <w:r>
+        <w:rPr>
+          <w:lang w:val="en_US" w:bidi="en_US"/>
+        </w:rPr>
+        <w:t>Job’s Innocence</w:t>
+      </w:r>
+      <w:r>
+        <w:rPr>
+          <w:lang w:val="en_US" w:bidi="en_US"/>
+        </w:rPr>
+      </w:r>
+    </w:p>
+    <w:p>
+      <w:pPr/>
+      <w:r>
+        <w:rPr>
+          <w:lang w:val="en_US" w:bidi="en_US"/>
+        </w:rPr>
+      </w:r>
+      <w:r>
+        <w:rPr>
+          <w:lang w:val="en_US" w:bidi="en_US"/>
+        </w:rPr>
+        <w:t>Job’s comforters could not accept the idea that any human could be truly innocent (</w:t>
+      </w:r>
+      <w:hyperlink r:id="rId178">
+        <w:r>
+          <w:rPr>
+            <w:lang w:val="en_US" w:bidi="en_US"/>
+          </w:rPr>
+          <w:rPr>
+            <w:color w:val="0000EE"/>
+            <w:u w:val="single"/>
+          </w:rPr>
+          <w:t>Job 4:17–19</w:t>
+        </w:r>
+      </w:hyperlink>
+      <w:r>
+        <w:rPr>
+          <w:lang w:val="en_US" w:bidi="en_US"/>
+        </w:rPr>
+        <w:t xml:space="preserve">; </w:t>
+      </w:r>
+      <w:hyperlink r:id="rId179">
+        <w:r>
+          <w:rPr>
+            <w:lang w:val="en_US" w:bidi="en_US"/>
+          </w:rPr>
+          <w:rPr>
+            <w:color w:val="0000EE"/>
+            <w:u w:val="single"/>
+          </w:rPr>
+          <w:t>15:14–16</w:t>
+        </w:r>
+      </w:hyperlink>
+      <w:r>
+        <w:rPr>
+          <w:lang w:val="en_US" w:bidi="en_US"/>
+        </w:rPr>
+        <w:t xml:space="preserve">; </w:t>
+      </w:r>
+      <w:hyperlink r:id="rId180">
+        <w:r>
+          <w:rPr>
+            <w:lang w:val="en_US" w:bidi="en_US"/>
+          </w:rPr>
+          <w:rPr>
+            <w:color w:val="0000EE"/>
+            <w:u w:val="single"/>
+          </w:rPr>
+          <w:t>25:4–6</w:t>
+        </w:r>
+      </w:hyperlink>
+      <w:r>
+        <w:rPr>
+          <w:lang w:val="en_US" w:bidi="en_US"/>
+        </w:rPr>
+        <w:t>). They believed suffering was a direct result of sin. So, Job must have done something wrong to deserve his fate. Job’s claim to innocence seems to contradict the biblical teaching that "</w:t>
+      </w:r>
+      <w:r>
+        <w:rPr>
+          <w:lang w:val="en_US" w:bidi="en_US"/>
+        </w:rPr>
+        <w:t>there is no one righteous, not even one…</w:t>
+      </w:r>
+      <w:r>
+        <w:rPr>
+          <w:lang w:val="en_US" w:bidi="en_US"/>
+        </w:rPr>
+        <w:t xml:space="preserve"> </w:t>
+      </w:r>
+      <w:r>
+        <w:rPr>
+          <w:lang w:val="en_US" w:bidi="en_US"/>
+        </w:rPr>
+        <w:t>all have sinned and fall short of the glory of God</w:t>
+      </w:r>
+      <w:r>
+        <w:rPr>
+          <w:lang w:val="en_US" w:bidi="en_US"/>
+        </w:rPr>
+        <w:t>" (</w:t>
+      </w:r>
+      <w:hyperlink r:id="rId181">
+        <w:r>
+          <w:rPr>
+            <w:lang w:val="en_US" w:bidi="en_US"/>
+          </w:rPr>
+          <w:rPr>
+            <w:color w:val="0000EE"/>
+            <w:u w:val="single"/>
+          </w:rPr>
+          <w:t>Romans 3:10</w:t>
+        </w:r>
+      </w:hyperlink>
+      <w:r>
+        <w:rPr>
+          <w:lang w:val="en_US" w:bidi="en_US"/>
+        </w:rPr>
+        <w:t xml:space="preserve">, </w:t>
+      </w:r>
+      <w:hyperlink r:id="rId182">
+        <w:r>
+          <w:rPr>
+            <w:lang w:val="en_US" w:bidi="en_US"/>
+          </w:rPr>
+          <w:rPr>
+            <w:color w:val="0000EE"/>
+            <w:u w:val="single"/>
+          </w:rPr>
+          <w:t>23</w:t>
+        </w:r>
+      </w:hyperlink>
+      <w:r>
+        <w:rPr>
+          <w:lang w:val="en_US" w:bidi="en_US"/>
+        </w:rPr>
+        <w:t>). Was Job correct in declaring his innocence?</w:t>
+      </w:r>
+    </w:p>
+    <w:p>
+      <w:pPr/>
+      <w:r>
+        <w:rPr>
+          <w:lang w:val="en_US" w:bidi="en_US"/>
+        </w:rPr>
+      </w:r>
+      <w:r>
+        <w:rPr>
+          <w:lang w:val="en_US" w:bidi="en_US"/>
+        </w:rPr>
+        <w:t>Eliphaz and the others misunderstood Job’s position. When they denied that Job could be right or pure, they were referring to the absolute difference between the Creator (God) and the creature (humans). But Job was not claiming to be completely pure. He admitted he had sinned when he was young (</w:t>
+      </w:r>
+      <w:hyperlink r:id="rId183">
+        <w:r>
+          <w:rPr>
+            <w:lang w:val="en_US" w:bidi="en_US"/>
+          </w:rPr>
+          <w:rPr>
+            <w:color w:val="0000EE"/>
+            <w:u w:val="single"/>
+          </w:rPr>
+          <w:t>Job 13:26</w:t>
+        </w:r>
+      </w:hyperlink>
+      <w:r>
+        <w:rPr>
+          <w:lang w:val="en_US" w:bidi="en_US"/>
+        </w:rPr>
+        <w:t>). And he knew he needed God to forgive his sins and remove his guilt (</w:t>
+      </w:r>
+      <w:hyperlink r:id="rId184">
+        <w:r>
+          <w:rPr>
+            <w:lang w:val="en_US" w:bidi="en_US"/>
+          </w:rPr>
+          <w:rPr>
+            <w:color w:val="0000EE"/>
+            <w:u w:val="single"/>
+          </w:rPr>
+          <w:t>14:16–17</w:t>
+        </w:r>
+      </w:hyperlink>
+      <w:r>
+        <w:rPr>
+          <w:lang w:val="en_US" w:bidi="en_US"/>
+        </w:rPr>
+        <w:t>).</w:t>
+      </w:r>
+    </w:p>
+    <w:p>
+      <w:pPr/>
+      <w:r>
+        <w:rPr>
+          <w:lang w:val="en_US" w:bidi="en_US"/>
+        </w:rPr>
+      </w:r>
+      <w:r>
+        <w:rPr>
+          <w:lang w:val="en_US" w:bidi="en_US"/>
+        </w:rPr>
+        <w:t>At the same time, Job often stated his honesty and his innocence in his relationship with God (</w:t>
+      </w:r>
+      <w:hyperlink r:id="rId185">
+        <w:r>
+          <w:rPr>
+            <w:lang w:val="en_US" w:bidi="en_US"/>
+          </w:rPr>
+          <w:rPr>
+            <w:color w:val="0000EE"/>
+            <w:u w:val="single"/>
+          </w:rPr>
+          <w:t>Job 13:14–18</w:t>
+        </w:r>
+      </w:hyperlink>
+      <w:r>
+        <w:rPr>
+          <w:lang w:val="en_US" w:bidi="en_US"/>
+        </w:rPr>
+        <w:t xml:space="preserve">; </w:t>
+      </w:r>
+      <w:hyperlink r:id="rId186">
+        <w:r>
+          <w:rPr>
+            <w:lang w:val="en_US" w:bidi="en_US"/>
+          </w:rPr>
+          <w:rPr>
+            <w:color w:val="0000EE"/>
+            <w:u w:val="single"/>
+          </w:rPr>
+          <w:t>23:10–12</w:t>
+        </w:r>
+      </w:hyperlink>
+      <w:r>
+        <w:rPr>
+          <w:lang w:val="en_US" w:bidi="en_US"/>
+        </w:rPr>
+        <w:t xml:space="preserve">; </w:t>
+      </w:r>
+      <w:hyperlink r:id="rId187">
+        <w:r>
+          <w:rPr>
+            <w:lang w:val="en_US" w:bidi="en_US"/>
+          </w:rPr>
+          <w:rPr>
+            <w:color w:val="0000EE"/>
+            <w:u w:val="single"/>
+          </w:rPr>
+          <w:t>27:3–6</w:t>
+        </w:r>
+      </w:hyperlink>
+      <w:r>
+        <w:rPr>
+          <w:lang w:val="en_US" w:bidi="en_US"/>
+        </w:rPr>
+        <w:t xml:space="preserve">; </w:t>
+      </w:r>
+      <w:hyperlink r:id="rId188">
+        <w:r>
+          <w:rPr>
+            <w:lang w:val="en_US" w:bidi="en_US"/>
+          </w:rPr>
+          <w:rPr>
+            <w:color w:val="0000EE"/>
+            <w:u w:val="single"/>
+          </w:rPr>
+          <w:t>31:1–40</w:t>
+        </w:r>
+      </w:hyperlink>
+      <w:r>
+        <w:rPr>
+          <w:lang w:val="en_US" w:bidi="en_US"/>
+        </w:rPr>
+        <w:t>). Even Eliphaz admitted that Job lived an upright life (</w:t>
+      </w:r>
+      <w:hyperlink r:id="rId189">
+        <w:r>
+          <w:rPr>
+            <w:lang w:val="en_US" w:bidi="en_US"/>
+          </w:rPr>
+          <w:rPr>
+            <w:color w:val="0000EE"/>
+            <w:u w:val="single"/>
+          </w:rPr>
+          <w:t>4:6</w:t>
+        </w:r>
+      </w:hyperlink>
+      <w:r>
+        <w:rPr>
+          <w:lang w:val="en_US" w:bidi="en_US"/>
+        </w:rPr>
+        <w:t>). Job’s faith led him to seek an audience with God, believing in God's justice despite his suffering. Job continued to hope for a Redeemer (</w:t>
+      </w:r>
+      <w:hyperlink r:id="rId190">
+        <w:r>
+          <w:rPr>
+            <w:lang w:val="en_US" w:bidi="en_US"/>
+          </w:rPr>
+          <w:rPr>
+            <w:color w:val="0000EE"/>
+            <w:u w:val="single"/>
+          </w:rPr>
+          <w:t>19:25</w:t>
+        </w:r>
+      </w:hyperlink>
+      <w:r>
+        <w:rPr>
+          <w:lang w:val="en_US" w:bidi="en_US"/>
+        </w:rPr>
+        <w:t xml:space="preserve">). </w:t>
+      </w:r>
+    </w:p>
+    <w:p>
+      <w:pPr/>
+      <w:r>
+        <w:rPr>
+          <w:lang w:val="en_US" w:bidi="en_US"/>
+        </w:rPr>
+      </w:r>
+      <w:r>
+        <w:rPr>
+          <w:lang w:val="en_US" w:bidi="en_US"/>
+        </w:rPr>
+        <w:t>God's justice might require a mediator, and it might not be clear before death (</w:t>
+      </w:r>
+      <w:hyperlink r:id="rId191">
+        <w:r>
+          <w:rPr>
+            <w:lang w:val="en_US" w:bidi="en_US"/>
+          </w:rPr>
+          <w:rPr>
+            <w:color w:val="0000EE"/>
+            <w:u w:val="single"/>
+          </w:rPr>
+          <w:t>Job 9:33–35</w:t>
+        </w:r>
+      </w:hyperlink>
+      <w:r>
+        <w:rPr>
+          <w:lang w:val="en_US" w:bidi="en_US"/>
+        </w:rPr>
+        <w:t xml:space="preserve">; </w:t>
+      </w:r>
+      <w:hyperlink r:id="rId192">
+        <w:r>
+          <w:rPr>
+            <w:lang w:val="en_US" w:bidi="en_US"/>
+          </w:rPr>
+          <w:rPr>
+            <w:color w:val="0000EE"/>
+            <w:u w:val="single"/>
+          </w:rPr>
+          <w:t>19:26</w:t>
+        </w:r>
+      </w:hyperlink>
+      <w:r>
+        <w:rPr>
+          <w:lang w:val="en_US" w:bidi="en_US"/>
+        </w:rPr>
+        <w:t>). But Job trusted that he would be proven innocent. He lived "by faith, not by sight" (</w:t>
+      </w:r>
+      <w:hyperlink r:id="rId193">
+        <w:r>
+          <w:rPr>
+            <w:lang w:val="en_US" w:bidi="en_US"/>
+          </w:rPr>
+          <w:rPr>
+            <w:color w:val="0000EE"/>
+            <w:u w:val="single"/>
+          </w:rPr>
+          <w:t>2 Corinthians 5:7</w:t>
+        </w:r>
+      </w:hyperlink>
+      <w:r>
+        <w:rPr>
+          <w:lang w:val="en_US" w:bidi="en_US"/>
+        </w:rPr>
+        <w:t xml:space="preserve">; see also </w:t>
+      </w:r>
+      <w:hyperlink r:id="rId194">
+        <w:r>
+          <w:rPr>
+            <w:lang w:val="en_US" w:bidi="en_US"/>
+          </w:rPr>
+          <w:rPr>
+            <w:color w:val="0000EE"/>
+            <w:u w:val="single"/>
+          </w:rPr>
+          <w:t>Romans 8:24</w:t>
+        </w:r>
+      </w:hyperlink>
+      <w:r>
+        <w:rPr>
+          <w:lang w:val="en_US" w:bidi="en_US"/>
+        </w:rPr>
+        <w:t xml:space="preserve">; </w:t>
+      </w:r>
+      <w:hyperlink r:id="rId195">
+        <w:r>
+          <w:rPr>
+            <w:lang w:val="en_US" w:bidi="en_US"/>
+          </w:rPr>
+          <w:rPr>
+            <w:color w:val="0000EE"/>
+            <w:u w:val="single"/>
+          </w:rPr>
+          <w:t>1 Corinthians 13:12</w:t>
+        </w:r>
+      </w:hyperlink>
+      <w:r>
+        <w:rPr>
+          <w:lang w:val="en_US" w:bidi="en_US"/>
+        </w:rPr>
+        <w:t xml:space="preserve">; </w:t>
+      </w:r>
+      <w:hyperlink r:id="rId196">
+        <w:r>
+          <w:rPr>
+            <w:lang w:val="en_US" w:bidi="en_US"/>
+          </w:rPr>
+          <w:rPr>
+            <w:color w:val="0000EE"/>
+            <w:u w:val="single"/>
+          </w:rPr>
+          <w:t>2 Corinthians 4:18</w:t>
+        </w:r>
+      </w:hyperlink>
+      <w:r>
+        <w:rPr>
+          <w:lang w:val="en_US" w:bidi="en_US"/>
+        </w:rPr>
+        <w:t xml:space="preserve">; </w:t>
+      </w:r>
+      <w:hyperlink r:id="rId197">
+        <w:r>
+          <w:rPr>
+            <w:lang w:val="en_US" w:bidi="en_US"/>
+          </w:rPr>
+          <w:rPr>
+            <w:color w:val="0000EE"/>
+            <w:u w:val="single"/>
+          </w:rPr>
+          <w:t>Hebrews 11:1–2</w:t>
+        </w:r>
+      </w:hyperlink>
+      <w:r>
+        <w:rPr>
+          <w:lang w:val="en_US" w:bidi="en_US"/>
+        </w:rPr>
+        <w:t xml:space="preserve">; </w:t>
+      </w:r>
+      <w:hyperlink r:id="rId198">
+        <w:r>
+          <w:rPr>
+            <w:lang w:val="en_US" w:bidi="en_US"/>
+          </w:rPr>
+          <w:rPr>
+            <w:color w:val="0000EE"/>
+            <w:u w:val="single"/>
+          </w:rPr>
+          <w:t>1 Peter 1:6–8</w:t>
+        </w:r>
+      </w:hyperlink>
+      <w:r>
+        <w:rPr>
+          <w:lang w:val="en_US" w:bidi="en_US"/>
+        </w:rPr>
+        <w:t>).</w:t>
+      </w:r>
+    </w:p>
+    <w:p>
+      <w:pPr/>
+      <w:r>
+        <w:rPr>
+          <w:lang w:val="en_US" w:bidi="en_US"/>
+        </w:rPr>
+      </w:r>
+      <w:r>
+        <w:rPr>
+          <w:lang w:val="en_US" w:bidi="en_US"/>
+        </w:rPr>
+        <w:t>When compared to the perfect righteousness of Jesus Christ, Job is a sinner like all of us. Job was not made right with God by his own deeds but by his faith in God. On that basis, God declared Job to be "</w:t>
+      </w:r>
+      <w:r>
+        <w:rPr>
+          <w:lang w:val="en_US" w:bidi="en_US"/>
+        </w:rPr>
+        <w:t>blameless and upright, fearing God and shunning evil</w:t>
+      </w:r>
+      <w:r>
+        <w:rPr>
+          <w:lang w:val="en_US" w:bidi="en_US"/>
+        </w:rPr>
+        <w:t>" (</w:t>
+      </w:r>
+      <w:hyperlink r:id="rId199">
+        <w:r>
+          <w:rPr>
+            <w:lang w:val="en_US" w:bidi="en_US"/>
+          </w:rPr>
+          <w:rPr>
+            <w:color w:val="0000EE"/>
+            <w:u w:val="single"/>
+          </w:rPr>
+          <w:t>Job 1:1</w:t>
+        </w:r>
+      </w:hyperlink>
+      <w:r>
+        <w:rPr>
+          <w:lang w:val="en_US" w:bidi="en_US"/>
+        </w:rPr>
+        <w:t xml:space="preserve">, </w:t>
+      </w:r>
+      <w:hyperlink r:id="rId200">
+        <w:r>
+          <w:rPr>
+            <w:lang w:val="en_US" w:bidi="en_US"/>
+          </w:rPr>
+          <w:rPr>
+            <w:color w:val="0000EE"/>
+            <w:u w:val="single"/>
+          </w:rPr>
+          <w:t>8</w:t>
+        </w:r>
+      </w:hyperlink>
+      <w:r>
+        <w:rPr>
+          <w:lang w:val="en_US" w:bidi="en_US"/>
+        </w:rPr>
+        <w:t xml:space="preserve">; </w:t>
+      </w:r>
+      <w:hyperlink r:id="rId201">
+        <w:r>
+          <w:rPr>
+            <w:lang w:val="en_US" w:bidi="en_US"/>
+          </w:rPr>
+          <w:rPr>
+            <w:color w:val="0000EE"/>
+            <w:u w:val="single"/>
+          </w:rPr>
+          <w:t>2:3</w:t>
+        </w:r>
+      </w:hyperlink>
+      <w:r>
+        <w:rPr>
+          <w:lang w:val="en_US" w:bidi="en_US"/>
+        </w:rPr>
+        <w:t xml:space="preserve">; </w:t>
+      </w:r>
+      <w:hyperlink r:id="rId202">
+        <w:r>
+          <w:rPr>
+            <w:lang w:val="en_US" w:bidi="en_US"/>
+          </w:rPr>
+          <w:rPr>
+            <w:color w:val="0000EE"/>
+            <w:u w:val="single"/>
+          </w:rPr>
+          <w:t>42:7–8</w:t>
+        </w:r>
+      </w:hyperlink>
+      <w:r>
+        <w:rPr>
+          <w:lang w:val="en_US" w:bidi="en_US"/>
+        </w:rPr>
+        <w:t xml:space="preserve">). God does the same for us when we, like Job, put our complete trust in him (see </w:t>
+      </w:r>
+      <w:hyperlink r:id="rId203">
+        <w:r>
+          <w:rPr>
+            <w:lang w:val="en_US" w:bidi="en_US"/>
+          </w:rPr>
+          <w:rPr>
+            <w:color w:val="0000EE"/>
+            <w:u w:val="single"/>
+          </w:rPr>
+          <w:t>Romans 4:4–5</w:t>
+        </w:r>
+      </w:hyperlink>
+      <w:r>
+        <w:rPr>
+          <w:lang w:val="en_US" w:bidi="en_US"/>
+        </w:rPr>
+        <w:t xml:space="preserve">; </w:t>
+      </w:r>
+      <w:hyperlink r:id="rId204">
+        <w:r>
+          <w:rPr>
+            <w:lang w:val="en_US" w:bidi="en_US"/>
+          </w:rPr>
+          <w:rPr>
+            <w:color w:val="0000EE"/>
+            <w:u w:val="single"/>
+          </w:rPr>
+          <w:t>James 2:23</w:t>
+        </w:r>
+      </w:hyperlink>
+      <w:r>
+        <w:rPr>
+          <w:lang w:val="en_US" w:bidi="en_US"/>
+        </w:rPr>
+        <w:t>).</w:t>
+      </w:r>
+    </w:p>
+    <w:p>
+      <w:pPr/>
+      <w:r>
+        <w:rPr>
+          <w:lang w:val="en_US" w:bidi="en_US"/>
+        </w:rPr>
+      </w:r>
+      <w:r>
+        <w:rPr>
+          <w:u w:val="single"/>
+          <w:lang w:val="en_US" w:bidi="en_US"/>
+        </w:rPr>
+        <w:t>Passages for Further Study</w:t>
+      </w:r>
+    </w:p>
+    <w:p>
+      <w:pPr/>
+      <w:r>
+        <w:rPr>
+          <w:lang w:val="en_US" w:bidi="en_US"/>
+        </w:rPr>
+      </w:r>
+      <w:hyperlink r:id="rId205">
+        <w:r>
+          <w:rPr>
+            <w:lang w:val="en_US" w:bidi="en_US"/>
+          </w:rPr>
+          <w:rPr>
+            <w:color w:val="0000EE"/>
+            <w:u w:val="single"/>
+          </w:rPr>
+          <w:t>1 Kings 8:46</w:t>
+        </w:r>
+      </w:hyperlink>
+      <w:r>
+        <w:rPr>
+          <w:lang w:val="en_US" w:bidi="en_US"/>
+        </w:rPr>
+        <w:t xml:space="preserve">; </w:t>
+      </w:r>
+      <w:hyperlink r:id="rId199">
+        <w:r>
+          <w:rPr>
+            <w:lang w:val="en_US" w:bidi="en_US"/>
+          </w:rPr>
+          <w:rPr>
+            <w:color w:val="0000EE"/>
+            <w:u w:val="single"/>
+          </w:rPr>
+          <w:t>Job 1:1</w:t>
+        </w:r>
+      </w:hyperlink>
+      <w:r>
+        <w:rPr>
+          <w:lang w:val="en_US" w:bidi="en_US"/>
+        </w:rPr>
+        <w:t xml:space="preserve">, </w:t>
+      </w:r>
+      <w:hyperlink r:id="rId206">
+        <w:r>
+          <w:rPr>
+            <w:lang w:val="en_US" w:bidi="en_US"/>
+          </w:rPr>
+          <w:rPr>
+            <w:color w:val="0000EE"/>
+            <w:u w:val="single"/>
+          </w:rPr>
+          <w:t>8–11</w:t>
+        </w:r>
+      </w:hyperlink>
+      <w:r>
+        <w:rPr>
+          <w:lang w:val="en_US" w:bidi="en_US"/>
+        </w:rPr>
+        <w:t xml:space="preserve">; </w:t>
+      </w:r>
+      <w:hyperlink r:id="rId207">
+        <w:r>
+          <w:rPr>
+            <w:lang w:val="en_US" w:bidi="en_US"/>
+          </w:rPr>
+          <w:rPr>
+            <w:color w:val="0000EE"/>
+            <w:u w:val="single"/>
+          </w:rPr>
+          <w:t>2:3–5</w:t>
+        </w:r>
+      </w:hyperlink>
+      <w:r>
+        <w:rPr>
+          <w:lang w:val="en_US" w:bidi="en_US"/>
+        </w:rPr>
+        <w:t xml:space="preserve">; </w:t>
+      </w:r>
+      <w:hyperlink r:id="rId189">
+        <w:r>
+          <w:rPr>
+            <w:lang w:val="en_US" w:bidi="en_US"/>
+          </w:rPr>
+          <w:rPr>
+            <w:color w:val="0000EE"/>
+            <w:u w:val="single"/>
+          </w:rPr>
+          <w:t>4:6</w:t>
+        </w:r>
+      </w:hyperlink>
+      <w:r>
+        <w:rPr>
+          <w:lang w:val="en_US" w:bidi="en_US"/>
+        </w:rPr>
+        <w:t xml:space="preserve">; </w:t>
+      </w:r>
+      <w:hyperlink r:id="rId208">
+        <w:r>
+          <w:rPr>
+            <w:lang w:val="en_US" w:bidi="en_US"/>
+          </w:rPr>
+          <w:rPr>
+            <w:color w:val="0000EE"/>
+            <w:u w:val="single"/>
+          </w:rPr>
+          <w:t>9:33–34</w:t>
+        </w:r>
+      </w:hyperlink>
+      <w:r>
+        <w:rPr>
+          <w:lang w:val="en_US" w:bidi="en_US"/>
+        </w:rPr>
+        <w:t xml:space="preserve">; </w:t>
+      </w:r>
+      <w:hyperlink r:id="rId209">
+        <w:r>
+          <w:rPr>
+            <w:lang w:val="en_US" w:bidi="en_US"/>
+          </w:rPr>
+          <w:rPr>
+            <w:color w:val="0000EE"/>
+            <w:u w:val="single"/>
+          </w:rPr>
+          <w:t>13:18</w:t>
+        </w:r>
+      </w:hyperlink>
+      <w:r>
+        <w:rPr>
+          <w:lang w:val="en_US" w:bidi="en_US"/>
+        </w:rPr>
+        <w:t xml:space="preserve">; </w:t>
+      </w:r>
+      <w:hyperlink r:id="rId184">
+        <w:r>
+          <w:rPr>
+            <w:lang w:val="en_US" w:bidi="en_US"/>
+          </w:rPr>
+          <w:rPr>
+            <w:color w:val="0000EE"/>
+            <w:u w:val="single"/>
+          </w:rPr>
+          <w:t>14:16–17</w:t>
+        </w:r>
+      </w:hyperlink>
+      <w:r>
+        <w:rPr>
+          <w:lang w:val="en_US" w:bidi="en_US"/>
+        </w:rPr>
+        <w:t xml:space="preserve">; </w:t>
+      </w:r>
+      <w:hyperlink r:id="rId210">
+        <w:r>
+          <w:rPr>
+            <w:lang w:val="en_US" w:bidi="en_US"/>
+          </w:rPr>
+          <w:rPr>
+            <w:color w:val="0000EE"/>
+            <w:u w:val="single"/>
+          </w:rPr>
+          <w:t>15:14</w:t>
+        </w:r>
+      </w:hyperlink>
+      <w:r>
+        <w:rPr>
+          <w:lang w:val="en_US" w:bidi="en_US"/>
+        </w:rPr>
+        <w:t xml:space="preserve">; </w:t>
+      </w:r>
+      <w:hyperlink r:id="rId211">
+        <w:r>
+          <w:rPr>
+            <w:lang w:val="en_US" w:bidi="en_US"/>
+          </w:rPr>
+          <w:rPr>
+            <w:color w:val="0000EE"/>
+            <w:u w:val="single"/>
+          </w:rPr>
+          <w:t>19:25–26</w:t>
+        </w:r>
+      </w:hyperlink>
+      <w:r>
+        <w:rPr>
+          <w:lang w:val="en_US" w:bidi="en_US"/>
+        </w:rPr>
+        <w:t xml:space="preserve">; </w:t>
+      </w:r>
+      <w:hyperlink r:id="rId212">
+        <w:r>
+          <w:rPr>
+            <w:lang w:val="en_US" w:bidi="en_US"/>
+          </w:rPr>
+          <w:rPr>
+            <w:color w:val="0000EE"/>
+            <w:u w:val="single"/>
+          </w:rPr>
+          <w:t>23:10</w:t>
+        </w:r>
+      </w:hyperlink>
+      <w:r>
+        <w:rPr>
+          <w:lang w:val="en_US" w:bidi="en_US"/>
+        </w:rPr>
+        <w:t xml:space="preserve">; </w:t>
+      </w:r>
+      <w:hyperlink r:id="rId213">
+        <w:r>
+          <w:rPr>
+            <w:lang w:val="en_US" w:bidi="en_US"/>
+          </w:rPr>
+          <w:rPr>
+            <w:color w:val="0000EE"/>
+            <w:u w:val="single"/>
+          </w:rPr>
+          <w:t>25:4</w:t>
+        </w:r>
+      </w:hyperlink>
+      <w:r>
+        <w:rPr>
+          <w:lang w:val="en_US" w:bidi="en_US"/>
+        </w:rPr>
+        <w:t xml:space="preserve">; </w:t>
+      </w:r>
+      <w:hyperlink r:id="rId214">
+        <w:r>
+          <w:rPr>
+            <w:lang w:val="en_US" w:bidi="en_US"/>
+          </w:rPr>
+          <w:rPr>
+            <w:color w:val="0000EE"/>
+            <w:u w:val="single"/>
+          </w:rPr>
+          <w:t>27:5–6</w:t>
+        </w:r>
+      </w:hyperlink>
+      <w:r>
+        <w:rPr>
+          <w:lang w:val="en_US" w:bidi="en_US"/>
+        </w:rPr>
+        <w:t xml:space="preserve">; </w:t>
+      </w:r>
+      <w:hyperlink r:id="rId202">
+        <w:r>
+          <w:rPr>
+            <w:lang w:val="en_US" w:bidi="en_US"/>
+          </w:rPr>
+          <w:rPr>
+            <w:color w:val="0000EE"/>
+            <w:u w:val="single"/>
+          </w:rPr>
+          <w:t>42:7–8</w:t>
+        </w:r>
+      </w:hyperlink>
+      <w:r>
+        <w:rPr>
+          <w:lang w:val="en_US" w:bidi="en_US"/>
+        </w:rPr>
+        <w:t xml:space="preserve">; </w:t>
+      </w:r>
+      <w:hyperlink r:id="rId215">
+        <w:r>
+          <w:rPr>
+            <w:lang w:val="en_US" w:bidi="en_US"/>
+          </w:rPr>
+          <w:rPr>
+            <w:color w:val="0000EE"/>
+            <w:u w:val="single"/>
+          </w:rPr>
+          <w:t>Psalms 25:7</w:t>
+        </w:r>
+      </w:hyperlink>
+      <w:r>
+        <w:rPr>
+          <w:lang w:val="en_US" w:bidi="en_US"/>
+        </w:rPr>
+        <w:t xml:space="preserve">; </w:t>
+      </w:r>
+      <w:hyperlink r:id="rId216">
+        <w:r>
+          <w:rPr>
+            <w:lang w:val="en_US" w:bidi="en_US"/>
+          </w:rPr>
+          <w:rPr>
+            <w:color w:val="0000EE"/>
+            <w:u w:val="single"/>
+          </w:rPr>
+          <w:t>37:37</w:t>
+        </w:r>
+      </w:hyperlink>
+      <w:r>
+        <w:rPr>
+          <w:lang w:val="en_US" w:bidi="en_US"/>
+        </w:rPr>
+        <w:t xml:space="preserve">; </w:t>
+      </w:r>
+      <w:hyperlink r:id="rId217">
+        <w:r>
+          <w:rPr>
+            <w:lang w:val="en_US" w:bidi="en_US"/>
+          </w:rPr>
+          <w:rPr>
+            <w:color w:val="0000EE"/>
+            <w:u w:val="single"/>
+          </w:rPr>
+          <w:t>51:17</w:t>
+        </w:r>
+      </w:hyperlink>
+      <w:r>
+        <w:rPr>
+          <w:lang w:val="en_US" w:bidi="en_US"/>
+        </w:rPr>
+        <w:t xml:space="preserve">; </w:t>
+      </w:r>
+      <w:hyperlink r:id="rId218">
+        <w:r>
+          <w:rPr>
+            <w:lang w:val="en_US" w:bidi="en_US"/>
+          </w:rPr>
+          <w:rPr>
+            <w:color w:val="0000EE"/>
+            <w:u w:val="single"/>
+          </w:rPr>
+          <w:t>Ezekiel 4:14</w:t>
+        </w:r>
+      </w:hyperlink>
+      <w:r>
+        <w:rPr>
+          <w:lang w:val="en_US" w:bidi="en_US"/>
+        </w:rPr>
+        <w:t xml:space="preserve">; </w:t>
+      </w:r>
+      <w:hyperlink r:id="rId181">
+        <w:r>
+          <w:rPr>
+            <w:lang w:val="en_US" w:bidi="en_US"/>
+          </w:rPr>
+          <w:rPr>
+            <w:color w:val="0000EE"/>
+            <w:u w:val="single"/>
+          </w:rPr>
+          <w:t>Romans 3:10</w:t>
+        </w:r>
+      </w:hyperlink>
+      <w:r>
+        <w:rPr>
+          <w:lang w:val="en_US" w:bidi="en_US"/>
+        </w:rPr>
+        <w:t xml:space="preserve">, </w:t>
+      </w:r>
+      <w:hyperlink r:id="rId182">
+        <w:r>
+          <w:rPr>
+            <w:lang w:val="en_US" w:bidi="en_US"/>
+          </w:rPr>
+          <w:rPr>
+            <w:color w:val="0000EE"/>
+            <w:u w:val="single"/>
+          </w:rPr>
+          <w:t>23</w:t>
+        </w:r>
+      </w:hyperlink>
+      <w:r>
+        <w:rPr>
+          <w:lang w:val="en_US" w:bidi="en_US"/>
+        </w:rPr>
+        <w:t xml:space="preserve">, </w:t>
+      </w:r>
+      <w:hyperlink r:id="rId219">
+        <w:r>
+          <w:rPr>
+            <w:lang w:val="en_US" w:bidi="en_US"/>
+          </w:rPr>
+          <w:rPr>
+            <w:color w:val="0000EE"/>
+            <w:u w:val="single"/>
+          </w:rPr>
+          <w:t>25</w:t>
+        </w:r>
+      </w:hyperlink>
+      <w:r>
+        <w:rPr>
+          <w:lang w:val="en_US" w:bidi="en_US"/>
+        </w:rPr>
+        <w:t xml:space="preserve">; </w:t>
+      </w:r>
+      <w:hyperlink r:id="rId203">
+        <w:r>
+          <w:rPr>
+            <w:lang w:val="en_US" w:bidi="en_US"/>
+          </w:rPr>
+          <w:rPr>
+            <w:color w:val="0000EE"/>
+            <w:u w:val="single"/>
+          </w:rPr>
+          <w:t>4:4–5</w:t>
+        </w:r>
+      </w:hyperlink>
+      <w:r>
+        <w:rPr>
+          <w:lang w:val="en_US" w:bidi="en_US"/>
+        </w:rPr>
+        <w:t xml:space="preserve">; </w:t>
+      </w:r>
+      <w:hyperlink r:id="rId220">
+        <w:r>
+          <w:rPr>
+            <w:lang w:val="en_US" w:bidi="en_US"/>
+          </w:rPr>
+          <w:rPr>
+            <w:color w:val="0000EE"/>
+            <w:u w:val="single"/>
+          </w:rPr>
+          <w:t>6:23</w:t>
+        </w:r>
+      </w:hyperlink>
+      <w:r>
+        <w:rPr>
+          <w:lang w:val="en_US" w:bidi="en_US"/>
+        </w:rPr>
+        <w:t xml:space="preserve">; </w:t>
+      </w:r>
+      <w:hyperlink r:id="rId195">
+        <w:r>
+          <w:rPr>
+            <w:lang w:val="en_US" w:bidi="en_US"/>
+          </w:rPr>
+          <w:rPr>
+            <w:color w:val="0000EE"/>
+            <w:u w:val="single"/>
+          </w:rPr>
+          <w:t>1 Corinthians 13:12</w:t>
+        </w:r>
+      </w:hyperlink>
+      <w:r>
+        <w:rPr>
+          <w:lang w:val="en_US" w:bidi="en_US"/>
+        </w:rPr>
+        <w:t xml:space="preserve">; </w:t>
+      </w:r>
+      <w:hyperlink r:id="rId196">
+        <w:r>
+          <w:rPr>
+            <w:lang w:val="en_US" w:bidi="en_US"/>
+          </w:rPr>
+          <w:rPr>
+            <w:color w:val="0000EE"/>
+            <w:u w:val="single"/>
+          </w:rPr>
+          <w:t>2 Corinthians 4:18</w:t>
+        </w:r>
+      </w:hyperlink>
+      <w:r>
+        <w:rPr>
+          <w:lang w:val="en_US" w:bidi="en_US"/>
+        </w:rPr>
+      </w:r>
+      <w:r>
+        <w:rPr>
+          <w:lang w:val="en_US" w:bidi="en_US"/>
+        </w:rPr>
+      </w:r>
+    </w:p>
+    <w:p>
+      <w:pPr/>
+      <w:r>
+        <w:rPr>
+          <w:lang w:val="en_US" w:bidi="en_US"/>
+        </w:rPr>
+      </w:r>
+    </w:p>
+    <w:p>
+      <w:pPr>
+        <w:pStyle w:val="Heading2"/>
+      </w:pPr>
+      <w:r>
+        <w:rPr>
+          <w:lang w:val="en_US" w:bidi="en_US"/>
+        </w:rPr>
+        <w:t>John’s Profile of Discipleship</w:t>
+      </w:r>
+      <w:r>
+        <w:rPr>
+          <w:lang w:val="en_US" w:bidi="en_US"/>
+        </w:rPr>
+      </w:r>
+    </w:p>
+    <w:p>
+      <w:pPr/>
+      <w:r>
+        <w:rPr>
+          <w:lang w:val="en_US" w:bidi="en_US"/>
+        </w:rPr>
+      </w:r>
+      <w:r>
+        <w:rPr>
+          <w:lang w:val="en_US" w:bidi="en_US"/>
+        </w:rPr>
+        <w:t xml:space="preserve">In the first half of his Gospel, the apostle John describes various people who show true discipleship (see </w:t>
+      </w:r>
+      <w:hyperlink r:id="rId221">
+        <w:r>
+          <w:rPr>
+            <w:lang w:val="en_US" w:bidi="en_US"/>
+          </w:rPr>
+          <w:rPr>
+            <w:color w:val="0000EE"/>
+            <w:u w:val="single"/>
+          </w:rPr>
+          <w:t>John 1:19–51</w:t>
+        </w:r>
+      </w:hyperlink>
+      <w:r>
+        <w:rPr>
+          <w:lang w:val="en_US" w:bidi="en_US"/>
+        </w:rPr>
+        <w:t xml:space="preserve">; </w:t>
+      </w:r>
+      <w:hyperlink r:id="rId222">
+        <w:r>
+          <w:rPr>
+            <w:lang w:val="en_US" w:bidi="en_US"/>
+          </w:rPr>
+          <w:rPr>
+            <w:color w:val="0000EE"/>
+            <w:u w:val="single"/>
+          </w:rPr>
+          <w:t>4:1–42</w:t>
+        </w:r>
+      </w:hyperlink>
+      <w:r>
+        <w:rPr>
+          <w:lang w:val="en_US" w:bidi="en_US"/>
+        </w:rPr>
+        <w:t xml:space="preserve">; </w:t>
+      </w:r>
+      <w:hyperlink r:id="rId223">
+        <w:r>
+          <w:rPr>
+            <w:lang w:val="en_US" w:bidi="en_US"/>
+          </w:rPr>
+          <w:rPr>
+            <w:color w:val="0000EE"/>
+            <w:u w:val="single"/>
+          </w:rPr>
+          <w:t>9:1–41</w:t>
+        </w:r>
+      </w:hyperlink>
+      <w:r>
+        <w:rPr>
+          <w:lang w:val="en_US" w:bidi="en_US"/>
+        </w:rPr>
+        <w:t>). Through these examples, John outlines the qualities of a mature follower, or "disciple," of Jesus.</w:t>
+      </w:r>
+    </w:p>
+    <w:p>
+      <w:pPr/>
+      <w:r>
+        <w:rPr>
+          <w:lang w:val="en_US" w:bidi="en_US"/>
+        </w:rPr>
+      </w:r>
+      <w:r>
+        <w:rPr>
+          <w:lang w:val="en_US" w:bidi="en_US"/>
+        </w:rPr>
+        <w:t xml:space="preserve">What are the qualities of a disciple? </w:t>
+      </w:r>
+    </w:p>
+    <w:p>
+      <w:pPr>
+        <w:pStyle w:val="ListNumber"/>
+        <w:numPr>
+          <w:ilvl w:val="0"/>
+          <w:numId w:val="16"/>
+        </w:numPr>
+        <w:spacing w:line="240" w:lineRule="auto"/>
+        <w:ind w:left="720"/>
+      </w:pPr>
+      <w:r>
+        <w:rPr>
+          <w:lang w:val="en_US" w:bidi="en_US"/>
+        </w:rPr>
+      </w:r>
+      <w:r>
+        <w:rPr>
+          <w:i/>
+          <w:lang w:val="en_US" w:bidi="en_US"/>
+        </w:rPr>
+        <w:t>Disciples know who Jesus is.</w:t>
+      </w:r>
+      <w:r>
+        <w:rPr>
+          <w:lang w:val="en_US" w:bidi="en_US"/>
+        </w:rPr>
+        <w:t xml:space="preserve"> In each of these three stories, they identify Jesus correctly (see, for example, </w:t>
+      </w:r>
+      <w:hyperlink r:id="rId224">
+        <w:r>
+          <w:rPr>
+            <w:lang w:val="en_US" w:bidi="en_US"/>
+          </w:rPr>
+          <w:rPr>
+            <w:color w:val="0000EE"/>
+            <w:u w:val="single"/>
+          </w:rPr>
+          <w:t>John 1:34</w:t>
+        </w:r>
+      </w:hyperlink>
+      <w:r>
+        <w:rPr>
+          <w:lang w:val="en_US" w:bidi="en_US"/>
+        </w:rPr>
+        <w:t xml:space="preserve">, </w:t>
+      </w:r>
+      <w:hyperlink r:id="rId225">
+        <w:r>
+          <w:rPr>
+            <w:lang w:val="en_US" w:bidi="en_US"/>
+          </w:rPr>
+          <w:rPr>
+            <w:color w:val="0000EE"/>
+            <w:u w:val="single"/>
+          </w:rPr>
+          <w:t>36</w:t>
+        </w:r>
+      </w:hyperlink>
+      <w:r>
+        <w:rPr>
+          <w:lang w:val="en_US" w:bidi="en_US"/>
+        </w:rPr>
+        <w:t xml:space="preserve">, </w:t>
+      </w:r>
+      <w:hyperlink r:id="rId226">
+        <w:r>
+          <w:rPr>
+            <w:lang w:val="en_US" w:bidi="en_US"/>
+          </w:rPr>
+          <w:rPr>
+            <w:color w:val="0000EE"/>
+            <w:u w:val="single"/>
+          </w:rPr>
+          <w:t>38</w:t>
+        </w:r>
+      </w:hyperlink>
+      <w:r>
+        <w:rPr>
+          <w:lang w:val="en_US" w:bidi="en_US"/>
+        </w:rPr>
+        <w:t xml:space="preserve">, </w:t>
+      </w:r>
+      <w:hyperlink r:id="rId227">
+        <w:r>
+          <w:rPr>
+            <w:lang w:val="en_US" w:bidi="en_US"/>
+          </w:rPr>
+          <w:rPr>
+            <w:color w:val="0000EE"/>
+            <w:u w:val="single"/>
+          </w:rPr>
+          <w:t>41</w:t>
+        </w:r>
+      </w:hyperlink>
+      <w:r>
+        <w:rPr>
+          <w:lang w:val="en_US" w:bidi="en_US"/>
+        </w:rPr>
+        <w:t xml:space="preserve">; </w:t>
+      </w:r>
+      <w:hyperlink r:id="rId228">
+        <w:r>
+          <w:rPr>
+            <w:lang w:val="en_US" w:bidi="en_US"/>
+          </w:rPr>
+          <w:rPr>
+            <w:color w:val="0000EE"/>
+            <w:u w:val="single"/>
+          </w:rPr>
+          <w:t>4:19</w:t>
+        </w:r>
+      </w:hyperlink>
+      <w:r>
+        <w:rPr>
+          <w:lang w:val="en_US" w:bidi="en_US"/>
+        </w:rPr>
+        <w:t xml:space="preserve">, </w:t>
+      </w:r>
+      <w:hyperlink r:id="rId229">
+        <w:r>
+          <w:rPr>
+            <w:lang w:val="en_US" w:bidi="en_US"/>
+          </w:rPr>
+          <w:rPr>
+            <w:color w:val="0000EE"/>
+            <w:u w:val="single"/>
+          </w:rPr>
+          <w:t>29</w:t>
+        </w:r>
+      </w:hyperlink>
+      <w:r>
+        <w:rPr>
+          <w:lang w:val="en_US" w:bidi="en_US"/>
+        </w:rPr>
+        <w:t xml:space="preserve">, </w:t>
+      </w:r>
+      <w:hyperlink r:id="rId230">
+        <w:r>
+          <w:rPr>
+            <w:lang w:val="en_US" w:bidi="en_US"/>
+          </w:rPr>
+          <w:rPr>
+            <w:color w:val="0000EE"/>
+            <w:u w:val="single"/>
+          </w:rPr>
+          <w:t>31</w:t>
+        </w:r>
+      </w:hyperlink>
+      <w:r>
+        <w:rPr>
+          <w:lang w:val="en_US" w:bidi="en_US"/>
+        </w:rPr>
+        <w:t xml:space="preserve">; </w:t>
+      </w:r>
+      <w:hyperlink r:id="rId231">
+        <w:r>
+          <w:rPr>
+            <w:lang w:val="en_US" w:bidi="en_US"/>
+          </w:rPr>
+          <w:rPr>
+            <w:color w:val="0000EE"/>
+            <w:u w:val="single"/>
+          </w:rPr>
+          <w:t>9:2</w:t>
+        </w:r>
+      </w:hyperlink>
+      <w:r>
+        <w:rPr>
+          <w:lang w:val="en_US" w:bidi="en_US"/>
+        </w:rPr>
+        <w:t xml:space="preserve">, </w:t>
+      </w:r>
+      <w:hyperlink r:id="rId232">
+        <w:r>
+          <w:rPr>
+            <w:lang w:val="en_US" w:bidi="en_US"/>
+          </w:rPr>
+          <w:rPr>
+            <w:color w:val="0000EE"/>
+            <w:u w:val="single"/>
+          </w:rPr>
+          <w:t>17</w:t>
+        </w:r>
+      </w:hyperlink>
+      <w:r>
+        <w:rPr>
+          <w:lang w:val="en_US" w:bidi="en_US"/>
+        </w:rPr>
+        <w:t xml:space="preserve">, </w:t>
+      </w:r>
+      <w:hyperlink r:id="rId233">
+        <w:r>
+          <w:rPr>
+            <w:lang w:val="en_US" w:bidi="en_US"/>
+          </w:rPr>
+          <w:rPr>
+            <w:color w:val="0000EE"/>
+            <w:u w:val="single"/>
+          </w:rPr>
+          <w:t>35–38</w:t>
+        </w:r>
+      </w:hyperlink>
+      <w:r>
+        <w:rPr>
+          <w:lang w:val="en_US" w:bidi="en_US"/>
+        </w:rPr>
+        <w:t xml:space="preserve">). </w:t>
+      </w:r>
+    </w:p>
+    <w:p>
+      <w:pPr>
+        <w:pStyle w:val="ListNumber"/>
+        <w:spacing w:line="240" w:lineRule="auto"/>
+        <w:ind w:left="720"/>
+      </w:pPr>
+      <w:r>
+        <w:rPr>
+          <w:lang w:val="en_US" w:bidi="en_US"/>
+        </w:rPr>
+      </w:r>
+      <w:r>
+        <w:rPr>
+          <w:i/>
+          <w:lang w:val="en_US" w:bidi="en_US"/>
+        </w:rPr>
+        <w:t>Disciples trust in Jesus.</w:t>
+      </w:r>
+      <w:r>
+        <w:rPr>
+          <w:lang w:val="en_US" w:bidi="en_US"/>
+        </w:rPr>
+        <w:t xml:space="preserve"> They witness Jesus' powerful acts, listen to his wise words, and trust (see </w:t>
+      </w:r>
+      <w:hyperlink r:id="rId234">
+        <w:r>
+          <w:rPr>
+            <w:lang w:val="en_US" w:bidi="en_US"/>
+          </w:rPr>
+          <w:rPr>
+            <w:color w:val="0000EE"/>
+            <w:u w:val="single"/>
+          </w:rPr>
+          <w:t>1:49</w:t>
+        </w:r>
+      </w:hyperlink>
+      <w:r>
+        <w:rPr>
+          <w:lang w:val="en_US" w:bidi="en_US"/>
+        </w:rPr>
+        <w:t xml:space="preserve">; </w:t>
+      </w:r>
+      <w:hyperlink r:id="rId235">
+        <w:r>
+          <w:rPr>
+            <w:lang w:val="en_US" w:bidi="en_US"/>
+          </w:rPr>
+          <w:rPr>
+            <w:color w:val="0000EE"/>
+            <w:u w:val="single"/>
+          </w:rPr>
+          <w:t>4:39–42</w:t>
+        </w:r>
+      </w:hyperlink>
+      <w:r>
+        <w:rPr>
+          <w:lang w:val="en_US" w:bidi="en_US"/>
+        </w:rPr>
+        <w:t xml:space="preserve">; </w:t>
+      </w:r>
+      <w:hyperlink r:id="rId233">
+        <w:r>
+          <w:rPr>
+            <w:lang w:val="en_US" w:bidi="en_US"/>
+          </w:rPr>
+          <w:rPr>
+            <w:color w:val="0000EE"/>
+            <w:u w:val="single"/>
+          </w:rPr>
+          <w:t>9:35–38</w:t>
+        </w:r>
+      </w:hyperlink>
+      <w:r>
+        <w:rPr>
+          <w:lang w:val="en_US" w:bidi="en_US"/>
+        </w:rPr>
+        <w:t xml:space="preserve">; see also </w:t>
+      </w:r>
+      <w:hyperlink r:id="rId236">
+        <w:r>
+          <w:rPr>
+            <w:lang w:val="en_US" w:bidi="en_US"/>
+          </w:rPr>
+          <w:rPr>
+            <w:color w:val="0000EE"/>
+            <w:u w:val="single"/>
+          </w:rPr>
+          <w:t>20:8</w:t>
+        </w:r>
+      </w:hyperlink>
+      <w:r>
+        <w:rPr>
+          <w:lang w:val="en_US" w:bidi="en_US"/>
+        </w:rPr>
+        <w:t xml:space="preserve">, </w:t>
+      </w:r>
+      <w:hyperlink r:id="rId237">
+        <w:r>
+          <w:rPr>
+            <w:lang w:val="en_US" w:bidi="en_US"/>
+          </w:rPr>
+          <w:rPr>
+            <w:color w:val="0000EE"/>
+            <w:u w:val="single"/>
+          </w:rPr>
+          <w:t>24–29</w:t>
+        </w:r>
+      </w:hyperlink>
+      <w:r>
+        <w:rPr>
+          <w:lang w:val="en_US" w:bidi="en_US"/>
+        </w:rPr>
+        <w:t xml:space="preserve">). </w:t>
+      </w:r>
+    </w:p>
+    <w:p>
+      <w:pPr>
+        <w:pStyle w:val="ListNumber"/>
+        <w:spacing w:line="240" w:lineRule="auto"/>
+        <w:ind w:left="720"/>
+      </w:pPr>
+      <w:r>
+        <w:rPr>
+          <w:lang w:val="en_US" w:bidi="en_US"/>
+        </w:rPr>
+      </w:r>
+      <w:r>
+        <w:rPr>
+          <w:i/>
+          <w:lang w:val="en_US" w:bidi="en_US"/>
+        </w:rPr>
+        <w:t>Jesus’ disciples understand that they must follow him for their discipleship to succeed</w:t>
+      </w:r>
+      <w:r>
+        <w:rPr>
+          <w:lang w:val="en_US" w:bidi="en_US"/>
+        </w:rPr>
+        <w:t xml:space="preserve"> (</w:t>
+      </w:r>
+      <w:hyperlink r:id="rId238">
+        <w:r>
+          <w:rPr>
+            <w:lang w:val="en_US" w:bidi="en_US"/>
+          </w:rPr>
+          <w:rPr>
+            <w:color w:val="0000EE"/>
+            <w:u w:val="single"/>
+          </w:rPr>
+          <w:t>1:37–43</w:t>
+        </w:r>
+      </w:hyperlink>
+      <w:r>
+        <w:rPr>
+          <w:lang w:val="en_US" w:bidi="en_US"/>
+        </w:rPr>
+        <w:t xml:space="preserve">; </w:t>
+      </w:r>
+      <w:hyperlink r:id="rId239">
+        <w:r>
+          <w:rPr>
+            <w:lang w:val="en_US" w:bidi="en_US"/>
+          </w:rPr>
+          <w:rPr>
+            <w:color w:val="0000EE"/>
+            <w:u w:val="single"/>
+          </w:rPr>
+          <w:t>8:12</w:t>
+        </w:r>
+      </w:hyperlink>
+      <w:r>
+        <w:rPr>
+          <w:lang w:val="en_US" w:bidi="en_US"/>
+        </w:rPr>
+        <w:t xml:space="preserve">; </w:t>
+      </w:r>
+      <w:hyperlink r:id="rId240">
+        <w:r>
+          <w:rPr>
+            <w:lang w:val="en_US" w:bidi="en_US"/>
+          </w:rPr>
+          <w:rPr>
+            <w:color w:val="0000EE"/>
+            <w:u w:val="single"/>
+          </w:rPr>
+          <w:t>10:4–5</w:t>
+        </w:r>
+      </w:hyperlink>
+      <w:r>
+        <w:rPr>
+          <w:lang w:val="en_US" w:bidi="en_US"/>
+        </w:rPr>
+        <w:t xml:space="preserve">, </w:t>
+      </w:r>
+      <w:hyperlink r:id="rId241">
+        <w:r>
+          <w:rPr>
+            <w:lang w:val="en_US" w:bidi="en_US"/>
+          </w:rPr>
+          <w:rPr>
+            <w:color w:val="0000EE"/>
+            <w:u w:val="single"/>
+          </w:rPr>
+          <w:t>27</w:t>
+        </w:r>
+      </w:hyperlink>
+      <w:r>
+        <w:rPr>
+          <w:lang w:val="en_US" w:bidi="en_US"/>
+        </w:rPr>
+        <w:t xml:space="preserve">; </w:t>
+      </w:r>
+      <w:hyperlink r:id="rId242">
+        <w:r>
+          <w:rPr>
+            <w:lang w:val="en_US" w:bidi="en_US"/>
+          </w:rPr>
+          <w:rPr>
+            <w:color w:val="0000EE"/>
+            <w:u w:val="single"/>
+          </w:rPr>
+          <w:t>12:26</w:t>
+        </w:r>
+      </w:hyperlink>
+      <w:r>
+        <w:rPr>
+          <w:lang w:val="en_US" w:bidi="en_US"/>
+        </w:rPr>
+        <w:t xml:space="preserve">; </w:t>
+      </w:r>
+      <w:hyperlink r:id="rId243">
+        <w:r>
+          <w:rPr>
+            <w:lang w:val="en_US" w:bidi="en_US"/>
+          </w:rPr>
+          <w:rPr>
+            <w:color w:val="0000EE"/>
+            <w:u w:val="single"/>
+          </w:rPr>
+          <w:t>21:19–22</w:t>
+        </w:r>
+      </w:hyperlink>
+      <w:r>
+        <w:rPr>
+          <w:lang w:val="en_US" w:bidi="en_US"/>
+        </w:rPr>
+        <w:t>). "Following" means true devotion, leaving what we have to join Jesus on his journey.</w:t>
+      </w:r>
+    </w:p>
+    <w:p>
+      <w:pPr/>
+      <w:r>
+        <w:rPr>
+          <w:lang w:val="en_US" w:bidi="en_US"/>
+        </w:rPr>
+      </w:r>
+      <w:r>
+        <w:rPr>
+          <w:lang w:val="en_US" w:bidi="en_US"/>
+        </w:rPr>
+        <w:t xml:space="preserve">John shared this example of true discipleship to inspire readers to join these brave men and women and become disciples of Jesus too (see </w:t>
+      </w:r>
+      <w:hyperlink r:id="rId244">
+        <w:r>
+          <w:rPr>
+            <w:lang w:val="en_US" w:bidi="en_US"/>
+          </w:rPr>
+          <w:rPr>
+            <w:color w:val="0000EE"/>
+            <w:u w:val="single"/>
+          </w:rPr>
+          <w:t>John 20:30–31</w:t>
+        </w:r>
+      </w:hyperlink>
+      <w:r>
+        <w:rPr>
+          <w:lang w:val="en_US" w:bidi="en_US"/>
+        </w:rPr>
+        <w:t>).</w:t>
+      </w:r>
+    </w:p>
+    <w:p>
+      <w:pPr/>
+      <w:r>
+        <w:rPr>
+          <w:lang w:val="en_US" w:bidi="en_US"/>
+        </w:rPr>
+      </w:r>
+      <w:r>
+        <w:rPr>
+          <w:u w:val="single"/>
+          <w:lang w:val="en_US" w:bidi="en_US"/>
+        </w:rPr>
+        <w:t>Passages for Further Study</w:t>
+      </w:r>
+    </w:p>
+    <w:p>
+      <w:pPr/>
+      <w:r>
+        <w:rPr>
+          <w:lang w:val="en_US" w:bidi="en_US"/>
+        </w:rPr>
+      </w:r>
+      <w:hyperlink r:id="rId245">
+        <w:r>
+          <w:rPr>
+            <w:lang w:val="en_US" w:bidi="en_US"/>
+          </w:rPr>
+          <w:rPr>
+            <w:color w:val="0000EE"/>
+            <w:u w:val="single"/>
+          </w:rPr>
+          <w:t>Matthew 9:9–10</w:t>
+        </w:r>
+      </w:hyperlink>
+      <w:r>
+        <w:rPr>
+          <w:lang w:val="en_US" w:bidi="en_US"/>
+        </w:rPr>
+        <w:t xml:space="preserve">; </w:t>
+      </w:r>
+      <w:hyperlink r:id="rId246">
+        <w:r>
+          <w:rPr>
+            <w:lang w:val="en_US" w:bidi="en_US"/>
+          </w:rPr>
+          <w:rPr>
+            <w:color w:val="0000EE"/>
+            <w:u w:val="single"/>
+          </w:rPr>
+          <w:t>10:16–22</w:t>
+        </w:r>
+      </w:hyperlink>
+      <w:r>
+        <w:rPr>
+          <w:lang w:val="en_US" w:bidi="en_US"/>
+        </w:rPr>
+        <w:t xml:space="preserve">; </w:t>
+      </w:r>
+      <w:hyperlink r:id="rId247">
+        <w:r>
+          <w:rPr>
+            <w:lang w:val="en_US" w:bidi="en_US"/>
+          </w:rPr>
+          <w:rPr>
+            <w:color w:val="0000EE"/>
+            <w:u w:val="single"/>
+          </w:rPr>
+          <w:t>16:24–28</w:t>
+        </w:r>
+      </w:hyperlink>
+      <w:r>
+        <w:rPr>
+          <w:lang w:val="en_US" w:bidi="en_US"/>
+        </w:rPr>
+        <w:t xml:space="preserve">; </w:t>
+      </w:r>
+      <w:hyperlink r:id="rId248">
+        <w:r>
+          <w:rPr>
+            <w:lang w:val="en_US" w:bidi="en_US"/>
+          </w:rPr>
+          <w:rPr>
+            <w:color w:val="0000EE"/>
+            <w:u w:val="single"/>
+          </w:rPr>
+          <w:t>Luke 14:26–33</w:t>
+        </w:r>
+      </w:hyperlink>
+      <w:r>
+        <w:rPr>
+          <w:lang w:val="en_US" w:bidi="en_US"/>
+        </w:rPr>
+        <w:t xml:space="preserve">; </w:t>
+      </w:r>
+      <w:hyperlink r:id="rId249">
+        <w:r>
+          <w:rPr>
+            <w:lang w:val="en_US" w:bidi="en_US"/>
+          </w:rPr>
+          <w:rPr>
+            <w:color w:val="0000EE"/>
+            <w:u w:val="single"/>
+          </w:rPr>
+          <w:t>John 8:31–32</w:t>
+        </w:r>
+      </w:hyperlink>
+      <w:r>
+        <w:rPr>
+          <w:lang w:val="en_US" w:bidi="en_US"/>
+        </w:rPr>
+        <w:t xml:space="preserve">; </w:t>
+      </w:r>
+      <w:hyperlink r:id="rId223">
+        <w:r>
+          <w:rPr>
+            <w:lang w:val="en_US" w:bidi="en_US"/>
+          </w:rPr>
+          <w:rPr>
+            <w:color w:val="0000EE"/>
+            <w:u w:val="single"/>
+          </w:rPr>
+          <w:t>9:1–41</w:t>
+        </w:r>
+      </w:hyperlink>
+      <w:r>
+        <w:rPr>
+          <w:lang w:val="en_US" w:bidi="en_US"/>
+        </w:rPr>
+        <w:t xml:space="preserve">; </w:t>
+      </w:r>
+      <w:hyperlink r:id="rId250">
+        <w:r>
+          <w:rPr>
+            <w:lang w:val="en_US" w:bidi="en_US"/>
+          </w:rPr>
+          <w:rPr>
+            <w:color w:val="0000EE"/>
+            <w:u w:val="single"/>
+          </w:rPr>
+          <w:t>12:25–26</w:t>
+        </w:r>
+      </w:hyperlink>
+      <w:r>
+        <w:rPr>
+          <w:lang w:val="en_US" w:bidi="en_US"/>
+        </w:rPr>
+        <w:t xml:space="preserve">; </w:t>
+      </w:r>
+      <w:hyperlink r:id="rId251">
+        <w:r>
+          <w:rPr>
+            <w:lang w:val="en_US" w:bidi="en_US"/>
+          </w:rPr>
+          <w:rPr>
+            <w:color w:val="0000EE"/>
+            <w:u w:val="single"/>
+          </w:rPr>
+          <w:t>13:35</w:t>
+        </w:r>
+      </w:hyperlink>
+      <w:r>
+        <w:rPr>
+          <w:lang w:val="en_US" w:bidi="en_US"/>
+        </w:rPr>
+        <w:t xml:space="preserve">; </w:t>
+      </w:r>
+      <w:hyperlink r:id="rId252">
+        <w:r>
+          <w:rPr>
+            <w:lang w:val="en_US" w:bidi="en_US"/>
+          </w:rPr>
+          <w:rPr>
+            <w:color w:val="0000EE"/>
+            <w:u w:val="single"/>
+          </w:rPr>
+          <w:t>18:36</w:t>
+        </w:r>
+      </w:hyperlink>
+      <w:r>
+        <w:rPr>
+          <w:lang w:val="en_US" w:bidi="en_US"/>
+        </w:rPr>
+        <w:t xml:space="preserve">; </w:t>
+      </w:r>
+      <w:hyperlink r:id="rId253">
+        <w:r>
+          <w:rPr>
+            <w:lang w:val="en_US" w:bidi="en_US"/>
+          </w:rPr>
+          <w:rPr>
+            <w:color w:val="0000EE"/>
+            <w:u w:val="single"/>
+          </w:rPr>
+          <w:t>Acts 9:2</w:t>
+        </w:r>
+      </w:hyperlink>
+      <w:r>
+        <w:rPr>
+          <w:lang w:val="en_US" w:bidi="en_US"/>
+        </w:rPr>
+        <w:t xml:space="preserve">; </w:t>
+      </w:r>
+      <w:hyperlink r:id="rId254">
+        <w:r>
+          <w:rPr>
+            <w:lang w:val="en_US" w:bidi="en_US"/>
+          </w:rPr>
+          <w:rPr>
+            <w:color w:val="0000EE"/>
+            <w:u w:val="single"/>
+          </w:rPr>
+          <w:t>Romans 15:5</w:t>
+        </w:r>
+      </w:hyperlink>
+      <w:r>
+        <w:rPr>
+          <w:lang w:val="en_US" w:bidi="en_US"/>
+        </w:rPr>
+        <w:t xml:space="preserve">; </w:t>
+      </w:r>
+      <w:hyperlink r:id="rId255">
+        <w:r>
+          <w:rPr>
+            <w:lang w:val="en_US" w:bidi="en_US"/>
+          </w:rPr>
+          <w:rPr>
+            <w:color w:val="0000EE"/>
+            <w:u w:val="single"/>
+          </w:rPr>
+          <w:t>1 Corinthians 3:4–11</w:t>
         </w:r>
       </w:hyperlink>
       <w:r>
@@ -4479,6 +8538,24 @@
   <w:num w:numId="13" w16cid:durableId="592781308">
     <w:abstractNumId w:val="11"/>
   </w:num>
+  <w:num w:numId="14">
+    <w:abstractNumId w:val="3"/>
+    <w:lvlOverride w:ilvl="0">
+      <w:startOverride w:val="1"/>
+    </w:lvlOverride>
+  </w:num>
+  <w:num w:numId="15">
+    <w:abstractNumId w:val="3"/>
+    <w:lvlOverride w:ilvl="0">
+      <w:startOverride w:val="1"/>
+    </w:lvlOverride>
+  </w:num>
+  <w:num w:numId="16">
+    <w:abstractNumId w:val="3"/>
+    <w:lvlOverride w:ilvl="0">
+      <w:startOverride w:val="1"/>
+    </w:lvlOverride>
+  </w:num>
   <w:numIdMacAtCleanup w:val="10"/>
 </w:numbering>
 </file>

--- a/eng/docx/010.content.docx
+++ b/eng/docx/010.content.docx
@@ -19,7 +19,7 @@
         <w:rPr>
           <w:lang w:val="en_US" w:bidi="en_US"/>
         </w:rPr>
-        <w:t>Resource: Tyndale Open Study Notes</w:t>
+        <w:t>Resource: Aquifer Open Study Notes (Themes)</w:t>
       </w:r>
       <w:r>
         <w:rPr>
@@ -112,7 +112,7 @@
         <w:rPr>
           <w:lang w:val="en_US" w:bidi="en_US"/>
         </w:rPr>
-        <w:t>Tyndale Open Study Notes</w:t>
+        <w:t>Aquifer Open Study Notes (Themes)</w:t>
       </w:r>
     </w:p>
     <w:p>

--- a/eng/docx/010.content.docx
+++ b/eng/docx/010.content.docx
@@ -233,108 +233,72 @@
         </w:rPr>
         <w:t>Jerusalem was an active city as early as four hundred years before the time of King David. The Israelites never fully captured it when they conquered Canaan or during the time of the judges (</w:t>
       </w:r>
-      <w:hyperlink r:id="rId13">
-        <w:r>
-          <w:rPr>
-            <w:lang w:val="en_US" w:bidi="en_US"/>
-          </w:rPr>
-          <w:rPr>
-            <w:color w:val="0000EE"/>
-            <w:u w:val="single"/>
-          </w:rPr>
-          <w:t>Joshua 15:63</w:t>
-        </w:r>
-      </w:hyperlink>
-      <w:r>
-        <w:rPr>
-          <w:lang w:val="en_US" w:bidi="en_US"/>
-        </w:rPr>
-        <w:t xml:space="preserve">; </w:t>
-      </w:r>
-      <w:hyperlink r:id="rId14">
-        <w:r>
-          <w:rPr>
-            <w:lang w:val="en_US" w:bidi="en_US"/>
-          </w:rPr>
-          <w:rPr>
-            <w:color w:val="0000EE"/>
-            <w:u w:val="single"/>
-          </w:rPr>
-          <w:t>Judges 1:8</w:t>
-        </w:r>
-      </w:hyperlink>
+      <w:r>
+        <w:rPr>
+          <w:lang w:val="en_US" w:bidi="en_US"/>
+        </w:rPr>
+        <w:t>Joshua 15:63</w:t>
+      </w:r>
+      <w:r>
+        <w:rPr>
+          <w:lang w:val="en_US" w:bidi="en_US"/>
+        </w:rPr>
+        <w:t xml:space="preserve">; </w:t>
+      </w:r>
+      <w:r>
+        <w:rPr>
+          <w:lang w:val="en_US" w:bidi="en_US"/>
+        </w:rPr>
+        <w:t>Judges 1:8</w:t>
+      </w:r>
       <w:r>
         <w:rPr>
           <w:lang w:val="en_US" w:bidi="en_US"/>
         </w:rPr>
         <w:t xml:space="preserve">, </w:t>
       </w:r>
-      <w:hyperlink r:id="rId15">
-        <w:r>
-          <w:rPr>
-            <w:lang w:val="en_US" w:bidi="en_US"/>
-          </w:rPr>
-          <w:rPr>
-            <w:color w:val="0000EE"/>
-            <w:u w:val="single"/>
-          </w:rPr>
-          <w:t>21</w:t>
-        </w:r>
-      </w:hyperlink>
+      <w:r>
+        <w:rPr>
+          <w:lang w:val="en_US" w:bidi="en_US"/>
+        </w:rPr>
+        <w:t>21</w:t>
+      </w:r>
       <w:r>
         <w:rPr>
           <w:lang w:val="en_US" w:bidi="en_US"/>
         </w:rPr>
         <w:t>). Israel established peaceful relations with the independent area of the Jebusites (</w:t>
       </w:r>
-      <w:hyperlink r:id="rId16">
-        <w:r>
-          <w:rPr>
-            <w:lang w:val="en_US" w:bidi="en_US"/>
-          </w:rPr>
-          <w:rPr>
-            <w:color w:val="0000EE"/>
-            <w:u w:val="single"/>
-          </w:rPr>
-          <w:t>Judges 19:10–12</w:t>
-        </w:r>
-      </w:hyperlink>
+      <w:r>
+        <w:rPr>
+          <w:lang w:val="en_US" w:bidi="en_US"/>
+        </w:rPr>
+        <w:t>Judges 19:10–12</w:t>
+      </w:r>
       <w:r>
         <w:rPr>
           <w:lang w:val="en_US" w:bidi="en_US"/>
         </w:rPr>
         <w:t>). Jerusalem was so difficult to capture that the Old Testament mentions only three successful invaders: David, Jehoash, and Nebuchadnezzar of Babylon (</w:t>
       </w:r>
-      <w:hyperlink r:id="rId17">
-        <w:r>
-          <w:rPr>
-            <w:lang w:val="en_US" w:bidi="en_US"/>
-          </w:rPr>
-          <w:rPr>
-            <w:color w:val="0000EE"/>
-            <w:u w:val="single"/>
-          </w:rPr>
-          <w:t>2 Kings 14:11–14</w:t>
-        </w:r>
-      </w:hyperlink>
-      <w:r>
-        <w:rPr>
-          <w:lang w:val="en_US" w:bidi="en_US"/>
-        </w:rPr>
-        <w:t xml:space="preserve">; </w:t>
-      </w:r>
-      <w:hyperlink r:id="rId18">
-        <w:r>
-          <w:rPr>
-            <w:lang w:val="en_US" w:bidi="en_US"/>
-          </w:rPr>
-          <w:rPr>
-            <w:color w:val="0000EE"/>
-            <w:u w:val="single"/>
-          </w:rPr>
-          <w:t>2 Kings 25:1–10</w:t>
-        </w:r>
-      </w:hyperlink>
+      <w:r>
+        <w:rPr>
+          <w:lang w:val="en_US" w:bidi="en_US"/>
+        </w:rPr>
+        <w:t>2 Kings 14:11–14</w:t>
+      </w:r>
+      <w:r>
+        <w:rPr>
+          <w:lang w:val="en_US" w:bidi="en_US"/>
+        </w:rPr>
+        <w:t xml:space="preserve">; </w:t>
+      </w:r>
+      <w:r>
+        <w:rPr>
+          <w:lang w:val="en_US" w:bidi="en_US"/>
+        </w:rPr>
+        <w:t>2 Kings 25:1–10</w:t>
+      </w:r>
       <w:r>
         <w:rPr>
           <w:lang w:val="en_US" w:bidi="en_US"/>
@@ -367,36 +331,24 @@
         </w:rPr>
         <w:t xml:space="preserve">). He made Jerusalem the political capital of Israel. Then later it became the spiritual capital. </w:t>
       </w:r>
-      <w:hyperlink r:id="rId19">
-        <w:r>
-          <w:rPr>
-            <w:lang w:val="en_US" w:bidi="en_US"/>
-          </w:rPr>
-          <w:rPr>
-            <w:color w:val="0000EE"/>
-            <w:u w:val="single"/>
-          </w:rPr>
-          <w:t>Psalm 48</w:t>
-        </w:r>
-      </w:hyperlink>
+      <w:r>
+        <w:rPr>
+          <w:lang w:val="en_US" w:bidi="en_US"/>
+        </w:rPr>
+        <w:t>Psalm 48</w:t>
+      </w:r>
       <w:r>
         <w:rPr>
           <w:lang w:val="en_US" w:bidi="en_US"/>
         </w:rPr>
         <w:t xml:space="preserve"> gives a beautiful and powerful description of Jerusalem as a fortress. It had towers, walls (bulwarks), and easily defended heights (citadels) on rugged terrain. This could have deceived those living there with a false sense of security or even idolatry. </w:t>
       </w:r>
-      <w:hyperlink r:id="rId20">
-        <w:r>
-          <w:rPr>
-            <w:lang w:val="en_US" w:bidi="en_US"/>
-          </w:rPr>
-          <w:rPr>
-            <w:color w:val="0000EE"/>
-            <w:u w:val="single"/>
-          </w:rPr>
-          <w:t>Psalm 48:1–3</w:t>
-        </w:r>
-      </w:hyperlink>
+      <w:r>
+        <w:rPr>
+          <w:lang w:val="en_US" w:bidi="en_US"/>
+        </w:rPr>
+        <w:t>Psalm 48:1–3</w:t>
+      </w:r>
       <w:r>
         <w:rPr>
           <w:lang w:val="en_US" w:bidi="en_US"/>
@@ -417,126 +369,84 @@
         </w:rPr>
         <w:t xml:space="preserve">Both the Old Testament and the New Testament call Jerusalem a "holy city" (see </w:t>
       </w:r>
-      <w:hyperlink r:id="rId21">
-        <w:r>
-          <w:rPr>
-            <w:lang w:val="en_US" w:bidi="en_US"/>
-          </w:rPr>
-          <w:rPr>
-            <w:color w:val="0000EE"/>
-            <w:u w:val="single"/>
-          </w:rPr>
-          <w:t>Nehemiah 11:1</w:t>
-        </w:r>
-      </w:hyperlink>
+      <w:r>
+        <w:rPr>
+          <w:lang w:val="en_US" w:bidi="en_US"/>
+        </w:rPr>
+        <w:t>Nehemiah 11:1</w:t>
+      </w:r>
       <w:r>
         <w:rPr>
           <w:lang w:val="en_US" w:bidi="en_US"/>
         </w:rPr>
         <w:t xml:space="preserve">, </w:t>
       </w:r>
-      <w:hyperlink r:id="rId22">
-        <w:r>
-          <w:rPr>
-            <w:lang w:val="en_US" w:bidi="en_US"/>
-          </w:rPr>
-          <w:rPr>
-            <w:color w:val="0000EE"/>
-            <w:u w:val="single"/>
-          </w:rPr>
-          <w:t>18</w:t>
-        </w:r>
-      </w:hyperlink>
-      <w:r>
-        <w:rPr>
-          <w:lang w:val="en_US" w:bidi="en_US"/>
-        </w:rPr>
-        <w:t xml:space="preserve">; </w:t>
-      </w:r>
-      <w:hyperlink r:id="rId23">
-        <w:r>
-          <w:rPr>
-            <w:lang w:val="en_US" w:bidi="en_US"/>
-          </w:rPr>
-          <w:rPr>
-            <w:color w:val="0000EE"/>
-            <w:u w:val="single"/>
-          </w:rPr>
-          <w:t>Isaiah 52:1</w:t>
-        </w:r>
-      </w:hyperlink>
-      <w:r>
-        <w:rPr>
-          <w:lang w:val="en_US" w:bidi="en_US"/>
-        </w:rPr>
-        <w:t xml:space="preserve">; </w:t>
-      </w:r>
-      <w:hyperlink r:id="rId24">
-        <w:r>
-          <w:rPr>
-            <w:lang w:val="en_US" w:bidi="en_US"/>
-          </w:rPr>
-          <w:rPr>
-            <w:color w:val="0000EE"/>
-            <w:u w:val="single"/>
-          </w:rPr>
-          <w:t>Daniel 9:24</w:t>
-        </w:r>
-      </w:hyperlink>
-      <w:r>
-        <w:rPr>
-          <w:lang w:val="en_US" w:bidi="en_US"/>
-        </w:rPr>
-        <w:t xml:space="preserve">; </w:t>
-      </w:r>
-      <w:hyperlink r:id="rId25">
-        <w:r>
-          <w:rPr>
-            <w:lang w:val="en_US" w:bidi="en_US"/>
-          </w:rPr>
-          <w:rPr>
-            <w:color w:val="0000EE"/>
-            <w:u w:val="single"/>
-          </w:rPr>
-          <w:t>Matthew 4:5</w:t>
-        </w:r>
-      </w:hyperlink>
-      <w:r>
-        <w:rPr>
-          <w:lang w:val="en_US" w:bidi="en_US"/>
-        </w:rPr>
-        <w:t xml:space="preserve">; </w:t>
-      </w:r>
-      <w:hyperlink r:id="rId26">
-        <w:r>
-          <w:rPr>
-            <w:lang w:val="en_US" w:bidi="en_US"/>
-          </w:rPr>
-          <w:rPr>
-            <w:color w:val="0000EE"/>
-            <w:u w:val="single"/>
-          </w:rPr>
-          <w:t>27:53</w:t>
-        </w:r>
-      </w:hyperlink>
-      <w:r>
-        <w:rPr>
-          <w:lang w:val="en_US" w:bidi="en_US"/>
-        </w:rPr>
-        <w:t xml:space="preserve">; </w:t>
-      </w:r>
-      <w:hyperlink r:id="rId27">
-        <w:r>
-          <w:rPr>
-            <w:lang w:val="en_US" w:bidi="en_US"/>
-          </w:rPr>
-          <w:rPr>
-            <w:color w:val="0000EE"/>
-            <w:u w:val="single"/>
-          </w:rPr>
-          <w:t>Revelation 21:2</w:t>
-        </w:r>
-      </w:hyperlink>
+      <w:r>
+        <w:rPr>
+          <w:lang w:val="en_US" w:bidi="en_US"/>
+        </w:rPr>
+        <w:t>18</w:t>
+      </w:r>
+      <w:r>
+        <w:rPr>
+          <w:lang w:val="en_US" w:bidi="en_US"/>
+        </w:rPr>
+        <w:t xml:space="preserve">; </w:t>
+      </w:r>
+      <w:r>
+        <w:rPr>
+          <w:lang w:val="en_US" w:bidi="en_US"/>
+        </w:rPr>
+        <w:t>Isaiah 52:1</w:t>
+      </w:r>
+      <w:r>
+        <w:rPr>
+          <w:lang w:val="en_US" w:bidi="en_US"/>
+        </w:rPr>
+        <w:t xml:space="preserve">; </w:t>
+      </w:r>
+      <w:r>
+        <w:rPr>
+          <w:lang w:val="en_US" w:bidi="en_US"/>
+        </w:rPr>
+        <w:t>Daniel 9:24</w:t>
+      </w:r>
+      <w:r>
+        <w:rPr>
+          <w:lang w:val="en_US" w:bidi="en_US"/>
+        </w:rPr>
+        <w:t xml:space="preserve">; </w:t>
+      </w:r>
+      <w:r>
+        <w:rPr>
+          <w:lang w:val="en_US" w:bidi="en_US"/>
+        </w:rPr>
+        <w:t>Matthew 4:5</w:t>
+      </w:r>
+      <w:r>
+        <w:rPr>
+          <w:lang w:val="en_US" w:bidi="en_US"/>
+        </w:rPr>
+        <w:t xml:space="preserve">; </w:t>
+      </w:r>
+      <w:r>
+        <w:rPr>
+          <w:lang w:val="en_US" w:bidi="en_US"/>
+        </w:rPr>
+        <w:t>27:53</w:t>
+      </w:r>
+      <w:r>
+        <w:rPr>
+          <w:lang w:val="en_US" w:bidi="en_US"/>
+        </w:rPr>
+        <w:t xml:space="preserve">; </w:t>
+      </w:r>
+      <w:r>
+        <w:rPr>
+          <w:lang w:val="en_US" w:bidi="en_US"/>
+        </w:rPr>
+        <w:t>Revelation 21:2</w:t>
+      </w:r>
       <w:r>
         <w:rPr>
           <w:lang w:val="en_US" w:bidi="en_US"/>
@@ -557,198 +467,132 @@
         </w:rPr>
         <w:t>It was also not holy because it was Israel's capital for many centuries. Jerusalem was a holy city because God chose it (</w:t>
       </w:r>
-      <w:hyperlink r:id="rId28">
-        <w:r>
-          <w:rPr>
-            <w:lang w:val="en_US" w:bidi="en_US"/>
-          </w:rPr>
-          <w:rPr>
-            <w:color w:val="0000EE"/>
-            <w:u w:val="single"/>
-          </w:rPr>
-          <w:t>1 Kings 8:44</w:t>
-        </w:r>
-      </w:hyperlink>
+      <w:r>
+        <w:rPr>
+          <w:lang w:val="en_US" w:bidi="en_US"/>
+        </w:rPr>
+        <w:t>1 Kings 8:44</w:t>
+      </w:r>
       <w:r>
         <w:rPr>
           <w:lang w:val="en_US" w:bidi="en_US"/>
         </w:rPr>
         <w:t xml:space="preserve">, </w:t>
       </w:r>
-      <w:hyperlink r:id="rId29">
-        <w:r>
-          <w:rPr>
-            <w:lang w:val="en_US" w:bidi="en_US"/>
-          </w:rPr>
-          <w:rPr>
-            <w:color w:val="0000EE"/>
-            <w:u w:val="single"/>
-          </w:rPr>
-          <w:t>48</w:t>
-        </w:r>
-      </w:hyperlink>
-      <w:r>
-        <w:rPr>
-          <w:lang w:val="en_US" w:bidi="en_US"/>
-        </w:rPr>
-        <w:t xml:space="preserve">; </w:t>
-      </w:r>
-      <w:hyperlink r:id="rId30">
-        <w:r>
-          <w:rPr>
-            <w:lang w:val="en_US" w:bidi="en_US"/>
-          </w:rPr>
-          <w:rPr>
-            <w:color w:val="0000EE"/>
-            <w:u w:val="single"/>
-          </w:rPr>
-          <w:t>11:13</w:t>
-        </w:r>
-      </w:hyperlink>
+      <w:r>
+        <w:rPr>
+          <w:lang w:val="en_US" w:bidi="en_US"/>
+        </w:rPr>
+        <w:t>48</w:t>
+      </w:r>
+      <w:r>
+        <w:rPr>
+          <w:lang w:val="en_US" w:bidi="en_US"/>
+        </w:rPr>
+        <w:t xml:space="preserve">; </w:t>
+      </w:r>
+      <w:r>
+        <w:rPr>
+          <w:lang w:val="en_US" w:bidi="en_US"/>
+        </w:rPr>
+        <w:t>11:13</w:t>
+      </w:r>
       <w:r>
         <w:rPr>
           <w:lang w:val="en_US" w:bidi="en_US"/>
         </w:rPr>
         <w:t xml:space="preserve">, </w:t>
       </w:r>
-      <w:hyperlink r:id="rId31">
-        <w:r>
-          <w:rPr>
-            <w:lang w:val="en_US" w:bidi="en_US"/>
-          </w:rPr>
-          <w:rPr>
-            <w:color w:val="0000EE"/>
-            <w:u w:val="single"/>
-          </w:rPr>
-          <w:t>32</w:t>
-        </w:r>
-      </w:hyperlink>
+      <w:r>
+        <w:rPr>
+          <w:lang w:val="en_US" w:bidi="en_US"/>
+        </w:rPr>
+        <w:t>32</w:t>
+      </w:r>
       <w:r>
         <w:rPr>
           <w:lang w:val="en_US" w:bidi="en_US"/>
         </w:rPr>
         <w:t xml:space="preserve">, </w:t>
       </w:r>
-      <w:hyperlink r:id="rId32">
-        <w:r>
-          <w:rPr>
-            <w:lang w:val="en_US" w:bidi="en_US"/>
-          </w:rPr>
-          <w:rPr>
-            <w:color w:val="0000EE"/>
-            <w:u w:val="single"/>
-          </w:rPr>
-          <w:t>36</w:t>
-        </w:r>
-      </w:hyperlink>
-      <w:r>
-        <w:rPr>
-          <w:lang w:val="en_US" w:bidi="en_US"/>
-        </w:rPr>
-        <w:t xml:space="preserve">; </w:t>
-      </w:r>
-      <w:hyperlink r:id="rId33">
-        <w:r>
-          <w:rPr>
-            <w:lang w:val="en_US" w:bidi="en_US"/>
-          </w:rPr>
-          <w:rPr>
-            <w:color w:val="0000EE"/>
-            <w:u w:val="single"/>
-          </w:rPr>
-          <w:t>2 Chronicles 6:5</w:t>
-        </w:r>
-      </w:hyperlink>
+      <w:r>
+        <w:rPr>
+          <w:lang w:val="en_US" w:bidi="en_US"/>
+        </w:rPr>
+        <w:t>36</w:t>
+      </w:r>
+      <w:r>
+        <w:rPr>
+          <w:lang w:val="en_US" w:bidi="en_US"/>
+        </w:rPr>
+        <w:t xml:space="preserve">; </w:t>
+      </w:r>
+      <w:r>
+        <w:rPr>
+          <w:lang w:val="en_US" w:bidi="en_US"/>
+        </w:rPr>
+        <w:t>2 Chronicles 6:5</w:t>
+      </w:r>
       <w:r>
         <w:rPr>
           <w:lang w:val="en_US" w:bidi="en_US"/>
         </w:rPr>
         <w:t xml:space="preserve">, </w:t>
       </w:r>
-      <w:hyperlink r:id="rId34">
-        <w:r>
-          <w:rPr>
-            <w:lang w:val="en_US" w:bidi="en_US"/>
-          </w:rPr>
-          <w:rPr>
-            <w:color w:val="0000EE"/>
-            <w:u w:val="single"/>
-          </w:rPr>
-          <w:t>34</w:t>
-        </w:r>
-      </w:hyperlink>
+      <w:r>
+        <w:rPr>
+          <w:lang w:val="en_US" w:bidi="en_US"/>
+        </w:rPr>
+        <w:t>34</w:t>
+      </w:r>
       <w:r>
         <w:rPr>
           <w:lang w:val="en_US" w:bidi="en_US"/>
         </w:rPr>
         <w:t xml:space="preserve">). Because he chose it, he placed his glory and his name there (see </w:t>
       </w:r>
-      <w:hyperlink r:id="rId35">
-        <w:r>
-          <w:rPr>
-            <w:lang w:val="en_US" w:bidi="en_US"/>
-          </w:rPr>
-          <w:rPr>
-            <w:color w:val="0000EE"/>
-            <w:u w:val="single"/>
-          </w:rPr>
-          <w:t>1 Kings 14:21</w:t>
-        </w:r>
-      </w:hyperlink>
-      <w:r>
-        <w:rPr>
-          <w:lang w:val="en_US" w:bidi="en_US"/>
-        </w:rPr>
-        <w:t xml:space="preserve">; </w:t>
-      </w:r>
-      <w:hyperlink r:id="rId36">
-        <w:r>
-          <w:rPr>
-            <w:lang w:val="en_US" w:bidi="en_US"/>
-          </w:rPr>
-          <w:rPr>
-            <w:color w:val="0000EE"/>
-            <w:u w:val="single"/>
-          </w:rPr>
-          <w:t>2 Chronicles 12:13</w:t>
-        </w:r>
-      </w:hyperlink>
-      <w:r>
-        <w:rPr>
-          <w:lang w:val="en_US" w:bidi="en_US"/>
-        </w:rPr>
-        <w:t xml:space="preserve">; </w:t>
-      </w:r>
-      <w:hyperlink r:id="rId37">
-        <w:r>
-          <w:rPr>
-            <w:lang w:val="en_US" w:bidi="en_US"/>
-          </w:rPr>
-          <w:rPr>
-            <w:color w:val="0000EE"/>
-            <w:u w:val="single"/>
-          </w:rPr>
-          <w:t>Ezekiel 8–10</w:t>
-        </w:r>
-      </w:hyperlink>
-      <w:r>
-        <w:rPr>
-          <w:lang w:val="en_US" w:bidi="en_US"/>
-        </w:rPr>
-        <w:t xml:space="preserve">; </w:t>
-      </w:r>
-      <w:hyperlink r:id="rId38">
-        <w:r>
-          <w:rPr>
-            <w:lang w:val="en_US" w:bidi="en_US"/>
-          </w:rPr>
-          <w:rPr>
-            <w:color w:val="0000EE"/>
-            <w:u w:val="single"/>
-          </w:rPr>
-          <w:t>43:1–27</w:t>
-        </w:r>
-      </w:hyperlink>
+      <w:r>
+        <w:rPr>
+          <w:lang w:val="en_US" w:bidi="en_US"/>
+        </w:rPr>
+        <w:t>1 Kings 14:21</w:t>
+      </w:r>
+      <w:r>
+        <w:rPr>
+          <w:lang w:val="en_US" w:bidi="en_US"/>
+        </w:rPr>
+        <w:t xml:space="preserve">; </w:t>
+      </w:r>
+      <w:r>
+        <w:rPr>
+          <w:lang w:val="en_US" w:bidi="en_US"/>
+        </w:rPr>
+        <w:t>2 Chronicles 12:13</w:t>
+      </w:r>
+      <w:r>
+        <w:rPr>
+          <w:lang w:val="en_US" w:bidi="en_US"/>
+        </w:rPr>
+        <w:t xml:space="preserve">; </w:t>
+      </w:r>
+      <w:r>
+        <w:rPr>
+          <w:lang w:val="en_US" w:bidi="en_US"/>
+        </w:rPr>
+        <w:t>Ezekiel 8–10</w:t>
+      </w:r>
+      <w:r>
+        <w:rPr>
+          <w:lang w:val="en_US" w:bidi="en_US"/>
+        </w:rPr>
+        <w:t xml:space="preserve">; </w:t>
+      </w:r>
+      <w:r>
+        <w:rPr>
+          <w:lang w:val="en_US" w:bidi="en_US"/>
+        </w:rPr>
+        <w:t>43:1–27</w:t>
+      </w:r>
       <w:r>
         <w:rPr>
           <w:lang w:val="en_US" w:bidi="en_US"/>
@@ -769,54 +613,36 @@
         </w:rPr>
         <w:t xml:space="preserve">In the gospels and book of Acts, Jerusalem remained very important. Herod the Great was king of Judea from 37–4 BC. He expanded the city of Jerusalem and led major building projects, including the temple. It was still the center of Israel’s spiritual life (see, for example, </w:t>
       </w:r>
-      <w:hyperlink r:id="rId39">
-        <w:r>
-          <w:rPr>
-            <w:lang w:val="en_US" w:bidi="en_US"/>
-          </w:rPr>
-          <w:rPr>
-            <w:color w:val="0000EE"/>
-            <w:u w:val="single"/>
-          </w:rPr>
-          <w:t>Acts 2:46</w:t>
-        </w:r>
-      </w:hyperlink>
-      <w:r>
-        <w:rPr>
-          <w:lang w:val="en_US" w:bidi="en_US"/>
-        </w:rPr>
-        <w:t xml:space="preserve">; </w:t>
-      </w:r>
-      <w:hyperlink r:id="rId40">
-        <w:r>
-          <w:rPr>
-            <w:lang w:val="en_US" w:bidi="en_US"/>
-          </w:rPr>
-          <w:rPr>
-            <w:color w:val="0000EE"/>
-            <w:u w:val="single"/>
-          </w:rPr>
-          <w:t>3:1–26</w:t>
-        </w:r>
-      </w:hyperlink>
-      <w:r>
-        <w:rPr>
-          <w:lang w:val="en_US" w:bidi="en_US"/>
-        </w:rPr>
-        <w:t xml:space="preserve">; </w:t>
-      </w:r>
-      <w:hyperlink r:id="rId41">
-        <w:r>
-          <w:rPr>
-            <w:lang w:val="en_US" w:bidi="en_US"/>
-          </w:rPr>
-          <w:rPr>
-            <w:color w:val="0000EE"/>
-            <w:u w:val="single"/>
-          </w:rPr>
-          <w:t>5:12</w:t>
-        </w:r>
-      </w:hyperlink>
+      <w:r>
+        <w:rPr>
+          <w:lang w:val="en_US" w:bidi="en_US"/>
+        </w:rPr>
+        <w:t>Acts 2:46</w:t>
+      </w:r>
+      <w:r>
+        <w:rPr>
+          <w:lang w:val="en_US" w:bidi="en_US"/>
+        </w:rPr>
+        <w:t xml:space="preserve">; </w:t>
+      </w:r>
+      <w:r>
+        <w:rPr>
+          <w:lang w:val="en_US" w:bidi="en_US"/>
+        </w:rPr>
+        <w:t>3:1–26</w:t>
+      </w:r>
+      <w:r>
+        <w:rPr>
+          <w:lang w:val="en_US" w:bidi="en_US"/>
+        </w:rPr>
+        <w:t xml:space="preserve">; </w:t>
+      </w:r>
+      <w:r>
+        <w:rPr>
+          <w:lang w:val="en_US" w:bidi="en_US"/>
+        </w:rPr>
+        <w:t>5:12</w:t>
+      </w:r>
       <w:r>
         <w:rPr>
           <w:lang w:val="en_US" w:bidi="en_US"/>
@@ -837,54 +663,36 @@
         </w:rPr>
         <w:t xml:space="preserve">Jesus spoke harshly about Jerusalem (see </w:t>
       </w:r>
-      <w:hyperlink r:id="rId42">
-        <w:r>
-          <w:rPr>
-            <w:lang w:val="en_US" w:bidi="en_US"/>
-          </w:rPr>
-          <w:rPr>
-            <w:color w:val="0000EE"/>
-            <w:u w:val="single"/>
-          </w:rPr>
-          <w:t>Matthew 23:37–39</w:t>
-        </w:r>
-      </w:hyperlink>
+      <w:r>
+        <w:rPr>
+          <w:lang w:val="en_US" w:bidi="en_US"/>
+        </w:rPr>
+        <w:t>Matthew 23:37–39</w:t>
+      </w:r>
       <w:r>
         <w:rPr>
           <w:lang w:val="en_US" w:bidi="en_US"/>
         </w:rPr>
         <w:t xml:space="preserve">). He was especially harsh towards its leaders. They eventually killed him in Jerusalem. Jesus warned that God would judge the city (see </w:t>
       </w:r>
-      <w:hyperlink r:id="rId43">
-        <w:r>
-          <w:rPr>
-            <w:lang w:val="en_US" w:bidi="en_US"/>
-          </w:rPr>
-          <w:rPr>
-            <w:color w:val="0000EE"/>
-            <w:u w:val="single"/>
-          </w:rPr>
-          <w:t>Mark 13:1–2</w:t>
-        </w:r>
-      </w:hyperlink>
-      <w:r>
-        <w:rPr>
-          <w:lang w:val="en_US" w:bidi="en_US"/>
-        </w:rPr>
-        <w:t xml:space="preserve">; </w:t>
-      </w:r>
-      <w:hyperlink r:id="rId44">
-        <w:r>
-          <w:rPr>
-            <w:lang w:val="en_US" w:bidi="en_US"/>
-          </w:rPr>
-          <w:rPr>
-            <w:color w:val="0000EE"/>
-            <w:u w:val="single"/>
-          </w:rPr>
-          <w:t>Luke 21:20–24</w:t>
-        </w:r>
-      </w:hyperlink>
+      <w:r>
+        <w:rPr>
+          <w:lang w:val="en_US" w:bidi="en_US"/>
+        </w:rPr>
+        <w:t>Mark 13:1–2</w:t>
+      </w:r>
+      <w:r>
+        <w:rPr>
+          <w:lang w:val="en_US" w:bidi="en_US"/>
+        </w:rPr>
+        <w:t xml:space="preserve">; </w:t>
+      </w:r>
+      <w:r>
+        <w:rPr>
+          <w:lang w:val="en_US" w:bidi="en_US"/>
+        </w:rPr>
+        <w:t>Luke 21:20–24</w:t>
+      </w:r>
       <w:r>
         <w:rPr>
           <w:lang w:val="en_US" w:bidi="en_US"/>
@@ -905,90 +713,60 @@
         </w:rPr>
         <w:t>The New Testament also introduces "the new Jerusalem," a heavenly city formed by God's holy people (</w:t>
       </w:r>
-      <w:hyperlink r:id="rId45">
-        <w:r>
-          <w:rPr>
-            <w:lang w:val="en_US" w:bidi="en_US"/>
-          </w:rPr>
-          <w:rPr>
-            <w:color w:val="0000EE"/>
-            <w:u w:val="single"/>
-          </w:rPr>
-          <w:t>Hebrews 11:10</w:t>
-        </w:r>
-      </w:hyperlink>
-      <w:r>
-        <w:rPr>
-          <w:lang w:val="en_US" w:bidi="en_US"/>
-        </w:rPr>
-        <w:t xml:space="preserve">; </w:t>
-      </w:r>
-      <w:hyperlink r:id="rId46">
-        <w:r>
-          <w:rPr>
-            <w:lang w:val="en_US" w:bidi="en_US"/>
-          </w:rPr>
-          <w:rPr>
-            <w:color w:val="0000EE"/>
-            <w:u w:val="single"/>
-          </w:rPr>
-          <w:t>Revelation 3:12</w:t>
-        </w:r>
-      </w:hyperlink>
-      <w:r>
-        <w:rPr>
-          <w:lang w:val="en_US" w:bidi="en_US"/>
-        </w:rPr>
-        <w:t xml:space="preserve">; </w:t>
-      </w:r>
-      <w:hyperlink r:id="rId27">
-        <w:r>
-          <w:rPr>
-            <w:lang w:val="en_US" w:bidi="en_US"/>
-          </w:rPr>
-          <w:rPr>
-            <w:color w:val="0000EE"/>
-            <w:u w:val="single"/>
-          </w:rPr>
-          <w:t>21:2</w:t>
-        </w:r>
-      </w:hyperlink>
+      <w:r>
+        <w:rPr>
+          <w:lang w:val="en_US" w:bidi="en_US"/>
+        </w:rPr>
+        <w:t>Hebrews 11:10</w:t>
+      </w:r>
+      <w:r>
+        <w:rPr>
+          <w:lang w:val="en_US" w:bidi="en_US"/>
+        </w:rPr>
+        <w:t xml:space="preserve">; </w:t>
+      </w:r>
+      <w:r>
+        <w:rPr>
+          <w:lang w:val="en_US" w:bidi="en_US"/>
+        </w:rPr>
+        <w:t>Revelation 3:12</w:t>
+      </w:r>
+      <w:r>
+        <w:rPr>
+          <w:lang w:val="en_US" w:bidi="en_US"/>
+        </w:rPr>
+        <w:t xml:space="preserve">; </w:t>
+      </w:r>
+      <w:r>
+        <w:rPr>
+          <w:lang w:val="en_US" w:bidi="en_US"/>
+        </w:rPr>
+        <w:t>21:2</w:t>
+      </w:r>
       <w:r>
         <w:rPr>
           <w:lang w:val="en_US" w:bidi="en_US"/>
         </w:rPr>
         <w:t xml:space="preserve">). The earthly Jerusalem was where God and his rule were partly present through King David and his successors. The new Jerusalem represents the government of Jesus Christ, the final royal heir of David. The New Jerusalem also represents Jesus' eternal presence with his people (compare </w:t>
       </w:r>
-      <w:hyperlink r:id="rId47">
-        <w:r>
-          <w:rPr>
-            <w:lang w:val="en_US" w:bidi="en_US"/>
-          </w:rPr>
-          <w:rPr>
-            <w:color w:val="0000EE"/>
-            <w:u w:val="single"/>
-          </w:rPr>
-          <w:t>John 1:14</w:t>
-        </w:r>
-      </w:hyperlink>
-      <w:r>
-        <w:rPr>
-          <w:lang w:val="en_US" w:bidi="en_US"/>
-        </w:rPr>
-        <w:t xml:space="preserve">; </w:t>
-      </w:r>
-      <w:hyperlink r:id="rId48">
-        <w:r>
-          <w:rPr>
-            <w:lang w:val="en_US" w:bidi="en_US"/>
-          </w:rPr>
-          <w:rPr>
-            <w:color w:val="0000EE"/>
-            <w:u w:val="single"/>
-          </w:rPr>
-          <w:t>Revelation 21:3</w:t>
-        </w:r>
-      </w:hyperlink>
+      <w:r>
+        <w:rPr>
+          <w:lang w:val="en_US" w:bidi="en_US"/>
+        </w:rPr>
+        <w:t>John 1:14</w:t>
+      </w:r>
+      <w:r>
+        <w:rPr>
+          <w:lang w:val="en_US" w:bidi="en_US"/>
+        </w:rPr>
+        <w:t xml:space="preserve">; </w:t>
+      </w:r>
+      <w:r>
+        <w:rPr>
+          <w:lang w:val="en_US" w:bidi="en_US"/>
+        </w:rPr>
+        <w:t>Revelation 21:3</w:t>
+      </w:r>
       <w:r>
         <w:rPr>
           <w:lang w:val="en_US" w:bidi="en_US"/>
@@ -1018,378 +796,252 @@
           <w:lang w:val="en_US" w:bidi="en_US"/>
         </w:rPr>
       </w:r>
-      <w:hyperlink r:id="rId13">
-        <w:r>
-          <w:rPr>
-            <w:lang w:val="en_US" w:bidi="en_US"/>
-          </w:rPr>
-          <w:rPr>
-            <w:color w:val="0000EE"/>
-            <w:u w:val="single"/>
-          </w:rPr>
-          <w:t>Joshua 15:63</w:t>
-        </w:r>
-      </w:hyperlink>
-      <w:r>
-        <w:rPr>
-          <w:lang w:val="en_US" w:bidi="en_US"/>
-        </w:rPr>
-        <w:t xml:space="preserve">; </w:t>
-      </w:r>
-      <w:hyperlink r:id="rId14">
-        <w:r>
-          <w:rPr>
-            <w:lang w:val="en_US" w:bidi="en_US"/>
-          </w:rPr>
-          <w:rPr>
-            <w:color w:val="0000EE"/>
-            <w:u w:val="single"/>
-          </w:rPr>
-          <w:t>Judges 1:8</w:t>
-        </w:r>
-      </w:hyperlink>
+      <w:r>
+        <w:rPr>
+          <w:lang w:val="en_US" w:bidi="en_US"/>
+        </w:rPr>
+        <w:t>Joshua 15:63</w:t>
+      </w:r>
+      <w:r>
+        <w:rPr>
+          <w:lang w:val="en_US" w:bidi="en_US"/>
+        </w:rPr>
+        <w:t xml:space="preserve">; </w:t>
+      </w:r>
+      <w:r>
+        <w:rPr>
+          <w:lang w:val="en_US" w:bidi="en_US"/>
+        </w:rPr>
+        <w:t>Judges 1:8</w:t>
+      </w:r>
       <w:r>
         <w:rPr>
           <w:lang w:val="en_US" w:bidi="en_US"/>
         </w:rPr>
         <w:t xml:space="preserve">, </w:t>
       </w:r>
-      <w:hyperlink r:id="rId15">
-        <w:r>
-          <w:rPr>
-            <w:lang w:val="en_US" w:bidi="en_US"/>
-          </w:rPr>
-          <w:rPr>
-            <w:color w:val="0000EE"/>
-            <w:u w:val="single"/>
-          </w:rPr>
-          <w:t>21</w:t>
-        </w:r>
-      </w:hyperlink>
-      <w:r>
-        <w:rPr>
-          <w:lang w:val="en_US" w:bidi="en_US"/>
-        </w:rPr>
-        <w:t xml:space="preserve">; </w:t>
-      </w:r>
-      <w:hyperlink r:id="rId49">
-        <w:r>
-          <w:rPr>
-            <w:lang w:val="en_US" w:bidi="en_US"/>
-          </w:rPr>
-          <w:rPr>
-            <w:color w:val="0000EE"/>
-            <w:u w:val="single"/>
-          </w:rPr>
-          <w:t>2 Samuel 5:6–9</w:t>
-        </w:r>
-      </w:hyperlink>
-      <w:r>
-        <w:rPr>
-          <w:lang w:val="en_US" w:bidi="en_US"/>
-        </w:rPr>
-        <w:t xml:space="preserve">; </w:t>
-      </w:r>
-      <w:hyperlink r:id="rId50">
-        <w:r>
-          <w:rPr>
-            <w:lang w:val="en_US" w:bidi="en_US"/>
-          </w:rPr>
-          <w:rPr>
-            <w:color w:val="0000EE"/>
-            <w:u w:val="single"/>
-          </w:rPr>
-          <w:t>1 Kings 8:1</w:t>
-        </w:r>
-      </w:hyperlink>
-      <w:r>
-        <w:rPr>
-          <w:lang w:val="en_US" w:bidi="en_US"/>
-        </w:rPr>
-        <w:t xml:space="preserve">; </w:t>
-      </w:r>
-      <w:hyperlink r:id="rId51">
-        <w:r>
-          <w:rPr>
-            <w:lang w:val="en_US" w:bidi="en_US"/>
-          </w:rPr>
-          <w:rPr>
-            <w:color w:val="0000EE"/>
-            <w:u w:val="single"/>
-          </w:rPr>
-          <w:t>2 Kings 18:13–17</w:t>
-        </w:r>
-      </w:hyperlink>
-      <w:r>
-        <w:rPr>
-          <w:lang w:val="en_US" w:bidi="en_US"/>
-        </w:rPr>
-        <w:t xml:space="preserve">; </w:t>
-      </w:r>
-      <w:hyperlink r:id="rId18">
-        <w:r>
-          <w:rPr>
-            <w:lang w:val="en_US" w:bidi="en_US"/>
-          </w:rPr>
-          <w:rPr>
-            <w:color w:val="0000EE"/>
-            <w:u w:val="single"/>
-          </w:rPr>
-          <w:t>25:1–10</w:t>
-        </w:r>
-      </w:hyperlink>
-      <w:r>
-        <w:rPr>
-          <w:lang w:val="en_US" w:bidi="en_US"/>
-        </w:rPr>
-        <w:t xml:space="preserve">; </w:t>
-      </w:r>
-      <w:hyperlink r:id="rId52">
-        <w:r>
-          <w:rPr>
-            <w:lang w:val="en_US" w:bidi="en_US"/>
-          </w:rPr>
-          <w:rPr>
-            <w:color w:val="0000EE"/>
-            <w:u w:val="single"/>
-          </w:rPr>
-          <w:t>2 Chronicles 3:1</w:t>
-        </w:r>
-      </w:hyperlink>
-      <w:r>
-        <w:rPr>
-          <w:lang w:val="en_US" w:bidi="en_US"/>
-        </w:rPr>
-        <w:t xml:space="preserve">; </w:t>
-      </w:r>
-      <w:hyperlink r:id="rId53">
-        <w:r>
-          <w:rPr>
-            <w:lang w:val="en_US" w:bidi="en_US"/>
-          </w:rPr>
-          <w:rPr>
-            <w:color w:val="0000EE"/>
-            <w:u w:val="single"/>
-          </w:rPr>
-          <w:t>12:1–12</w:t>
-        </w:r>
-      </w:hyperlink>
-      <w:r>
-        <w:rPr>
-          <w:lang w:val="en_US" w:bidi="en_US"/>
-        </w:rPr>
-        <w:t xml:space="preserve">; </w:t>
-      </w:r>
-      <w:hyperlink r:id="rId54">
-        <w:r>
-          <w:rPr>
-            <w:lang w:val="en_US" w:bidi="en_US"/>
-          </w:rPr>
-          <w:rPr>
-            <w:color w:val="0000EE"/>
-            <w:u w:val="single"/>
-          </w:rPr>
-          <w:t>26:9</w:t>
-        </w:r>
-      </w:hyperlink>
+      <w:r>
+        <w:rPr>
+          <w:lang w:val="en_US" w:bidi="en_US"/>
+        </w:rPr>
+        <w:t>21</w:t>
+      </w:r>
+      <w:r>
+        <w:rPr>
+          <w:lang w:val="en_US" w:bidi="en_US"/>
+        </w:rPr>
+        <w:t xml:space="preserve">; </w:t>
+      </w:r>
+      <w:r>
+        <w:rPr>
+          <w:lang w:val="en_US" w:bidi="en_US"/>
+        </w:rPr>
+        <w:t>2 Samuel 5:6–9</w:t>
+      </w:r>
+      <w:r>
+        <w:rPr>
+          <w:lang w:val="en_US" w:bidi="en_US"/>
+        </w:rPr>
+        <w:t xml:space="preserve">; </w:t>
+      </w:r>
+      <w:r>
+        <w:rPr>
+          <w:lang w:val="en_US" w:bidi="en_US"/>
+        </w:rPr>
+        <w:t>1 Kings 8:1</w:t>
+      </w:r>
+      <w:r>
+        <w:rPr>
+          <w:lang w:val="en_US" w:bidi="en_US"/>
+        </w:rPr>
+        <w:t xml:space="preserve">; </w:t>
+      </w:r>
+      <w:r>
+        <w:rPr>
+          <w:lang w:val="en_US" w:bidi="en_US"/>
+        </w:rPr>
+        <w:t>2 Kings 18:13–17</w:t>
+      </w:r>
+      <w:r>
+        <w:rPr>
+          <w:lang w:val="en_US" w:bidi="en_US"/>
+        </w:rPr>
+        <w:t xml:space="preserve">; </w:t>
+      </w:r>
+      <w:r>
+        <w:rPr>
+          <w:lang w:val="en_US" w:bidi="en_US"/>
+        </w:rPr>
+        <w:t>25:1–10</w:t>
+      </w:r>
+      <w:r>
+        <w:rPr>
+          <w:lang w:val="en_US" w:bidi="en_US"/>
+        </w:rPr>
+        <w:t xml:space="preserve">; </w:t>
+      </w:r>
+      <w:r>
+        <w:rPr>
+          <w:lang w:val="en_US" w:bidi="en_US"/>
+        </w:rPr>
+        <w:t>2 Chronicles 3:1</w:t>
+      </w:r>
+      <w:r>
+        <w:rPr>
+          <w:lang w:val="en_US" w:bidi="en_US"/>
+        </w:rPr>
+        <w:t xml:space="preserve">; </w:t>
+      </w:r>
+      <w:r>
+        <w:rPr>
+          <w:lang w:val="en_US" w:bidi="en_US"/>
+        </w:rPr>
+        <w:t>12:1–12</w:t>
+      </w:r>
+      <w:r>
+        <w:rPr>
+          <w:lang w:val="en_US" w:bidi="en_US"/>
+        </w:rPr>
+        <w:t xml:space="preserve">; </w:t>
+      </w:r>
+      <w:r>
+        <w:rPr>
+          <w:lang w:val="en_US" w:bidi="en_US"/>
+        </w:rPr>
+        <w:t>26:9</w:t>
+      </w:r>
       <w:r>
         <w:rPr>
           <w:lang w:val="en_US" w:bidi="en_US"/>
         </w:rPr>
         <w:t xml:space="preserve">, </w:t>
       </w:r>
-      <w:hyperlink r:id="rId55">
-        <w:r>
-          <w:rPr>
-            <w:lang w:val="en_US" w:bidi="en_US"/>
-          </w:rPr>
-          <w:rPr>
-            <w:color w:val="0000EE"/>
-            <w:u w:val="single"/>
-          </w:rPr>
-          <w:t>15</w:t>
-        </w:r>
-      </w:hyperlink>
-      <w:r>
-        <w:rPr>
-          <w:lang w:val="en_US" w:bidi="en_US"/>
-        </w:rPr>
-        <w:t xml:space="preserve">; </w:t>
-      </w:r>
-      <w:hyperlink r:id="rId56">
-        <w:r>
-          <w:rPr>
-            <w:lang w:val="en_US" w:bidi="en_US"/>
-          </w:rPr>
-          <w:rPr>
-            <w:color w:val="0000EE"/>
-            <w:u w:val="single"/>
-          </w:rPr>
-          <w:t>32:1–5</w:t>
-        </w:r>
-      </w:hyperlink>
+      <w:r>
+        <w:rPr>
+          <w:lang w:val="en_US" w:bidi="en_US"/>
+        </w:rPr>
+        <w:t>15</w:t>
+      </w:r>
+      <w:r>
+        <w:rPr>
+          <w:lang w:val="en_US" w:bidi="en_US"/>
+        </w:rPr>
+        <w:t xml:space="preserve">; </w:t>
+      </w:r>
+      <w:r>
+        <w:rPr>
+          <w:lang w:val="en_US" w:bidi="en_US"/>
+        </w:rPr>
+        <w:t>32:1–5</w:t>
+      </w:r>
       <w:r>
         <w:rPr>
           <w:lang w:val="en_US" w:bidi="en_US"/>
         </w:rPr>
         <w:t xml:space="preserve">, </w:t>
       </w:r>
-      <w:hyperlink r:id="rId57">
-        <w:r>
-          <w:rPr>
-            <w:lang w:val="en_US" w:bidi="en_US"/>
-          </w:rPr>
-          <w:rPr>
-            <w:color w:val="0000EE"/>
-            <w:u w:val="single"/>
-          </w:rPr>
-          <w:t>27–30</w:t>
-        </w:r>
-      </w:hyperlink>
-      <w:r>
-        <w:rPr>
-          <w:lang w:val="en_US" w:bidi="en_US"/>
-        </w:rPr>
-        <w:t xml:space="preserve">; </w:t>
-      </w:r>
-      <w:hyperlink r:id="rId58">
-        <w:r>
-          <w:rPr>
-            <w:lang w:val="en_US" w:bidi="en_US"/>
-          </w:rPr>
-          <w:rPr>
-            <w:color w:val="0000EE"/>
-            <w:u w:val="single"/>
-          </w:rPr>
-          <w:t>Ezra 1:1–6</w:t>
-        </w:r>
-      </w:hyperlink>
-      <w:r>
-        <w:rPr>
-          <w:lang w:val="en_US" w:bidi="en_US"/>
-        </w:rPr>
-        <w:t xml:space="preserve">; </w:t>
-      </w:r>
-      <w:hyperlink r:id="rId59">
-        <w:r>
-          <w:rPr>
-            <w:lang w:val="en_US" w:bidi="en_US"/>
-          </w:rPr>
-          <w:rPr>
-            <w:color w:val="0000EE"/>
-            <w:u w:val="single"/>
-          </w:rPr>
-          <w:t>Nehemiah 1:1–6:19</w:t>
-        </w:r>
-      </w:hyperlink>
-      <w:r>
-        <w:rPr>
-          <w:lang w:val="en_US" w:bidi="en_US"/>
-        </w:rPr>
-        <w:t xml:space="preserve">; </w:t>
-      </w:r>
-      <w:hyperlink r:id="rId20">
-        <w:r>
-          <w:rPr>
-            <w:lang w:val="en_US" w:bidi="en_US"/>
-          </w:rPr>
-          <w:rPr>
-            <w:color w:val="0000EE"/>
-            <w:u w:val="single"/>
-          </w:rPr>
-          <w:t>Psalm 48:1–3</w:t>
-        </w:r>
-      </w:hyperlink>
-      <w:r>
-        <w:rPr>
-          <w:lang w:val="en_US" w:bidi="en_US"/>
-        </w:rPr>
-        <w:t xml:space="preserve">; </w:t>
-      </w:r>
-      <w:hyperlink r:id="rId60">
-        <w:r>
-          <w:rPr>
-            <w:lang w:val="en_US" w:bidi="en_US"/>
-          </w:rPr>
-          <w:rPr>
-            <w:color w:val="0000EE"/>
-            <w:u w:val="single"/>
-          </w:rPr>
-          <w:t>125:2</w:t>
-        </w:r>
-      </w:hyperlink>
-      <w:r>
-        <w:rPr>
-          <w:lang w:val="en_US" w:bidi="en_US"/>
-        </w:rPr>
-        <w:t xml:space="preserve">; </w:t>
-      </w:r>
-      <w:hyperlink r:id="rId61">
-        <w:r>
-          <w:rPr>
-            <w:lang w:val="en_US" w:bidi="en_US"/>
-          </w:rPr>
-          <w:rPr>
-            <w:color w:val="0000EE"/>
-            <w:u w:val="single"/>
-          </w:rPr>
-          <w:t>Isaiah 14:32</w:t>
-        </w:r>
-      </w:hyperlink>
-      <w:r>
-        <w:rPr>
-          <w:lang w:val="en_US" w:bidi="en_US"/>
-        </w:rPr>
-        <w:t xml:space="preserve">; </w:t>
-      </w:r>
-      <w:hyperlink r:id="rId62">
-        <w:r>
-          <w:rPr>
-            <w:lang w:val="en_US" w:bidi="en_US"/>
-          </w:rPr>
-          <w:rPr>
-            <w:color w:val="0000EE"/>
-            <w:u w:val="single"/>
-          </w:rPr>
-          <w:t>52:1–3</w:t>
-        </w:r>
-      </w:hyperlink>
-      <w:r>
-        <w:rPr>
-          <w:lang w:val="en_US" w:bidi="en_US"/>
-        </w:rPr>
-        <w:t xml:space="preserve">; </w:t>
-      </w:r>
-      <w:hyperlink r:id="rId63">
-        <w:r>
-          <w:rPr>
-            <w:lang w:val="en_US" w:bidi="en_US"/>
-          </w:rPr>
-          <w:rPr>
-            <w:color w:val="0000EE"/>
-            <w:u w:val="single"/>
-          </w:rPr>
-          <w:t>Galatians 4:25–26</w:t>
-        </w:r>
-      </w:hyperlink>
-      <w:r>
-        <w:rPr>
-          <w:lang w:val="en_US" w:bidi="en_US"/>
-        </w:rPr>
-        <w:t xml:space="preserve">; </w:t>
-      </w:r>
-      <w:hyperlink r:id="rId64">
-        <w:r>
-          <w:rPr>
-            <w:lang w:val="en_US" w:bidi="en_US"/>
-          </w:rPr>
-          <w:rPr>
-            <w:color w:val="0000EE"/>
-            <w:u w:val="single"/>
-          </w:rPr>
-          <w:t>Hebrews 12:22–24</w:t>
-        </w:r>
-      </w:hyperlink>
+      <w:r>
+        <w:rPr>
+          <w:lang w:val="en_US" w:bidi="en_US"/>
+        </w:rPr>
+        <w:t>27–30</w:t>
+      </w:r>
+      <w:r>
+        <w:rPr>
+          <w:lang w:val="en_US" w:bidi="en_US"/>
+        </w:rPr>
+        <w:t xml:space="preserve">; </w:t>
+      </w:r>
+      <w:r>
+        <w:rPr>
+          <w:lang w:val="en_US" w:bidi="en_US"/>
+        </w:rPr>
+        <w:t>Ezra 1:1–6</w:t>
+      </w:r>
+      <w:r>
+        <w:rPr>
+          <w:lang w:val="en_US" w:bidi="en_US"/>
+        </w:rPr>
+        <w:t xml:space="preserve">; </w:t>
+      </w:r>
+      <w:r>
+        <w:rPr>
+          <w:lang w:val="en_US" w:bidi="en_US"/>
+        </w:rPr>
+        <w:t>Nehemiah 1:1–6:19</w:t>
+      </w:r>
+      <w:r>
+        <w:rPr>
+          <w:lang w:val="en_US" w:bidi="en_US"/>
+        </w:rPr>
+        <w:t xml:space="preserve">; </w:t>
+      </w:r>
+      <w:r>
+        <w:rPr>
+          <w:lang w:val="en_US" w:bidi="en_US"/>
+        </w:rPr>
+        <w:t>Psalm 48:1–3</w:t>
+      </w:r>
+      <w:r>
+        <w:rPr>
+          <w:lang w:val="en_US" w:bidi="en_US"/>
+        </w:rPr>
+        <w:t xml:space="preserve">; </w:t>
+      </w:r>
+      <w:r>
+        <w:rPr>
+          <w:lang w:val="en_US" w:bidi="en_US"/>
+        </w:rPr>
+        <w:t>125:2</w:t>
+      </w:r>
+      <w:r>
+        <w:rPr>
+          <w:lang w:val="en_US" w:bidi="en_US"/>
+        </w:rPr>
+        <w:t xml:space="preserve">; </w:t>
+      </w:r>
+      <w:r>
+        <w:rPr>
+          <w:lang w:val="en_US" w:bidi="en_US"/>
+        </w:rPr>
+        <w:t>Isaiah 14:32</w:t>
+      </w:r>
+      <w:r>
+        <w:rPr>
+          <w:lang w:val="en_US" w:bidi="en_US"/>
+        </w:rPr>
+        <w:t xml:space="preserve">; </w:t>
+      </w:r>
+      <w:r>
+        <w:rPr>
+          <w:lang w:val="en_US" w:bidi="en_US"/>
+        </w:rPr>
+        <w:t>52:1–3</w:t>
+      </w:r>
+      <w:r>
+        <w:rPr>
+          <w:lang w:val="en_US" w:bidi="en_US"/>
+        </w:rPr>
+        <w:t xml:space="preserve">; </w:t>
+      </w:r>
+      <w:r>
+        <w:rPr>
+          <w:lang w:val="en_US" w:bidi="en_US"/>
+        </w:rPr>
+        <w:t>Galatians 4:25–26</w:t>
+      </w:r>
+      <w:r>
+        <w:rPr>
+          <w:lang w:val="en_US" w:bidi="en_US"/>
+        </w:rPr>
+        <w:t xml:space="preserve">; </w:t>
+      </w:r>
+      <w:r>
+        <w:rPr>
+          <w:lang w:val="en_US" w:bidi="en_US"/>
+        </w:rPr>
+        <w:t>Hebrews 12:22–24</w:t>
+      </w:r>
       <w:r>
         <w:rPr>
           <w:lang w:val="en_US" w:bidi="en_US"/>
@@ -1438,18 +1090,12 @@
         </w:rPr>
         <w:t>Satan is a personal agent of sin and evil who opposed Jesus (</w:t>
       </w:r>
-      <w:hyperlink r:id="rId65">
-        <w:r>
-          <w:rPr>
-            <w:lang w:val="en_US" w:bidi="en_US"/>
-          </w:rPr>
-          <w:rPr>
-            <w:color w:val="0000EE"/>
-            <w:u w:val="single"/>
-          </w:rPr>
-          <w:t>Matthew 4:1–11</w:t>
-        </w:r>
-      </w:hyperlink>
+      <w:r>
+        <w:rPr>
+          <w:lang w:val="en_US" w:bidi="en_US"/>
+        </w:rPr>
+        <w:t>Matthew 4:1–11</w:t>
+      </w:r>
       <w:r>
         <w:rPr>
           <w:lang w:val="en_US" w:bidi="en_US"/>
@@ -1514,18 +1160,12 @@
         </w:rPr>
         <w:t>(</w:t>
       </w:r>
-      <w:hyperlink r:id="rId66">
-        <w:r>
-          <w:rPr>
-            <w:lang w:val="en_US" w:bidi="en_US"/>
-          </w:rPr>
-          <w:rPr>
-            <w:color w:val="0000EE"/>
-            <w:u w:val="single"/>
-          </w:rPr>
-          <w:t>4:10</w:t>
-        </w:r>
-      </w:hyperlink>
+      <w:r>
+        <w:rPr>
+          <w:lang w:val="en_US" w:bidi="en_US"/>
+        </w:rPr>
+        <w:t>4:10</w:t>
+      </w:r>
       <w:r>
         <w:rPr>
           <w:lang w:val="en_US" w:bidi="en_US"/>
@@ -1550,36 +1190,24 @@
         </w:rPr>
         <w:t>the "devil” (</w:t>
       </w:r>
-      <w:hyperlink r:id="rId65">
-        <w:r>
-          <w:rPr>
-            <w:lang w:val="en_US" w:bidi="en_US"/>
-          </w:rPr>
-          <w:rPr>
-            <w:color w:val="0000EE"/>
-            <w:u w:val="single"/>
-          </w:rPr>
-          <w:t>4:1–11</w:t>
-        </w:r>
-      </w:hyperlink>
-      <w:r>
-        <w:rPr>
-          <w:lang w:val="en_US" w:bidi="en_US"/>
-        </w:rPr>
-        <w:t xml:space="preserve">; </w:t>
-      </w:r>
-      <w:hyperlink r:id="rId67">
-        <w:r>
-          <w:rPr>
-            <w:lang w:val="en_US" w:bidi="en_US"/>
-          </w:rPr>
-          <w:rPr>
-            <w:color w:val="0000EE"/>
-            <w:u w:val="single"/>
-          </w:rPr>
-          <w:t>13:39</w:t>
-        </w:r>
-      </w:hyperlink>
+      <w:r>
+        <w:rPr>
+          <w:lang w:val="en_US" w:bidi="en_US"/>
+        </w:rPr>
+        <w:t>4:1–11</w:t>
+      </w:r>
+      <w:r>
+        <w:rPr>
+          <w:lang w:val="en_US" w:bidi="en_US"/>
+        </w:rPr>
+        <w:t xml:space="preserve">; </w:t>
+      </w:r>
+      <w:r>
+        <w:rPr>
+          <w:lang w:val="en_US" w:bidi="en_US"/>
+        </w:rPr>
+        <w:t>13:39</w:t>
+      </w:r>
       <w:r>
         <w:rPr>
           <w:lang w:val="en_US" w:bidi="en_US"/>
@@ -1604,18 +1232,12 @@
         </w:rPr>
         <w:t>the "tempter” (</w:t>
       </w:r>
-      <w:hyperlink r:id="rId68">
-        <w:r>
-          <w:rPr>
-            <w:lang w:val="en_US" w:bidi="en_US"/>
-          </w:rPr>
-          <w:rPr>
-            <w:color w:val="0000EE"/>
-            <w:u w:val="single"/>
-          </w:rPr>
-          <w:t>4:3</w:t>
-        </w:r>
-      </w:hyperlink>
+      <w:r>
+        <w:rPr>
+          <w:lang w:val="en_US" w:bidi="en_US"/>
+        </w:rPr>
+        <w:t>4:3</w:t>
+      </w:r>
       <w:r>
         <w:rPr>
           <w:lang w:val="en_US" w:bidi="en_US"/>
@@ -1640,18 +1262,12 @@
         </w:rPr>
         <w:t xml:space="preserve"> the "prince of demons” (</w:t>
       </w:r>
-      <w:hyperlink r:id="rId69">
-        <w:r>
-          <w:rPr>
-            <w:lang w:val="en_US" w:bidi="en_US"/>
-          </w:rPr>
-          <w:rPr>
-            <w:color w:val="0000EE"/>
-            <w:u w:val="single"/>
-          </w:rPr>
-          <w:t>9:34</w:t>
-        </w:r>
-      </w:hyperlink>
+      <w:r>
+        <w:rPr>
+          <w:lang w:val="en_US" w:bidi="en_US"/>
+        </w:rPr>
+        <w:t>9:34</w:t>
+      </w:r>
       <w:r>
         <w:rPr>
           <w:lang w:val="en_US" w:bidi="en_US"/>
@@ -1688,18 +1304,12 @@
         </w:rPr>
         <w:t>” (</w:t>
       </w:r>
-      <w:hyperlink r:id="rId70">
-        <w:r>
-          <w:rPr>
-            <w:lang w:val="en_US" w:bidi="en_US"/>
-          </w:rPr>
-          <w:rPr>
-            <w:color w:val="0000EE"/>
-            <w:u w:val="single"/>
-          </w:rPr>
-          <w:t>12:24</w:t>
-        </w:r>
-      </w:hyperlink>
+      <w:r>
+        <w:rPr>
+          <w:lang w:val="en_US" w:bidi="en_US"/>
+        </w:rPr>
+        <w:t>12:24</w:t>
+      </w:r>
       <w:r>
         <w:rPr>
           <w:lang w:val="en_US" w:bidi="en_US"/>
@@ -1724,36 +1334,24 @@
         </w:rPr>
         <w:t>the "evil one” (</w:t>
       </w:r>
-      <w:hyperlink r:id="rId71">
-        <w:r>
-          <w:rPr>
-            <w:lang w:val="en_US" w:bidi="en_US"/>
-          </w:rPr>
-          <w:rPr>
-            <w:color w:val="0000EE"/>
-            <w:u w:val="single"/>
-          </w:rPr>
-          <w:t>6:13</w:t>
-        </w:r>
-      </w:hyperlink>
-      <w:r>
-        <w:rPr>
-          <w:lang w:val="en_US" w:bidi="en_US"/>
-        </w:rPr>
-        <w:t xml:space="preserve">; </w:t>
-      </w:r>
-      <w:hyperlink r:id="rId72">
-        <w:r>
-          <w:rPr>
-            <w:lang w:val="en_US" w:bidi="en_US"/>
-          </w:rPr>
-          <w:rPr>
-            <w:color w:val="0000EE"/>
-            <w:u w:val="single"/>
-          </w:rPr>
-          <w:t>13:19</w:t>
-        </w:r>
-      </w:hyperlink>
+      <w:r>
+        <w:rPr>
+          <w:lang w:val="en_US" w:bidi="en_US"/>
+        </w:rPr>
+        <w:t>6:13</w:t>
+      </w:r>
+      <w:r>
+        <w:rPr>
+          <w:lang w:val="en_US" w:bidi="en_US"/>
+        </w:rPr>
+        <w:t xml:space="preserve">; </w:t>
+      </w:r>
+      <w:r>
+        <w:rPr>
+          <w:lang w:val="en_US" w:bidi="en_US"/>
+        </w:rPr>
+        <w:t>13:19</w:t>
+      </w:r>
       <w:r>
         <w:rPr>
           <w:lang w:val="en_US" w:bidi="en_US"/>
@@ -1778,18 +1376,12 @@
         </w:rPr>
         <w:t>“the enemy” (</w:t>
       </w:r>
-      <w:hyperlink r:id="rId67">
-        <w:r>
-          <w:rPr>
-            <w:lang w:val="en_US" w:bidi="en_US"/>
-          </w:rPr>
-          <w:rPr>
-            <w:color w:val="0000EE"/>
-            <w:u w:val="single"/>
-          </w:rPr>
-          <w:t>13:39</w:t>
-        </w:r>
-      </w:hyperlink>
+      <w:r>
+        <w:rPr>
+          <w:lang w:val="en_US" w:bidi="en_US"/>
+        </w:rPr>
+        <w:t>13:39</w:t>
+      </w:r>
       <w:r>
         <w:rPr>
           <w:lang w:val="en_US" w:bidi="en_US"/>
@@ -1810,162 +1402,108 @@
         </w:rPr>
         <w:t xml:space="preserve">Jesus' mission to announce and bring the kingdom of God on earth led to conflicts with Satan's forces. This included removing demons who possessed people (exorcism) (see </w:t>
       </w:r>
-      <w:hyperlink r:id="rId73">
-        <w:r>
-          <w:rPr>
-            <w:lang w:val="en_US" w:bidi="en_US"/>
-          </w:rPr>
-          <w:rPr>
-            <w:color w:val="0000EE"/>
-            <w:u w:val="single"/>
-          </w:rPr>
-          <w:t>Matthew 8:16–17</w:t>
-        </w:r>
-      </w:hyperlink>
-      <w:r>
-        <w:rPr>
-          <w:lang w:val="en_US" w:bidi="en_US"/>
-        </w:rPr>
-        <w:t xml:space="preserve">; </w:t>
-      </w:r>
-      <w:hyperlink r:id="rId74">
-        <w:r>
-          <w:rPr>
-            <w:lang w:val="en_US" w:bidi="en_US"/>
-          </w:rPr>
-          <w:rPr>
-            <w:color w:val="0000EE"/>
-            <w:u w:val="single"/>
-          </w:rPr>
-          <w:t>9:32–34</w:t>
-        </w:r>
-      </w:hyperlink>
-      <w:r>
-        <w:rPr>
-          <w:lang w:val="en_US" w:bidi="en_US"/>
-        </w:rPr>
-        <w:t xml:space="preserve">; </w:t>
-      </w:r>
-      <w:hyperlink r:id="rId75">
-        <w:r>
-          <w:rPr>
-            <w:lang w:val="en_US" w:bidi="en_US"/>
-          </w:rPr>
-          <w:rPr>
-            <w:color w:val="0000EE"/>
-            <w:u w:val="single"/>
-          </w:rPr>
-          <w:t>10:1</w:t>
-        </w:r>
-      </w:hyperlink>
+      <w:r>
+        <w:rPr>
+          <w:lang w:val="en_US" w:bidi="en_US"/>
+        </w:rPr>
+        <w:t>Matthew 8:16–17</w:t>
+      </w:r>
+      <w:r>
+        <w:rPr>
+          <w:lang w:val="en_US" w:bidi="en_US"/>
+        </w:rPr>
+        <w:t xml:space="preserve">; </w:t>
+      </w:r>
+      <w:r>
+        <w:rPr>
+          <w:lang w:val="en_US" w:bidi="en_US"/>
+        </w:rPr>
+        <w:t>9:32–34</w:t>
+      </w:r>
+      <w:r>
+        <w:rPr>
+          <w:lang w:val="en_US" w:bidi="en_US"/>
+        </w:rPr>
+        <w:t xml:space="preserve">; </w:t>
+      </w:r>
+      <w:r>
+        <w:rPr>
+          <w:lang w:val="en_US" w:bidi="en_US"/>
+        </w:rPr>
+        <w:t>10:1</w:t>
+      </w:r>
       <w:r>
         <w:rPr>
           <w:lang w:val="en_US" w:bidi="en_US"/>
         </w:rPr>
         <w:t xml:space="preserve">, </w:t>
       </w:r>
-      <w:hyperlink r:id="rId76">
-        <w:r>
-          <w:rPr>
-            <w:lang w:val="en_US" w:bidi="en_US"/>
-          </w:rPr>
-          <w:rPr>
-            <w:color w:val="0000EE"/>
-            <w:u w:val="single"/>
-          </w:rPr>
-          <w:t>7–8</w:t>
-        </w:r>
-      </w:hyperlink>
-      <w:r>
-        <w:rPr>
-          <w:lang w:val="en_US" w:bidi="en_US"/>
-        </w:rPr>
-        <w:t xml:space="preserve">; </w:t>
-      </w:r>
-      <w:hyperlink r:id="rId77">
-        <w:r>
-          <w:rPr>
-            <w:lang w:val="en_US" w:bidi="en_US"/>
-          </w:rPr>
-          <w:rPr>
-            <w:color w:val="0000EE"/>
-            <w:u w:val="single"/>
-          </w:rPr>
-          <w:t>12:22–29</w:t>
-        </w:r>
-      </w:hyperlink>
-      <w:r>
-        <w:rPr>
-          <w:lang w:val="en_US" w:bidi="en_US"/>
-        </w:rPr>
-        <w:t xml:space="preserve">; </w:t>
-      </w:r>
-      <w:hyperlink r:id="rId78">
-        <w:r>
-          <w:rPr>
-            <w:lang w:val="en_US" w:bidi="en_US"/>
-          </w:rPr>
-          <w:rPr>
-            <w:color w:val="0000EE"/>
-            <w:u w:val="single"/>
-          </w:rPr>
-          <w:t>Mark 5:1–20</w:t>
-        </w:r>
-      </w:hyperlink>
+      <w:r>
+        <w:rPr>
+          <w:lang w:val="en_US" w:bidi="en_US"/>
+        </w:rPr>
+        <w:t>7–8</w:t>
+      </w:r>
+      <w:r>
+        <w:rPr>
+          <w:lang w:val="en_US" w:bidi="en_US"/>
+        </w:rPr>
+        <w:t xml:space="preserve">; </w:t>
+      </w:r>
+      <w:r>
+        <w:rPr>
+          <w:lang w:val="en_US" w:bidi="en_US"/>
+        </w:rPr>
+        <w:t>12:22–29</w:t>
+      </w:r>
+      <w:r>
+        <w:rPr>
+          <w:lang w:val="en_US" w:bidi="en_US"/>
+        </w:rPr>
+        <w:t xml:space="preserve">; </w:t>
+      </w:r>
+      <w:r>
+        <w:rPr>
+          <w:lang w:val="en_US" w:bidi="en_US"/>
+        </w:rPr>
+        <w:t>Mark 5:1–20</w:t>
+      </w:r>
       <w:r>
         <w:rPr>
           <w:lang w:val="en_US" w:bidi="en_US"/>
         </w:rPr>
         <w:t>). Matthew notes that Satan has power over kingdoms (</w:t>
       </w:r>
-      <w:hyperlink r:id="rId79">
-        <w:r>
-          <w:rPr>
-            <w:lang w:val="en_US" w:bidi="en_US"/>
-          </w:rPr>
-          <w:rPr>
-            <w:color w:val="0000EE"/>
-            <w:u w:val="single"/>
-          </w:rPr>
-          <w:t>Matthew 4:8–9</w:t>
-        </w:r>
-      </w:hyperlink>
-      <w:r>
-        <w:rPr>
-          <w:lang w:val="en_US" w:bidi="en_US"/>
-        </w:rPr>
-        <w:t xml:space="preserve">; </w:t>
-      </w:r>
-      <w:hyperlink r:id="rId80">
-        <w:r>
-          <w:rPr>
-            <w:lang w:val="en_US" w:bidi="en_US"/>
-          </w:rPr>
-          <w:rPr>
-            <w:color w:val="0000EE"/>
-            <w:u w:val="single"/>
-          </w:rPr>
-          <w:t>12:26</w:t>
-        </w:r>
-      </w:hyperlink>
+      <w:r>
+        <w:rPr>
+          <w:lang w:val="en_US" w:bidi="en_US"/>
+        </w:rPr>
+        <w:t>Matthew 4:8–9</w:t>
+      </w:r>
+      <w:r>
+        <w:rPr>
+          <w:lang w:val="en_US" w:bidi="en_US"/>
+        </w:rPr>
+        <w:t xml:space="preserve">; </w:t>
+      </w:r>
+      <w:r>
+        <w:rPr>
+          <w:lang w:val="en_US" w:bidi="en_US"/>
+        </w:rPr>
+        <w:t>12:26</w:t>
+      </w:r>
       <w:r>
         <w:rPr>
           <w:lang w:val="en_US" w:bidi="en_US"/>
         </w:rPr>
         <w:t>). He also commands angels (</w:t>
       </w:r>
-      <w:hyperlink r:id="rId81">
-        <w:r>
-          <w:rPr>
-            <w:lang w:val="en_US" w:bidi="en_US"/>
-          </w:rPr>
-          <w:rPr>
-            <w:color w:val="0000EE"/>
-            <w:u w:val="single"/>
-          </w:rPr>
-          <w:t>25:41</w:t>
-        </w:r>
-      </w:hyperlink>
+      <w:r>
+        <w:rPr>
+          <w:lang w:val="en_US" w:bidi="en_US"/>
+        </w:rPr>
+        <w:t>25:41</w:t>
+      </w:r>
       <w:r>
         <w:rPr>
           <w:lang w:val="en_US" w:bidi="en_US"/>
@@ -1986,144 +1524,96 @@
         </w:rPr>
         <w:t>Satan's main method of causing harm is temptation. His purpose is to make people disobey God (</w:t>
       </w:r>
-      <w:hyperlink r:id="rId65">
-        <w:r>
-          <w:rPr>
-            <w:lang w:val="en_US" w:bidi="en_US"/>
-          </w:rPr>
-          <w:rPr>
-            <w:color w:val="0000EE"/>
-            <w:u w:val="single"/>
-          </w:rPr>
-          <w:t>Matthew 4:1–11</w:t>
-        </w:r>
-      </w:hyperlink>
-      <w:r>
-        <w:rPr>
-          <w:lang w:val="en_US" w:bidi="en_US"/>
-        </w:rPr>
-        <w:t xml:space="preserve">; </w:t>
-      </w:r>
-      <w:hyperlink r:id="rId71">
-        <w:r>
-          <w:rPr>
-            <w:lang w:val="en_US" w:bidi="en_US"/>
-          </w:rPr>
-          <w:rPr>
-            <w:color w:val="0000EE"/>
-            <w:u w:val="single"/>
-          </w:rPr>
-          <w:t>6:13</w:t>
-        </w:r>
-      </w:hyperlink>
-      <w:r>
-        <w:rPr>
-          <w:lang w:val="en_US" w:bidi="en_US"/>
-        </w:rPr>
-        <w:t xml:space="preserve">; </w:t>
-      </w:r>
-      <w:hyperlink r:id="rId82">
-        <w:r>
-          <w:rPr>
-            <w:lang w:val="en_US" w:bidi="en_US"/>
-          </w:rPr>
-          <w:rPr>
-            <w:color w:val="0000EE"/>
-            <w:u w:val="single"/>
-          </w:rPr>
-          <w:t>16:23</w:t>
-        </w:r>
-      </w:hyperlink>
+      <w:r>
+        <w:rPr>
+          <w:lang w:val="en_US" w:bidi="en_US"/>
+        </w:rPr>
+        <w:t>Matthew 4:1–11</w:t>
+      </w:r>
+      <w:r>
+        <w:rPr>
+          <w:lang w:val="en_US" w:bidi="en_US"/>
+        </w:rPr>
+        <w:t xml:space="preserve">; </w:t>
+      </w:r>
+      <w:r>
+        <w:rPr>
+          <w:lang w:val="en_US" w:bidi="en_US"/>
+        </w:rPr>
+        <w:t>6:13</w:t>
+      </w:r>
+      <w:r>
+        <w:rPr>
+          <w:lang w:val="en_US" w:bidi="en_US"/>
+        </w:rPr>
+        <w:t xml:space="preserve">; </w:t>
+      </w:r>
+      <w:r>
+        <w:rPr>
+          <w:lang w:val="en_US" w:bidi="en_US"/>
+        </w:rPr>
+        <w:t>16:23</w:t>
+      </w:r>
       <w:r>
         <w:rPr>
           <w:lang w:val="en_US" w:bidi="en_US"/>
         </w:rPr>
         <w:t>). As God's agent for human salvation, Jesus encountered strong attacks from Satan (</w:t>
       </w:r>
-      <w:hyperlink r:id="rId65">
-        <w:r>
-          <w:rPr>
-            <w:lang w:val="en_US" w:bidi="en_US"/>
-          </w:rPr>
-          <w:rPr>
-            <w:color w:val="0000EE"/>
-            <w:u w:val="single"/>
-          </w:rPr>
-          <w:t>Matthew 4:1–11</w:t>
-        </w:r>
-      </w:hyperlink>
-      <w:r>
-        <w:rPr>
-          <w:lang w:val="en_US" w:bidi="en_US"/>
-        </w:rPr>
-        <w:t xml:space="preserve">; </w:t>
-      </w:r>
-      <w:hyperlink r:id="rId83">
-        <w:r>
-          <w:rPr>
-            <w:lang w:val="en_US" w:bidi="en_US"/>
-          </w:rPr>
-          <w:rPr>
-            <w:color w:val="0000EE"/>
-            <w:u w:val="single"/>
-          </w:rPr>
-          <w:t>John 13:27</w:t>
-        </w:r>
-      </w:hyperlink>
+      <w:r>
+        <w:rPr>
+          <w:lang w:val="en_US" w:bidi="en_US"/>
+        </w:rPr>
+        <w:t>Matthew 4:1–11</w:t>
+      </w:r>
+      <w:r>
+        <w:rPr>
+          <w:lang w:val="en_US" w:bidi="en_US"/>
+        </w:rPr>
+        <w:t xml:space="preserve">; </w:t>
+      </w:r>
+      <w:r>
+        <w:rPr>
+          <w:lang w:val="en_US" w:bidi="en_US"/>
+        </w:rPr>
+        <w:t>John 13:27</w:t>
+      </w:r>
       <w:r>
         <w:rPr>
           <w:lang w:val="en_US" w:bidi="en_US"/>
         </w:rPr>
         <w:t>). Yet, Jesus has defeated Satan and will eventually remove all his powers (</w:t>
       </w:r>
-      <w:hyperlink r:id="rId81">
-        <w:r>
-          <w:rPr>
-            <w:lang w:val="en_US" w:bidi="en_US"/>
-          </w:rPr>
-          <w:rPr>
-            <w:color w:val="0000EE"/>
-            <w:u w:val="single"/>
-          </w:rPr>
-          <w:t>Matthew 25:41</w:t>
-        </w:r>
-      </w:hyperlink>
-      <w:r>
-        <w:rPr>
-          <w:lang w:val="en_US" w:bidi="en_US"/>
-        </w:rPr>
-        <w:t xml:space="preserve">; </w:t>
-      </w:r>
-      <w:hyperlink r:id="rId84">
-        <w:r>
-          <w:rPr>
-            <w:lang w:val="en_US" w:bidi="en_US"/>
-          </w:rPr>
-          <w:rPr>
-            <w:color w:val="0000EE"/>
-            <w:u w:val="single"/>
-          </w:rPr>
-          <w:t>John 12:31</w:t>
-        </w:r>
-      </w:hyperlink>
-      <w:r>
-        <w:rPr>
-          <w:lang w:val="en_US" w:bidi="en_US"/>
-        </w:rPr>
-        <w:t xml:space="preserve">; </w:t>
-      </w:r>
-      <w:hyperlink r:id="rId85">
-        <w:r>
-          <w:rPr>
-            <w:lang w:val="en_US" w:bidi="en_US"/>
-          </w:rPr>
-          <w:rPr>
-            <w:color w:val="0000EE"/>
-            <w:u w:val="single"/>
-          </w:rPr>
-          <w:t>Revelation 20:1–10</w:t>
-        </w:r>
-      </w:hyperlink>
+      <w:r>
+        <w:rPr>
+          <w:lang w:val="en_US" w:bidi="en_US"/>
+        </w:rPr>
+        <w:t>Matthew 25:41</w:t>
+      </w:r>
+      <w:r>
+        <w:rPr>
+          <w:lang w:val="en_US" w:bidi="en_US"/>
+        </w:rPr>
+        <w:t xml:space="preserve">; </w:t>
+      </w:r>
+      <w:r>
+        <w:rPr>
+          <w:lang w:val="en_US" w:bidi="en_US"/>
+        </w:rPr>
+        <w:t>John 12:31</w:t>
+      </w:r>
+      <w:r>
+        <w:rPr>
+          <w:lang w:val="en_US" w:bidi="en_US"/>
+        </w:rPr>
+        <w:t xml:space="preserve">; </w:t>
+      </w:r>
+      <w:r>
+        <w:rPr>
+          <w:lang w:val="en_US" w:bidi="en_US"/>
+        </w:rPr>
+        <w:t>Revelation 20:1–10</w:t>
+      </w:r>
       <w:r>
         <w:rPr>
           <w:lang w:val="en_US" w:bidi="en_US"/>
@@ -2153,360 +1643,240 @@
           <w:lang w:val="en_US" w:bidi="en_US"/>
         </w:rPr>
       </w:r>
-      <w:hyperlink r:id="rId86">
-        <w:r>
-          <w:rPr>
-            <w:lang w:val="en_US" w:bidi="en_US"/>
-          </w:rPr>
-          <w:rPr>
-            <w:color w:val="0000EE"/>
-            <w:u w:val="single"/>
-          </w:rPr>
-          <w:t>Job 1:6–12</w:t>
-        </w:r>
-      </w:hyperlink>
-      <w:r>
-        <w:rPr>
-          <w:lang w:val="en_US" w:bidi="en_US"/>
-        </w:rPr>
-        <w:t xml:space="preserve">; </w:t>
-      </w:r>
-      <w:hyperlink r:id="rId87">
-        <w:r>
-          <w:rPr>
-            <w:lang w:val="en_US" w:bidi="en_US"/>
-          </w:rPr>
-          <w:rPr>
-            <w:color w:val="0000EE"/>
-            <w:u w:val="single"/>
-          </w:rPr>
-          <w:t>2:1–7</w:t>
-        </w:r>
-      </w:hyperlink>
-      <w:r>
-        <w:rPr>
-          <w:lang w:val="en_US" w:bidi="en_US"/>
-        </w:rPr>
-        <w:t xml:space="preserve">; </w:t>
-      </w:r>
-      <w:hyperlink r:id="rId88">
-        <w:r>
-          <w:rPr>
-            <w:lang w:val="en_US" w:bidi="en_US"/>
-          </w:rPr>
-          <w:rPr>
-            <w:color w:val="0000EE"/>
-            <w:u w:val="single"/>
-          </w:rPr>
-          <w:t>Zechariah 3:1–2</w:t>
-        </w:r>
-      </w:hyperlink>
-      <w:r>
-        <w:rPr>
-          <w:lang w:val="en_US" w:bidi="en_US"/>
-        </w:rPr>
-        <w:t xml:space="preserve">; </w:t>
-      </w:r>
-      <w:hyperlink r:id="rId65">
-        <w:r>
-          <w:rPr>
-            <w:lang w:val="en_US" w:bidi="en_US"/>
-          </w:rPr>
-          <w:rPr>
-            <w:color w:val="0000EE"/>
-            <w:u w:val="single"/>
-          </w:rPr>
-          <w:t>Matthew 4:1–11</w:t>
-        </w:r>
-      </w:hyperlink>
-      <w:r>
-        <w:rPr>
-          <w:lang w:val="en_US" w:bidi="en_US"/>
-        </w:rPr>
-        <w:t xml:space="preserve">; </w:t>
-      </w:r>
-      <w:hyperlink r:id="rId72">
-        <w:r>
-          <w:rPr>
-            <w:lang w:val="en_US" w:bidi="en_US"/>
-          </w:rPr>
-          <w:rPr>
-            <w:color w:val="0000EE"/>
-            <w:u w:val="single"/>
-          </w:rPr>
-          <w:t>13:19</w:t>
-        </w:r>
-      </w:hyperlink>
-      <w:r>
-        <w:rPr>
-          <w:lang w:val="en_US" w:bidi="en_US"/>
-        </w:rPr>
-        <w:t xml:space="preserve">; </w:t>
-      </w:r>
-      <w:hyperlink r:id="rId82">
-        <w:r>
-          <w:rPr>
-            <w:lang w:val="en_US" w:bidi="en_US"/>
-          </w:rPr>
-          <w:rPr>
-            <w:color w:val="0000EE"/>
-            <w:u w:val="single"/>
-          </w:rPr>
-          <w:t>16:23</w:t>
-        </w:r>
-      </w:hyperlink>
-      <w:r>
-        <w:rPr>
-          <w:lang w:val="en_US" w:bidi="en_US"/>
-        </w:rPr>
-        <w:t xml:space="preserve">; </w:t>
-      </w:r>
-      <w:hyperlink r:id="rId89">
-        <w:r>
-          <w:rPr>
-            <w:lang w:val="en_US" w:bidi="en_US"/>
-          </w:rPr>
-          <w:rPr>
-            <w:color w:val="0000EE"/>
-            <w:u w:val="single"/>
-          </w:rPr>
-          <w:t>Luke 10:17–20</w:t>
-        </w:r>
-      </w:hyperlink>
-      <w:r>
-        <w:rPr>
-          <w:lang w:val="en_US" w:bidi="en_US"/>
-        </w:rPr>
-        <w:t xml:space="preserve">; </w:t>
-      </w:r>
-      <w:hyperlink r:id="rId90">
-        <w:r>
-          <w:rPr>
-            <w:lang w:val="en_US" w:bidi="en_US"/>
-          </w:rPr>
-          <w:rPr>
-            <w:color w:val="0000EE"/>
-            <w:u w:val="single"/>
-          </w:rPr>
-          <w:t>13:16</w:t>
-        </w:r>
-      </w:hyperlink>
-      <w:r>
-        <w:rPr>
-          <w:lang w:val="en_US" w:bidi="en_US"/>
-        </w:rPr>
-        <w:t xml:space="preserve">; </w:t>
-      </w:r>
-      <w:hyperlink r:id="rId91">
-        <w:r>
-          <w:rPr>
-            <w:lang w:val="en_US" w:bidi="en_US"/>
-          </w:rPr>
-          <w:rPr>
-            <w:color w:val="0000EE"/>
-            <w:u w:val="single"/>
-          </w:rPr>
-          <w:t>22:3</w:t>
-        </w:r>
-      </w:hyperlink>
+      <w:r>
+        <w:rPr>
+          <w:lang w:val="en_US" w:bidi="en_US"/>
+        </w:rPr>
+        <w:t>Job 1:6–12</w:t>
+      </w:r>
+      <w:r>
+        <w:rPr>
+          <w:lang w:val="en_US" w:bidi="en_US"/>
+        </w:rPr>
+        <w:t xml:space="preserve">; </w:t>
+      </w:r>
+      <w:r>
+        <w:rPr>
+          <w:lang w:val="en_US" w:bidi="en_US"/>
+        </w:rPr>
+        <w:t>2:1–7</w:t>
+      </w:r>
+      <w:r>
+        <w:rPr>
+          <w:lang w:val="en_US" w:bidi="en_US"/>
+        </w:rPr>
+        <w:t xml:space="preserve">; </w:t>
+      </w:r>
+      <w:r>
+        <w:rPr>
+          <w:lang w:val="en_US" w:bidi="en_US"/>
+        </w:rPr>
+        <w:t>Zechariah 3:1–2</w:t>
+      </w:r>
+      <w:r>
+        <w:rPr>
+          <w:lang w:val="en_US" w:bidi="en_US"/>
+        </w:rPr>
+        <w:t xml:space="preserve">; </w:t>
+      </w:r>
+      <w:r>
+        <w:rPr>
+          <w:lang w:val="en_US" w:bidi="en_US"/>
+        </w:rPr>
+        <w:t>Matthew 4:1–11</w:t>
+      </w:r>
+      <w:r>
+        <w:rPr>
+          <w:lang w:val="en_US" w:bidi="en_US"/>
+        </w:rPr>
+        <w:t xml:space="preserve">; </w:t>
+      </w:r>
+      <w:r>
+        <w:rPr>
+          <w:lang w:val="en_US" w:bidi="en_US"/>
+        </w:rPr>
+        <w:t>13:19</w:t>
+      </w:r>
+      <w:r>
+        <w:rPr>
+          <w:lang w:val="en_US" w:bidi="en_US"/>
+        </w:rPr>
+        <w:t xml:space="preserve">; </w:t>
+      </w:r>
+      <w:r>
+        <w:rPr>
+          <w:lang w:val="en_US" w:bidi="en_US"/>
+        </w:rPr>
+        <w:t>16:23</w:t>
+      </w:r>
+      <w:r>
+        <w:rPr>
+          <w:lang w:val="en_US" w:bidi="en_US"/>
+        </w:rPr>
+        <w:t xml:space="preserve">; </w:t>
+      </w:r>
+      <w:r>
+        <w:rPr>
+          <w:lang w:val="en_US" w:bidi="en_US"/>
+        </w:rPr>
+        <w:t>Luke 10:17–20</w:t>
+      </w:r>
+      <w:r>
+        <w:rPr>
+          <w:lang w:val="en_US" w:bidi="en_US"/>
+        </w:rPr>
+        <w:t xml:space="preserve">; </w:t>
+      </w:r>
+      <w:r>
+        <w:rPr>
+          <w:lang w:val="en_US" w:bidi="en_US"/>
+        </w:rPr>
+        <w:t>13:16</w:t>
+      </w:r>
+      <w:r>
+        <w:rPr>
+          <w:lang w:val="en_US" w:bidi="en_US"/>
+        </w:rPr>
+        <w:t xml:space="preserve">; </w:t>
+      </w:r>
+      <w:r>
+        <w:rPr>
+          <w:lang w:val="en_US" w:bidi="en_US"/>
+        </w:rPr>
+        <w:t>22:3</w:t>
+      </w:r>
       <w:r>
         <w:rPr>
           <w:lang w:val="en_US" w:bidi="en_US"/>
         </w:rPr>
         <w:t xml:space="preserve">, </w:t>
       </w:r>
-      <w:hyperlink r:id="rId92">
-        <w:r>
-          <w:rPr>
-            <w:lang w:val="en_US" w:bidi="en_US"/>
-          </w:rPr>
-          <w:rPr>
-            <w:color w:val="0000EE"/>
-            <w:u w:val="single"/>
-          </w:rPr>
-          <w:t>31–32</w:t>
-        </w:r>
-      </w:hyperlink>
-      <w:r>
-        <w:rPr>
-          <w:lang w:val="en_US" w:bidi="en_US"/>
-        </w:rPr>
-        <w:t xml:space="preserve">; </w:t>
-      </w:r>
-      <w:hyperlink r:id="rId84">
-        <w:r>
-          <w:rPr>
-            <w:lang w:val="en_US" w:bidi="en_US"/>
-          </w:rPr>
-          <w:rPr>
-            <w:color w:val="0000EE"/>
-            <w:u w:val="single"/>
-          </w:rPr>
-          <w:t>John 12:31</w:t>
-        </w:r>
-      </w:hyperlink>
-      <w:r>
-        <w:rPr>
-          <w:lang w:val="en_US" w:bidi="en_US"/>
-        </w:rPr>
-        <w:t xml:space="preserve">; </w:t>
-      </w:r>
-      <w:hyperlink r:id="rId83">
-        <w:r>
-          <w:rPr>
-            <w:lang w:val="en_US" w:bidi="en_US"/>
-          </w:rPr>
-          <w:rPr>
-            <w:color w:val="0000EE"/>
-            <w:u w:val="single"/>
-          </w:rPr>
-          <w:t>13:27</w:t>
-        </w:r>
-      </w:hyperlink>
-      <w:r>
-        <w:rPr>
-          <w:lang w:val="en_US" w:bidi="en_US"/>
-        </w:rPr>
-        <w:t xml:space="preserve">; </w:t>
-      </w:r>
-      <w:hyperlink r:id="rId93">
-        <w:r>
-          <w:rPr>
-            <w:lang w:val="en_US" w:bidi="en_US"/>
-          </w:rPr>
-          <w:rPr>
-            <w:color w:val="0000EE"/>
-            <w:u w:val="single"/>
-          </w:rPr>
-          <w:t>Acts 5:3</w:t>
-        </w:r>
-      </w:hyperlink>
-      <w:r>
-        <w:rPr>
-          <w:lang w:val="en_US" w:bidi="en_US"/>
-        </w:rPr>
-        <w:t xml:space="preserve">; </w:t>
-      </w:r>
-      <w:hyperlink r:id="rId94">
-        <w:r>
-          <w:rPr>
-            <w:lang w:val="en_US" w:bidi="en_US"/>
-          </w:rPr>
-          <w:rPr>
-            <w:color w:val="0000EE"/>
-            <w:u w:val="single"/>
-          </w:rPr>
-          <w:t>26:17–18</w:t>
-        </w:r>
-      </w:hyperlink>
-      <w:r>
-        <w:rPr>
-          <w:lang w:val="en_US" w:bidi="en_US"/>
-        </w:rPr>
-        <w:t xml:space="preserve">; </w:t>
-      </w:r>
-      <w:hyperlink r:id="rId95">
-        <w:r>
-          <w:rPr>
-            <w:lang w:val="en_US" w:bidi="en_US"/>
-          </w:rPr>
-          <w:rPr>
-            <w:color w:val="0000EE"/>
-            <w:u w:val="single"/>
-          </w:rPr>
-          <w:t>2 Corinthians 4:4</w:t>
-        </w:r>
-      </w:hyperlink>
-      <w:r>
-        <w:rPr>
-          <w:lang w:val="en_US" w:bidi="en_US"/>
-        </w:rPr>
-        <w:t xml:space="preserve">; </w:t>
-      </w:r>
-      <w:hyperlink r:id="rId96">
-        <w:r>
-          <w:rPr>
-            <w:lang w:val="en_US" w:bidi="en_US"/>
-          </w:rPr>
-          <w:rPr>
-            <w:color w:val="0000EE"/>
-            <w:u w:val="single"/>
-          </w:rPr>
-          <w:t>11:13–14</w:t>
-        </w:r>
-      </w:hyperlink>
-      <w:r>
-        <w:rPr>
-          <w:lang w:val="en_US" w:bidi="en_US"/>
-        </w:rPr>
-        <w:t xml:space="preserve">; </w:t>
-      </w:r>
-      <w:hyperlink r:id="rId97">
-        <w:r>
-          <w:rPr>
-            <w:lang w:val="en_US" w:bidi="en_US"/>
-          </w:rPr>
-          <w:rPr>
-            <w:color w:val="0000EE"/>
-            <w:u w:val="single"/>
-          </w:rPr>
-          <w:t>1 Timothy 2:14</w:t>
-        </w:r>
-      </w:hyperlink>
-      <w:r>
-        <w:rPr>
-          <w:lang w:val="en_US" w:bidi="en_US"/>
-        </w:rPr>
-        <w:t xml:space="preserve">; </w:t>
-      </w:r>
-      <w:hyperlink r:id="rId98">
-        <w:r>
-          <w:rPr>
-            <w:lang w:val="en_US" w:bidi="en_US"/>
-          </w:rPr>
-          <w:rPr>
-            <w:color w:val="0000EE"/>
-            <w:u w:val="single"/>
-          </w:rPr>
-          <w:t>5:15</w:t>
-        </w:r>
-      </w:hyperlink>
-      <w:r>
-        <w:rPr>
-          <w:lang w:val="en_US" w:bidi="en_US"/>
-        </w:rPr>
-        <w:t xml:space="preserve">; </w:t>
-      </w:r>
-      <w:hyperlink r:id="rId99">
-        <w:r>
-          <w:rPr>
-            <w:lang w:val="en_US" w:bidi="en_US"/>
-          </w:rPr>
-          <w:rPr>
-            <w:color w:val="0000EE"/>
-            <w:u w:val="single"/>
-          </w:rPr>
-          <w:t>Revelation 12:9</w:t>
-        </w:r>
-      </w:hyperlink>
-      <w:r>
-        <w:rPr>
-          <w:lang w:val="en_US" w:bidi="en_US"/>
-        </w:rPr>
-        <w:t xml:space="preserve">; </w:t>
-      </w:r>
-      <w:hyperlink r:id="rId85">
-        <w:r>
-          <w:rPr>
-            <w:lang w:val="en_US" w:bidi="en_US"/>
-          </w:rPr>
-          <w:rPr>
-            <w:color w:val="0000EE"/>
-            <w:u w:val="single"/>
-          </w:rPr>
-          <w:t>20:1–10</w:t>
-        </w:r>
-      </w:hyperlink>
+      <w:r>
+        <w:rPr>
+          <w:lang w:val="en_US" w:bidi="en_US"/>
+        </w:rPr>
+        <w:t>31–32</w:t>
+      </w:r>
+      <w:r>
+        <w:rPr>
+          <w:lang w:val="en_US" w:bidi="en_US"/>
+        </w:rPr>
+        <w:t xml:space="preserve">; </w:t>
+      </w:r>
+      <w:r>
+        <w:rPr>
+          <w:lang w:val="en_US" w:bidi="en_US"/>
+        </w:rPr>
+        <w:t>John 12:31</w:t>
+      </w:r>
+      <w:r>
+        <w:rPr>
+          <w:lang w:val="en_US" w:bidi="en_US"/>
+        </w:rPr>
+        <w:t xml:space="preserve">; </w:t>
+      </w:r>
+      <w:r>
+        <w:rPr>
+          <w:lang w:val="en_US" w:bidi="en_US"/>
+        </w:rPr>
+        <w:t>13:27</w:t>
+      </w:r>
+      <w:r>
+        <w:rPr>
+          <w:lang w:val="en_US" w:bidi="en_US"/>
+        </w:rPr>
+        <w:t xml:space="preserve">; </w:t>
+      </w:r>
+      <w:r>
+        <w:rPr>
+          <w:lang w:val="en_US" w:bidi="en_US"/>
+        </w:rPr>
+        <w:t>Acts 5:3</w:t>
+      </w:r>
+      <w:r>
+        <w:rPr>
+          <w:lang w:val="en_US" w:bidi="en_US"/>
+        </w:rPr>
+        <w:t xml:space="preserve">; </w:t>
+      </w:r>
+      <w:r>
+        <w:rPr>
+          <w:lang w:val="en_US" w:bidi="en_US"/>
+        </w:rPr>
+        <w:t>26:17–18</w:t>
+      </w:r>
+      <w:r>
+        <w:rPr>
+          <w:lang w:val="en_US" w:bidi="en_US"/>
+        </w:rPr>
+        <w:t xml:space="preserve">; </w:t>
+      </w:r>
+      <w:r>
+        <w:rPr>
+          <w:lang w:val="en_US" w:bidi="en_US"/>
+        </w:rPr>
+        <w:t>2 Corinthians 4:4</w:t>
+      </w:r>
+      <w:r>
+        <w:rPr>
+          <w:lang w:val="en_US" w:bidi="en_US"/>
+        </w:rPr>
+        <w:t xml:space="preserve">; </w:t>
+      </w:r>
+      <w:r>
+        <w:rPr>
+          <w:lang w:val="en_US" w:bidi="en_US"/>
+        </w:rPr>
+        <w:t>11:13–14</w:t>
+      </w:r>
+      <w:r>
+        <w:rPr>
+          <w:lang w:val="en_US" w:bidi="en_US"/>
+        </w:rPr>
+        <w:t xml:space="preserve">; </w:t>
+      </w:r>
+      <w:r>
+        <w:rPr>
+          <w:lang w:val="en_US" w:bidi="en_US"/>
+        </w:rPr>
+        <w:t>1 Timothy 2:14</w:t>
+      </w:r>
+      <w:r>
+        <w:rPr>
+          <w:lang w:val="en_US" w:bidi="en_US"/>
+        </w:rPr>
+        <w:t xml:space="preserve">; </w:t>
+      </w:r>
+      <w:r>
+        <w:rPr>
+          <w:lang w:val="en_US" w:bidi="en_US"/>
+        </w:rPr>
+        <w:t>5:15</w:t>
+      </w:r>
+      <w:r>
+        <w:rPr>
+          <w:lang w:val="en_US" w:bidi="en_US"/>
+        </w:rPr>
+        <w:t xml:space="preserve">; </w:t>
+      </w:r>
+      <w:r>
+        <w:rPr>
+          <w:lang w:val="en_US" w:bidi="en_US"/>
+        </w:rPr>
+        <w:t>Revelation 12:9</w:t>
+      </w:r>
+      <w:r>
+        <w:rPr>
+          <w:lang w:val="en_US" w:bidi="en_US"/>
+        </w:rPr>
+        <w:t xml:space="preserve">; </w:t>
+      </w:r>
+      <w:r>
+        <w:rPr>
+          <w:lang w:val="en_US" w:bidi="en_US"/>
+        </w:rPr>
+        <w:t>20:1–10</w:t>
+      </w:r>
       <w:r>
         <w:rPr>
           <w:lang w:val="en_US" w:bidi="en_US"/>
@@ -2555,18 +1925,12 @@
         </w:rPr>
         <w:t>When Jesus went to Jerusalem to celebrate the feast of Passover, he knew it was his last night before death. He came to Jerusalem to "suffer many things and … be killed" (</w:t>
       </w:r>
-      <w:hyperlink r:id="rId100">
-        <w:r>
-          <w:rPr>
-            <w:lang w:val="en_US" w:bidi="en_US"/>
-          </w:rPr>
-          <w:rPr>
-            <w:color w:val="0000EE"/>
-            <w:u w:val="single"/>
-          </w:rPr>
-          <w:t>Mark 8:31</w:t>
-        </w:r>
-      </w:hyperlink>
+      <w:r>
+        <w:rPr>
+          <w:lang w:val="en_US" w:bidi="en_US"/>
+        </w:rPr>
+        <w:t>Mark 8:31</w:t>
+      </w:r>
       <w:r>
         <w:rPr>
           <w:lang w:val="en_US" w:bidi="en_US"/>
@@ -2587,54 +1951,36 @@
         </w:rPr>
         <w:t>Jesus celebrated the Passover with his disciples. During this meal, he showed them what a true servant is by washing their feet (</w:t>
       </w:r>
-      <w:hyperlink r:id="rId101">
-        <w:r>
-          <w:rPr>
-            <w:lang w:val="en_US" w:bidi="en_US"/>
-          </w:rPr>
-          <w:rPr>
-            <w:color w:val="0000EE"/>
-            <w:u w:val="single"/>
-          </w:rPr>
-          <w:t>John 13:1–20</w:t>
-        </w:r>
-      </w:hyperlink>
+      <w:r>
+        <w:rPr>
+          <w:lang w:val="en_US" w:bidi="en_US"/>
+        </w:rPr>
+        <w:t>John 13:1–20</w:t>
+      </w:r>
       <w:r>
         <w:rPr>
           <w:lang w:val="en_US" w:bidi="en_US"/>
         </w:rPr>
         <w:t>). He gave them his final teachings, told them about the coming of the Holy Spirit, and prayed for his followers (</w:t>
       </w:r>
-      <w:hyperlink r:id="rId102">
-        <w:r>
-          <w:rPr>
-            <w:lang w:val="en_US" w:bidi="en_US"/>
-          </w:rPr>
-          <w:rPr>
-            <w:color w:val="0000EE"/>
-            <w:u w:val="single"/>
-          </w:rPr>
-          <w:t>John 14:1–17:26</w:t>
-        </w:r>
-      </w:hyperlink>
+      <w:r>
+        <w:rPr>
+          <w:lang w:val="en_US" w:bidi="en_US"/>
+        </w:rPr>
+        <w:t>John 14:1–17:26</w:t>
+      </w:r>
       <w:r>
         <w:rPr>
           <w:lang w:val="en_US" w:bidi="en_US"/>
         </w:rPr>
         <w:t>). Jesus also established the new covenant (</w:t>
       </w:r>
-      <w:hyperlink r:id="rId103">
-        <w:r>
-          <w:rPr>
-            <w:lang w:val="en_US" w:bidi="en_US"/>
-          </w:rPr>
-          <w:rPr>
-            <w:color w:val="0000EE"/>
-            <w:u w:val="single"/>
-          </w:rPr>
-          <w:t>Mark 14:22–24</w:t>
-        </w:r>
-      </w:hyperlink>
+      <w:r>
+        <w:rPr>
+          <w:lang w:val="en_US" w:bidi="en_US"/>
+        </w:rPr>
+        <w:t>Mark 14:22–24</w:t>
+      </w:r>
       <w:r>
         <w:rPr>
           <w:lang w:val="en_US" w:bidi="en_US"/>
@@ -2655,72 +2001,48 @@
         </w:rPr>
         <w:t xml:space="preserve">During Passover, God killed all the firstborn males of the Egyptians but spared those of Israel. Now, Jesus would become the sacrifice to save his people. The prophets predicted this would happen (for example, </w:t>
       </w:r>
-      <w:hyperlink r:id="rId104">
-        <w:r>
-          <w:rPr>
-            <w:lang w:val="en_US" w:bidi="en_US"/>
-          </w:rPr>
-          <w:rPr>
-            <w:color w:val="0000EE"/>
-            <w:u w:val="single"/>
-          </w:rPr>
-          <w:t>Zechariah 12:10</w:t>
-        </w:r>
-      </w:hyperlink>
-      <w:r>
-        <w:rPr>
-          <w:lang w:val="en_US" w:bidi="en_US"/>
-        </w:rPr>
-        <w:t xml:space="preserve">; </w:t>
-      </w:r>
-      <w:hyperlink r:id="rId105">
-        <w:r>
-          <w:rPr>
-            <w:lang w:val="en_US" w:bidi="en_US"/>
-          </w:rPr>
-          <w:rPr>
-            <w:color w:val="0000EE"/>
-            <w:u w:val="single"/>
-          </w:rPr>
-          <w:t>13:7</w:t>
-        </w:r>
-      </w:hyperlink>
+      <w:r>
+        <w:rPr>
+          <w:lang w:val="en_US" w:bidi="en_US"/>
+        </w:rPr>
+        <w:t>Zechariah 12:10</w:t>
+      </w:r>
+      <w:r>
+        <w:rPr>
+          <w:lang w:val="en_US" w:bidi="en_US"/>
+        </w:rPr>
+        <w:t xml:space="preserve">; </w:t>
+      </w:r>
+      <w:r>
+        <w:rPr>
+          <w:lang w:val="en_US" w:bidi="en_US"/>
+        </w:rPr>
+        <w:t>13:7</w:t>
+      </w:r>
       <w:r>
         <w:rPr>
           <w:lang w:val="en_US" w:bidi="en_US"/>
         </w:rPr>
         <w:t>). Jesus warned his disciples that this would soon happen and that they would abandon him (</w:t>
       </w:r>
-      <w:hyperlink r:id="rId106">
-        <w:r>
-          <w:rPr>
-            <w:lang w:val="en_US" w:bidi="en_US"/>
-          </w:rPr>
-          <w:rPr>
-            <w:color w:val="0000EE"/>
-            <w:u w:val="single"/>
-          </w:rPr>
-          <w:t>Mark 14:27</w:t>
-        </w:r>
-      </w:hyperlink>
+      <w:r>
+        <w:rPr>
+          <w:lang w:val="en_US" w:bidi="en_US"/>
+        </w:rPr>
+        <w:t>Mark 14:27</w:t>
+      </w:r>
       <w:r>
         <w:rPr>
           <w:lang w:val="en_US" w:bidi="en_US"/>
         </w:rPr>
         <w:t>). He also warned them that one of them would betray him (</w:t>
       </w:r>
-      <w:hyperlink r:id="rId107">
-        <w:r>
-          <w:rPr>
-            <w:lang w:val="en_US" w:bidi="en_US"/>
-          </w:rPr>
-          <w:rPr>
-            <w:color w:val="0000EE"/>
-            <w:u w:val="single"/>
-          </w:rPr>
-          <w:t>Mark 14:18</w:t>
-        </w:r>
-      </w:hyperlink>
+      <w:r>
+        <w:rPr>
+          <w:lang w:val="en_US" w:bidi="en_US"/>
+        </w:rPr>
+        <w:t>Mark 14:18</w:t>
+      </w:r>
       <w:r>
         <w:rPr>
           <w:lang w:val="en_US" w:bidi="en_US"/>
@@ -2741,18 +2063,12 @@
         </w:rPr>
         <w:t>After the meal, Jesus and his disciples walked to the garden of Gethsemane on the Mount of Olives. There, Jesus was deeply troubled as he prayed, accepting God's will (</w:t>
       </w:r>
-      <w:hyperlink r:id="rId108">
-        <w:r>
-          <w:rPr>
-            <w:lang w:val="en_US" w:bidi="en_US"/>
-          </w:rPr>
-          <w:rPr>
-            <w:color w:val="0000EE"/>
-            <w:u w:val="single"/>
-          </w:rPr>
-          <w:t>Mark 14:26–42</w:t>
-        </w:r>
-      </w:hyperlink>
+      <w:r>
+        <w:rPr>
+          <w:lang w:val="en_US" w:bidi="en_US"/>
+        </w:rPr>
+        <w:t>Mark 14:26–42</w:t>
+      </w:r>
       <w:r>
         <w:rPr>
           <w:lang w:val="en_US" w:bidi="en_US"/>
@@ -2773,54 +2089,36 @@
         </w:rPr>
         <w:t>Judas was the disciple who betrayed Jesus. He arrived with soldiers who arrested Jesus (</w:t>
       </w:r>
-      <w:hyperlink r:id="rId109">
-        <w:r>
-          <w:rPr>
-            <w:lang w:val="en_US" w:bidi="en_US"/>
-          </w:rPr>
-          <w:rPr>
-            <w:color w:val="0000EE"/>
-            <w:u w:val="single"/>
-          </w:rPr>
-          <w:t>Mark 14:43–49</w:t>
-        </w:r>
-      </w:hyperlink>
+      <w:r>
+        <w:rPr>
+          <w:lang w:val="en_US" w:bidi="en_US"/>
+        </w:rPr>
+        <w:t>Mark 14:43–49</w:t>
+      </w:r>
       <w:r>
         <w:rPr>
           <w:lang w:val="en_US" w:bidi="en_US"/>
         </w:rPr>
         <w:t>). Jesus' disciples ran away (</w:t>
       </w:r>
-      <w:hyperlink r:id="rId110">
-        <w:r>
-          <w:rPr>
-            <w:lang w:val="en_US" w:bidi="en_US"/>
-          </w:rPr>
-          <w:rPr>
-            <w:color w:val="0000EE"/>
-            <w:u w:val="single"/>
-          </w:rPr>
-          <w:t>Mark 14:50–52</w:t>
-        </w:r>
-      </w:hyperlink>
+      <w:r>
+        <w:rPr>
+          <w:lang w:val="en_US" w:bidi="en_US"/>
+        </w:rPr>
+        <w:t>Mark 14:50–52</w:t>
+      </w:r>
       <w:r>
         <w:rPr>
           <w:lang w:val="en_US" w:bidi="en_US"/>
         </w:rPr>
         <w:t>). Then they took Jesus to the high priest's house for a trial at night. During this time, Peter denied knowing Jesus three times (</w:t>
       </w:r>
-      <w:hyperlink r:id="rId111">
-        <w:r>
-          <w:rPr>
-            <w:lang w:val="en_US" w:bidi="en_US"/>
-          </w:rPr>
-          <w:rPr>
-            <w:color w:val="0000EE"/>
-            <w:u w:val="single"/>
-          </w:rPr>
-          <w:t>Mark 14:53–72</w:t>
-        </w:r>
-      </w:hyperlink>
+      <w:r>
+        <w:rPr>
+          <w:lang w:val="en_US" w:bidi="en_US"/>
+        </w:rPr>
+        <w:t>Mark 14:53–72</w:t>
+      </w:r>
       <w:r>
         <w:rPr>
           <w:lang w:val="en_US" w:bidi="en_US"/>
@@ -2864,90 +2162,60 @@
           <w:lang w:val="en_US" w:bidi="en_US"/>
         </w:rPr>
       </w:r>
-      <w:hyperlink r:id="rId112">
-        <w:r>
-          <w:rPr>
-            <w:lang w:val="en_US" w:bidi="en_US"/>
-          </w:rPr>
-          <w:rPr>
-            <w:color w:val="0000EE"/>
-            <w:u w:val="single"/>
-          </w:rPr>
-          <w:t>Matthew 26:17–56</w:t>
-        </w:r>
-      </w:hyperlink>
-      <w:r>
-        <w:rPr>
-          <w:lang w:val="en_US" w:bidi="en_US"/>
-        </w:rPr>
-        <w:t xml:space="preserve">; </w:t>
-      </w:r>
-      <w:hyperlink r:id="rId113">
-        <w:r>
-          <w:rPr>
-            <w:lang w:val="en_US" w:bidi="en_US"/>
-          </w:rPr>
-          <w:rPr>
-            <w:color w:val="0000EE"/>
-            <w:u w:val="single"/>
-          </w:rPr>
-          <w:t>Mark 14:12–52</w:t>
-        </w:r>
-      </w:hyperlink>
-      <w:r>
-        <w:rPr>
-          <w:lang w:val="en_US" w:bidi="en_US"/>
-        </w:rPr>
-        <w:t xml:space="preserve">; </w:t>
-      </w:r>
-      <w:hyperlink r:id="rId114">
-        <w:r>
-          <w:rPr>
-            <w:lang w:val="en_US" w:bidi="en_US"/>
-          </w:rPr>
-          <w:rPr>
-            <w:color w:val="0000EE"/>
-            <w:u w:val="single"/>
-          </w:rPr>
-          <w:t>Luke 22:7–46</w:t>
-        </w:r>
-      </w:hyperlink>
-      <w:r>
-        <w:rPr>
-          <w:lang w:val="en_US" w:bidi="en_US"/>
-        </w:rPr>
-        <w:t xml:space="preserve">; </w:t>
-      </w:r>
-      <w:hyperlink r:id="rId115">
-        <w:r>
-          <w:rPr>
-            <w:lang w:val="en_US" w:bidi="en_US"/>
-          </w:rPr>
-          <w:rPr>
-            <w:color w:val="0000EE"/>
-            <w:u w:val="single"/>
-          </w:rPr>
-          <w:t>John 13:1–18:11</w:t>
-        </w:r>
-      </w:hyperlink>
-      <w:r>
-        <w:rPr>
-          <w:lang w:val="en_US" w:bidi="en_US"/>
-        </w:rPr>
-        <w:t xml:space="preserve">; </w:t>
-      </w:r>
-      <w:hyperlink r:id="rId116">
-        <w:r>
-          <w:rPr>
-            <w:lang w:val="en_US" w:bidi="en_US"/>
-          </w:rPr>
-          <w:rPr>
-            <w:color w:val="0000EE"/>
-            <w:u w:val="single"/>
-          </w:rPr>
-          <w:t>1 Corinthians 11:23–34</w:t>
-        </w:r>
-      </w:hyperlink>
+      <w:r>
+        <w:rPr>
+          <w:lang w:val="en_US" w:bidi="en_US"/>
+        </w:rPr>
+        <w:t>Matthew 26:17–56</w:t>
+      </w:r>
+      <w:r>
+        <w:rPr>
+          <w:lang w:val="en_US" w:bidi="en_US"/>
+        </w:rPr>
+        <w:t xml:space="preserve">; </w:t>
+      </w:r>
+      <w:r>
+        <w:rPr>
+          <w:lang w:val="en_US" w:bidi="en_US"/>
+        </w:rPr>
+        <w:t>Mark 14:12–52</w:t>
+      </w:r>
+      <w:r>
+        <w:rPr>
+          <w:lang w:val="en_US" w:bidi="en_US"/>
+        </w:rPr>
+        <w:t xml:space="preserve">; </w:t>
+      </w:r>
+      <w:r>
+        <w:rPr>
+          <w:lang w:val="en_US" w:bidi="en_US"/>
+        </w:rPr>
+        <w:t>Luke 22:7–46</w:t>
+      </w:r>
+      <w:r>
+        <w:rPr>
+          <w:lang w:val="en_US" w:bidi="en_US"/>
+        </w:rPr>
+        <w:t xml:space="preserve">; </w:t>
+      </w:r>
+      <w:r>
+        <w:rPr>
+          <w:lang w:val="en_US" w:bidi="en_US"/>
+        </w:rPr>
+        <w:t>John 13:1–18:11</w:t>
+      </w:r>
+      <w:r>
+        <w:rPr>
+          <w:lang w:val="en_US" w:bidi="en_US"/>
+        </w:rPr>
+        <w:t xml:space="preserve">; </w:t>
+      </w:r>
+      <w:r>
+        <w:rPr>
+          <w:lang w:val="en_US" w:bidi="en_US"/>
+        </w:rPr>
+        <w:t>1 Corinthians 11:23–34</w:t>
+      </w:r>
       <w:r>
         <w:rPr>
           <w:lang w:val="en_US" w:bidi="en_US"/>
@@ -3018,18 +2286,12 @@
         </w:rPr>
         <w:t>At his baptism (</w:t>
       </w:r>
-      <w:hyperlink r:id="rId117">
-        <w:r>
-          <w:rPr>
-            <w:lang w:val="en_US" w:bidi="en_US"/>
-          </w:rPr>
-          <w:rPr>
-            <w:color w:val="0000EE"/>
-            <w:u w:val="single"/>
-          </w:rPr>
-          <w:t>Luke 3:21</w:t>
-        </w:r>
-      </w:hyperlink>
+      <w:r>
+        <w:rPr>
+          <w:lang w:val="en_US" w:bidi="en_US"/>
+        </w:rPr>
+        <w:t>Luke 3:21</w:t>
+      </w:r>
       <w:r>
         <w:rPr>
           <w:lang w:val="en_US" w:bidi="en_US"/>
@@ -3054,18 +2316,12 @@
         </w:rPr>
         <w:t>Before choosing the twelve apostles (</w:t>
       </w:r>
-      <w:hyperlink r:id="rId118">
-        <w:r>
-          <w:rPr>
-            <w:lang w:val="en_US" w:bidi="en_US"/>
-          </w:rPr>
-          <w:rPr>
-            <w:color w:val="0000EE"/>
-            <w:u w:val="single"/>
-          </w:rPr>
-          <w:t>6:12</w:t>
-        </w:r>
-      </w:hyperlink>
+      <w:r>
+        <w:rPr>
+          <w:lang w:val="en_US" w:bidi="en_US"/>
+        </w:rPr>
+        <w:t>6:12</w:t>
+      </w:r>
       <w:r>
         <w:rPr>
           <w:lang w:val="en_US" w:bidi="en_US"/>
@@ -3090,18 +2346,12 @@
         </w:rPr>
         <w:t>At the transfiguration, when Jesus' appearance changed to reveal his glory (</w:t>
       </w:r>
-      <w:hyperlink r:id="rId119">
-        <w:r>
-          <w:rPr>
-            <w:lang w:val="en_US" w:bidi="en_US"/>
-          </w:rPr>
-          <w:rPr>
-            <w:color w:val="0000EE"/>
-            <w:u w:val="single"/>
-          </w:rPr>
-          <w:t>9:28–29</w:t>
-        </w:r>
-      </w:hyperlink>
+      <w:r>
+        <w:rPr>
+          <w:lang w:val="en_US" w:bidi="en_US"/>
+        </w:rPr>
+        <w:t>9:28–29</w:t>
+      </w:r>
       <w:r>
         <w:rPr>
           <w:lang w:val="en_US" w:bidi="en_US"/>
@@ -3126,18 +2376,12 @@
         </w:rPr>
         <w:t>On behalf of Peter before he denied Christ (</w:t>
       </w:r>
-      <w:hyperlink r:id="rId120">
-        <w:r>
-          <w:rPr>
-            <w:lang w:val="en_US" w:bidi="en_US"/>
-          </w:rPr>
-          <w:rPr>
-            <w:color w:val="0000EE"/>
-            <w:u w:val="single"/>
-          </w:rPr>
-          <w:t>22:32</w:t>
-        </w:r>
-      </w:hyperlink>
+      <w:r>
+        <w:rPr>
+          <w:lang w:val="en_US" w:bidi="en_US"/>
+        </w:rPr>
+        <w:t>22:32</w:t>
+      </w:r>
       <w:r>
         <w:rPr>
           <w:lang w:val="en_US" w:bidi="en_US"/>
@@ -3162,18 +2406,12 @@
         </w:rPr>
         <w:t>On behalf of those who killed him while he hung on the cross (</w:t>
       </w:r>
-      <w:hyperlink r:id="rId121">
-        <w:r>
-          <w:rPr>
-            <w:lang w:val="en_US" w:bidi="en_US"/>
-          </w:rPr>
-          <w:rPr>
-            <w:color w:val="0000EE"/>
-            <w:u w:val="single"/>
-          </w:rPr>
-          <w:t>23:34</w:t>
-        </w:r>
-      </w:hyperlink>
+      <w:r>
+        <w:rPr>
+          <w:lang w:val="en_US" w:bidi="en_US"/>
+        </w:rPr>
+        <w:t>23:34</w:t>
+      </w:r>
       <w:r>
         <w:rPr>
           <w:lang w:val="en_US" w:bidi="en_US"/>
@@ -3194,126 +2432,84 @@
         </w:rPr>
         <w:t>Sometimes, Jesus went away from others to pray alone (</w:t>
       </w:r>
-      <w:hyperlink r:id="rId122">
-        <w:r>
-          <w:rPr>
-            <w:lang w:val="en_US" w:bidi="en_US"/>
-          </w:rPr>
-          <w:rPr>
-            <w:color w:val="0000EE"/>
-            <w:u w:val="single"/>
-          </w:rPr>
-          <w:t>Matthew 14:23</w:t>
-        </w:r>
-      </w:hyperlink>
-      <w:r>
-        <w:rPr>
-          <w:lang w:val="en_US" w:bidi="en_US"/>
-        </w:rPr>
-        <w:t xml:space="preserve">; </w:t>
-      </w:r>
-      <w:hyperlink r:id="rId123">
-        <w:r>
-          <w:rPr>
-            <w:lang w:val="en_US" w:bidi="en_US"/>
-          </w:rPr>
-          <w:rPr>
-            <w:color w:val="0000EE"/>
-            <w:u w:val="single"/>
-          </w:rPr>
-          <w:t>Mark 1:35</w:t>
-        </w:r>
-      </w:hyperlink>
-      <w:r>
-        <w:rPr>
-          <w:lang w:val="en_US" w:bidi="en_US"/>
-        </w:rPr>
-        <w:t xml:space="preserve">; </w:t>
-      </w:r>
-      <w:hyperlink r:id="rId124">
-        <w:r>
-          <w:rPr>
-            <w:lang w:val="en_US" w:bidi="en_US"/>
-          </w:rPr>
-          <w:rPr>
-            <w:color w:val="0000EE"/>
-            <w:u w:val="single"/>
-          </w:rPr>
-          <w:t>Luke 5:16</w:t>
-        </w:r>
-      </w:hyperlink>
+      <w:r>
+        <w:rPr>
+          <w:lang w:val="en_US" w:bidi="en_US"/>
+        </w:rPr>
+        <w:t>Matthew 14:23</w:t>
+      </w:r>
+      <w:r>
+        <w:rPr>
+          <w:lang w:val="en_US" w:bidi="en_US"/>
+        </w:rPr>
+        <w:t xml:space="preserve">; </w:t>
+      </w:r>
+      <w:r>
+        <w:rPr>
+          <w:lang w:val="en_US" w:bidi="en_US"/>
+        </w:rPr>
+        <w:t>Mark 1:35</w:t>
+      </w:r>
+      <w:r>
+        <w:rPr>
+          <w:lang w:val="en_US" w:bidi="en_US"/>
+        </w:rPr>
+        <w:t xml:space="preserve">; </w:t>
+      </w:r>
+      <w:r>
+        <w:rPr>
+          <w:lang w:val="en_US" w:bidi="en_US"/>
+        </w:rPr>
+        <w:t>Luke 5:16</w:t>
+      </w:r>
       <w:r>
         <w:rPr>
           <w:lang w:val="en_US" w:bidi="en_US"/>
         </w:rPr>
         <w:t>). He also taught the disciples how to pray (</w:t>
       </w:r>
-      <w:hyperlink r:id="rId125">
-        <w:r>
-          <w:rPr>
-            <w:lang w:val="en_US" w:bidi="en_US"/>
-          </w:rPr>
-          <w:rPr>
-            <w:color w:val="0000EE"/>
-            <w:u w:val="single"/>
-          </w:rPr>
-          <w:t>Luke 11:1–4</w:t>
-        </w:r>
-      </w:hyperlink>
+      <w:r>
+        <w:rPr>
+          <w:lang w:val="en_US" w:bidi="en_US"/>
+        </w:rPr>
+        <w:t>Luke 11:1–4</w:t>
+      </w:r>
       <w:r>
         <w:rPr>
           <w:lang w:val="en_US" w:bidi="en_US"/>
         </w:rPr>
         <w:t xml:space="preserve">; see also </w:t>
       </w:r>
-      <w:hyperlink r:id="rId126">
-        <w:r>
-          <w:rPr>
-            <w:lang w:val="en_US" w:bidi="en_US"/>
-          </w:rPr>
-          <w:rPr>
-            <w:color w:val="0000EE"/>
-            <w:u w:val="single"/>
-          </w:rPr>
-          <w:t>Matthew 6:5–13</w:t>
-        </w:r>
-      </w:hyperlink>
+      <w:r>
+        <w:rPr>
+          <w:lang w:val="en_US" w:bidi="en_US"/>
+        </w:rPr>
+        <w:t>Matthew 6:5–13</w:t>
+      </w:r>
       <w:r>
         <w:rPr>
           <w:lang w:val="en_US" w:bidi="en_US"/>
         </w:rPr>
         <w:t>). He shared stories about the importance of constant prayer (</w:t>
       </w:r>
-      <w:hyperlink r:id="rId127">
-        <w:r>
-          <w:rPr>
-            <w:lang w:val="en_US" w:bidi="en_US"/>
-          </w:rPr>
-          <w:rPr>
-            <w:color w:val="0000EE"/>
-            <w:u w:val="single"/>
-          </w:rPr>
-          <w:t>Luke 11:5–13</w:t>
-        </w:r>
-      </w:hyperlink>
-      <w:r>
-        <w:rPr>
-          <w:lang w:val="en_US" w:bidi="en_US"/>
-        </w:rPr>
-        <w:t xml:space="preserve">; </w:t>
-      </w:r>
-      <w:hyperlink r:id="rId128">
-        <w:r>
-          <w:rPr>
-            <w:lang w:val="en_US" w:bidi="en_US"/>
-          </w:rPr>
-          <w:rPr>
-            <w:color w:val="0000EE"/>
-            <w:u w:val="single"/>
-          </w:rPr>
-          <w:t>18:1–8</w:t>
-        </w:r>
-      </w:hyperlink>
+      <w:r>
+        <w:rPr>
+          <w:lang w:val="en_US" w:bidi="en_US"/>
+        </w:rPr>
+        <w:t>Luke 11:5–13</w:t>
+      </w:r>
+      <w:r>
+        <w:rPr>
+          <w:lang w:val="en_US" w:bidi="en_US"/>
+        </w:rPr>
+        <w:t xml:space="preserve">; </w:t>
+      </w:r>
+      <w:r>
+        <w:rPr>
+          <w:lang w:val="en_US" w:bidi="en_US"/>
+        </w:rPr>
+        <w:t>18:1–8</w:t>
+      </w:r>
       <w:r>
         <w:rPr>
           <w:lang w:val="en_US" w:bidi="en_US"/>
@@ -3360,18 +2556,12 @@
         </w:rPr>
         <w:t>” (</w:t>
       </w:r>
-      <w:hyperlink r:id="rId129">
-        <w:r>
-          <w:rPr>
-            <w:lang w:val="en_US" w:bidi="en_US"/>
-          </w:rPr>
-          <w:rPr>
-            <w:color w:val="0000EE"/>
-            <w:u w:val="single"/>
-          </w:rPr>
-          <w:t>Luke 22:42</w:t>
-        </w:r>
-      </w:hyperlink>
+      <w:r>
+        <w:rPr>
+          <w:lang w:val="en_US" w:bidi="en_US"/>
+        </w:rPr>
+        <w:t>Luke 22:42</w:t>
+      </w:r>
       <w:r>
         <w:rPr>
           <w:lang w:val="en_US" w:bidi="en_US"/>
@@ -3390,18 +2580,12 @@
         </w:rPr>
         <w:t>” (</w:t>
       </w:r>
-      <w:hyperlink r:id="rId130">
-        <w:r>
-          <w:rPr>
-            <w:lang w:val="en_US" w:bidi="en_US"/>
-          </w:rPr>
-          <w:rPr>
-            <w:color w:val="0000EE"/>
-            <w:u w:val="single"/>
-          </w:rPr>
-          <w:t>Luke 23:46</w:t>
-        </w:r>
-      </w:hyperlink>
+      <w:r>
+        <w:rPr>
+          <w:lang w:val="en_US" w:bidi="en_US"/>
+        </w:rPr>
+        <w:t>Luke 23:46</w:t>
+      </w:r>
       <w:r>
         <w:rPr>
           <w:lang w:val="en_US" w:bidi="en_US"/>
@@ -3422,18 +2606,12 @@
         </w:rPr>
         <w:t>The apostle John writes about a prayer Jesus said on his last night with the disciples (</w:t>
       </w:r>
-      <w:hyperlink r:id="rId131">
-        <w:r>
-          <w:rPr>
-            <w:lang w:val="en_US" w:bidi="en_US"/>
-          </w:rPr>
-          <w:rPr>
-            <w:color w:val="0000EE"/>
-            <w:u w:val="single"/>
-          </w:rPr>
-          <w:t>John 17:1–26</w:t>
-        </w:r>
-      </w:hyperlink>
+      <w:r>
+        <w:rPr>
+          <w:lang w:val="en_US" w:bidi="en_US"/>
+        </w:rPr>
+        <w:t>John 17:1–26</w:t>
+      </w:r>
       <w:r>
         <w:rPr>
           <w:lang w:val="en_US" w:bidi="en_US"/>
@@ -3463,198 +2641,132 @@
           <w:lang w:val="en_US" w:bidi="en_US"/>
         </w:rPr>
       </w:r>
-      <w:hyperlink r:id="rId132">
-        <w:r>
-          <w:rPr>
-            <w:lang w:val="en_US" w:bidi="en_US"/>
-          </w:rPr>
-          <w:rPr>
-            <w:color w:val="0000EE"/>
-            <w:u w:val="single"/>
-          </w:rPr>
-          <w:t>Matthew 6:9–13</w:t>
-        </w:r>
-      </w:hyperlink>
-      <w:r>
-        <w:rPr>
-          <w:lang w:val="en_US" w:bidi="en_US"/>
-        </w:rPr>
-        <w:t xml:space="preserve">; </w:t>
-      </w:r>
-      <w:hyperlink r:id="rId117">
-        <w:r>
-          <w:rPr>
-            <w:lang w:val="en_US" w:bidi="en_US"/>
-          </w:rPr>
-          <w:rPr>
-            <w:color w:val="0000EE"/>
-            <w:u w:val="single"/>
-          </w:rPr>
-          <w:t>Luke 3:21</w:t>
-        </w:r>
-      </w:hyperlink>
-      <w:r>
-        <w:rPr>
-          <w:lang w:val="en_US" w:bidi="en_US"/>
-        </w:rPr>
-        <w:t xml:space="preserve">; </w:t>
-      </w:r>
-      <w:hyperlink r:id="rId118">
-        <w:r>
-          <w:rPr>
-            <w:lang w:val="en_US" w:bidi="en_US"/>
-          </w:rPr>
-          <w:rPr>
-            <w:color w:val="0000EE"/>
-            <w:u w:val="single"/>
-          </w:rPr>
-          <w:t>6:12</w:t>
-        </w:r>
-      </w:hyperlink>
-      <w:r>
-        <w:rPr>
-          <w:lang w:val="en_US" w:bidi="en_US"/>
-        </w:rPr>
-        <w:t xml:space="preserve">; </w:t>
-      </w:r>
-      <w:hyperlink r:id="rId133">
-        <w:r>
-          <w:rPr>
-            <w:lang w:val="en_US" w:bidi="en_US"/>
-          </w:rPr>
-          <w:rPr>
-            <w:color w:val="0000EE"/>
-            <w:u w:val="single"/>
-          </w:rPr>
-          <w:t>9:28</w:t>
-        </w:r>
-      </w:hyperlink>
-      <w:r>
-        <w:rPr>
-          <w:lang w:val="en_US" w:bidi="en_US"/>
-        </w:rPr>
-        <w:t xml:space="preserve">; </w:t>
-      </w:r>
-      <w:hyperlink r:id="rId134">
-        <w:r>
-          <w:rPr>
-            <w:lang w:val="en_US" w:bidi="en_US"/>
-          </w:rPr>
-          <w:rPr>
-            <w:color w:val="0000EE"/>
-            <w:u w:val="single"/>
-          </w:rPr>
-          <w:t>11:1–13</w:t>
-        </w:r>
-      </w:hyperlink>
-      <w:r>
-        <w:rPr>
-          <w:lang w:val="en_US" w:bidi="en_US"/>
-        </w:rPr>
-        <w:t xml:space="preserve">; </w:t>
-      </w:r>
-      <w:hyperlink r:id="rId128">
-        <w:r>
-          <w:rPr>
-            <w:lang w:val="en_US" w:bidi="en_US"/>
-          </w:rPr>
-          <w:rPr>
-            <w:color w:val="0000EE"/>
-            <w:u w:val="single"/>
-          </w:rPr>
-          <w:t>18:1–8</w:t>
-        </w:r>
-      </w:hyperlink>
-      <w:r>
-        <w:rPr>
-          <w:lang w:val="en_US" w:bidi="en_US"/>
-        </w:rPr>
-        <w:t xml:space="preserve">; </w:t>
-      </w:r>
-      <w:hyperlink r:id="rId120">
-        <w:r>
-          <w:rPr>
-            <w:lang w:val="en_US" w:bidi="en_US"/>
-          </w:rPr>
-          <w:rPr>
-            <w:color w:val="0000EE"/>
-            <w:u w:val="single"/>
-          </w:rPr>
-          <w:t>22:32</w:t>
-        </w:r>
-      </w:hyperlink>
+      <w:r>
+        <w:rPr>
+          <w:lang w:val="en_US" w:bidi="en_US"/>
+        </w:rPr>
+        <w:t>Matthew 6:9–13</w:t>
+      </w:r>
+      <w:r>
+        <w:rPr>
+          <w:lang w:val="en_US" w:bidi="en_US"/>
+        </w:rPr>
+        <w:t xml:space="preserve">; </w:t>
+      </w:r>
+      <w:r>
+        <w:rPr>
+          <w:lang w:val="en_US" w:bidi="en_US"/>
+        </w:rPr>
+        <w:t>Luke 3:21</w:t>
+      </w:r>
+      <w:r>
+        <w:rPr>
+          <w:lang w:val="en_US" w:bidi="en_US"/>
+        </w:rPr>
+        <w:t xml:space="preserve">; </w:t>
+      </w:r>
+      <w:r>
+        <w:rPr>
+          <w:lang w:val="en_US" w:bidi="en_US"/>
+        </w:rPr>
+        <w:t>6:12</w:t>
+      </w:r>
+      <w:r>
+        <w:rPr>
+          <w:lang w:val="en_US" w:bidi="en_US"/>
+        </w:rPr>
+        <w:t xml:space="preserve">; </w:t>
+      </w:r>
+      <w:r>
+        <w:rPr>
+          <w:lang w:val="en_US" w:bidi="en_US"/>
+        </w:rPr>
+        <w:t>9:28</w:t>
+      </w:r>
+      <w:r>
+        <w:rPr>
+          <w:lang w:val="en_US" w:bidi="en_US"/>
+        </w:rPr>
+        <w:t xml:space="preserve">; </w:t>
+      </w:r>
+      <w:r>
+        <w:rPr>
+          <w:lang w:val="en_US" w:bidi="en_US"/>
+        </w:rPr>
+        <w:t>11:1–13</w:t>
+      </w:r>
+      <w:r>
+        <w:rPr>
+          <w:lang w:val="en_US" w:bidi="en_US"/>
+        </w:rPr>
+        <w:t xml:space="preserve">; </w:t>
+      </w:r>
+      <w:r>
+        <w:rPr>
+          <w:lang w:val="en_US" w:bidi="en_US"/>
+        </w:rPr>
+        <w:t>18:1–8</w:t>
+      </w:r>
+      <w:r>
+        <w:rPr>
+          <w:lang w:val="en_US" w:bidi="en_US"/>
+        </w:rPr>
+        <w:t xml:space="preserve">; </w:t>
+      </w:r>
+      <w:r>
+        <w:rPr>
+          <w:lang w:val="en_US" w:bidi="en_US"/>
+        </w:rPr>
+        <w:t>22:32</w:t>
+      </w:r>
       <w:r>
         <w:rPr>
           <w:lang w:val="en_US" w:bidi="en_US"/>
         </w:rPr>
         <w:t xml:space="preserve">, </w:t>
       </w:r>
-      <w:hyperlink r:id="rId135">
-        <w:r>
-          <w:rPr>
-            <w:lang w:val="en_US" w:bidi="en_US"/>
-          </w:rPr>
-          <w:rPr>
-            <w:color w:val="0000EE"/>
-            <w:u w:val="single"/>
-          </w:rPr>
-          <w:t>39–46</w:t>
-        </w:r>
-      </w:hyperlink>
-      <w:r>
-        <w:rPr>
-          <w:lang w:val="en_US" w:bidi="en_US"/>
-        </w:rPr>
-        <w:t xml:space="preserve">; </w:t>
-      </w:r>
-      <w:hyperlink r:id="rId121">
-        <w:r>
-          <w:rPr>
-            <w:lang w:val="en_US" w:bidi="en_US"/>
-          </w:rPr>
-          <w:rPr>
-            <w:color w:val="0000EE"/>
-            <w:u w:val="single"/>
-          </w:rPr>
-          <w:t>23:34</w:t>
-        </w:r>
-      </w:hyperlink>
+      <w:r>
+        <w:rPr>
+          <w:lang w:val="en_US" w:bidi="en_US"/>
+        </w:rPr>
+        <w:t>39–46</w:t>
+      </w:r>
+      <w:r>
+        <w:rPr>
+          <w:lang w:val="en_US" w:bidi="en_US"/>
+        </w:rPr>
+        <w:t xml:space="preserve">; </w:t>
+      </w:r>
+      <w:r>
+        <w:rPr>
+          <w:lang w:val="en_US" w:bidi="en_US"/>
+        </w:rPr>
+        <w:t>23:34</w:t>
+      </w:r>
       <w:r>
         <w:rPr>
           <w:lang w:val="en_US" w:bidi="en_US"/>
         </w:rPr>
         <w:t xml:space="preserve">, </w:t>
       </w:r>
-      <w:hyperlink r:id="rId130">
-        <w:r>
-          <w:rPr>
-            <w:lang w:val="en_US" w:bidi="en_US"/>
-          </w:rPr>
-          <w:rPr>
-            <w:color w:val="0000EE"/>
-            <w:u w:val="single"/>
-          </w:rPr>
-          <w:t>46</w:t>
-        </w:r>
-      </w:hyperlink>
-      <w:r>
-        <w:rPr>
-          <w:lang w:val="en_US" w:bidi="en_US"/>
-        </w:rPr>
-        <w:t xml:space="preserve">; </w:t>
-      </w:r>
-      <w:hyperlink r:id="rId131">
-        <w:r>
-          <w:rPr>
-            <w:lang w:val="en_US" w:bidi="en_US"/>
-          </w:rPr>
-          <w:rPr>
-            <w:color w:val="0000EE"/>
-            <w:u w:val="single"/>
-          </w:rPr>
-          <w:t>John 17:1–26</w:t>
-        </w:r>
-      </w:hyperlink>
+      <w:r>
+        <w:rPr>
+          <w:lang w:val="en_US" w:bidi="en_US"/>
+        </w:rPr>
+        <w:t>46</w:t>
+      </w:r>
+      <w:r>
+        <w:rPr>
+          <w:lang w:val="en_US" w:bidi="en_US"/>
+        </w:rPr>
+        <w:t xml:space="preserve">; </w:t>
+      </w:r>
+      <w:r>
+        <w:rPr>
+          <w:lang w:val="en_US" w:bidi="en_US"/>
+        </w:rPr>
+        <w:t>John 17:1–26</w:t>
+      </w:r>
       <w:r>
         <w:rPr>
           <w:lang w:val="en_US" w:bidi="en_US"/>
@@ -3703,18 +2815,12 @@
         </w:rPr>
         <w:t xml:space="preserve">A key theme of the New Testament is that God has included non-Jewish people (called gentiles) in his people while keeping his promises to Israel. In </w:t>
       </w:r>
-      <w:hyperlink r:id="rId136">
-        <w:r>
-          <w:rPr>
-            <w:lang w:val="en_US" w:bidi="en_US"/>
-          </w:rPr>
-          <w:rPr>
-            <w:color w:val="0000EE"/>
-            <w:u w:val="single"/>
-          </w:rPr>
-          <w:t>Romans 11:11–32</w:t>
-        </w:r>
-      </w:hyperlink>
+      <w:r>
+        <w:rPr>
+          <w:lang w:val="en_US" w:bidi="en_US"/>
+        </w:rPr>
+        <w:t>Romans 11:11–32</w:t>
+      </w:r>
       <w:r>
         <w:rPr>
           <w:lang w:val="en_US" w:bidi="en_US"/>
@@ -3750,72 +2856,48 @@
         </w:rPr>
         <w:t>Paul uses an olive tree as a metaphor. He says, “some branches have been broken off” (</w:t>
       </w:r>
-      <w:hyperlink r:id="rId137">
-        <w:r>
-          <w:rPr>
-            <w:lang w:val="en_US" w:bidi="en_US"/>
-          </w:rPr>
-          <w:rPr>
-            <w:color w:val="0000EE"/>
-            <w:u w:val="single"/>
-          </w:rPr>
-          <w:t>Romans 11:17</w:t>
-        </w:r>
-      </w:hyperlink>
+      <w:r>
+        <w:rPr>
+          <w:lang w:val="en_US" w:bidi="en_US"/>
+        </w:rPr>
+        <w:t>Romans 11:17</w:t>
+      </w:r>
       <w:r>
         <w:rPr>
           <w:lang w:val="en_US" w:bidi="en_US"/>
         </w:rPr>
         <w:t xml:space="preserve">). This stage had already happened and Paul personally experienced it. He shared the good news with Jews in their places of worship (synagogues) across the eastern Mediterranean region. But, many Jews rejected Paul's message (see </w:t>
       </w:r>
-      <w:hyperlink r:id="rId138">
-        <w:r>
-          <w:rPr>
-            <w:lang w:val="en_US" w:bidi="en_US"/>
-          </w:rPr>
-          <w:rPr>
-            <w:color w:val="0000EE"/>
-            <w:u w:val="single"/>
-          </w:rPr>
-          <w:t>Acts 13:42–49</w:t>
-        </w:r>
-      </w:hyperlink>
-      <w:r>
-        <w:rPr>
-          <w:lang w:val="en_US" w:bidi="en_US"/>
-        </w:rPr>
-        <w:t xml:space="preserve">; </w:t>
-      </w:r>
-      <w:hyperlink r:id="rId139">
-        <w:r>
-          <w:rPr>
-            <w:lang w:val="en_US" w:bidi="en_US"/>
-          </w:rPr>
-          <w:rPr>
-            <w:color w:val="0000EE"/>
-            <w:u w:val="single"/>
-          </w:rPr>
-          <w:t>18:4–6</w:t>
-        </w:r>
-      </w:hyperlink>
-      <w:r>
-        <w:rPr>
-          <w:lang w:val="en_US" w:bidi="en_US"/>
-        </w:rPr>
-        <w:t xml:space="preserve">; </w:t>
-      </w:r>
-      <w:hyperlink r:id="rId140">
-        <w:r>
-          <w:rPr>
-            <w:lang w:val="en_US" w:bidi="en_US"/>
-          </w:rPr>
-          <w:rPr>
-            <w:color w:val="0000EE"/>
-            <w:u w:val="single"/>
-          </w:rPr>
-          <w:t>28:23–28</w:t>
-        </w:r>
-      </w:hyperlink>
+      <w:r>
+        <w:rPr>
+          <w:lang w:val="en_US" w:bidi="en_US"/>
+        </w:rPr>
+        <w:t>Acts 13:42–49</w:t>
+      </w:r>
+      <w:r>
+        <w:rPr>
+          <w:lang w:val="en_US" w:bidi="en_US"/>
+        </w:rPr>
+        <w:t xml:space="preserve">; </w:t>
+      </w:r>
+      <w:r>
+        <w:rPr>
+          <w:lang w:val="en_US" w:bidi="en_US"/>
+        </w:rPr>
+        <w:t>18:4–6</w:t>
+      </w:r>
+      <w:r>
+        <w:rPr>
+          <w:lang w:val="en_US" w:bidi="en_US"/>
+        </w:rPr>
+        <w:t xml:space="preserve">; </w:t>
+      </w:r>
+      <w:r>
+        <w:rPr>
+          <w:lang w:val="en_US" w:bidi="en_US"/>
+        </w:rPr>
+        <w:t>28:23–28</w:t>
+      </w:r>
       <w:r>
         <w:rPr>
           <w:lang w:val="en_US" w:bidi="en_US"/>
@@ -3847,54 +2929,36 @@
         </w:rPr>
         <w:t>After God removes the "natural branches," he grafts in "a wild olive shoot” (</w:t>
       </w:r>
-      <w:hyperlink r:id="rId137">
-        <w:r>
-          <w:rPr>
-            <w:lang w:val="en_US" w:bidi="en_US"/>
-          </w:rPr>
-          <w:rPr>
-            <w:color w:val="0000EE"/>
-            <w:u w:val="single"/>
-          </w:rPr>
-          <w:t>Romans 11:17</w:t>
-        </w:r>
-      </w:hyperlink>
+      <w:r>
+        <w:rPr>
+          <w:lang w:val="en_US" w:bidi="en_US"/>
+        </w:rPr>
+        <w:t>Romans 11:17</w:t>
+      </w:r>
       <w:r>
         <w:rPr>
           <w:lang w:val="en_US" w:bidi="en_US"/>
         </w:rPr>
         <w:t xml:space="preserve">). Paul and the other apostles encountered resistance in the synagogues. So they preached to non-Jews, and many accepted the good news (see </w:t>
       </w:r>
-      <w:hyperlink r:id="rId141">
-        <w:r>
-          <w:rPr>
-            <w:lang w:val="en_US" w:bidi="en_US"/>
-          </w:rPr>
-          <w:rPr>
-            <w:color w:val="0000EE"/>
-            <w:u w:val="single"/>
-          </w:rPr>
-          <w:t>Acts 13:48–49</w:t>
-        </w:r>
-      </w:hyperlink>
-      <w:r>
-        <w:rPr>
-          <w:lang w:val="en_US" w:bidi="en_US"/>
-        </w:rPr>
-        <w:t xml:space="preserve">; </w:t>
-      </w:r>
-      <w:hyperlink r:id="rId142">
-        <w:r>
-          <w:rPr>
-            <w:lang w:val="en_US" w:bidi="en_US"/>
-          </w:rPr>
-          <w:rPr>
-            <w:color w:val="0000EE"/>
-            <w:u w:val="single"/>
-          </w:rPr>
-          <w:t>26:15–18</w:t>
-        </w:r>
-      </w:hyperlink>
+      <w:r>
+        <w:rPr>
+          <w:lang w:val="en_US" w:bidi="en_US"/>
+        </w:rPr>
+        <w:t>Acts 13:48–49</w:t>
+      </w:r>
+      <w:r>
+        <w:rPr>
+          <w:lang w:val="en_US" w:bidi="en_US"/>
+        </w:rPr>
+        <w:t xml:space="preserve">; </w:t>
+      </w:r>
+      <w:r>
+        <w:rPr>
+          <w:lang w:val="en_US" w:bidi="en_US"/>
+        </w:rPr>
+        <w:t>26:15–18</w:t>
+      </w:r>
       <w:r>
         <w:rPr>
           <w:lang w:val="en_US" w:bidi="en_US"/>
@@ -3926,54 +2990,36 @@
         </w:rPr>
         <w:t>As for the "natural branches," God can "graft them again" (</w:t>
       </w:r>
-      <w:hyperlink r:id="rId143">
-        <w:r>
-          <w:rPr>
-            <w:lang w:val="en_US" w:bidi="en_US"/>
-          </w:rPr>
-          <w:rPr>
-            <w:color w:val="0000EE"/>
-            <w:u w:val="single"/>
-          </w:rPr>
-          <w:t>Romans 11:23</w:t>
-        </w:r>
-      </w:hyperlink>
+      <w:r>
+        <w:rPr>
+          <w:lang w:val="en_US" w:bidi="en_US"/>
+        </w:rPr>
+        <w:t>Romans 11:23</w:t>
+      </w:r>
       <w:r>
         <w:rPr>
           <w:lang w:val="en_US" w:bidi="en_US"/>
         </w:rPr>
         <w:t>). Paul argues that the Jews are not "beyond recovery" and can turn to Christ (</w:t>
       </w:r>
-      <w:hyperlink r:id="rId144">
-        <w:r>
-          <w:rPr>
-            <w:lang w:val="en_US" w:bidi="en_US"/>
-          </w:rPr>
-          <w:rPr>
-            <w:color w:val="0000EE"/>
-            <w:u w:val="single"/>
-          </w:rPr>
-          <w:t>11:11</w:t>
-        </w:r>
-      </w:hyperlink>
+      <w:r>
+        <w:rPr>
+          <w:lang w:val="en_US" w:bidi="en_US"/>
+        </w:rPr>
+        <w:t>11:11</w:t>
+      </w:r>
       <w:r>
         <w:rPr>
           <w:lang w:val="en_US" w:bidi="en_US"/>
         </w:rPr>
         <w:t>). Paul hopes that as non-Jews receive the blessings of salvation, Jews will feel inspired and respond to the good news (</w:t>
       </w:r>
-      <w:hyperlink r:id="rId145">
-        <w:r>
-          <w:rPr>
-            <w:lang w:val="en_US" w:bidi="en_US"/>
-          </w:rPr>
-          <w:rPr>
-            <w:color w:val="0000EE"/>
-            <w:u w:val="single"/>
-          </w:rPr>
-          <w:t>11:11–15</w:t>
-        </w:r>
-      </w:hyperlink>
+      <w:r>
+        <w:rPr>
+          <w:lang w:val="en_US" w:bidi="en_US"/>
+        </w:rPr>
+        <w:t>11:11–15</w:t>
+      </w:r>
       <w:r>
         <w:rPr>
           <w:lang w:val="en_US" w:bidi="en_US"/>
@@ -4005,90 +3051,60 @@
         </w:rPr>
         <w:t>Paul suggests that when many Jews trust in Christ, it will greatly bless the world (</w:t>
       </w:r>
-      <w:hyperlink r:id="rId146">
-        <w:r>
-          <w:rPr>
-            <w:lang w:val="en_US" w:bidi="en_US"/>
-          </w:rPr>
-          <w:rPr>
-            <w:color w:val="0000EE"/>
-            <w:u w:val="single"/>
-          </w:rPr>
-          <w:t>Romans 11:12</w:t>
-        </w:r>
-      </w:hyperlink>
+      <w:r>
+        <w:rPr>
+          <w:lang w:val="en_US" w:bidi="en_US"/>
+        </w:rPr>
+        <w:t>Romans 11:12</w:t>
+      </w:r>
       <w:r>
         <w:rPr>
           <w:lang w:val="en_US" w:bidi="en_US"/>
         </w:rPr>
         <w:t xml:space="preserve">, </w:t>
       </w:r>
-      <w:hyperlink r:id="rId147">
-        <w:r>
-          <w:rPr>
-            <w:lang w:val="en_US" w:bidi="en_US"/>
-          </w:rPr>
-          <w:rPr>
-            <w:color w:val="0000EE"/>
-            <w:u w:val="single"/>
-          </w:rPr>
-          <w:t>15</w:t>
-        </w:r>
-      </w:hyperlink>
+      <w:r>
+        <w:rPr>
+          <w:lang w:val="en_US" w:bidi="en_US"/>
+        </w:rPr>
+        <w:t>15</w:t>
+      </w:r>
       <w:r>
         <w:rPr>
           <w:lang w:val="en_US" w:bidi="en_US"/>
         </w:rPr>
         <w:t xml:space="preserve">). Those who accept God's offer of salvation, whether Jews or non-Jews, experience "life from the dead" (see </w:t>
       </w:r>
-      <w:hyperlink r:id="rId147">
-        <w:r>
-          <w:rPr>
-            <w:lang w:val="en_US" w:bidi="en_US"/>
-          </w:rPr>
-          <w:rPr>
-            <w:color w:val="0000EE"/>
-            <w:u w:val="single"/>
-          </w:rPr>
-          <w:t>11:15</w:t>
-        </w:r>
-      </w:hyperlink>
+      <w:r>
+        <w:rPr>
+          <w:lang w:val="en_US" w:bidi="en_US"/>
+        </w:rPr>
+        <w:t>11:15</w:t>
+      </w:r>
       <w:r>
         <w:rPr>
           <w:lang w:val="en_US" w:bidi="en_US"/>
         </w:rPr>
         <w:t xml:space="preserve">). They will one day experience "the resurrection of the dead" (see </w:t>
       </w:r>
-      <w:hyperlink r:id="rId148">
-        <w:r>
-          <w:rPr>
-            <w:lang w:val="en_US" w:bidi="en_US"/>
-          </w:rPr>
-          <w:rPr>
-            <w:color w:val="0000EE"/>
-            <w:u w:val="single"/>
-          </w:rPr>
-          <w:t>1 Corinthians 15:20–26</w:t>
-        </w:r>
-      </w:hyperlink>
+      <w:r>
+        <w:rPr>
+          <w:lang w:val="en_US" w:bidi="en_US"/>
+        </w:rPr>
+        <w:t>1 Corinthians 15:20–26</w:t>
+      </w:r>
       <w:r>
         <w:rPr>
           <w:lang w:val="en_US" w:bidi="en_US"/>
         </w:rPr>
         <w:t>). At the end of history, a large community of Jews and non-Jews will praise God for his mercy. Then everyone will see and understand God's great wisdom and love (</w:t>
       </w:r>
-      <w:hyperlink r:id="rId149">
-        <w:r>
-          <w:rPr>
-            <w:lang w:val="en_US" w:bidi="en_US"/>
-          </w:rPr>
-          <w:rPr>
-            <w:color w:val="0000EE"/>
-            <w:u w:val="single"/>
-          </w:rPr>
-          <w:t>Romans 11:33–36</w:t>
-        </w:r>
-      </w:hyperlink>
+      <w:r>
+        <w:rPr>
+          <w:lang w:val="en_US" w:bidi="en_US"/>
+        </w:rPr>
+        <w:t>Romans 11:33–36</w:t>
+      </w:r>
       <w:r>
         <w:rPr>
           <w:lang w:val="en_US" w:bidi="en_US"/>
@@ -4118,594 +3134,396 @@
           <w:lang w:val="en_US" w:bidi="en_US"/>
         </w:rPr>
       </w:r>
-      <w:hyperlink r:id="rId150">
-        <w:r>
-          <w:rPr>
-            <w:lang w:val="en_US" w:bidi="en_US"/>
-          </w:rPr>
-          <w:rPr>
-            <w:color w:val="0000EE"/>
-            <w:u w:val="single"/>
-          </w:rPr>
-          <w:t>Deuteronomy 7:7–8</w:t>
-        </w:r>
-      </w:hyperlink>
-      <w:r>
-        <w:rPr>
-          <w:lang w:val="en_US" w:bidi="en_US"/>
-        </w:rPr>
-        <w:t xml:space="preserve">; </w:t>
-      </w:r>
-      <w:hyperlink r:id="rId151">
-        <w:r>
-          <w:rPr>
-            <w:lang w:val="en_US" w:bidi="en_US"/>
-          </w:rPr>
-          <w:rPr>
-            <w:color w:val="0000EE"/>
-            <w:u w:val="single"/>
-          </w:rPr>
-          <w:t>32:19–21</w:t>
-        </w:r>
-      </w:hyperlink>
-      <w:r>
-        <w:rPr>
-          <w:lang w:val="en_US" w:bidi="en_US"/>
-        </w:rPr>
-        <w:t xml:space="preserve">; </w:t>
-      </w:r>
-      <w:hyperlink r:id="rId152">
-        <w:r>
-          <w:rPr>
-            <w:lang w:val="en_US" w:bidi="en_US"/>
-          </w:rPr>
-          <w:rPr>
-            <w:color w:val="0000EE"/>
-            <w:u w:val="single"/>
-          </w:rPr>
-          <w:t>Isaiah 9:1–3</w:t>
-        </w:r>
-      </w:hyperlink>
-      <w:r>
-        <w:rPr>
-          <w:lang w:val="en_US" w:bidi="en_US"/>
-        </w:rPr>
-        <w:t xml:space="preserve">; </w:t>
-      </w:r>
-      <w:hyperlink r:id="rId153">
-        <w:r>
-          <w:rPr>
-            <w:lang w:val="en_US" w:bidi="en_US"/>
-          </w:rPr>
-          <w:rPr>
-            <w:color w:val="0000EE"/>
-            <w:u w:val="single"/>
-          </w:rPr>
-          <w:t>49:6</w:t>
-        </w:r>
-      </w:hyperlink>
-      <w:r>
-        <w:rPr>
-          <w:lang w:val="en_US" w:bidi="en_US"/>
-        </w:rPr>
-        <w:t xml:space="preserve">; </w:t>
-      </w:r>
-      <w:hyperlink r:id="rId154">
-        <w:r>
-          <w:rPr>
-            <w:lang w:val="en_US" w:bidi="en_US"/>
-          </w:rPr>
-          <w:rPr>
-            <w:color w:val="0000EE"/>
-            <w:u w:val="single"/>
-          </w:rPr>
-          <w:t>Matthew 4:15–16</w:t>
-        </w:r>
-      </w:hyperlink>
-      <w:r>
-        <w:rPr>
-          <w:lang w:val="en_US" w:bidi="en_US"/>
-        </w:rPr>
-        <w:t xml:space="preserve">; </w:t>
-      </w:r>
-      <w:hyperlink r:id="rId155">
-        <w:r>
-          <w:rPr>
-            <w:lang w:val="en_US" w:bidi="en_US"/>
-          </w:rPr>
-          <w:rPr>
-            <w:color w:val="0000EE"/>
-            <w:u w:val="single"/>
-          </w:rPr>
-          <w:t>8:10–12</w:t>
-        </w:r>
-      </w:hyperlink>
-      <w:r>
-        <w:rPr>
-          <w:lang w:val="en_US" w:bidi="en_US"/>
-        </w:rPr>
-        <w:t xml:space="preserve">; </w:t>
-      </w:r>
-      <w:hyperlink r:id="rId156">
-        <w:r>
-          <w:rPr>
-            <w:lang w:val="en_US" w:bidi="en_US"/>
-          </w:rPr>
-          <w:rPr>
-            <w:color w:val="0000EE"/>
-            <w:u w:val="single"/>
-          </w:rPr>
-          <w:t>15:21–28</w:t>
-        </w:r>
-      </w:hyperlink>
-      <w:r>
-        <w:rPr>
-          <w:lang w:val="en_US" w:bidi="en_US"/>
-        </w:rPr>
-        <w:t xml:space="preserve">; </w:t>
-      </w:r>
-      <w:hyperlink r:id="rId44">
-        <w:r>
-          <w:rPr>
-            <w:lang w:val="en_US" w:bidi="en_US"/>
-          </w:rPr>
-          <w:rPr>
-            <w:color w:val="0000EE"/>
-            <w:u w:val="single"/>
-          </w:rPr>
-          <w:t>Luke 21:20–24</w:t>
-        </w:r>
-      </w:hyperlink>
-      <w:r>
-        <w:rPr>
-          <w:lang w:val="en_US" w:bidi="en_US"/>
-        </w:rPr>
-        <w:t xml:space="preserve">; </w:t>
-      </w:r>
-      <w:hyperlink r:id="rId157">
-        <w:r>
-          <w:rPr>
-            <w:lang w:val="en_US" w:bidi="en_US"/>
-          </w:rPr>
-          <w:rPr>
-            <w:color w:val="0000EE"/>
-            <w:u w:val="single"/>
-          </w:rPr>
-          <w:t>Acts 2:38–39</w:t>
-        </w:r>
-      </w:hyperlink>
-      <w:r>
-        <w:rPr>
-          <w:lang w:val="en_US" w:bidi="en_US"/>
-        </w:rPr>
-        <w:t xml:space="preserve">; </w:t>
-      </w:r>
-      <w:hyperlink r:id="rId158">
-        <w:r>
-          <w:rPr>
-            <w:lang w:val="en_US" w:bidi="en_US"/>
-          </w:rPr>
-          <w:rPr>
-            <w:color w:val="0000EE"/>
-            <w:u w:val="single"/>
-          </w:rPr>
-          <w:t>10:45–46</w:t>
-        </w:r>
-      </w:hyperlink>
-      <w:r>
-        <w:rPr>
-          <w:lang w:val="en_US" w:bidi="en_US"/>
-        </w:rPr>
-        <w:t xml:space="preserve">; </w:t>
-      </w:r>
-      <w:hyperlink r:id="rId159">
-        <w:r>
-          <w:rPr>
-            <w:lang w:val="en_US" w:bidi="en_US"/>
-          </w:rPr>
-          <w:rPr>
-            <w:color w:val="0000EE"/>
-            <w:u w:val="single"/>
-          </w:rPr>
-          <w:t>11:12–18</w:t>
-        </w:r>
-      </w:hyperlink>
-      <w:r>
-        <w:rPr>
-          <w:lang w:val="en_US" w:bidi="en_US"/>
-        </w:rPr>
-        <w:t xml:space="preserve">; </w:t>
-      </w:r>
-      <w:hyperlink r:id="rId138">
-        <w:r>
-          <w:rPr>
-            <w:lang w:val="en_US" w:bidi="en_US"/>
-          </w:rPr>
-          <w:rPr>
-            <w:color w:val="0000EE"/>
-            <w:u w:val="single"/>
-          </w:rPr>
-          <w:t>13:42–49</w:t>
-        </w:r>
-      </w:hyperlink>
-      <w:r>
-        <w:rPr>
-          <w:lang w:val="en_US" w:bidi="en_US"/>
-        </w:rPr>
-        <w:t xml:space="preserve">; </w:t>
-      </w:r>
-      <w:hyperlink r:id="rId139">
-        <w:r>
-          <w:rPr>
-            <w:lang w:val="en_US" w:bidi="en_US"/>
-          </w:rPr>
-          <w:rPr>
-            <w:color w:val="0000EE"/>
-            <w:u w:val="single"/>
-          </w:rPr>
-          <w:t>18:4–6</w:t>
-        </w:r>
-      </w:hyperlink>
-      <w:r>
-        <w:rPr>
-          <w:lang w:val="en_US" w:bidi="en_US"/>
-        </w:rPr>
-        <w:t xml:space="preserve">; </w:t>
-      </w:r>
-      <w:hyperlink r:id="rId142">
-        <w:r>
-          <w:rPr>
-            <w:lang w:val="en_US" w:bidi="en_US"/>
-          </w:rPr>
-          <w:rPr>
-            <w:color w:val="0000EE"/>
-            <w:u w:val="single"/>
-          </w:rPr>
-          <w:t>26:15–18</w:t>
-        </w:r>
-      </w:hyperlink>
-      <w:r>
-        <w:rPr>
-          <w:lang w:val="en_US" w:bidi="en_US"/>
-        </w:rPr>
-        <w:t xml:space="preserve">; </w:t>
-      </w:r>
-      <w:hyperlink r:id="rId140">
-        <w:r>
-          <w:rPr>
-            <w:lang w:val="en_US" w:bidi="en_US"/>
-          </w:rPr>
-          <w:rPr>
-            <w:color w:val="0000EE"/>
-            <w:u w:val="single"/>
-          </w:rPr>
-          <w:t>28:23–28</w:t>
-        </w:r>
-      </w:hyperlink>
-      <w:r>
-        <w:rPr>
-          <w:lang w:val="en_US" w:bidi="en_US"/>
-        </w:rPr>
-        <w:t xml:space="preserve">; </w:t>
-      </w:r>
-      <w:hyperlink r:id="rId160">
-        <w:r>
-          <w:rPr>
-            <w:lang w:val="en_US" w:bidi="en_US"/>
-          </w:rPr>
-          <w:rPr>
-            <w:color w:val="0000EE"/>
-            <w:u w:val="single"/>
-          </w:rPr>
-          <w:t>Romans 1:5–6</w:t>
-        </w:r>
-      </w:hyperlink>
+      <w:r>
+        <w:rPr>
+          <w:lang w:val="en_US" w:bidi="en_US"/>
+        </w:rPr>
+        <w:t>Deuteronomy 7:7–8</w:t>
+      </w:r>
+      <w:r>
+        <w:rPr>
+          <w:lang w:val="en_US" w:bidi="en_US"/>
+        </w:rPr>
+        <w:t xml:space="preserve">; </w:t>
+      </w:r>
+      <w:r>
+        <w:rPr>
+          <w:lang w:val="en_US" w:bidi="en_US"/>
+        </w:rPr>
+        <w:t>32:19–21</w:t>
+      </w:r>
+      <w:r>
+        <w:rPr>
+          <w:lang w:val="en_US" w:bidi="en_US"/>
+        </w:rPr>
+        <w:t xml:space="preserve">; </w:t>
+      </w:r>
+      <w:r>
+        <w:rPr>
+          <w:lang w:val="en_US" w:bidi="en_US"/>
+        </w:rPr>
+        <w:t>Isaiah 9:1–3</w:t>
+      </w:r>
+      <w:r>
+        <w:rPr>
+          <w:lang w:val="en_US" w:bidi="en_US"/>
+        </w:rPr>
+        <w:t xml:space="preserve">; </w:t>
+      </w:r>
+      <w:r>
+        <w:rPr>
+          <w:lang w:val="en_US" w:bidi="en_US"/>
+        </w:rPr>
+        <w:t>49:6</w:t>
+      </w:r>
+      <w:r>
+        <w:rPr>
+          <w:lang w:val="en_US" w:bidi="en_US"/>
+        </w:rPr>
+        <w:t xml:space="preserve">; </w:t>
+      </w:r>
+      <w:r>
+        <w:rPr>
+          <w:lang w:val="en_US" w:bidi="en_US"/>
+        </w:rPr>
+        <w:t>Matthew 4:15–16</w:t>
+      </w:r>
+      <w:r>
+        <w:rPr>
+          <w:lang w:val="en_US" w:bidi="en_US"/>
+        </w:rPr>
+        <w:t xml:space="preserve">; </w:t>
+      </w:r>
+      <w:r>
+        <w:rPr>
+          <w:lang w:val="en_US" w:bidi="en_US"/>
+        </w:rPr>
+        <w:t>8:10–12</w:t>
+      </w:r>
+      <w:r>
+        <w:rPr>
+          <w:lang w:val="en_US" w:bidi="en_US"/>
+        </w:rPr>
+        <w:t xml:space="preserve">; </w:t>
+      </w:r>
+      <w:r>
+        <w:rPr>
+          <w:lang w:val="en_US" w:bidi="en_US"/>
+        </w:rPr>
+        <w:t>15:21–28</w:t>
+      </w:r>
+      <w:r>
+        <w:rPr>
+          <w:lang w:val="en_US" w:bidi="en_US"/>
+        </w:rPr>
+        <w:t xml:space="preserve">; </w:t>
+      </w:r>
+      <w:r>
+        <w:rPr>
+          <w:lang w:val="en_US" w:bidi="en_US"/>
+        </w:rPr>
+        <w:t>Luke 21:20–24</w:t>
+      </w:r>
+      <w:r>
+        <w:rPr>
+          <w:lang w:val="en_US" w:bidi="en_US"/>
+        </w:rPr>
+        <w:t xml:space="preserve">; </w:t>
+      </w:r>
+      <w:r>
+        <w:rPr>
+          <w:lang w:val="en_US" w:bidi="en_US"/>
+        </w:rPr>
+        <w:t>Acts 2:38–39</w:t>
+      </w:r>
+      <w:r>
+        <w:rPr>
+          <w:lang w:val="en_US" w:bidi="en_US"/>
+        </w:rPr>
+        <w:t xml:space="preserve">; </w:t>
+      </w:r>
+      <w:r>
+        <w:rPr>
+          <w:lang w:val="en_US" w:bidi="en_US"/>
+        </w:rPr>
+        <w:t>10:45–46</w:t>
+      </w:r>
+      <w:r>
+        <w:rPr>
+          <w:lang w:val="en_US" w:bidi="en_US"/>
+        </w:rPr>
+        <w:t xml:space="preserve">; </w:t>
+      </w:r>
+      <w:r>
+        <w:rPr>
+          <w:lang w:val="en_US" w:bidi="en_US"/>
+        </w:rPr>
+        <w:t>11:12–18</w:t>
+      </w:r>
+      <w:r>
+        <w:rPr>
+          <w:lang w:val="en_US" w:bidi="en_US"/>
+        </w:rPr>
+        <w:t xml:space="preserve">; </w:t>
+      </w:r>
+      <w:r>
+        <w:rPr>
+          <w:lang w:val="en_US" w:bidi="en_US"/>
+        </w:rPr>
+        <w:t>13:42–49</w:t>
+      </w:r>
+      <w:r>
+        <w:rPr>
+          <w:lang w:val="en_US" w:bidi="en_US"/>
+        </w:rPr>
+        <w:t xml:space="preserve">; </w:t>
+      </w:r>
+      <w:r>
+        <w:rPr>
+          <w:lang w:val="en_US" w:bidi="en_US"/>
+        </w:rPr>
+        <w:t>18:4–6</w:t>
+      </w:r>
+      <w:r>
+        <w:rPr>
+          <w:lang w:val="en_US" w:bidi="en_US"/>
+        </w:rPr>
+        <w:t xml:space="preserve">; </w:t>
+      </w:r>
+      <w:r>
+        <w:rPr>
+          <w:lang w:val="en_US" w:bidi="en_US"/>
+        </w:rPr>
+        <w:t>26:15–18</w:t>
+      </w:r>
+      <w:r>
+        <w:rPr>
+          <w:lang w:val="en_US" w:bidi="en_US"/>
+        </w:rPr>
+        <w:t xml:space="preserve">; </w:t>
+      </w:r>
+      <w:r>
+        <w:rPr>
+          <w:lang w:val="en_US" w:bidi="en_US"/>
+        </w:rPr>
+        <w:t>28:23–28</w:t>
+      </w:r>
+      <w:r>
+        <w:rPr>
+          <w:lang w:val="en_US" w:bidi="en_US"/>
+        </w:rPr>
+        <w:t xml:space="preserve">; </w:t>
+      </w:r>
+      <w:r>
+        <w:rPr>
+          <w:lang w:val="en_US" w:bidi="en_US"/>
+        </w:rPr>
+        <w:t>Romans 1:5–6</w:t>
+      </w:r>
       <w:r>
         <w:rPr>
           <w:lang w:val="en_US" w:bidi="en_US"/>
         </w:rPr>
         <w:t xml:space="preserve">, </w:t>
       </w:r>
-      <w:hyperlink r:id="rId161">
-        <w:r>
-          <w:rPr>
-            <w:lang w:val="en_US" w:bidi="en_US"/>
-          </w:rPr>
-          <w:rPr>
-            <w:color w:val="0000EE"/>
-            <w:u w:val="single"/>
-          </w:rPr>
-          <w:t>16–17</w:t>
-        </w:r>
-      </w:hyperlink>
-      <w:r>
-        <w:rPr>
-          <w:lang w:val="en_US" w:bidi="en_US"/>
-        </w:rPr>
-        <w:t xml:space="preserve">; </w:t>
-      </w:r>
-      <w:hyperlink r:id="rId162">
-        <w:r>
-          <w:rPr>
-            <w:lang w:val="en_US" w:bidi="en_US"/>
-          </w:rPr>
-          <w:rPr>
-            <w:color w:val="0000EE"/>
-            <w:u w:val="single"/>
-          </w:rPr>
-          <w:t>2:9–10</w:t>
-        </w:r>
-      </w:hyperlink>
+      <w:r>
+        <w:rPr>
+          <w:lang w:val="en_US" w:bidi="en_US"/>
+        </w:rPr>
+        <w:t>16–17</w:t>
+      </w:r>
+      <w:r>
+        <w:rPr>
+          <w:lang w:val="en_US" w:bidi="en_US"/>
+        </w:rPr>
+        <w:t xml:space="preserve">; </w:t>
+      </w:r>
+      <w:r>
+        <w:rPr>
+          <w:lang w:val="en_US" w:bidi="en_US"/>
+        </w:rPr>
+        <w:t>2:9–10</w:t>
+      </w:r>
       <w:r>
         <w:rPr>
           <w:lang w:val="en_US" w:bidi="en_US"/>
         </w:rPr>
         <w:t xml:space="preserve">, </w:t>
       </w:r>
-      <w:hyperlink r:id="rId163">
-        <w:r>
-          <w:rPr>
-            <w:lang w:val="en_US" w:bidi="en_US"/>
-          </w:rPr>
-          <w:rPr>
-            <w:color w:val="0000EE"/>
-            <w:u w:val="single"/>
-          </w:rPr>
-          <w:t>24–27</w:t>
-        </w:r>
-      </w:hyperlink>
-      <w:r>
-        <w:rPr>
-          <w:lang w:val="en_US" w:bidi="en_US"/>
-        </w:rPr>
-        <w:t xml:space="preserve">; </w:t>
-      </w:r>
-      <w:hyperlink r:id="rId164">
-        <w:r>
-          <w:rPr>
-            <w:lang w:val="en_US" w:bidi="en_US"/>
-          </w:rPr>
-          <w:rPr>
-            <w:color w:val="0000EE"/>
-            <w:u w:val="single"/>
-          </w:rPr>
-          <w:t>3:9</w:t>
-        </w:r>
-      </w:hyperlink>
+      <w:r>
+        <w:rPr>
+          <w:lang w:val="en_US" w:bidi="en_US"/>
+        </w:rPr>
+        <w:t>24–27</w:t>
+      </w:r>
+      <w:r>
+        <w:rPr>
+          <w:lang w:val="en_US" w:bidi="en_US"/>
+        </w:rPr>
+        <w:t xml:space="preserve">; </w:t>
+      </w:r>
+      <w:r>
+        <w:rPr>
+          <w:lang w:val="en_US" w:bidi="en_US"/>
+        </w:rPr>
+        <w:t>3:9</w:t>
+      </w:r>
       <w:r>
         <w:rPr>
           <w:lang w:val="en_US" w:bidi="en_US"/>
         </w:rPr>
         <w:t xml:space="preserve">, </w:t>
       </w:r>
-      <w:hyperlink r:id="rId165">
-        <w:r>
-          <w:rPr>
-            <w:lang w:val="en_US" w:bidi="en_US"/>
-          </w:rPr>
-          <w:rPr>
-            <w:color w:val="0000EE"/>
-            <w:u w:val="single"/>
-          </w:rPr>
-          <w:t>29–30</w:t>
-        </w:r>
-      </w:hyperlink>
-      <w:r>
-        <w:rPr>
-          <w:lang w:val="en_US" w:bidi="en_US"/>
-        </w:rPr>
-        <w:t xml:space="preserve">; </w:t>
-      </w:r>
-      <w:hyperlink r:id="rId166">
-        <w:r>
-          <w:rPr>
-            <w:lang w:val="en_US" w:bidi="en_US"/>
-          </w:rPr>
-          <w:rPr>
-            <w:color w:val="0000EE"/>
-            <w:u w:val="single"/>
-          </w:rPr>
-          <w:t>9:25–33</w:t>
-        </w:r>
-      </w:hyperlink>
-      <w:r>
-        <w:rPr>
-          <w:lang w:val="en_US" w:bidi="en_US"/>
-        </w:rPr>
-        <w:t xml:space="preserve">; </w:t>
-      </w:r>
-      <w:hyperlink r:id="rId167">
-        <w:r>
-          <w:rPr>
-            <w:lang w:val="en_US" w:bidi="en_US"/>
-          </w:rPr>
-          <w:rPr>
-            <w:color w:val="0000EE"/>
-            <w:u w:val="single"/>
-          </w:rPr>
-          <w:t>10:11–13</w:t>
-        </w:r>
-      </w:hyperlink>
-      <w:r>
-        <w:rPr>
-          <w:lang w:val="en_US" w:bidi="en_US"/>
-        </w:rPr>
-        <w:t xml:space="preserve">; </w:t>
-      </w:r>
-      <w:hyperlink r:id="rId168">
-        <w:r>
-          <w:rPr>
-            <w:lang w:val="en_US" w:bidi="en_US"/>
-          </w:rPr>
-          <w:rPr>
-            <w:color w:val="0000EE"/>
-            <w:u w:val="single"/>
-          </w:rPr>
-          <w:t>11:11–36</w:t>
-        </w:r>
-      </w:hyperlink>
-      <w:r>
-        <w:rPr>
-          <w:lang w:val="en_US" w:bidi="en_US"/>
-        </w:rPr>
-        <w:t xml:space="preserve">; </w:t>
-      </w:r>
-      <w:hyperlink r:id="rId169">
-        <w:r>
-          <w:rPr>
-            <w:lang w:val="en_US" w:bidi="en_US"/>
-          </w:rPr>
-          <w:rPr>
-            <w:color w:val="0000EE"/>
-            <w:u w:val="single"/>
-          </w:rPr>
-          <w:t>15:7–13</w:t>
-        </w:r>
-      </w:hyperlink>
+      <w:r>
+        <w:rPr>
+          <w:lang w:val="en_US" w:bidi="en_US"/>
+        </w:rPr>
+        <w:t>29–30</w:t>
+      </w:r>
+      <w:r>
+        <w:rPr>
+          <w:lang w:val="en_US" w:bidi="en_US"/>
+        </w:rPr>
+        <w:t xml:space="preserve">; </w:t>
+      </w:r>
+      <w:r>
+        <w:rPr>
+          <w:lang w:val="en_US" w:bidi="en_US"/>
+        </w:rPr>
+        <w:t>9:25–33</w:t>
+      </w:r>
+      <w:r>
+        <w:rPr>
+          <w:lang w:val="en_US" w:bidi="en_US"/>
+        </w:rPr>
+        <w:t xml:space="preserve">; </w:t>
+      </w:r>
+      <w:r>
+        <w:rPr>
+          <w:lang w:val="en_US" w:bidi="en_US"/>
+        </w:rPr>
+        <w:t>10:11–13</w:t>
+      </w:r>
+      <w:r>
+        <w:rPr>
+          <w:lang w:val="en_US" w:bidi="en_US"/>
+        </w:rPr>
+        <w:t xml:space="preserve">; </w:t>
+      </w:r>
+      <w:r>
+        <w:rPr>
+          <w:lang w:val="en_US" w:bidi="en_US"/>
+        </w:rPr>
+        <w:t>11:11–36</w:t>
+      </w:r>
+      <w:r>
+        <w:rPr>
+          <w:lang w:val="en_US" w:bidi="en_US"/>
+        </w:rPr>
+        <w:t xml:space="preserve">; </w:t>
+      </w:r>
+      <w:r>
+        <w:rPr>
+          <w:lang w:val="en_US" w:bidi="en_US"/>
+        </w:rPr>
+        <w:t>15:7–13</w:t>
+      </w:r>
       <w:r>
         <w:rPr>
           <w:lang w:val="en_US" w:bidi="en_US"/>
         </w:rPr>
         <w:t xml:space="preserve">, </w:t>
       </w:r>
-      <w:hyperlink r:id="rId170">
-        <w:r>
-          <w:rPr>
-            <w:lang w:val="en_US" w:bidi="en_US"/>
-          </w:rPr>
-          <w:rPr>
-            <w:color w:val="0000EE"/>
-            <w:u w:val="single"/>
-          </w:rPr>
-          <w:t>27</w:t>
-        </w:r>
-      </w:hyperlink>
-      <w:r>
-        <w:rPr>
-          <w:lang w:val="en_US" w:bidi="en_US"/>
-        </w:rPr>
-        <w:t xml:space="preserve">; </w:t>
-      </w:r>
-      <w:hyperlink r:id="rId171">
-        <w:r>
-          <w:rPr>
-            <w:lang w:val="en_US" w:bidi="en_US"/>
-          </w:rPr>
-          <w:rPr>
-            <w:color w:val="0000EE"/>
-            <w:u w:val="single"/>
-          </w:rPr>
-          <w:t>1 Corinthians 12:13</w:t>
-        </w:r>
-      </w:hyperlink>
-      <w:r>
-        <w:rPr>
-          <w:lang w:val="en_US" w:bidi="en_US"/>
-        </w:rPr>
-        <w:t xml:space="preserve">; </w:t>
-      </w:r>
-      <w:hyperlink r:id="rId172">
-        <w:r>
-          <w:rPr>
-            <w:lang w:val="en_US" w:bidi="en_US"/>
-          </w:rPr>
-          <w:rPr>
-            <w:color w:val="0000EE"/>
-            <w:u w:val="single"/>
-          </w:rPr>
-          <w:t>Galatians 2:8–21</w:t>
-        </w:r>
-      </w:hyperlink>
-      <w:r>
-        <w:rPr>
-          <w:lang w:val="en_US" w:bidi="en_US"/>
-        </w:rPr>
-        <w:t xml:space="preserve">; </w:t>
-      </w:r>
-      <w:hyperlink r:id="rId173">
-        <w:r>
-          <w:rPr>
-            <w:lang w:val="en_US" w:bidi="en_US"/>
-          </w:rPr>
-          <w:rPr>
-            <w:color w:val="0000EE"/>
-            <w:u w:val="single"/>
-          </w:rPr>
-          <w:t>3:8–9</w:t>
-        </w:r>
-      </w:hyperlink>
+      <w:r>
+        <w:rPr>
+          <w:lang w:val="en_US" w:bidi="en_US"/>
+        </w:rPr>
+        <w:t>27</w:t>
+      </w:r>
+      <w:r>
+        <w:rPr>
+          <w:lang w:val="en_US" w:bidi="en_US"/>
+        </w:rPr>
+        <w:t xml:space="preserve">; </w:t>
+      </w:r>
+      <w:r>
+        <w:rPr>
+          <w:lang w:val="en_US" w:bidi="en_US"/>
+        </w:rPr>
+        <w:t>1 Corinthians 12:13</w:t>
+      </w:r>
+      <w:r>
+        <w:rPr>
+          <w:lang w:val="en_US" w:bidi="en_US"/>
+        </w:rPr>
+        <w:t xml:space="preserve">; </w:t>
+      </w:r>
+      <w:r>
+        <w:rPr>
+          <w:lang w:val="en_US" w:bidi="en_US"/>
+        </w:rPr>
+        <w:t>Galatians 2:8–21</w:t>
+      </w:r>
+      <w:r>
+        <w:rPr>
+          <w:lang w:val="en_US" w:bidi="en_US"/>
+        </w:rPr>
+        <w:t xml:space="preserve">; </w:t>
+      </w:r>
+      <w:r>
+        <w:rPr>
+          <w:lang w:val="en_US" w:bidi="en_US"/>
+        </w:rPr>
+        <w:t>3:8–9</w:t>
+      </w:r>
       <w:r>
         <w:rPr>
           <w:lang w:val="en_US" w:bidi="en_US"/>
         </w:rPr>
         <w:t xml:space="preserve">, </w:t>
       </w:r>
-      <w:hyperlink r:id="rId174">
-        <w:r>
-          <w:rPr>
-            <w:lang w:val="en_US" w:bidi="en_US"/>
-          </w:rPr>
-          <w:rPr>
-            <w:color w:val="0000EE"/>
-            <w:u w:val="single"/>
-          </w:rPr>
-          <w:t>26–29</w:t>
-        </w:r>
-      </w:hyperlink>
-      <w:r>
-        <w:rPr>
-          <w:lang w:val="en_US" w:bidi="en_US"/>
-        </w:rPr>
-        <w:t xml:space="preserve">; </w:t>
-      </w:r>
-      <w:hyperlink r:id="rId175">
-        <w:r>
-          <w:rPr>
-            <w:lang w:val="en_US" w:bidi="en_US"/>
-          </w:rPr>
-          <w:rPr>
-            <w:color w:val="0000EE"/>
-            <w:u w:val="single"/>
-          </w:rPr>
-          <w:t>Ephesians 2:11–22</w:t>
-        </w:r>
-      </w:hyperlink>
-      <w:r>
-        <w:rPr>
-          <w:lang w:val="en_US" w:bidi="en_US"/>
-        </w:rPr>
-        <w:t xml:space="preserve">; </w:t>
-      </w:r>
-      <w:hyperlink r:id="rId176">
-        <w:r>
-          <w:rPr>
-            <w:lang w:val="en_US" w:bidi="en_US"/>
-          </w:rPr>
-          <w:rPr>
-            <w:color w:val="0000EE"/>
-            <w:u w:val="single"/>
-          </w:rPr>
-          <w:t>3:6</w:t>
-        </w:r>
-      </w:hyperlink>
-      <w:r>
-        <w:rPr>
-          <w:lang w:val="en_US" w:bidi="en_US"/>
-        </w:rPr>
-        <w:t xml:space="preserve">; </w:t>
-      </w:r>
-      <w:hyperlink r:id="rId177">
-        <w:r>
-          <w:rPr>
-            <w:lang w:val="en_US" w:bidi="en_US"/>
-          </w:rPr>
-          <w:rPr>
-            <w:color w:val="0000EE"/>
-            <w:u w:val="single"/>
-          </w:rPr>
-          <w:t>Colossians 3:11</w:t>
-        </w:r>
-      </w:hyperlink>
+      <w:r>
+        <w:rPr>
+          <w:lang w:val="en_US" w:bidi="en_US"/>
+        </w:rPr>
+        <w:t>26–29</w:t>
+      </w:r>
+      <w:r>
+        <w:rPr>
+          <w:lang w:val="en_US" w:bidi="en_US"/>
+        </w:rPr>
+        <w:t xml:space="preserve">; </w:t>
+      </w:r>
+      <w:r>
+        <w:rPr>
+          <w:lang w:val="en_US" w:bidi="en_US"/>
+        </w:rPr>
+        <w:t>Ephesians 2:11–22</w:t>
+      </w:r>
+      <w:r>
+        <w:rPr>
+          <w:lang w:val="en_US" w:bidi="en_US"/>
+        </w:rPr>
+        <w:t xml:space="preserve">; </w:t>
+      </w:r>
+      <w:r>
+        <w:rPr>
+          <w:lang w:val="en_US" w:bidi="en_US"/>
+        </w:rPr>
+        <w:t>3:6</w:t>
+      </w:r>
+      <w:r>
+        <w:rPr>
+          <w:lang w:val="en_US" w:bidi="en_US"/>
+        </w:rPr>
+        <w:t xml:space="preserve">; </w:t>
+      </w:r>
+      <w:r>
+        <w:rPr>
+          <w:lang w:val="en_US" w:bidi="en_US"/>
+        </w:rPr>
+        <w:t>Colossians 3:11</w:t>
+      </w:r>
       <w:r>
         <w:rPr>
           <w:lang w:val="en_US" w:bidi="en_US"/>
@@ -4754,54 +3572,36 @@
         </w:rPr>
         <w:t>Job’s comforters could not accept the idea that any human could be truly innocent (</w:t>
       </w:r>
-      <w:hyperlink r:id="rId178">
-        <w:r>
-          <w:rPr>
-            <w:lang w:val="en_US" w:bidi="en_US"/>
-          </w:rPr>
-          <w:rPr>
-            <w:color w:val="0000EE"/>
-            <w:u w:val="single"/>
-          </w:rPr>
-          <w:t>Job 4:17–19</w:t>
-        </w:r>
-      </w:hyperlink>
-      <w:r>
-        <w:rPr>
-          <w:lang w:val="en_US" w:bidi="en_US"/>
-        </w:rPr>
-        <w:t xml:space="preserve">; </w:t>
-      </w:r>
-      <w:hyperlink r:id="rId179">
-        <w:r>
-          <w:rPr>
-            <w:lang w:val="en_US" w:bidi="en_US"/>
-          </w:rPr>
-          <w:rPr>
-            <w:color w:val="0000EE"/>
-            <w:u w:val="single"/>
-          </w:rPr>
-          <w:t>15:14–16</w:t>
-        </w:r>
-      </w:hyperlink>
-      <w:r>
-        <w:rPr>
-          <w:lang w:val="en_US" w:bidi="en_US"/>
-        </w:rPr>
-        <w:t xml:space="preserve">; </w:t>
-      </w:r>
-      <w:hyperlink r:id="rId180">
-        <w:r>
-          <w:rPr>
-            <w:lang w:val="en_US" w:bidi="en_US"/>
-          </w:rPr>
-          <w:rPr>
-            <w:color w:val="0000EE"/>
-            <w:u w:val="single"/>
-          </w:rPr>
-          <w:t>25:4–6</w:t>
-        </w:r>
-      </w:hyperlink>
+      <w:r>
+        <w:rPr>
+          <w:lang w:val="en_US" w:bidi="en_US"/>
+        </w:rPr>
+        <w:t>Job 4:17–19</w:t>
+      </w:r>
+      <w:r>
+        <w:rPr>
+          <w:lang w:val="en_US" w:bidi="en_US"/>
+        </w:rPr>
+        <w:t xml:space="preserve">; </w:t>
+      </w:r>
+      <w:r>
+        <w:rPr>
+          <w:lang w:val="en_US" w:bidi="en_US"/>
+        </w:rPr>
+        <w:t>15:14–16</w:t>
+      </w:r>
+      <w:r>
+        <w:rPr>
+          <w:lang w:val="en_US" w:bidi="en_US"/>
+        </w:rPr>
+        <w:t xml:space="preserve">; </w:t>
+      </w:r>
+      <w:r>
+        <w:rPr>
+          <w:lang w:val="en_US" w:bidi="en_US"/>
+        </w:rPr>
+        <w:t>25:4–6</w:t>
+      </w:r>
       <w:r>
         <w:rPr>
           <w:lang w:val="en_US" w:bidi="en_US"/>
@@ -4832,36 +3632,24 @@
         </w:rPr>
         <w:t>" (</w:t>
       </w:r>
-      <w:hyperlink r:id="rId181">
-        <w:r>
-          <w:rPr>
-            <w:lang w:val="en_US" w:bidi="en_US"/>
-          </w:rPr>
-          <w:rPr>
-            <w:color w:val="0000EE"/>
-            <w:u w:val="single"/>
-          </w:rPr>
-          <w:t>Romans 3:10</w:t>
-        </w:r>
-      </w:hyperlink>
+      <w:r>
+        <w:rPr>
+          <w:lang w:val="en_US" w:bidi="en_US"/>
+        </w:rPr>
+        <w:t>Romans 3:10</w:t>
+      </w:r>
       <w:r>
         <w:rPr>
           <w:lang w:val="en_US" w:bidi="en_US"/>
         </w:rPr>
         <w:t xml:space="preserve">, </w:t>
       </w:r>
-      <w:hyperlink r:id="rId182">
-        <w:r>
-          <w:rPr>
-            <w:lang w:val="en_US" w:bidi="en_US"/>
-          </w:rPr>
-          <w:rPr>
-            <w:color w:val="0000EE"/>
-            <w:u w:val="single"/>
-          </w:rPr>
-          <w:t>23</w:t>
-        </w:r>
-      </w:hyperlink>
+      <w:r>
+        <w:rPr>
+          <w:lang w:val="en_US" w:bidi="en_US"/>
+        </w:rPr>
+        <w:t>23</w:t>
+      </w:r>
       <w:r>
         <w:rPr>
           <w:lang w:val="en_US" w:bidi="en_US"/>
@@ -4882,36 +3670,24 @@
         </w:rPr>
         <w:t>Eliphaz and the others misunderstood Job’s position. When they denied that Job could be right or pure, they were referring to the absolute difference between the Creator (God) and the creature (humans). But Job was not claiming to be completely pure. He admitted he had sinned when he was young (</w:t>
       </w:r>
-      <w:hyperlink r:id="rId183">
-        <w:r>
-          <w:rPr>
-            <w:lang w:val="en_US" w:bidi="en_US"/>
-          </w:rPr>
-          <w:rPr>
-            <w:color w:val="0000EE"/>
-            <w:u w:val="single"/>
-          </w:rPr>
-          <w:t>Job 13:26</w:t>
-        </w:r>
-      </w:hyperlink>
+      <w:r>
+        <w:rPr>
+          <w:lang w:val="en_US" w:bidi="en_US"/>
+        </w:rPr>
+        <w:t>Job 13:26</w:t>
+      </w:r>
       <w:r>
         <w:rPr>
           <w:lang w:val="en_US" w:bidi="en_US"/>
         </w:rPr>
         <w:t>). And he knew he needed God to forgive his sins and remove his guilt (</w:t>
       </w:r>
-      <w:hyperlink r:id="rId184">
-        <w:r>
-          <w:rPr>
-            <w:lang w:val="en_US" w:bidi="en_US"/>
-          </w:rPr>
-          <w:rPr>
-            <w:color w:val="0000EE"/>
-            <w:u w:val="single"/>
-          </w:rPr>
-          <w:t>14:16–17</w:t>
-        </w:r>
-      </w:hyperlink>
+      <w:r>
+        <w:rPr>
+          <w:lang w:val="en_US" w:bidi="en_US"/>
+        </w:rPr>
+        <w:t>14:16–17</w:t>
+      </w:r>
       <w:r>
         <w:rPr>
           <w:lang w:val="en_US" w:bidi="en_US"/>
@@ -4932,108 +3708,72 @@
         </w:rPr>
         <w:t>At the same time, Job often stated his honesty and his innocence in his relationship with God (</w:t>
       </w:r>
-      <w:hyperlink r:id="rId185">
-        <w:r>
-          <w:rPr>
-            <w:lang w:val="en_US" w:bidi="en_US"/>
-          </w:rPr>
-          <w:rPr>
-            <w:color w:val="0000EE"/>
-            <w:u w:val="single"/>
-          </w:rPr>
-          <w:t>Job 13:14–18</w:t>
-        </w:r>
-      </w:hyperlink>
-      <w:r>
-        <w:rPr>
-          <w:lang w:val="en_US" w:bidi="en_US"/>
-        </w:rPr>
-        <w:t xml:space="preserve">; </w:t>
-      </w:r>
-      <w:hyperlink r:id="rId186">
-        <w:r>
-          <w:rPr>
-            <w:lang w:val="en_US" w:bidi="en_US"/>
-          </w:rPr>
-          <w:rPr>
-            <w:color w:val="0000EE"/>
-            <w:u w:val="single"/>
-          </w:rPr>
-          <w:t>23:10–12</w:t>
-        </w:r>
-      </w:hyperlink>
-      <w:r>
-        <w:rPr>
-          <w:lang w:val="en_US" w:bidi="en_US"/>
-        </w:rPr>
-        <w:t xml:space="preserve">; </w:t>
-      </w:r>
-      <w:hyperlink r:id="rId187">
-        <w:r>
-          <w:rPr>
-            <w:lang w:val="en_US" w:bidi="en_US"/>
-          </w:rPr>
-          <w:rPr>
-            <w:color w:val="0000EE"/>
-            <w:u w:val="single"/>
-          </w:rPr>
-          <w:t>27:3–6</w:t>
-        </w:r>
-      </w:hyperlink>
-      <w:r>
-        <w:rPr>
-          <w:lang w:val="en_US" w:bidi="en_US"/>
-        </w:rPr>
-        <w:t xml:space="preserve">; </w:t>
-      </w:r>
-      <w:hyperlink r:id="rId188">
-        <w:r>
-          <w:rPr>
-            <w:lang w:val="en_US" w:bidi="en_US"/>
-          </w:rPr>
-          <w:rPr>
-            <w:color w:val="0000EE"/>
-            <w:u w:val="single"/>
-          </w:rPr>
-          <w:t>31:1–40</w:t>
-        </w:r>
-      </w:hyperlink>
+      <w:r>
+        <w:rPr>
+          <w:lang w:val="en_US" w:bidi="en_US"/>
+        </w:rPr>
+        <w:t>Job 13:14–18</w:t>
+      </w:r>
+      <w:r>
+        <w:rPr>
+          <w:lang w:val="en_US" w:bidi="en_US"/>
+        </w:rPr>
+        <w:t xml:space="preserve">; </w:t>
+      </w:r>
+      <w:r>
+        <w:rPr>
+          <w:lang w:val="en_US" w:bidi="en_US"/>
+        </w:rPr>
+        <w:t>23:10–12</w:t>
+      </w:r>
+      <w:r>
+        <w:rPr>
+          <w:lang w:val="en_US" w:bidi="en_US"/>
+        </w:rPr>
+        <w:t xml:space="preserve">; </w:t>
+      </w:r>
+      <w:r>
+        <w:rPr>
+          <w:lang w:val="en_US" w:bidi="en_US"/>
+        </w:rPr>
+        <w:t>27:3–6</w:t>
+      </w:r>
+      <w:r>
+        <w:rPr>
+          <w:lang w:val="en_US" w:bidi="en_US"/>
+        </w:rPr>
+        <w:t xml:space="preserve">; </w:t>
+      </w:r>
+      <w:r>
+        <w:rPr>
+          <w:lang w:val="en_US" w:bidi="en_US"/>
+        </w:rPr>
+        <w:t>31:1–40</w:t>
+      </w:r>
       <w:r>
         <w:rPr>
           <w:lang w:val="en_US" w:bidi="en_US"/>
         </w:rPr>
         <w:t>). Even Eliphaz admitted that Job lived an upright life (</w:t>
       </w:r>
-      <w:hyperlink r:id="rId189">
-        <w:r>
-          <w:rPr>
-            <w:lang w:val="en_US" w:bidi="en_US"/>
-          </w:rPr>
-          <w:rPr>
-            <w:color w:val="0000EE"/>
-            <w:u w:val="single"/>
-          </w:rPr>
-          <w:t>4:6</w:t>
-        </w:r>
-      </w:hyperlink>
+      <w:r>
+        <w:rPr>
+          <w:lang w:val="en_US" w:bidi="en_US"/>
+        </w:rPr>
+        <w:t>4:6</w:t>
+      </w:r>
       <w:r>
         <w:rPr>
           <w:lang w:val="en_US" w:bidi="en_US"/>
         </w:rPr>
         <w:t>). Job’s faith led him to seek an audience with God, believing in God's justice despite his suffering. Job continued to hope for a Redeemer (</w:t>
       </w:r>
-      <w:hyperlink r:id="rId190">
-        <w:r>
-          <w:rPr>
-            <w:lang w:val="en_US" w:bidi="en_US"/>
-          </w:rPr>
-          <w:rPr>
-            <w:color w:val="0000EE"/>
-            <w:u w:val="single"/>
-          </w:rPr>
-          <w:t>19:25</w:t>
-        </w:r>
-      </w:hyperlink>
+      <w:r>
+        <w:rPr>
+          <w:lang w:val="en_US" w:bidi="en_US"/>
+        </w:rPr>
+        <w:t>19:25</w:t>
+      </w:r>
       <w:r>
         <w:rPr>
           <w:lang w:val="en_US" w:bidi="en_US"/>
@@ -5054,144 +3794,96 @@
         </w:rPr>
         <w:t>God's justice might require a mediator, and it might not be clear before death (</w:t>
       </w:r>
-      <w:hyperlink r:id="rId191">
-        <w:r>
-          <w:rPr>
-            <w:lang w:val="en_US" w:bidi="en_US"/>
-          </w:rPr>
-          <w:rPr>
-            <w:color w:val="0000EE"/>
-            <w:u w:val="single"/>
-          </w:rPr>
-          <w:t>Job 9:33–35</w:t>
-        </w:r>
-      </w:hyperlink>
-      <w:r>
-        <w:rPr>
-          <w:lang w:val="en_US" w:bidi="en_US"/>
-        </w:rPr>
-        <w:t xml:space="preserve">; </w:t>
-      </w:r>
-      <w:hyperlink r:id="rId192">
-        <w:r>
-          <w:rPr>
-            <w:lang w:val="en_US" w:bidi="en_US"/>
-          </w:rPr>
-          <w:rPr>
-            <w:color w:val="0000EE"/>
-            <w:u w:val="single"/>
-          </w:rPr>
-          <w:t>19:26</w:t>
-        </w:r>
-      </w:hyperlink>
+      <w:r>
+        <w:rPr>
+          <w:lang w:val="en_US" w:bidi="en_US"/>
+        </w:rPr>
+        <w:t>Job 9:33–35</w:t>
+      </w:r>
+      <w:r>
+        <w:rPr>
+          <w:lang w:val="en_US" w:bidi="en_US"/>
+        </w:rPr>
+        <w:t xml:space="preserve">; </w:t>
+      </w:r>
+      <w:r>
+        <w:rPr>
+          <w:lang w:val="en_US" w:bidi="en_US"/>
+        </w:rPr>
+        <w:t>19:26</w:t>
+      </w:r>
       <w:r>
         <w:rPr>
           <w:lang w:val="en_US" w:bidi="en_US"/>
         </w:rPr>
         <w:t>). But Job trusted that he would be proven innocent. He lived "by faith, not by sight" (</w:t>
       </w:r>
-      <w:hyperlink r:id="rId193">
-        <w:r>
-          <w:rPr>
-            <w:lang w:val="en_US" w:bidi="en_US"/>
-          </w:rPr>
-          <w:rPr>
-            <w:color w:val="0000EE"/>
-            <w:u w:val="single"/>
-          </w:rPr>
-          <w:t>2 Corinthians 5:7</w:t>
-        </w:r>
-      </w:hyperlink>
+      <w:r>
+        <w:rPr>
+          <w:lang w:val="en_US" w:bidi="en_US"/>
+        </w:rPr>
+        <w:t>2 Corinthians 5:7</w:t>
+      </w:r>
       <w:r>
         <w:rPr>
           <w:lang w:val="en_US" w:bidi="en_US"/>
         </w:rPr>
         <w:t xml:space="preserve">; see also </w:t>
       </w:r>
-      <w:hyperlink r:id="rId194">
-        <w:r>
-          <w:rPr>
-            <w:lang w:val="en_US" w:bidi="en_US"/>
-          </w:rPr>
-          <w:rPr>
-            <w:color w:val="0000EE"/>
-            <w:u w:val="single"/>
-          </w:rPr>
-          <w:t>Romans 8:24</w:t>
-        </w:r>
-      </w:hyperlink>
-      <w:r>
-        <w:rPr>
-          <w:lang w:val="en_US" w:bidi="en_US"/>
-        </w:rPr>
-        <w:t xml:space="preserve">; </w:t>
-      </w:r>
-      <w:hyperlink r:id="rId195">
-        <w:r>
-          <w:rPr>
-            <w:lang w:val="en_US" w:bidi="en_US"/>
-          </w:rPr>
-          <w:rPr>
-            <w:color w:val="0000EE"/>
-            <w:u w:val="single"/>
-          </w:rPr>
-          <w:t>1 Corinthians 13:12</w:t>
-        </w:r>
-      </w:hyperlink>
-      <w:r>
-        <w:rPr>
-          <w:lang w:val="en_US" w:bidi="en_US"/>
-        </w:rPr>
-        <w:t xml:space="preserve">; </w:t>
-      </w:r>
-      <w:hyperlink r:id="rId196">
-        <w:r>
-          <w:rPr>
-            <w:lang w:val="en_US" w:bidi="en_US"/>
-          </w:rPr>
-          <w:rPr>
-            <w:color w:val="0000EE"/>
-            <w:u w:val="single"/>
-          </w:rPr>
-          <w:t>2 Corinthians 4:18</w:t>
-        </w:r>
-      </w:hyperlink>
-      <w:r>
-        <w:rPr>
-          <w:lang w:val="en_US" w:bidi="en_US"/>
-        </w:rPr>
-        <w:t xml:space="preserve">; </w:t>
-      </w:r>
-      <w:hyperlink r:id="rId197">
-        <w:r>
-          <w:rPr>
-            <w:lang w:val="en_US" w:bidi="en_US"/>
-          </w:rPr>
-          <w:rPr>
-            <w:color w:val="0000EE"/>
-            <w:u w:val="single"/>
-          </w:rPr>
-          <w:t>Hebrews 11:1–2</w:t>
-        </w:r>
-      </w:hyperlink>
-      <w:r>
-        <w:rPr>
-          <w:lang w:val="en_US" w:bidi="en_US"/>
-        </w:rPr>
-        <w:t xml:space="preserve">; </w:t>
-      </w:r>
-      <w:hyperlink r:id="rId198">
-        <w:r>
-          <w:rPr>
-            <w:lang w:val="en_US" w:bidi="en_US"/>
-          </w:rPr>
-          <w:rPr>
-            <w:color w:val="0000EE"/>
-            <w:u w:val="single"/>
-          </w:rPr>
-          <w:t>1 Peter 1:6–8</w:t>
-        </w:r>
-      </w:hyperlink>
+      <w:r>
+        <w:rPr>
+          <w:lang w:val="en_US" w:bidi="en_US"/>
+        </w:rPr>
+        <w:t>Romans 8:24</w:t>
+      </w:r>
+      <w:r>
+        <w:rPr>
+          <w:lang w:val="en_US" w:bidi="en_US"/>
+        </w:rPr>
+        <w:t xml:space="preserve">; </w:t>
+      </w:r>
+      <w:r>
+        <w:rPr>
+          <w:lang w:val="en_US" w:bidi="en_US"/>
+        </w:rPr>
+        <w:t>1 Corinthians 13:12</w:t>
+      </w:r>
+      <w:r>
+        <w:rPr>
+          <w:lang w:val="en_US" w:bidi="en_US"/>
+        </w:rPr>
+        <w:t xml:space="preserve">; </w:t>
+      </w:r>
+      <w:r>
+        <w:rPr>
+          <w:lang w:val="en_US" w:bidi="en_US"/>
+        </w:rPr>
+        <w:t>2 Corinthians 4:18</w:t>
+      </w:r>
+      <w:r>
+        <w:rPr>
+          <w:lang w:val="en_US" w:bidi="en_US"/>
+        </w:rPr>
+        <w:t xml:space="preserve">; </w:t>
+      </w:r>
+      <w:r>
+        <w:rPr>
+          <w:lang w:val="en_US" w:bidi="en_US"/>
+        </w:rPr>
+        <w:t>Hebrews 11:1–2</w:t>
+      </w:r>
+      <w:r>
+        <w:rPr>
+          <w:lang w:val="en_US" w:bidi="en_US"/>
+        </w:rPr>
+        <w:t xml:space="preserve">; </w:t>
+      </w:r>
+      <w:r>
+        <w:rPr>
+          <w:lang w:val="en_US" w:bidi="en_US"/>
+        </w:rPr>
+        <w:t>1 Peter 1:6–8</w:t>
+      </w:r>
       <w:r>
         <w:rPr>
           <w:lang w:val="en_US" w:bidi="en_US"/>
@@ -5224,108 +3916,72 @@
         </w:rPr>
         <w:t>" (</w:t>
       </w:r>
-      <w:hyperlink r:id="rId199">
-        <w:r>
-          <w:rPr>
-            <w:lang w:val="en_US" w:bidi="en_US"/>
-          </w:rPr>
-          <w:rPr>
-            <w:color w:val="0000EE"/>
-            <w:u w:val="single"/>
-          </w:rPr>
-          <w:t>Job 1:1</w:t>
-        </w:r>
-      </w:hyperlink>
+      <w:r>
+        <w:rPr>
+          <w:lang w:val="en_US" w:bidi="en_US"/>
+        </w:rPr>
+        <w:t>Job 1:1</w:t>
+      </w:r>
       <w:r>
         <w:rPr>
           <w:lang w:val="en_US" w:bidi="en_US"/>
         </w:rPr>
         <w:t xml:space="preserve">, </w:t>
       </w:r>
-      <w:hyperlink r:id="rId200">
-        <w:r>
-          <w:rPr>
-            <w:lang w:val="en_US" w:bidi="en_US"/>
-          </w:rPr>
-          <w:rPr>
-            <w:color w:val="0000EE"/>
-            <w:u w:val="single"/>
-          </w:rPr>
-          <w:t>8</w:t>
-        </w:r>
-      </w:hyperlink>
-      <w:r>
-        <w:rPr>
-          <w:lang w:val="en_US" w:bidi="en_US"/>
-        </w:rPr>
-        <w:t xml:space="preserve">; </w:t>
-      </w:r>
-      <w:hyperlink r:id="rId201">
-        <w:r>
-          <w:rPr>
-            <w:lang w:val="en_US" w:bidi="en_US"/>
-          </w:rPr>
-          <w:rPr>
-            <w:color w:val="0000EE"/>
-            <w:u w:val="single"/>
-          </w:rPr>
-          <w:t>2:3</w:t>
-        </w:r>
-      </w:hyperlink>
-      <w:r>
-        <w:rPr>
-          <w:lang w:val="en_US" w:bidi="en_US"/>
-        </w:rPr>
-        <w:t xml:space="preserve">; </w:t>
-      </w:r>
-      <w:hyperlink r:id="rId202">
-        <w:r>
-          <w:rPr>
-            <w:lang w:val="en_US" w:bidi="en_US"/>
-          </w:rPr>
-          <w:rPr>
-            <w:color w:val="0000EE"/>
-            <w:u w:val="single"/>
-          </w:rPr>
-          <w:t>42:7–8</w:t>
-        </w:r>
-      </w:hyperlink>
+      <w:r>
+        <w:rPr>
+          <w:lang w:val="en_US" w:bidi="en_US"/>
+        </w:rPr>
+        <w:t>8</w:t>
+      </w:r>
+      <w:r>
+        <w:rPr>
+          <w:lang w:val="en_US" w:bidi="en_US"/>
+        </w:rPr>
+        <w:t xml:space="preserve">; </w:t>
+      </w:r>
+      <w:r>
+        <w:rPr>
+          <w:lang w:val="en_US" w:bidi="en_US"/>
+        </w:rPr>
+        <w:t>2:3</w:t>
+      </w:r>
+      <w:r>
+        <w:rPr>
+          <w:lang w:val="en_US" w:bidi="en_US"/>
+        </w:rPr>
+        <w:t xml:space="preserve">; </w:t>
+      </w:r>
+      <w:r>
+        <w:rPr>
+          <w:lang w:val="en_US" w:bidi="en_US"/>
+        </w:rPr>
+        <w:t>42:7–8</w:t>
+      </w:r>
       <w:r>
         <w:rPr>
           <w:lang w:val="en_US" w:bidi="en_US"/>
         </w:rPr>
         <w:t xml:space="preserve">). God does the same for us when we, like Job, put our complete trust in him (see </w:t>
       </w:r>
-      <w:hyperlink r:id="rId203">
-        <w:r>
-          <w:rPr>
-            <w:lang w:val="en_US" w:bidi="en_US"/>
-          </w:rPr>
-          <w:rPr>
-            <w:color w:val="0000EE"/>
-            <w:u w:val="single"/>
-          </w:rPr>
-          <w:t>Romans 4:4–5</w:t>
-        </w:r>
-      </w:hyperlink>
-      <w:r>
-        <w:rPr>
-          <w:lang w:val="en_US" w:bidi="en_US"/>
-        </w:rPr>
-        <w:t xml:space="preserve">; </w:t>
-      </w:r>
-      <w:hyperlink r:id="rId204">
-        <w:r>
-          <w:rPr>
-            <w:lang w:val="en_US" w:bidi="en_US"/>
-          </w:rPr>
-          <w:rPr>
-            <w:color w:val="0000EE"/>
-            <w:u w:val="single"/>
-          </w:rPr>
-          <w:t>James 2:23</w:t>
-        </w:r>
-      </w:hyperlink>
+      <w:r>
+        <w:rPr>
+          <w:lang w:val="en_US" w:bidi="en_US"/>
+        </w:rPr>
+        <w:t>Romans 4:4–5</w:t>
+      </w:r>
+      <w:r>
+        <w:rPr>
+          <w:lang w:val="en_US" w:bidi="en_US"/>
+        </w:rPr>
+        <w:t xml:space="preserve">; </w:t>
+      </w:r>
+      <w:r>
+        <w:rPr>
+          <w:lang w:val="en_US" w:bidi="en_US"/>
+        </w:rPr>
+        <w:t>James 2:23</w:t>
+      </w:r>
       <w:r>
         <w:rPr>
           <w:lang w:val="en_US" w:bidi="en_US"/>
@@ -5355,450 +4011,300 @@
           <w:lang w:val="en_US" w:bidi="en_US"/>
         </w:rPr>
       </w:r>
-      <w:hyperlink r:id="rId205">
-        <w:r>
-          <w:rPr>
-            <w:lang w:val="en_US" w:bidi="en_US"/>
-          </w:rPr>
-          <w:rPr>
-            <w:color w:val="0000EE"/>
-            <w:u w:val="single"/>
-          </w:rPr>
-          <w:t>1 Kings 8:46</w:t>
-        </w:r>
-      </w:hyperlink>
-      <w:r>
-        <w:rPr>
-          <w:lang w:val="en_US" w:bidi="en_US"/>
-        </w:rPr>
-        <w:t xml:space="preserve">; </w:t>
-      </w:r>
-      <w:hyperlink r:id="rId199">
-        <w:r>
-          <w:rPr>
-            <w:lang w:val="en_US" w:bidi="en_US"/>
-          </w:rPr>
-          <w:rPr>
-            <w:color w:val="0000EE"/>
-            <w:u w:val="single"/>
-          </w:rPr>
-          <w:t>Job 1:1</w:t>
-        </w:r>
-      </w:hyperlink>
+      <w:r>
+        <w:rPr>
+          <w:lang w:val="en_US" w:bidi="en_US"/>
+        </w:rPr>
+        <w:t>1 Kings 8:46</w:t>
+      </w:r>
+      <w:r>
+        <w:rPr>
+          <w:lang w:val="en_US" w:bidi="en_US"/>
+        </w:rPr>
+        <w:t xml:space="preserve">; </w:t>
+      </w:r>
+      <w:r>
+        <w:rPr>
+          <w:lang w:val="en_US" w:bidi="en_US"/>
+        </w:rPr>
+        <w:t>Job 1:1</w:t>
+      </w:r>
       <w:r>
         <w:rPr>
           <w:lang w:val="en_US" w:bidi="en_US"/>
         </w:rPr>
         <w:t xml:space="preserve">, </w:t>
       </w:r>
-      <w:hyperlink r:id="rId206">
-        <w:r>
-          <w:rPr>
-            <w:lang w:val="en_US" w:bidi="en_US"/>
-          </w:rPr>
-          <w:rPr>
-            <w:color w:val="0000EE"/>
-            <w:u w:val="single"/>
-          </w:rPr>
-          <w:t>8–11</w:t>
-        </w:r>
-      </w:hyperlink>
-      <w:r>
-        <w:rPr>
-          <w:lang w:val="en_US" w:bidi="en_US"/>
-        </w:rPr>
-        <w:t xml:space="preserve">; </w:t>
-      </w:r>
-      <w:hyperlink r:id="rId207">
-        <w:r>
-          <w:rPr>
-            <w:lang w:val="en_US" w:bidi="en_US"/>
-          </w:rPr>
-          <w:rPr>
-            <w:color w:val="0000EE"/>
-            <w:u w:val="single"/>
-          </w:rPr>
-          <w:t>2:3–5</w:t>
-        </w:r>
-      </w:hyperlink>
-      <w:r>
-        <w:rPr>
-          <w:lang w:val="en_US" w:bidi="en_US"/>
-        </w:rPr>
-        <w:t xml:space="preserve">; </w:t>
-      </w:r>
-      <w:hyperlink r:id="rId189">
-        <w:r>
-          <w:rPr>
-            <w:lang w:val="en_US" w:bidi="en_US"/>
-          </w:rPr>
-          <w:rPr>
-            <w:color w:val="0000EE"/>
-            <w:u w:val="single"/>
-          </w:rPr>
-          <w:t>4:6</w:t>
-        </w:r>
-      </w:hyperlink>
-      <w:r>
-        <w:rPr>
-          <w:lang w:val="en_US" w:bidi="en_US"/>
-        </w:rPr>
-        <w:t xml:space="preserve">; </w:t>
-      </w:r>
-      <w:hyperlink r:id="rId208">
-        <w:r>
-          <w:rPr>
-            <w:lang w:val="en_US" w:bidi="en_US"/>
-          </w:rPr>
-          <w:rPr>
-            <w:color w:val="0000EE"/>
-            <w:u w:val="single"/>
-          </w:rPr>
-          <w:t>9:33–34</w:t>
-        </w:r>
-      </w:hyperlink>
-      <w:r>
-        <w:rPr>
-          <w:lang w:val="en_US" w:bidi="en_US"/>
-        </w:rPr>
-        <w:t xml:space="preserve">; </w:t>
-      </w:r>
-      <w:hyperlink r:id="rId209">
-        <w:r>
-          <w:rPr>
-            <w:lang w:val="en_US" w:bidi="en_US"/>
-          </w:rPr>
-          <w:rPr>
-            <w:color w:val="0000EE"/>
-            <w:u w:val="single"/>
-          </w:rPr>
-          <w:t>13:18</w:t>
-        </w:r>
-      </w:hyperlink>
-      <w:r>
-        <w:rPr>
-          <w:lang w:val="en_US" w:bidi="en_US"/>
-        </w:rPr>
-        <w:t xml:space="preserve">; </w:t>
-      </w:r>
-      <w:hyperlink r:id="rId184">
-        <w:r>
-          <w:rPr>
-            <w:lang w:val="en_US" w:bidi="en_US"/>
-          </w:rPr>
-          <w:rPr>
-            <w:color w:val="0000EE"/>
-            <w:u w:val="single"/>
-          </w:rPr>
-          <w:t>14:16–17</w:t>
-        </w:r>
-      </w:hyperlink>
-      <w:r>
-        <w:rPr>
-          <w:lang w:val="en_US" w:bidi="en_US"/>
-        </w:rPr>
-        <w:t xml:space="preserve">; </w:t>
-      </w:r>
-      <w:hyperlink r:id="rId210">
-        <w:r>
-          <w:rPr>
-            <w:lang w:val="en_US" w:bidi="en_US"/>
-          </w:rPr>
-          <w:rPr>
-            <w:color w:val="0000EE"/>
-            <w:u w:val="single"/>
-          </w:rPr>
-          <w:t>15:14</w:t>
-        </w:r>
-      </w:hyperlink>
-      <w:r>
-        <w:rPr>
-          <w:lang w:val="en_US" w:bidi="en_US"/>
-        </w:rPr>
-        <w:t xml:space="preserve">; </w:t>
-      </w:r>
-      <w:hyperlink r:id="rId211">
-        <w:r>
-          <w:rPr>
-            <w:lang w:val="en_US" w:bidi="en_US"/>
-          </w:rPr>
-          <w:rPr>
-            <w:color w:val="0000EE"/>
-            <w:u w:val="single"/>
-          </w:rPr>
-          <w:t>19:25–26</w:t>
-        </w:r>
-      </w:hyperlink>
-      <w:r>
-        <w:rPr>
-          <w:lang w:val="en_US" w:bidi="en_US"/>
-        </w:rPr>
-        <w:t xml:space="preserve">; </w:t>
-      </w:r>
-      <w:hyperlink r:id="rId212">
-        <w:r>
-          <w:rPr>
-            <w:lang w:val="en_US" w:bidi="en_US"/>
-          </w:rPr>
-          <w:rPr>
-            <w:color w:val="0000EE"/>
-            <w:u w:val="single"/>
-          </w:rPr>
-          <w:t>23:10</w:t>
-        </w:r>
-      </w:hyperlink>
-      <w:r>
-        <w:rPr>
-          <w:lang w:val="en_US" w:bidi="en_US"/>
-        </w:rPr>
-        <w:t xml:space="preserve">; </w:t>
-      </w:r>
-      <w:hyperlink r:id="rId213">
-        <w:r>
-          <w:rPr>
-            <w:lang w:val="en_US" w:bidi="en_US"/>
-          </w:rPr>
-          <w:rPr>
-            <w:color w:val="0000EE"/>
-            <w:u w:val="single"/>
-          </w:rPr>
-          <w:t>25:4</w:t>
-        </w:r>
-      </w:hyperlink>
-      <w:r>
-        <w:rPr>
-          <w:lang w:val="en_US" w:bidi="en_US"/>
-        </w:rPr>
-        <w:t xml:space="preserve">; </w:t>
-      </w:r>
-      <w:hyperlink r:id="rId214">
-        <w:r>
-          <w:rPr>
-            <w:lang w:val="en_US" w:bidi="en_US"/>
-          </w:rPr>
-          <w:rPr>
-            <w:color w:val="0000EE"/>
-            <w:u w:val="single"/>
-          </w:rPr>
-          <w:t>27:5–6</w:t>
-        </w:r>
-      </w:hyperlink>
-      <w:r>
-        <w:rPr>
-          <w:lang w:val="en_US" w:bidi="en_US"/>
-        </w:rPr>
-        <w:t xml:space="preserve">; </w:t>
-      </w:r>
-      <w:hyperlink r:id="rId202">
-        <w:r>
-          <w:rPr>
-            <w:lang w:val="en_US" w:bidi="en_US"/>
-          </w:rPr>
-          <w:rPr>
-            <w:color w:val="0000EE"/>
-            <w:u w:val="single"/>
-          </w:rPr>
-          <w:t>42:7–8</w:t>
-        </w:r>
-      </w:hyperlink>
-      <w:r>
-        <w:rPr>
-          <w:lang w:val="en_US" w:bidi="en_US"/>
-        </w:rPr>
-        <w:t xml:space="preserve">; </w:t>
-      </w:r>
-      <w:hyperlink r:id="rId215">
-        <w:r>
-          <w:rPr>
-            <w:lang w:val="en_US" w:bidi="en_US"/>
-          </w:rPr>
-          <w:rPr>
-            <w:color w:val="0000EE"/>
-            <w:u w:val="single"/>
-          </w:rPr>
-          <w:t>Psalms 25:7</w:t>
-        </w:r>
-      </w:hyperlink>
-      <w:r>
-        <w:rPr>
-          <w:lang w:val="en_US" w:bidi="en_US"/>
-        </w:rPr>
-        <w:t xml:space="preserve">; </w:t>
-      </w:r>
-      <w:hyperlink r:id="rId216">
-        <w:r>
-          <w:rPr>
-            <w:lang w:val="en_US" w:bidi="en_US"/>
-          </w:rPr>
-          <w:rPr>
-            <w:color w:val="0000EE"/>
-            <w:u w:val="single"/>
-          </w:rPr>
-          <w:t>37:37</w:t>
-        </w:r>
-      </w:hyperlink>
-      <w:r>
-        <w:rPr>
-          <w:lang w:val="en_US" w:bidi="en_US"/>
-        </w:rPr>
-        <w:t xml:space="preserve">; </w:t>
-      </w:r>
-      <w:hyperlink r:id="rId217">
-        <w:r>
-          <w:rPr>
-            <w:lang w:val="en_US" w:bidi="en_US"/>
-          </w:rPr>
-          <w:rPr>
-            <w:color w:val="0000EE"/>
-            <w:u w:val="single"/>
-          </w:rPr>
-          <w:t>51:17</w:t>
-        </w:r>
-      </w:hyperlink>
-      <w:r>
-        <w:rPr>
-          <w:lang w:val="en_US" w:bidi="en_US"/>
-        </w:rPr>
-        <w:t xml:space="preserve">; </w:t>
-      </w:r>
-      <w:hyperlink r:id="rId218">
-        <w:r>
-          <w:rPr>
-            <w:lang w:val="en_US" w:bidi="en_US"/>
-          </w:rPr>
-          <w:rPr>
-            <w:color w:val="0000EE"/>
-            <w:u w:val="single"/>
-          </w:rPr>
-          <w:t>Ezekiel 4:14</w:t>
-        </w:r>
-      </w:hyperlink>
-      <w:r>
-        <w:rPr>
-          <w:lang w:val="en_US" w:bidi="en_US"/>
-        </w:rPr>
-        <w:t xml:space="preserve">; </w:t>
-      </w:r>
-      <w:hyperlink r:id="rId181">
-        <w:r>
-          <w:rPr>
-            <w:lang w:val="en_US" w:bidi="en_US"/>
-          </w:rPr>
-          <w:rPr>
-            <w:color w:val="0000EE"/>
-            <w:u w:val="single"/>
-          </w:rPr>
-          <w:t>Romans 3:10</w:t>
-        </w:r>
-      </w:hyperlink>
+      <w:r>
+        <w:rPr>
+          <w:lang w:val="en_US" w:bidi="en_US"/>
+        </w:rPr>
+        <w:t>8–11</w:t>
+      </w:r>
+      <w:r>
+        <w:rPr>
+          <w:lang w:val="en_US" w:bidi="en_US"/>
+        </w:rPr>
+        <w:t xml:space="preserve">; </w:t>
+      </w:r>
+      <w:r>
+        <w:rPr>
+          <w:lang w:val="en_US" w:bidi="en_US"/>
+        </w:rPr>
+        <w:t>2:3–5</w:t>
+      </w:r>
+      <w:r>
+        <w:rPr>
+          <w:lang w:val="en_US" w:bidi="en_US"/>
+        </w:rPr>
+        <w:t xml:space="preserve">; </w:t>
+      </w:r>
+      <w:r>
+        <w:rPr>
+          <w:lang w:val="en_US" w:bidi="en_US"/>
+        </w:rPr>
+        <w:t>4:6</w:t>
+      </w:r>
+      <w:r>
+        <w:rPr>
+          <w:lang w:val="en_US" w:bidi="en_US"/>
+        </w:rPr>
+        <w:t xml:space="preserve">; </w:t>
+      </w:r>
+      <w:r>
+        <w:rPr>
+          <w:lang w:val="en_US" w:bidi="en_US"/>
+        </w:rPr>
+        <w:t>9:33–34</w:t>
+      </w:r>
+      <w:r>
+        <w:rPr>
+          <w:lang w:val="en_US" w:bidi="en_US"/>
+        </w:rPr>
+        <w:t xml:space="preserve">; </w:t>
+      </w:r>
+      <w:r>
+        <w:rPr>
+          <w:lang w:val="en_US" w:bidi="en_US"/>
+        </w:rPr>
+        <w:t>13:18</w:t>
+      </w:r>
+      <w:r>
+        <w:rPr>
+          <w:lang w:val="en_US" w:bidi="en_US"/>
+        </w:rPr>
+        <w:t xml:space="preserve">; </w:t>
+      </w:r>
+      <w:r>
+        <w:rPr>
+          <w:lang w:val="en_US" w:bidi="en_US"/>
+        </w:rPr>
+        <w:t>14:16–17</w:t>
+      </w:r>
+      <w:r>
+        <w:rPr>
+          <w:lang w:val="en_US" w:bidi="en_US"/>
+        </w:rPr>
+        <w:t xml:space="preserve">; </w:t>
+      </w:r>
+      <w:r>
+        <w:rPr>
+          <w:lang w:val="en_US" w:bidi="en_US"/>
+        </w:rPr>
+        <w:t>15:14</w:t>
+      </w:r>
+      <w:r>
+        <w:rPr>
+          <w:lang w:val="en_US" w:bidi="en_US"/>
+        </w:rPr>
+        <w:t xml:space="preserve">; </w:t>
+      </w:r>
+      <w:r>
+        <w:rPr>
+          <w:lang w:val="en_US" w:bidi="en_US"/>
+        </w:rPr>
+        <w:t>19:25–26</w:t>
+      </w:r>
+      <w:r>
+        <w:rPr>
+          <w:lang w:val="en_US" w:bidi="en_US"/>
+        </w:rPr>
+        <w:t xml:space="preserve">; </w:t>
+      </w:r>
+      <w:r>
+        <w:rPr>
+          <w:lang w:val="en_US" w:bidi="en_US"/>
+        </w:rPr>
+        <w:t>23:10</w:t>
+      </w:r>
+      <w:r>
+        <w:rPr>
+          <w:lang w:val="en_US" w:bidi="en_US"/>
+        </w:rPr>
+        <w:t xml:space="preserve">; </w:t>
+      </w:r>
+      <w:r>
+        <w:rPr>
+          <w:lang w:val="en_US" w:bidi="en_US"/>
+        </w:rPr>
+        <w:t>25:4</w:t>
+      </w:r>
+      <w:r>
+        <w:rPr>
+          <w:lang w:val="en_US" w:bidi="en_US"/>
+        </w:rPr>
+        <w:t xml:space="preserve">; </w:t>
+      </w:r>
+      <w:r>
+        <w:rPr>
+          <w:lang w:val="en_US" w:bidi="en_US"/>
+        </w:rPr>
+        <w:t>27:5–6</w:t>
+      </w:r>
+      <w:r>
+        <w:rPr>
+          <w:lang w:val="en_US" w:bidi="en_US"/>
+        </w:rPr>
+        <w:t xml:space="preserve">; </w:t>
+      </w:r>
+      <w:r>
+        <w:rPr>
+          <w:lang w:val="en_US" w:bidi="en_US"/>
+        </w:rPr>
+        <w:t>42:7–8</w:t>
+      </w:r>
+      <w:r>
+        <w:rPr>
+          <w:lang w:val="en_US" w:bidi="en_US"/>
+        </w:rPr>
+        <w:t xml:space="preserve">; </w:t>
+      </w:r>
+      <w:r>
+        <w:rPr>
+          <w:lang w:val="en_US" w:bidi="en_US"/>
+        </w:rPr>
+        <w:t>Psalms 25:7</w:t>
+      </w:r>
+      <w:r>
+        <w:rPr>
+          <w:lang w:val="en_US" w:bidi="en_US"/>
+        </w:rPr>
+        <w:t xml:space="preserve">; </w:t>
+      </w:r>
+      <w:r>
+        <w:rPr>
+          <w:lang w:val="en_US" w:bidi="en_US"/>
+        </w:rPr>
+        <w:t>37:37</w:t>
+      </w:r>
+      <w:r>
+        <w:rPr>
+          <w:lang w:val="en_US" w:bidi="en_US"/>
+        </w:rPr>
+        <w:t xml:space="preserve">; </w:t>
+      </w:r>
+      <w:r>
+        <w:rPr>
+          <w:lang w:val="en_US" w:bidi="en_US"/>
+        </w:rPr>
+        <w:t>51:17</w:t>
+      </w:r>
+      <w:r>
+        <w:rPr>
+          <w:lang w:val="en_US" w:bidi="en_US"/>
+        </w:rPr>
+        <w:t xml:space="preserve">; </w:t>
+      </w:r>
+      <w:r>
+        <w:rPr>
+          <w:lang w:val="en_US" w:bidi="en_US"/>
+        </w:rPr>
+        <w:t>Ezekiel 4:14</w:t>
+      </w:r>
+      <w:r>
+        <w:rPr>
+          <w:lang w:val="en_US" w:bidi="en_US"/>
+        </w:rPr>
+        <w:t xml:space="preserve">; </w:t>
+      </w:r>
+      <w:r>
+        <w:rPr>
+          <w:lang w:val="en_US" w:bidi="en_US"/>
+        </w:rPr>
+        <w:t>Romans 3:10</w:t>
+      </w:r>
       <w:r>
         <w:rPr>
           <w:lang w:val="en_US" w:bidi="en_US"/>
         </w:rPr>
         <w:t xml:space="preserve">, </w:t>
       </w:r>
-      <w:hyperlink r:id="rId182">
-        <w:r>
-          <w:rPr>
-            <w:lang w:val="en_US" w:bidi="en_US"/>
-          </w:rPr>
-          <w:rPr>
-            <w:color w:val="0000EE"/>
-            <w:u w:val="single"/>
-          </w:rPr>
-          <w:t>23</w:t>
-        </w:r>
-      </w:hyperlink>
+      <w:r>
+        <w:rPr>
+          <w:lang w:val="en_US" w:bidi="en_US"/>
+        </w:rPr>
+        <w:t>23</w:t>
+      </w:r>
       <w:r>
         <w:rPr>
           <w:lang w:val="en_US" w:bidi="en_US"/>
         </w:rPr>
         <w:t xml:space="preserve">, </w:t>
       </w:r>
-      <w:hyperlink r:id="rId219">
-        <w:r>
-          <w:rPr>
-            <w:lang w:val="en_US" w:bidi="en_US"/>
-          </w:rPr>
-          <w:rPr>
-            <w:color w:val="0000EE"/>
-            <w:u w:val="single"/>
-          </w:rPr>
-          <w:t>25</w:t>
-        </w:r>
-      </w:hyperlink>
-      <w:r>
-        <w:rPr>
-          <w:lang w:val="en_US" w:bidi="en_US"/>
-        </w:rPr>
-        <w:t xml:space="preserve">; </w:t>
-      </w:r>
-      <w:hyperlink r:id="rId203">
-        <w:r>
-          <w:rPr>
-            <w:lang w:val="en_US" w:bidi="en_US"/>
-          </w:rPr>
-          <w:rPr>
-            <w:color w:val="0000EE"/>
-            <w:u w:val="single"/>
-          </w:rPr>
-          <w:t>4:4–5</w:t>
-        </w:r>
-      </w:hyperlink>
-      <w:r>
-        <w:rPr>
-          <w:lang w:val="en_US" w:bidi="en_US"/>
-        </w:rPr>
-        <w:t xml:space="preserve">; </w:t>
-      </w:r>
-      <w:hyperlink r:id="rId220">
-        <w:r>
-          <w:rPr>
-            <w:lang w:val="en_US" w:bidi="en_US"/>
-          </w:rPr>
-          <w:rPr>
-            <w:color w:val="0000EE"/>
-            <w:u w:val="single"/>
-          </w:rPr>
-          <w:t>6:23</w:t>
-        </w:r>
-      </w:hyperlink>
-      <w:r>
-        <w:rPr>
-          <w:lang w:val="en_US" w:bidi="en_US"/>
-        </w:rPr>
-        <w:t xml:space="preserve">; </w:t>
-      </w:r>
-      <w:hyperlink r:id="rId195">
-        <w:r>
-          <w:rPr>
-            <w:lang w:val="en_US" w:bidi="en_US"/>
-          </w:rPr>
-          <w:rPr>
-            <w:color w:val="0000EE"/>
-            <w:u w:val="single"/>
-          </w:rPr>
-          <w:t>1 Corinthians 13:12</w:t>
-        </w:r>
-      </w:hyperlink>
-      <w:r>
-        <w:rPr>
-          <w:lang w:val="en_US" w:bidi="en_US"/>
-        </w:rPr>
-        <w:t xml:space="preserve">; </w:t>
-      </w:r>
-      <w:hyperlink r:id="rId196">
-        <w:r>
-          <w:rPr>
-            <w:lang w:val="en_US" w:bidi="en_US"/>
-          </w:rPr>
-          <w:rPr>
-            <w:color w:val="0000EE"/>
-            <w:u w:val="single"/>
-          </w:rPr>
-          <w:t>2 Corinthians 4:18</w:t>
-        </w:r>
-      </w:hyperlink>
+      <w:r>
+        <w:rPr>
+          <w:lang w:val="en_US" w:bidi="en_US"/>
+        </w:rPr>
+        <w:t>25</w:t>
+      </w:r>
+      <w:r>
+        <w:rPr>
+          <w:lang w:val="en_US" w:bidi="en_US"/>
+        </w:rPr>
+        <w:t xml:space="preserve">; </w:t>
+      </w:r>
+      <w:r>
+        <w:rPr>
+          <w:lang w:val="en_US" w:bidi="en_US"/>
+        </w:rPr>
+        <w:t>4:4–5</w:t>
+      </w:r>
+      <w:r>
+        <w:rPr>
+          <w:lang w:val="en_US" w:bidi="en_US"/>
+        </w:rPr>
+        <w:t xml:space="preserve">; </w:t>
+      </w:r>
+      <w:r>
+        <w:rPr>
+          <w:lang w:val="en_US" w:bidi="en_US"/>
+        </w:rPr>
+        <w:t>6:23</w:t>
+      </w:r>
+      <w:r>
+        <w:rPr>
+          <w:lang w:val="en_US" w:bidi="en_US"/>
+        </w:rPr>
+        <w:t xml:space="preserve">; </w:t>
+      </w:r>
+      <w:r>
+        <w:rPr>
+          <w:lang w:val="en_US" w:bidi="en_US"/>
+        </w:rPr>
+        <w:t>1 Corinthians 13:12</w:t>
+      </w:r>
+      <w:r>
+        <w:rPr>
+          <w:lang w:val="en_US" w:bidi="en_US"/>
+        </w:rPr>
+        <w:t xml:space="preserve">; </w:t>
+      </w:r>
+      <w:r>
+        <w:rPr>
+          <w:lang w:val="en_US" w:bidi="en_US"/>
+        </w:rPr>
+        <w:t>2 Corinthians 4:18</w:t>
+      </w:r>
       <w:r>
         <w:rPr>
           <w:lang w:val="en_US" w:bidi="en_US"/>
@@ -5847,54 +4353,36 @@
         </w:rPr>
         <w:t xml:space="preserve">In the first half of his Gospel, the apostle John describes various people who show true discipleship (see </w:t>
       </w:r>
-      <w:hyperlink r:id="rId221">
-        <w:r>
-          <w:rPr>
-            <w:lang w:val="en_US" w:bidi="en_US"/>
-          </w:rPr>
-          <w:rPr>
-            <w:color w:val="0000EE"/>
-            <w:u w:val="single"/>
-          </w:rPr>
-          <w:t>John 1:19–51</w:t>
-        </w:r>
-      </w:hyperlink>
-      <w:r>
-        <w:rPr>
-          <w:lang w:val="en_US" w:bidi="en_US"/>
-        </w:rPr>
-        <w:t xml:space="preserve">; </w:t>
-      </w:r>
-      <w:hyperlink r:id="rId222">
-        <w:r>
-          <w:rPr>
-            <w:lang w:val="en_US" w:bidi="en_US"/>
-          </w:rPr>
-          <w:rPr>
-            <w:color w:val="0000EE"/>
-            <w:u w:val="single"/>
-          </w:rPr>
-          <w:t>4:1–42</w:t>
-        </w:r>
-      </w:hyperlink>
-      <w:r>
-        <w:rPr>
-          <w:lang w:val="en_US" w:bidi="en_US"/>
-        </w:rPr>
-        <w:t xml:space="preserve">; </w:t>
-      </w:r>
-      <w:hyperlink r:id="rId223">
-        <w:r>
-          <w:rPr>
-            <w:lang w:val="en_US" w:bidi="en_US"/>
-          </w:rPr>
-          <w:rPr>
-            <w:color w:val="0000EE"/>
-            <w:u w:val="single"/>
-          </w:rPr>
-          <w:t>9:1–41</w:t>
-        </w:r>
-      </w:hyperlink>
+      <w:r>
+        <w:rPr>
+          <w:lang w:val="en_US" w:bidi="en_US"/>
+        </w:rPr>
+        <w:t>John 1:19–51</w:t>
+      </w:r>
+      <w:r>
+        <w:rPr>
+          <w:lang w:val="en_US" w:bidi="en_US"/>
+        </w:rPr>
+        <w:t xml:space="preserve">; </w:t>
+      </w:r>
+      <w:r>
+        <w:rPr>
+          <w:lang w:val="en_US" w:bidi="en_US"/>
+        </w:rPr>
+        <w:t>4:1–42</w:t>
+      </w:r>
+      <w:r>
+        <w:rPr>
+          <w:lang w:val="en_US" w:bidi="en_US"/>
+        </w:rPr>
+        <w:t xml:space="preserve">; </w:t>
+      </w:r>
+      <w:r>
+        <w:rPr>
+          <w:lang w:val="en_US" w:bidi="en_US"/>
+        </w:rPr>
+        <w:t>9:1–41</w:t>
+      </w:r>
       <w:r>
         <w:rPr>
           <w:lang w:val="en_US" w:bidi="en_US"/>
@@ -5944,180 +4432,120 @@
         </w:rPr>
         <w:t xml:space="preserve"> In each of these three stories, they identify Jesus correctly (see, for example, </w:t>
       </w:r>
-      <w:hyperlink r:id="rId224">
-        <w:r>
-          <w:rPr>
-            <w:lang w:val="en_US" w:bidi="en_US"/>
-          </w:rPr>
-          <w:rPr>
-            <w:color w:val="0000EE"/>
-            <w:u w:val="single"/>
-          </w:rPr>
-          <w:t>John 1:34</w:t>
-        </w:r>
-      </w:hyperlink>
+      <w:r>
+        <w:rPr>
+          <w:lang w:val="en_US" w:bidi="en_US"/>
+        </w:rPr>
+        <w:t>John 1:34</w:t>
+      </w:r>
       <w:r>
         <w:rPr>
           <w:lang w:val="en_US" w:bidi="en_US"/>
         </w:rPr>
         <w:t xml:space="preserve">, </w:t>
       </w:r>
-      <w:hyperlink r:id="rId225">
-        <w:r>
-          <w:rPr>
-            <w:lang w:val="en_US" w:bidi="en_US"/>
-          </w:rPr>
-          <w:rPr>
-            <w:color w:val="0000EE"/>
-            <w:u w:val="single"/>
-          </w:rPr>
-          <w:t>36</w:t>
-        </w:r>
-      </w:hyperlink>
+      <w:r>
+        <w:rPr>
+          <w:lang w:val="en_US" w:bidi="en_US"/>
+        </w:rPr>
+        <w:t>36</w:t>
+      </w:r>
       <w:r>
         <w:rPr>
           <w:lang w:val="en_US" w:bidi="en_US"/>
         </w:rPr>
         <w:t xml:space="preserve">, </w:t>
       </w:r>
-      <w:hyperlink r:id="rId226">
-        <w:r>
-          <w:rPr>
-            <w:lang w:val="en_US" w:bidi="en_US"/>
-          </w:rPr>
-          <w:rPr>
-            <w:color w:val="0000EE"/>
-            <w:u w:val="single"/>
-          </w:rPr>
-          <w:t>38</w:t>
-        </w:r>
-      </w:hyperlink>
+      <w:r>
+        <w:rPr>
+          <w:lang w:val="en_US" w:bidi="en_US"/>
+        </w:rPr>
+        <w:t>38</w:t>
+      </w:r>
       <w:r>
         <w:rPr>
           <w:lang w:val="en_US" w:bidi="en_US"/>
         </w:rPr>
         <w:t xml:space="preserve">, </w:t>
       </w:r>
-      <w:hyperlink r:id="rId227">
-        <w:r>
-          <w:rPr>
-            <w:lang w:val="en_US" w:bidi="en_US"/>
-          </w:rPr>
-          <w:rPr>
-            <w:color w:val="0000EE"/>
-            <w:u w:val="single"/>
-          </w:rPr>
-          <w:t>41</w:t>
-        </w:r>
-      </w:hyperlink>
-      <w:r>
-        <w:rPr>
-          <w:lang w:val="en_US" w:bidi="en_US"/>
-        </w:rPr>
-        <w:t xml:space="preserve">; </w:t>
-      </w:r>
-      <w:hyperlink r:id="rId228">
-        <w:r>
-          <w:rPr>
-            <w:lang w:val="en_US" w:bidi="en_US"/>
-          </w:rPr>
-          <w:rPr>
-            <w:color w:val="0000EE"/>
-            <w:u w:val="single"/>
-          </w:rPr>
-          <w:t>4:19</w:t>
-        </w:r>
-      </w:hyperlink>
+      <w:r>
+        <w:rPr>
+          <w:lang w:val="en_US" w:bidi="en_US"/>
+        </w:rPr>
+        <w:t>41</w:t>
+      </w:r>
+      <w:r>
+        <w:rPr>
+          <w:lang w:val="en_US" w:bidi="en_US"/>
+        </w:rPr>
+        <w:t xml:space="preserve">; </w:t>
+      </w:r>
+      <w:r>
+        <w:rPr>
+          <w:lang w:val="en_US" w:bidi="en_US"/>
+        </w:rPr>
+        <w:t>4:19</w:t>
+      </w:r>
       <w:r>
         <w:rPr>
           <w:lang w:val="en_US" w:bidi="en_US"/>
         </w:rPr>
         <w:t xml:space="preserve">, </w:t>
       </w:r>
-      <w:hyperlink r:id="rId229">
-        <w:r>
-          <w:rPr>
-            <w:lang w:val="en_US" w:bidi="en_US"/>
-          </w:rPr>
-          <w:rPr>
-            <w:color w:val="0000EE"/>
-            <w:u w:val="single"/>
-          </w:rPr>
-          <w:t>29</w:t>
-        </w:r>
-      </w:hyperlink>
+      <w:r>
+        <w:rPr>
+          <w:lang w:val="en_US" w:bidi="en_US"/>
+        </w:rPr>
+        <w:t>29</w:t>
+      </w:r>
       <w:r>
         <w:rPr>
           <w:lang w:val="en_US" w:bidi="en_US"/>
         </w:rPr>
         <w:t xml:space="preserve">, </w:t>
       </w:r>
-      <w:hyperlink r:id="rId230">
-        <w:r>
-          <w:rPr>
-            <w:lang w:val="en_US" w:bidi="en_US"/>
-          </w:rPr>
-          <w:rPr>
-            <w:color w:val="0000EE"/>
-            <w:u w:val="single"/>
-          </w:rPr>
-          <w:t>31</w:t>
-        </w:r>
-      </w:hyperlink>
-      <w:r>
-        <w:rPr>
-          <w:lang w:val="en_US" w:bidi="en_US"/>
-        </w:rPr>
-        <w:t xml:space="preserve">; </w:t>
-      </w:r>
-      <w:hyperlink r:id="rId231">
-        <w:r>
-          <w:rPr>
-            <w:lang w:val="en_US" w:bidi="en_US"/>
-          </w:rPr>
-          <w:rPr>
-            <w:color w:val="0000EE"/>
-            <w:u w:val="single"/>
-          </w:rPr>
-          <w:t>9:2</w:t>
-        </w:r>
-      </w:hyperlink>
+      <w:r>
+        <w:rPr>
+          <w:lang w:val="en_US" w:bidi="en_US"/>
+        </w:rPr>
+        <w:t>31</w:t>
+      </w:r>
+      <w:r>
+        <w:rPr>
+          <w:lang w:val="en_US" w:bidi="en_US"/>
+        </w:rPr>
+        <w:t xml:space="preserve">; </w:t>
+      </w:r>
+      <w:r>
+        <w:rPr>
+          <w:lang w:val="en_US" w:bidi="en_US"/>
+        </w:rPr>
+        <w:t>9:2</w:t>
+      </w:r>
       <w:r>
         <w:rPr>
           <w:lang w:val="en_US" w:bidi="en_US"/>
         </w:rPr>
         <w:t xml:space="preserve">, </w:t>
       </w:r>
-      <w:hyperlink r:id="rId232">
-        <w:r>
-          <w:rPr>
-            <w:lang w:val="en_US" w:bidi="en_US"/>
-          </w:rPr>
-          <w:rPr>
-            <w:color w:val="0000EE"/>
-            <w:u w:val="single"/>
-          </w:rPr>
-          <w:t>17</w:t>
-        </w:r>
-      </w:hyperlink>
+      <w:r>
+        <w:rPr>
+          <w:lang w:val="en_US" w:bidi="en_US"/>
+        </w:rPr>
+        <w:t>17</w:t>
+      </w:r>
       <w:r>
         <w:rPr>
           <w:lang w:val="en_US" w:bidi="en_US"/>
         </w:rPr>
         <w:t xml:space="preserve">, </w:t>
       </w:r>
-      <w:hyperlink r:id="rId233">
-        <w:r>
-          <w:rPr>
-            <w:lang w:val="en_US" w:bidi="en_US"/>
-          </w:rPr>
-          <w:rPr>
-            <w:color w:val="0000EE"/>
-            <w:u w:val="single"/>
-          </w:rPr>
-          <w:t>35–38</w:t>
-        </w:r>
-      </w:hyperlink>
+      <w:r>
+        <w:rPr>
+          <w:lang w:val="en_US" w:bidi="en_US"/>
+        </w:rPr>
+        <w:t>35–38</w:t>
+      </w:r>
       <w:r>
         <w:rPr>
           <w:lang w:val="en_US" w:bidi="en_US"/>
@@ -6149,90 +4577,60 @@
         </w:rPr>
         <w:t xml:space="preserve"> They witness Jesus' powerful acts, listen to his wise words, and trust (see </w:t>
       </w:r>
-      <w:hyperlink r:id="rId234">
-        <w:r>
-          <w:rPr>
-            <w:lang w:val="en_US" w:bidi="en_US"/>
-          </w:rPr>
-          <w:rPr>
-            <w:color w:val="0000EE"/>
-            <w:u w:val="single"/>
-          </w:rPr>
-          <w:t>1:49</w:t>
-        </w:r>
-      </w:hyperlink>
-      <w:r>
-        <w:rPr>
-          <w:lang w:val="en_US" w:bidi="en_US"/>
-        </w:rPr>
-        <w:t xml:space="preserve">; </w:t>
-      </w:r>
-      <w:hyperlink r:id="rId235">
-        <w:r>
-          <w:rPr>
-            <w:lang w:val="en_US" w:bidi="en_US"/>
-          </w:rPr>
-          <w:rPr>
-            <w:color w:val="0000EE"/>
-            <w:u w:val="single"/>
-          </w:rPr>
-          <w:t>4:39–42</w:t>
-        </w:r>
-      </w:hyperlink>
-      <w:r>
-        <w:rPr>
-          <w:lang w:val="en_US" w:bidi="en_US"/>
-        </w:rPr>
-        <w:t xml:space="preserve">; </w:t>
-      </w:r>
-      <w:hyperlink r:id="rId233">
-        <w:r>
-          <w:rPr>
-            <w:lang w:val="en_US" w:bidi="en_US"/>
-          </w:rPr>
-          <w:rPr>
-            <w:color w:val="0000EE"/>
-            <w:u w:val="single"/>
-          </w:rPr>
-          <w:t>9:35–38</w:t>
-        </w:r>
-      </w:hyperlink>
+      <w:r>
+        <w:rPr>
+          <w:lang w:val="en_US" w:bidi="en_US"/>
+        </w:rPr>
+        <w:t>1:49</w:t>
+      </w:r>
+      <w:r>
+        <w:rPr>
+          <w:lang w:val="en_US" w:bidi="en_US"/>
+        </w:rPr>
+        <w:t xml:space="preserve">; </w:t>
+      </w:r>
+      <w:r>
+        <w:rPr>
+          <w:lang w:val="en_US" w:bidi="en_US"/>
+        </w:rPr>
+        <w:t>4:39–42</w:t>
+      </w:r>
+      <w:r>
+        <w:rPr>
+          <w:lang w:val="en_US" w:bidi="en_US"/>
+        </w:rPr>
+        <w:t xml:space="preserve">; </w:t>
+      </w:r>
+      <w:r>
+        <w:rPr>
+          <w:lang w:val="en_US" w:bidi="en_US"/>
+        </w:rPr>
+        <w:t>9:35–38</w:t>
+      </w:r>
       <w:r>
         <w:rPr>
           <w:lang w:val="en_US" w:bidi="en_US"/>
         </w:rPr>
         <w:t xml:space="preserve">; see also </w:t>
       </w:r>
-      <w:hyperlink r:id="rId236">
-        <w:r>
-          <w:rPr>
-            <w:lang w:val="en_US" w:bidi="en_US"/>
-          </w:rPr>
-          <w:rPr>
-            <w:color w:val="0000EE"/>
-            <w:u w:val="single"/>
-          </w:rPr>
-          <w:t>20:8</w:t>
-        </w:r>
-      </w:hyperlink>
+      <w:r>
+        <w:rPr>
+          <w:lang w:val="en_US" w:bidi="en_US"/>
+        </w:rPr>
+        <w:t>20:8</w:t>
+      </w:r>
       <w:r>
         <w:rPr>
           <w:lang w:val="en_US" w:bidi="en_US"/>
         </w:rPr>
         <w:t xml:space="preserve">, </w:t>
       </w:r>
-      <w:hyperlink r:id="rId237">
-        <w:r>
-          <w:rPr>
-            <w:lang w:val="en_US" w:bidi="en_US"/>
-          </w:rPr>
-          <w:rPr>
-            <w:color w:val="0000EE"/>
-            <w:u w:val="single"/>
-          </w:rPr>
-          <w:t>24–29</w:t>
-        </w:r>
-      </w:hyperlink>
+      <w:r>
+        <w:rPr>
+          <w:lang w:val="en_US" w:bidi="en_US"/>
+        </w:rPr>
+        <w:t>24–29</w:t>
+      </w:r>
       <w:r>
         <w:rPr>
           <w:lang w:val="en_US" w:bidi="en_US"/>
@@ -6264,108 +4662,72 @@
         </w:rPr>
         <w:t xml:space="preserve"> (</w:t>
       </w:r>
-      <w:hyperlink r:id="rId238">
-        <w:r>
-          <w:rPr>
-            <w:lang w:val="en_US" w:bidi="en_US"/>
-          </w:rPr>
-          <w:rPr>
-            <w:color w:val="0000EE"/>
-            <w:u w:val="single"/>
-          </w:rPr>
-          <w:t>1:37–43</w:t>
-        </w:r>
-      </w:hyperlink>
-      <w:r>
-        <w:rPr>
-          <w:lang w:val="en_US" w:bidi="en_US"/>
-        </w:rPr>
-        <w:t xml:space="preserve">; </w:t>
-      </w:r>
-      <w:hyperlink r:id="rId239">
-        <w:r>
-          <w:rPr>
-            <w:lang w:val="en_US" w:bidi="en_US"/>
-          </w:rPr>
-          <w:rPr>
-            <w:color w:val="0000EE"/>
-            <w:u w:val="single"/>
-          </w:rPr>
-          <w:t>8:12</w:t>
-        </w:r>
-      </w:hyperlink>
-      <w:r>
-        <w:rPr>
-          <w:lang w:val="en_US" w:bidi="en_US"/>
-        </w:rPr>
-        <w:t xml:space="preserve">; </w:t>
-      </w:r>
-      <w:hyperlink r:id="rId240">
-        <w:r>
-          <w:rPr>
-            <w:lang w:val="en_US" w:bidi="en_US"/>
-          </w:rPr>
-          <w:rPr>
-            <w:color w:val="0000EE"/>
-            <w:u w:val="single"/>
-          </w:rPr>
-          <w:t>10:4–5</w:t>
-        </w:r>
-      </w:hyperlink>
+      <w:r>
+        <w:rPr>
+          <w:lang w:val="en_US" w:bidi="en_US"/>
+        </w:rPr>
+        <w:t>1:37–43</w:t>
+      </w:r>
+      <w:r>
+        <w:rPr>
+          <w:lang w:val="en_US" w:bidi="en_US"/>
+        </w:rPr>
+        <w:t xml:space="preserve">; </w:t>
+      </w:r>
+      <w:r>
+        <w:rPr>
+          <w:lang w:val="en_US" w:bidi="en_US"/>
+        </w:rPr>
+        <w:t>8:12</w:t>
+      </w:r>
+      <w:r>
+        <w:rPr>
+          <w:lang w:val="en_US" w:bidi="en_US"/>
+        </w:rPr>
+        <w:t xml:space="preserve">; </w:t>
+      </w:r>
+      <w:r>
+        <w:rPr>
+          <w:lang w:val="en_US" w:bidi="en_US"/>
+        </w:rPr>
+        <w:t>10:4–5</w:t>
+      </w:r>
       <w:r>
         <w:rPr>
           <w:lang w:val="en_US" w:bidi="en_US"/>
         </w:rPr>
         <w:t xml:space="preserve">, </w:t>
       </w:r>
-      <w:hyperlink r:id="rId241">
-        <w:r>
-          <w:rPr>
-            <w:lang w:val="en_US" w:bidi="en_US"/>
-          </w:rPr>
-          <w:rPr>
-            <w:color w:val="0000EE"/>
-            <w:u w:val="single"/>
-          </w:rPr>
-          <w:t>27</w:t>
-        </w:r>
-      </w:hyperlink>
-      <w:r>
-        <w:rPr>
-          <w:lang w:val="en_US" w:bidi="en_US"/>
-        </w:rPr>
-        <w:t xml:space="preserve">; </w:t>
-      </w:r>
-      <w:hyperlink r:id="rId242">
-        <w:r>
-          <w:rPr>
-            <w:lang w:val="en_US" w:bidi="en_US"/>
-          </w:rPr>
-          <w:rPr>
-            <w:color w:val="0000EE"/>
-            <w:u w:val="single"/>
-          </w:rPr>
-          <w:t>12:26</w:t>
-        </w:r>
-      </w:hyperlink>
-      <w:r>
-        <w:rPr>
-          <w:lang w:val="en_US" w:bidi="en_US"/>
-        </w:rPr>
-        <w:t xml:space="preserve">; </w:t>
-      </w:r>
-      <w:hyperlink r:id="rId243">
-        <w:r>
-          <w:rPr>
-            <w:lang w:val="en_US" w:bidi="en_US"/>
-          </w:rPr>
-          <w:rPr>
-            <w:color w:val="0000EE"/>
-            <w:u w:val="single"/>
-          </w:rPr>
-          <w:t>21:19–22</w:t>
-        </w:r>
-      </w:hyperlink>
+      <w:r>
+        <w:rPr>
+          <w:lang w:val="en_US" w:bidi="en_US"/>
+        </w:rPr>
+        <w:t>27</w:t>
+      </w:r>
+      <w:r>
+        <w:rPr>
+          <w:lang w:val="en_US" w:bidi="en_US"/>
+        </w:rPr>
+        <w:t xml:space="preserve">; </w:t>
+      </w:r>
+      <w:r>
+        <w:rPr>
+          <w:lang w:val="en_US" w:bidi="en_US"/>
+        </w:rPr>
+        <w:t>12:26</w:t>
+      </w:r>
+      <w:r>
+        <w:rPr>
+          <w:lang w:val="en_US" w:bidi="en_US"/>
+        </w:rPr>
+        <w:t xml:space="preserve">; </w:t>
+      </w:r>
+      <w:r>
+        <w:rPr>
+          <w:lang w:val="en_US" w:bidi="en_US"/>
+        </w:rPr>
+        <w:t>21:19–22</w:t>
+      </w:r>
       <w:r>
         <w:rPr>
           <w:lang w:val="en_US" w:bidi="en_US"/>
@@ -6386,18 +4748,12 @@
         </w:rPr>
         <w:t xml:space="preserve">John shared this example of true discipleship to inspire readers to join these brave men and women and become disciples of Jesus too (see </w:t>
       </w:r>
-      <w:hyperlink r:id="rId244">
-        <w:r>
-          <w:rPr>
-            <w:lang w:val="en_US" w:bidi="en_US"/>
-          </w:rPr>
-          <w:rPr>
-            <w:color w:val="0000EE"/>
-            <w:u w:val="single"/>
-          </w:rPr>
-          <w:t>John 20:30–31</w:t>
-        </w:r>
-      </w:hyperlink>
+      <w:r>
+        <w:rPr>
+          <w:lang w:val="en_US" w:bidi="en_US"/>
+        </w:rPr>
+        <w:t>John 20:30–31</w:t>
+      </w:r>
       <w:r>
         <w:rPr>
           <w:lang w:val="en_US" w:bidi="en_US"/>
@@ -6427,216 +4783,144 @@
           <w:lang w:val="en_US" w:bidi="en_US"/>
         </w:rPr>
       </w:r>
-      <w:hyperlink r:id="rId245">
-        <w:r>
-          <w:rPr>
-            <w:lang w:val="en_US" w:bidi="en_US"/>
-          </w:rPr>
-          <w:rPr>
-            <w:color w:val="0000EE"/>
-            <w:u w:val="single"/>
-          </w:rPr>
-          <w:t>Matthew 9:9–10</w:t>
-        </w:r>
-      </w:hyperlink>
-      <w:r>
-        <w:rPr>
-          <w:lang w:val="en_US" w:bidi="en_US"/>
-        </w:rPr>
-        <w:t xml:space="preserve">; </w:t>
-      </w:r>
-      <w:hyperlink r:id="rId246">
-        <w:r>
-          <w:rPr>
-            <w:lang w:val="en_US" w:bidi="en_US"/>
-          </w:rPr>
-          <w:rPr>
-            <w:color w:val="0000EE"/>
-            <w:u w:val="single"/>
-          </w:rPr>
-          <w:t>10:16–22</w:t>
-        </w:r>
-      </w:hyperlink>
-      <w:r>
-        <w:rPr>
-          <w:lang w:val="en_US" w:bidi="en_US"/>
-        </w:rPr>
-        <w:t xml:space="preserve">; </w:t>
-      </w:r>
-      <w:hyperlink r:id="rId247">
-        <w:r>
-          <w:rPr>
-            <w:lang w:val="en_US" w:bidi="en_US"/>
-          </w:rPr>
-          <w:rPr>
-            <w:color w:val="0000EE"/>
-            <w:u w:val="single"/>
-          </w:rPr>
-          <w:t>16:24–28</w:t>
-        </w:r>
-      </w:hyperlink>
-      <w:r>
-        <w:rPr>
-          <w:lang w:val="en_US" w:bidi="en_US"/>
-        </w:rPr>
-        <w:t xml:space="preserve">; </w:t>
-      </w:r>
-      <w:hyperlink r:id="rId248">
-        <w:r>
-          <w:rPr>
-            <w:lang w:val="en_US" w:bidi="en_US"/>
-          </w:rPr>
-          <w:rPr>
-            <w:color w:val="0000EE"/>
-            <w:u w:val="single"/>
-          </w:rPr>
-          <w:t>Luke 14:26–33</w:t>
-        </w:r>
-      </w:hyperlink>
-      <w:r>
-        <w:rPr>
-          <w:lang w:val="en_US" w:bidi="en_US"/>
-        </w:rPr>
-        <w:t xml:space="preserve">; </w:t>
-      </w:r>
-      <w:hyperlink r:id="rId249">
-        <w:r>
-          <w:rPr>
-            <w:lang w:val="en_US" w:bidi="en_US"/>
-          </w:rPr>
-          <w:rPr>
-            <w:color w:val="0000EE"/>
-            <w:u w:val="single"/>
-          </w:rPr>
-          <w:t>John 8:31–32</w:t>
-        </w:r>
-      </w:hyperlink>
-      <w:r>
-        <w:rPr>
-          <w:lang w:val="en_US" w:bidi="en_US"/>
-        </w:rPr>
-        <w:t xml:space="preserve">; </w:t>
-      </w:r>
-      <w:hyperlink r:id="rId223">
-        <w:r>
-          <w:rPr>
-            <w:lang w:val="en_US" w:bidi="en_US"/>
-          </w:rPr>
-          <w:rPr>
-            <w:color w:val="0000EE"/>
-            <w:u w:val="single"/>
-          </w:rPr>
-          <w:t>9:1–41</w:t>
-        </w:r>
-      </w:hyperlink>
-      <w:r>
-        <w:rPr>
-          <w:lang w:val="en_US" w:bidi="en_US"/>
-        </w:rPr>
-        <w:t xml:space="preserve">; </w:t>
-      </w:r>
-      <w:hyperlink r:id="rId250">
-        <w:r>
-          <w:rPr>
-            <w:lang w:val="en_US" w:bidi="en_US"/>
-          </w:rPr>
-          <w:rPr>
-            <w:color w:val="0000EE"/>
-            <w:u w:val="single"/>
-          </w:rPr>
-          <w:t>12:25–26</w:t>
-        </w:r>
-      </w:hyperlink>
-      <w:r>
-        <w:rPr>
-          <w:lang w:val="en_US" w:bidi="en_US"/>
-        </w:rPr>
-        <w:t xml:space="preserve">; </w:t>
-      </w:r>
-      <w:hyperlink r:id="rId251">
-        <w:r>
-          <w:rPr>
-            <w:lang w:val="en_US" w:bidi="en_US"/>
-          </w:rPr>
-          <w:rPr>
-            <w:color w:val="0000EE"/>
-            <w:u w:val="single"/>
-          </w:rPr>
-          <w:t>13:35</w:t>
-        </w:r>
-      </w:hyperlink>
-      <w:r>
-        <w:rPr>
-          <w:lang w:val="en_US" w:bidi="en_US"/>
-        </w:rPr>
-        <w:t xml:space="preserve">; </w:t>
-      </w:r>
-      <w:hyperlink r:id="rId252">
-        <w:r>
-          <w:rPr>
-            <w:lang w:val="en_US" w:bidi="en_US"/>
-          </w:rPr>
-          <w:rPr>
-            <w:color w:val="0000EE"/>
-            <w:u w:val="single"/>
-          </w:rPr>
-          <w:t>18:36</w:t>
-        </w:r>
-      </w:hyperlink>
-      <w:r>
-        <w:rPr>
-          <w:lang w:val="en_US" w:bidi="en_US"/>
-        </w:rPr>
-        <w:t xml:space="preserve">; </w:t>
-      </w:r>
-      <w:hyperlink r:id="rId253">
-        <w:r>
-          <w:rPr>
-            <w:lang w:val="en_US" w:bidi="en_US"/>
-          </w:rPr>
-          <w:rPr>
-            <w:color w:val="0000EE"/>
-            <w:u w:val="single"/>
-          </w:rPr>
-          <w:t>Acts 9:2</w:t>
-        </w:r>
-      </w:hyperlink>
-      <w:r>
-        <w:rPr>
-          <w:lang w:val="en_US" w:bidi="en_US"/>
-        </w:rPr>
-        <w:t xml:space="preserve">; </w:t>
-      </w:r>
-      <w:hyperlink r:id="rId254">
-        <w:r>
-          <w:rPr>
-            <w:lang w:val="en_US" w:bidi="en_US"/>
-          </w:rPr>
-          <w:rPr>
-            <w:color w:val="0000EE"/>
-            <w:u w:val="single"/>
-          </w:rPr>
-          <w:t>Romans 15:5</w:t>
-        </w:r>
-      </w:hyperlink>
-      <w:r>
-        <w:rPr>
-          <w:lang w:val="en_US" w:bidi="en_US"/>
-        </w:rPr>
-        <w:t xml:space="preserve">; </w:t>
-      </w:r>
-      <w:hyperlink r:id="rId255">
-        <w:r>
-          <w:rPr>
-            <w:lang w:val="en_US" w:bidi="en_US"/>
-          </w:rPr>
-          <w:rPr>
-            <w:color w:val="0000EE"/>
-            <w:u w:val="single"/>
-          </w:rPr>
-          <w:t>1 Corinthians 3:4–11</w:t>
-        </w:r>
-      </w:hyperlink>
+      <w:r>
+        <w:rPr>
+          <w:lang w:val="en_US" w:bidi="en_US"/>
+        </w:rPr>
+        <w:t>Matthew 9:9–10</w:t>
+      </w:r>
+      <w:r>
+        <w:rPr>
+          <w:lang w:val="en_US" w:bidi="en_US"/>
+        </w:rPr>
+        <w:t xml:space="preserve">; </w:t>
+      </w:r>
+      <w:r>
+        <w:rPr>
+          <w:lang w:val="en_US" w:bidi="en_US"/>
+        </w:rPr>
+        <w:t>10:16–22</w:t>
+      </w:r>
+      <w:r>
+        <w:rPr>
+          <w:lang w:val="en_US" w:bidi="en_US"/>
+        </w:rPr>
+        <w:t xml:space="preserve">; </w:t>
+      </w:r>
+      <w:r>
+        <w:rPr>
+          <w:lang w:val="en_US" w:bidi="en_US"/>
+        </w:rPr>
+        <w:t>16:24–28</w:t>
+      </w:r>
+      <w:r>
+        <w:rPr>
+          <w:lang w:val="en_US" w:bidi="en_US"/>
+        </w:rPr>
+        <w:t xml:space="preserve">; </w:t>
+      </w:r>
+      <w:r>
+        <w:rPr>
+          <w:lang w:val="en_US" w:bidi="en_US"/>
+        </w:rPr>
+        <w:t>Luke 14:26–33</w:t>
+      </w:r>
+      <w:r>
+        <w:rPr>
+          <w:lang w:val="en_US" w:bidi="en_US"/>
+        </w:rPr>
+        <w:t xml:space="preserve">; </w:t>
+      </w:r>
+      <w:r>
+        <w:rPr>
+          <w:lang w:val="en_US" w:bidi="en_US"/>
+        </w:rPr>
+        <w:t>John 8:31–32</w:t>
+      </w:r>
+      <w:r>
+        <w:rPr>
+          <w:lang w:val="en_US" w:bidi="en_US"/>
+        </w:rPr>
+        <w:t xml:space="preserve">; </w:t>
+      </w:r>
+      <w:r>
+        <w:rPr>
+          <w:lang w:val="en_US" w:bidi="en_US"/>
+        </w:rPr>
+        <w:t>9:1–41</w:t>
+      </w:r>
+      <w:r>
+        <w:rPr>
+          <w:lang w:val="en_US" w:bidi="en_US"/>
+        </w:rPr>
+        <w:t xml:space="preserve">; </w:t>
+      </w:r>
+      <w:r>
+        <w:rPr>
+          <w:lang w:val="en_US" w:bidi="en_US"/>
+        </w:rPr>
+        <w:t>12:25–26</w:t>
+      </w:r>
+      <w:r>
+        <w:rPr>
+          <w:lang w:val="en_US" w:bidi="en_US"/>
+        </w:rPr>
+        <w:t xml:space="preserve">; </w:t>
+      </w:r>
+      <w:r>
+        <w:rPr>
+          <w:lang w:val="en_US" w:bidi="en_US"/>
+        </w:rPr>
+        <w:t>13:35</w:t>
+      </w:r>
+      <w:r>
+        <w:rPr>
+          <w:lang w:val="en_US" w:bidi="en_US"/>
+        </w:rPr>
+        <w:t xml:space="preserve">; </w:t>
+      </w:r>
+      <w:r>
+        <w:rPr>
+          <w:lang w:val="en_US" w:bidi="en_US"/>
+        </w:rPr>
+        <w:t>18:36</w:t>
+      </w:r>
+      <w:r>
+        <w:rPr>
+          <w:lang w:val="en_US" w:bidi="en_US"/>
+        </w:rPr>
+        <w:t xml:space="preserve">; </w:t>
+      </w:r>
+      <w:r>
+        <w:rPr>
+          <w:lang w:val="en_US" w:bidi="en_US"/>
+        </w:rPr>
+        <w:t>Acts 9:2</w:t>
+      </w:r>
+      <w:r>
+        <w:rPr>
+          <w:lang w:val="en_US" w:bidi="en_US"/>
+        </w:rPr>
+        <w:t xml:space="preserve">; </w:t>
+      </w:r>
+      <w:r>
+        <w:rPr>
+          <w:lang w:val="en_US" w:bidi="en_US"/>
+        </w:rPr>
+        <w:t>Romans 15:5</w:t>
+      </w:r>
+      <w:r>
+        <w:rPr>
+          <w:lang w:val="en_US" w:bidi="en_US"/>
+        </w:rPr>
+        <w:t xml:space="preserve">; </w:t>
+      </w:r>
+      <w:r>
+        <w:rPr>
+          <w:lang w:val="en_US" w:bidi="en_US"/>
+        </w:rPr>
+        <w:t>1 Corinthians 3:4–11</w:t>
+      </w:r>
       <w:r>
         <w:rPr>
           <w:lang w:val="en_US" w:bidi="en_US"/>
